--- a/Izvestaj/Predviđanje_performansi_NFL_igrača_putem_mašinskog_učenja_Milan_Jovkić_Uroš_Petrašković.docx
+++ b/Izvestaj/Predviđanje_performansi_NFL_igrača_putem_mašinskog_učenja_Milan_Jovkić_Uroš_Petrašković.docx
@@ -1,6 +1,6 @@
 
 <file path=word/document.xml><?xml version="1.0" encoding="utf-8"?>
-<w:document xmlns:cx="http://schemas.microsoft.com/office/drawing/2014/chartex" xmlns:cx1="http://schemas.microsoft.com/office/drawing/2015/9/8/chartex" xmlns:cx2="http://schemas.microsoft.com/office/drawing/2015/10/21/chartex" xmlns:cx3="http://schemas.microsoft.com/office/drawing/2016/5/9/chartex" xmlns:cx4="http://schemas.microsoft.com/office/drawing/2016/5/10/chartex" xmlns:cx5="http://schemas.microsoft.com/office/drawing/2016/5/11/chartex" xmlns:cx6="http://schemas.microsoft.com/office/drawing/2016/5/12/chartex" xmlns:cx7="http://schemas.microsoft.com/office/drawing/2016/5/13/chartex" xmlns:cx8="http://schemas.microsoft.com/office/drawing/2016/5/14/chartex" xmlns:mc="http://schemas.openxmlformats.org/markup-compatibility/2006" xmlns:aink="http://schemas.microsoft.com/office/drawing/2016/ink" xmlns:am3d="http://schemas.microsoft.com/office/drawing/2017/model3d" xmlns:o="urn:schemas-microsoft-com:office:office" xmlns:r="http://purl.oclc.org/ooxml/officeDocument/relationships" xmlns:m="http://purl.oclc.org/ooxml/officeDocument/math" xmlns:v="urn:schemas-microsoft-com:vml" xmlns:wp14="http://schemas.microsoft.com/office/word/2010/wordprocessingDrawing" xmlns:wp="http://purl.oclc.org/ooxml/drawingml/wordprocessingDrawing" xmlns:w10="urn:schemas-microsoft-com:office:word" xmlns:w="http://purl.oclc.org/ooxml/wordprocessingml/main" xmlns:w14="http://schemas.microsoft.com/office/word/2010/wordml" xmlns:w15="http://schemas.microsoft.com/office/word/2012/wordml" xmlns:w16cex="http://schemas.microsoft.com/office/word/2018/wordml/cex" xmlns:w16cid="http://schemas.microsoft.com/office/word/2016/wordml/cid" xmlns:w16="http://schemas.microsoft.com/office/word/2018/wordml" xmlns:w16sdtdh="http://schemas.microsoft.com/office/word/2020/wordml/sdtdatahash" xmlns:w16se="http://schemas.microsoft.com/office/word/2015/wordml/symex" xmlns:wpi="http://schemas.microsoft.com/office/word/2010/wordprocessingInk" xmlns:wne="http://schemas.microsoft.com/office/word/2006/wordml" mc:Ignorable="w14 w15 w16se w16cid w16 w16cex w16sdtdh wne wp14" w:conformance="strict">
+<w:document xmlns:cx="http://schemas.microsoft.com/office/drawing/2014/chartex" xmlns:cx1="http://schemas.microsoft.com/office/drawing/2015/9/8/chartex" xmlns:cx2="http://schemas.microsoft.com/office/drawing/2015/10/21/chartex" xmlns:cx3="http://schemas.microsoft.com/office/drawing/2016/5/9/chartex" xmlns:cx4="http://schemas.microsoft.com/office/drawing/2016/5/10/chartex" xmlns:cx5="http://schemas.microsoft.com/office/drawing/2016/5/11/chartex" xmlns:cx6="http://schemas.microsoft.com/office/drawing/2016/5/12/chartex" xmlns:cx7="http://schemas.microsoft.com/office/drawing/2016/5/13/chartex" xmlns:cx8="http://schemas.microsoft.com/office/drawing/2016/5/14/chartex" xmlns:mc="http://schemas.openxmlformats.org/markup-compatibility/2006" xmlns:aink="http://schemas.microsoft.com/office/drawing/2016/ink" xmlns:am3d="http://schemas.microsoft.com/office/drawing/2017/model3d" xmlns:o="urn:schemas-microsoft-com:office:office" xmlns:oel="http://schemas.microsoft.com/office/2019/extlst" xmlns:r="http://purl.oclc.org/ooxml/officeDocument/relationships" xmlns:m="http://purl.oclc.org/ooxml/officeDocument/math" xmlns:v="urn:schemas-microsoft-com:vml" xmlns:wp14="http://schemas.microsoft.com/office/word/2010/wordprocessingDrawing" xmlns:wp="http://purl.oclc.org/ooxml/drawingml/wordprocessingDrawing" xmlns:w10="urn:schemas-microsoft-com:office:word" xmlns:w="http://purl.oclc.org/ooxml/wordprocessingml/main" xmlns:w14="http://schemas.microsoft.com/office/word/2010/wordml" xmlns:w15="http://schemas.microsoft.com/office/word/2012/wordml" xmlns:w16cex="http://schemas.microsoft.com/office/word/2018/wordml/cex" xmlns:w16cid="http://schemas.microsoft.com/office/word/2016/wordml/cid" xmlns:w16="http://schemas.microsoft.com/office/word/2018/wordml" xmlns:w16du="http://schemas.microsoft.com/office/word/2023/wordml/word16du" xmlns:w16sdtdh="http://schemas.microsoft.com/office/word/2020/wordml/sdtdatahash" xmlns:w16se="http://schemas.microsoft.com/office/word/2015/wordml/symex" xmlns:wpi="http://schemas.microsoft.com/office/word/2010/wordprocessingInk" xmlns:wne="http://schemas.microsoft.com/office/word/2006/wordml" mc:Ignorable="w14 w15 w16se w16cid w16 w16cex w16sdtdh w16du wne wp14" w:conformance="strict">
   <w:body>
     <w:p>
       <w:pPr>
@@ -723,14 +723,13 @@
             <m:ctrlPr>
               <w:rPr>
                 <w:rFonts w:ascii="Cambria Math" w:hAnsi="Cambria Math"/>
+                <w:b w:val="0"/>
+                <w:bCs w:val="0"/>
               </w:rPr>
             </m:ctrlPr>
           </m:sSupPr>
           <m:e>
             <m:r>
-              <m:rPr>
-                <m:sty m:val="bi"/>
-              </m:rPr>
               <w:rPr>
                 <w:rFonts w:ascii="Cambria Math" w:hAnsi="Cambria Math"/>
               </w:rPr>
@@ -739,9 +738,6 @@
           </m:e>
           <m:sup>
             <m:r>
-              <m:rPr>
-                <m:sty m:val="bi"/>
-              </m:rPr>
               <w:rPr>
                 <w:rFonts w:ascii="Cambria Math" w:hAnsi="Cambria Math"/>
               </w:rPr>
@@ -936,13 +932,7 @@
         <w:rPr>
           <w:lang w:val="en-US"/>
         </w:rPr>
-        <w:t>[1</w:t>
-      </w:r>
-      <w:r>
-        <w:rPr>
-          <w:lang w:val="en-US"/>
-        </w:rPr>
-        <w:t>]</w:t>
+        <w:t>[1]</w:t>
       </w:r>
       <w:r>
         <w:rPr>
@@ -979,7 +969,54 @@
         <w:rPr>
           <w:lang w:val="en-US"/>
         </w:rPr>
-        <w:t xml:space="preserve"> [2]</w:t>
+        <w:t xml:space="preserve"> </w:t>
+      </w:r>
+      <w:r>
+        <w:rPr>
+          <w:lang w:val="en-US"/>
+        </w:rPr>
+        <w:fldChar w:fldCharType="begin"/>
+      </w:r>
+      <w:r>
+        <w:rPr>
+          <w:lang w:val="en-US"/>
+        </w:rPr>
+        <w:instrText xml:space="preserve"> REF _Ref225809582 \n \h </w:instrText>
+      </w:r>
+      <w:r>
+        <w:rPr>
+          <w:lang w:val="en-US"/>
+        </w:rPr>
+      </w:r>
+      <w:r>
+        <w:rPr>
+          <w:lang w:val="en-US"/>
+        </w:rPr>
+        <w:fldChar w:fldCharType="separate"/>
+      </w:r>
+      <w:r>
+        <w:rPr>
+          <w:lang w:val="en-US"/>
+        </w:rPr>
+        <w:t>[</w:t>
+      </w:r>
+      <w:r>
+        <w:rPr>
+          <w:lang w:val="en-US"/>
+        </w:rPr>
+        <w:t>2</w:t>
+      </w:r>
+      <w:r>
+        <w:rPr>
+          <w:lang w:val="en-US"/>
+        </w:rPr>
+        <w:t>]</w:t>
+      </w:r>
+      <w:r>
+        <w:rPr>
+          <w:lang w:val="en-US"/>
+        </w:rPr>
+        <w:fldChar w:fldCharType="end"/>
       </w:r>
       <w:r>
         <w:t>.</w:t>
@@ -1207,7 +1244,28 @@
         <w:t>walk-forward</w:t>
       </w:r>
       <w:r>
-        <w:t xml:space="preserve"> validacije, čime se eliminiše mogućnost curenja informacija iz budućih sezona. Poseban doprinos rada ogleda se u poziciono</w:t>
+        <w:t xml:space="preserve"> </w:t>
+      </w:r>
+      <w:r>
+        <w:fldChar w:fldCharType="begin"/>
+      </w:r>
+      <w:r>
+        <w:instrText xml:space="preserve"> REF _Ref225809618 \n \h </w:instrText>
+      </w:r>
+      <w:r>
+        <w:fldChar w:fldCharType="separate"/>
+      </w:r>
+      <w:r>
+        <w:t>[3]</w:t>
+      </w:r>
+      <w:r>
+        <w:fldChar w:fldCharType="end"/>
+      </w:r>
+      <w:r>
+        <w:t xml:space="preserve"> </w:t>
+      </w:r>
+      <w:r>
+        <w:t>validacije, čime se eliminiše mogućnost curenja informacija iz budućih sezona. Poseban doprinos rada ogleda se u poziciono</w:t>
       </w:r>
       <w:r>
         <w:rPr>
@@ -1294,7 +1352,48 @@
         <w:rPr>
           <w:lang w:val="sr-Latn-RS"/>
         </w:rPr>
-        <w:t xml:space="preserve">Rad [1] ispituje koliko dobro modeli mašinskog učenja mogu predviđati procenat pobeda NFL timova u poređenju sa </w:t>
+        <w:t xml:space="preserve">Rad </w:t>
+      </w:r>
+      <w:r>
+        <w:rPr>
+          <w:lang w:val="sr-Latn-RS"/>
+        </w:rPr>
+        <w:fldChar w:fldCharType="begin"/>
+      </w:r>
+      <w:r>
+        <w:rPr>
+          <w:lang w:val="sr-Latn-RS"/>
+        </w:rPr>
+        <w:instrText xml:space="preserve"> REF _Ref225795821 \n \h </w:instrText>
+      </w:r>
+      <w:r>
+        <w:rPr>
+          <w:lang w:val="sr-Latn-RS"/>
+        </w:rPr>
+      </w:r>
+      <w:r>
+        <w:rPr>
+          <w:lang w:val="sr-Latn-RS"/>
+        </w:rPr>
+        <w:fldChar w:fldCharType="separate"/>
+      </w:r>
+      <w:r>
+        <w:rPr>
+          <w:lang w:val="sr-Latn-RS"/>
+        </w:rPr>
+        <w:t>[1]</w:t>
+      </w:r>
+      <w:r>
+        <w:rPr>
+          <w:lang w:val="sr-Latn-RS"/>
+        </w:rPr>
+        <w:fldChar w:fldCharType="end"/>
+      </w:r>
+      <w:r>
+        <w:rPr>
+          <w:lang w:val="sr-Latn-RS"/>
+        </w:rPr>
+        <w:t xml:space="preserve"> ispituje koliko dobro modeli mašinskog učenja mogu predviđati procenat pobeda NFL timova u poređenju sa </w:t>
       </w:r>
       <w:r>
         <w:rPr>
@@ -1382,25 +1481,7 @@
         <w:rPr>
           <w:lang w:val="en-US"/>
         </w:rPr>
-        <w:t>mašinsko</w:t>
-      </w:r>
-      <w:r>
-        <w:rPr>
-          <w:lang w:val="en-US"/>
-        </w:rPr>
-        <w:t>g</w:t>
-      </w:r>
-      <w:r>
-        <w:rPr>
-          <w:lang w:val="en-US"/>
-        </w:rPr>
-        <w:t xml:space="preserve"> učenj</w:t>
-      </w:r>
-      <w:r>
-        <w:rPr>
-          <w:lang w:val="en-US"/>
-        </w:rPr>
-        <w:t>a</w:t>
+        <w:t>mašinskog učenja</w:t>
       </w:r>
       <w:r>
         <w:rPr>
@@ -1482,7 +1563,25 @@
         <w:pStyle w:val="BodyText"/>
       </w:pPr>
       <w:r>
-        <w:t xml:space="preserve">Elimam i saradnici [2] istražuju predviđanje sedam međusobno </w:t>
+        <w:t xml:space="preserve">Elimam i saradnici </w:t>
+      </w:r>
+      <w:r>
+        <w:fldChar w:fldCharType="begin"/>
+      </w:r>
+      <w:r>
+        <w:instrText xml:space="preserve"> REF _Ref225809719 \n \h </w:instrText>
+      </w:r>
+      <w:r>
+        <w:fldChar w:fldCharType="separate"/>
+      </w:r>
+      <w:r>
+        <w:t>[4]</w:t>
+      </w:r>
+      <w:r>
+        <w:fldChar w:fldCharType="end"/>
+      </w:r>
+      <w:r>
+        <w:t xml:space="preserve"> istražuju predviđanje sedam međusobno </w:t>
       </w:r>
       <w:r>
         <w:rPr>
@@ -1547,7 +1646,7 @@
         <w:rPr>
           <w:lang w:val="en-US"/>
         </w:rPr>
-        <w:t xml:space="preserve"> [11] (</w:t>
+        <w:t xml:space="preserve">  (</w:t>
       </w:r>
       <w:r>
         <w:rPr>
@@ -1572,6 +1671,47 @@
         <w:t>)</w:t>
       </w:r>
       <w:r>
+        <w:rPr>
+          <w:lang w:val="en-US"/>
+        </w:rPr>
+        <w:t xml:space="preserve"> </w:t>
+      </w:r>
+      <w:r>
+        <w:rPr>
+          <w:lang w:val="en-US"/>
+        </w:rPr>
+        <w:fldChar w:fldCharType="begin"/>
+      </w:r>
+      <w:r>
+        <w:rPr>
+          <w:lang w:val="en-US"/>
+        </w:rPr>
+        <w:instrText xml:space="preserve"> REF _Ref225809740 \n \h </w:instrText>
+      </w:r>
+      <w:r>
+        <w:rPr>
+          <w:lang w:val="en-US"/>
+        </w:rPr>
+      </w:r>
+      <w:r>
+        <w:rPr>
+          <w:lang w:val="en-US"/>
+        </w:rPr>
+        <w:fldChar w:fldCharType="separate"/>
+      </w:r>
+      <w:r>
+        <w:rPr>
+          <w:lang w:val="en-US"/>
+        </w:rPr>
+        <w:t>[5]</w:t>
+      </w:r>
+      <w:r>
+        <w:rPr>
+          <w:lang w:val="en-US"/>
+        </w:rPr>
+        <w:fldChar w:fldCharType="end"/>
+      </w:r>
+      <w:r>
         <w:t xml:space="preserve">, regresiona stabla, </w:t>
       </w:r>
       <w:r>
@@ -1588,7 +1728,36 @@
         <w:rPr>
           <w:lang w:val="en-US"/>
         </w:rPr>
-        <w:t xml:space="preserve">[12] </w:t>
+        <w:fldChar w:fldCharType="begin"/>
+      </w:r>
+      <w:r>
+        <w:instrText xml:space="preserve"> REF _Ref225809751 \n \h </w:instrText>
+      </w:r>
+      <w:r>
+        <w:rPr>
+          <w:lang w:val="en-US"/>
+        </w:rPr>
+      </w:r>
+      <w:r>
+        <w:rPr>
+          <w:lang w:val="en-US"/>
+        </w:rPr>
+        <w:fldChar w:fldCharType="separate"/>
+      </w:r>
+      <w:r>
+        <w:t>[6]</w:t>
+      </w:r>
+      <w:r>
+        <w:rPr>
+          <w:lang w:val="en-US"/>
+        </w:rPr>
+        <w:fldChar w:fldCharType="end"/>
+      </w:r>
+      <w:r>
+        <w:rPr>
+          <w:lang w:val="en-US"/>
+        </w:rPr>
+        <w:t xml:space="preserve"> </w:t>
       </w:r>
       <w:r>
         <w:t xml:space="preserve">i neuronske mreže u </w:t>
@@ -1753,7 +1922,25 @@
         <w:pStyle w:val="BodyText"/>
       </w:pPr>
       <w:r>
-        <w:t>Abadzic i saradnici [3] analiziraju istorijske performanse NFL igrača radi identifikacije top dvanaest kandidata po pozicijama za fantasy draft. Podaci su organizovani zasebno za pozicije QB, RB, WR i TE, pri čemu svaka pozicija nosi različite ključne metrike i obrasce performansi. Predviđanja se vrednuju poređenjem sa ostvarenim fantasy poenima na kraju sezone, a analiza naglašava da kontekstualni faktori i istorijski trendovi imaju značajnu prediktivnu moć.</w:t>
+        <w:t xml:space="preserve">Abadzic i saradnici </w:t>
+      </w:r>
+      <w:r>
+        <w:fldChar w:fldCharType="begin"/>
+      </w:r>
+      <w:r>
+        <w:instrText xml:space="preserve"> REF _Ref225809771 \n \h </w:instrText>
+      </w:r>
+      <w:r>
+        <w:fldChar w:fldCharType="separate"/>
+      </w:r>
+      <w:r>
+        <w:t>[7]</w:t>
+      </w:r>
+      <w:r>
+        <w:fldChar w:fldCharType="end"/>
+      </w:r>
+      <w:r>
+        <w:t xml:space="preserve"> analiziraju istorijske performanse NFL igrača radi identifikacije top dvanaest kandidata po pozicijama za fantasy draft. Podaci su organizovani zasebno za pozicije QB, RB, WR i TE, pri čemu svaka pozicija nosi različite ključne metrike i obrasce performansi. Predviđanja se vrednuju poređenjem sa ostvarenim fantasy poenima na kraju sezone, a analiza naglašava da kontekstualni faktori i istorijski trendovi imaju značajnu prediktivnu moć.</w:t>
       </w:r>
     </w:p>
     <w:p>
@@ -1861,7 +2048,13 @@
         <w:t>:</w:t>
       </w:r>
       <w:r>
-        <w:t xml:space="preserve"> quarterback (QB), running back (RB), wide receiver (WR) i tight end (TE) trenira i evaluira poseban skup modela. Ovakav pristup motivisan je statistički različitim profilima svake pozicije</w:t>
+        <w:t xml:space="preserve"> quarterback, running back, wide receiver i tight end</w:t>
+      </w:r>
+      <w:r>
+        <w:t>,</w:t>
+      </w:r>
+      <w:r>
+        <w:t xml:space="preserve"> trenira i evaluira poseban skup modela. Ovakav pristup motivisan je statistički različitim profilima svake pozicije</w:t>
       </w:r>
       <w:r>
         <w:rPr>
@@ -1918,16 +2111,7 @@
         <w:fldChar w:fldCharType="separate"/>
       </w:r>
       <w:r>
-        <w:t>Ta</w:t>
-      </w:r>
-      <w:r>
-        <w:t>b</w:t>
-      </w:r>
-      <w:r>
-        <w:t>e</w:t>
-      </w:r>
-      <w:r>
-        <w:t xml:space="preserve">la </w:t>
+        <w:t xml:space="preserve">Tabela </w:t>
       </w:r>
       <w:r>
         <w:rPr>
@@ -1948,19 +2132,82 @@
         <w:t>)</w:t>
       </w:r>
       <w:r>
-        <w:t xml:space="preserve"> su prikupljeni sa platforme ProFootballReference.com primenom Python web skrejpera razvijenog u okviru ovog projekta, koji koristi Selenium biblioteku za dinamičku ekstrakciju sadržaja. Pored standardnih statistika (jardi, dodavanja, tačdauni), ekstrahovane su i napredne metrike (</w:t>
-      </w:r>
-      <w:r>
-        <w:rPr>
+        <w:t xml:space="preserve"> su prikupljeni sa platforme ProFootballReference.com</w:t>
+      </w:r>
+      <w:r>
+        <w:t xml:space="preserve"> </w:t>
+      </w:r>
+      <w:r>
+        <w:fldChar w:fldCharType="begin"/>
+      </w:r>
+      <w:r>
+        <w:instrText xml:space="preserve"> REF _Ref225810081 \n \h </w:instrText>
+      </w:r>
+      <w:r>
+        <w:fldChar w:fldCharType="separate"/>
+      </w:r>
+      <w:r>
+        <w:t>[8]</w:t>
+      </w:r>
+      <w:r>
+        <w:fldChar w:fldCharType="end"/>
+      </w:r>
+      <w:r>
+        <w:t xml:space="preserve"> primenom Python web skrejpera razvijenog u okviru ovog projekta, koji koristi Selenium</w:t>
+      </w:r>
+      <w:r>
+        <w:t xml:space="preserve"> </w:t>
+      </w:r>
+      <w:r>
+        <w:t xml:space="preserve"> biblioteku</w:t>
+      </w:r>
+      <w:r>
+        <w:t xml:space="preserve"> </w:t>
+      </w:r>
+      <w:r>
+        <w:fldChar w:fldCharType="begin"/>
+      </w:r>
+      <w:r>
+        <w:instrText xml:space="preserve"> REF _Ref225810099 \n \h </w:instrText>
+      </w:r>
+      <w:r>
+        <w:fldChar w:fldCharType="separate"/>
+      </w:r>
+      <w:r>
+        <w:t>[9]</w:t>
+      </w:r>
+      <w:r>
+        <w:fldChar w:fldCharType="end"/>
+      </w:r>
+      <w:r>
+        <w:t xml:space="preserve"> za dinamičku ekstrakciju sadržaja. Pored standardnih statistika (jardi, dodavanja, tačdauni), ekstrahovane su i napredne metrike </w:t>
+      </w:r>
+      <w:r>
+        <w:rPr>
+          <w:i/>
+          <w:iCs/>
+        </w:rPr>
+        <w:t>(</w:t>
+      </w:r>
+      <w:r>
+        <w:rPr>
+          <w:i/>
+          <w:iCs/>
           <w:lang w:val="en-US"/>
         </w:rPr>
         <w:t>play action yards</w:t>
       </w:r>
       <w:r>
+        <w:rPr>
+          <w:i/>
+          <w:iCs/>
+        </w:rPr>
         <w:t>,</w:t>
       </w:r>
       <w:r>
         <w:rPr>
+          <w:i/>
+          <w:iCs/>
           <w:lang w:val="en-US"/>
         </w:rPr>
         <w:t xml:space="preserve"> run pass option yards, yards under pressure</w:t>
@@ -1987,7 +2234,28 @@
         <w:t>.</w:t>
       </w:r>
       <w:r>
-        <w:t xml:space="preserve"> Za poziciju WR korišćen je javno dostupan skup podataka sa HuggingFace platforme (SebastianAndreu/24679_NFL_WR_Dataset_2025), koji obuhvata period 2015–2025 i sadrži kontekstualne faktore kao što su vremenski uslovi i tip terena. </w:t>
+        <w:t xml:space="preserve"> Za poziciju WR korišćen je javno dostupan skup podataka sa HuggingFace platforme (SebastianAndreu/24679_NFL_WR_Dataset_2025)</w:t>
+      </w:r>
+      <w:r>
+        <w:t xml:space="preserve"> </w:t>
+      </w:r>
+      <w:r>
+        <w:fldChar w:fldCharType="begin"/>
+      </w:r>
+      <w:r>
+        <w:instrText xml:space="preserve"> REF _Ref225810116 \n \h </w:instrText>
+      </w:r>
+      <w:r>
+        <w:fldChar w:fldCharType="separate"/>
+      </w:r>
+      <w:r>
+        <w:t>[10]</w:t>
+      </w:r>
+      <w:r>
+        <w:fldChar w:fldCharType="end"/>
+      </w:r>
+      <w:r>
+        <w:t xml:space="preserve">, koji obuhvata period 2015–2025 i sadrži kontekstualne faktore kao što su vremenski uslovi i tip terena. </w:t>
       </w:r>
     </w:p>
     <w:tbl>
@@ -2506,14 +2774,27 @@
       <w:r>
         <w:t xml:space="preserve">Tabela </w:t>
       </w:r>
-      <w:fldSimple w:instr=" SEQ Tabela \* ARABIC ">
-        <w:r>
-          <w:rPr>
-            <w:noProof/>
-          </w:rPr>
-          <w:t>1</w:t>
-        </w:r>
-      </w:fldSimple>
+      <w:r>
+        <w:fldChar w:fldCharType="begin"/>
+      </w:r>
+      <w:r>
+        <w:instrText xml:space="preserve"> SEQ Tabela \* ARABIC </w:instrText>
+      </w:r>
+      <w:r>
+        <w:fldChar w:fldCharType="separate"/>
+      </w:r>
+      <w:r>
+        <w:rPr>
+          <w:noProof/>
+        </w:rPr>
+        <w:t>1</w:t>
+      </w:r>
+      <w:r>
+        <w:rPr>
+          <w:noProof/>
+        </w:rPr>
+        <w:fldChar w:fldCharType="end"/>
+      </w:r>
       <w:bookmarkEnd w:id="1"/>
       <w:r>
         <w:t xml:space="preserve"> Obim data seta</w:t>
@@ -2556,13 +2837,7 @@
         <w:fldChar w:fldCharType="separate"/>
       </w:r>
       <w:r>
-        <w:t>Sli</w:t>
-      </w:r>
-      <w:r>
-        <w:t>k</w:t>
-      </w:r>
-      <w:r>
-        <w:t xml:space="preserve">a </w:t>
+        <w:t xml:space="preserve">Slika </w:t>
       </w:r>
       <w:r>
         <w:rPr>
@@ -2636,14 +2911,27 @@
       <w:r>
         <w:t xml:space="preserve">Slika </w:t>
       </w:r>
-      <w:fldSimple w:instr=" SEQ Slika \* ARABIC ">
-        <w:r>
-          <w:rPr>
-            <w:noProof/>
-          </w:rPr>
-          <w:t>1</w:t>
-        </w:r>
-      </w:fldSimple>
+      <w:r>
+        <w:fldChar w:fldCharType="begin"/>
+      </w:r>
+      <w:r>
+        <w:instrText xml:space="preserve"> SEQ Slika \* ARABIC </w:instrText>
+      </w:r>
+      <w:r>
+        <w:fldChar w:fldCharType="separate"/>
+      </w:r>
+      <w:r>
+        <w:rPr>
+          <w:noProof/>
+        </w:rPr>
+        <w:t>1</w:t>
+      </w:r>
+      <w:r>
+        <w:rPr>
+          <w:noProof/>
+        </w:rPr>
+        <w:fldChar w:fldCharType="end"/>
+      </w:r>
       <w:bookmarkEnd w:id="2"/>
       <w:r>
         <w:rPr>
@@ -2689,7 +2977,52 @@
         <w:t>u</w:t>
       </w:r>
       <w:r>
-        <w:t xml:space="preserve"> detektovani kombinacijom Z-score metoda (prag |z| &gt; 3) i IQR metoda (faktor 1,5)</w:t>
+        <w:t xml:space="preserve"> detektovani kombinacijom Z-score metoda </w:t>
+      </w:r>
+      <w:r>
+        <w:t xml:space="preserve"> </w:t>
+      </w:r>
+      <w:r>
+        <w:fldChar w:fldCharType="begin"/>
+      </w:r>
+      <w:r>
+        <w:instrText xml:space="preserve"> REF _Ref225810139 \n \h </w:instrText>
+      </w:r>
+      <w:r>
+        <w:fldChar w:fldCharType="separate"/>
+      </w:r>
+      <w:r>
+        <w:t>[11]</w:t>
+      </w:r>
+      <w:r>
+        <w:fldChar w:fldCharType="end"/>
+      </w:r>
+      <w:r>
+        <w:t xml:space="preserve"> </w:t>
+      </w:r>
+      <w:r>
+        <w:t>(prag |z| &gt; 3) i IQR metoda</w:t>
+      </w:r>
+      <w:r>
+        <w:t xml:space="preserve"> </w:t>
+      </w:r>
+      <w:r>
+        <w:fldChar w:fldCharType="begin"/>
+      </w:r>
+      <w:r>
+        <w:instrText xml:space="preserve"> REF _Ref225810151 \n \h </w:instrText>
+      </w:r>
+      <w:r>
+        <w:fldChar w:fldCharType="separate"/>
+      </w:r>
+      <w:r>
+        <w:t>[12]</w:t>
+      </w:r>
+      <w:r>
+        <w:fldChar w:fldCharType="end"/>
+      </w:r>
+      <w:r>
+        <w:t xml:space="preserve"> (faktor 1,5)</w:t>
       </w:r>
       <w:r>
         <w:rPr>
@@ -2736,13 +3069,7 @@
         <w:fldChar w:fldCharType="separate"/>
       </w:r>
       <w:r>
-        <w:t>Slik</w:t>
-      </w:r>
-      <w:r>
-        <w:t>a</w:t>
-      </w:r>
-      <w:r>
-        <w:t xml:space="preserve"> </w:t>
+        <w:t xml:space="preserve">Slika </w:t>
       </w:r>
       <w:r>
         <w:rPr>
@@ -2816,14 +3143,27 @@
       <w:r>
         <w:t xml:space="preserve">Slika </w:t>
       </w:r>
-      <w:fldSimple w:instr=" SEQ Slika \* ARABIC ">
-        <w:r>
-          <w:rPr>
-            <w:noProof/>
-          </w:rPr>
-          <w:t>2</w:t>
-        </w:r>
-      </w:fldSimple>
+      <w:r>
+        <w:fldChar w:fldCharType="begin"/>
+      </w:r>
+      <w:r>
+        <w:instrText xml:space="preserve"> SEQ Slika \* ARABIC </w:instrText>
+      </w:r>
+      <w:r>
+        <w:fldChar w:fldCharType="separate"/>
+      </w:r>
+      <w:r>
+        <w:rPr>
+          <w:noProof/>
+        </w:rPr>
+        <w:t>2</w:t>
+      </w:r>
+      <w:r>
+        <w:rPr>
+          <w:noProof/>
+        </w:rPr>
+        <w:fldChar w:fldCharType="end"/>
+      </w:r>
       <w:bookmarkEnd w:id="3"/>
       <w:r>
         <w:t xml:space="preserve"> </w:t>
@@ -2977,14 +3317,27 @@
       <w:r>
         <w:t xml:space="preserve">Slika </w:t>
       </w:r>
-      <w:fldSimple w:instr=" SEQ Slika \* ARABIC ">
-        <w:r>
-          <w:rPr>
-            <w:noProof/>
-          </w:rPr>
-          <w:t>3</w:t>
-        </w:r>
-      </w:fldSimple>
+      <w:r>
+        <w:fldChar w:fldCharType="begin"/>
+      </w:r>
+      <w:r>
+        <w:instrText xml:space="preserve"> SEQ Slika \* ARABIC </w:instrText>
+      </w:r>
+      <w:r>
+        <w:fldChar w:fldCharType="separate"/>
+      </w:r>
+      <w:r>
+        <w:rPr>
+          <w:noProof/>
+        </w:rPr>
+        <w:t>3</w:t>
+      </w:r>
+      <w:r>
+        <w:rPr>
+          <w:noProof/>
+        </w:rPr>
+        <w:fldChar w:fldCharType="end"/>
+      </w:r>
       <w:bookmarkEnd w:id="4"/>
       <w:r>
         <w:t xml:space="preserve"> </w:t>
@@ -3140,14 +3493,27 @@
       <w:r>
         <w:t xml:space="preserve">Slika </w:t>
       </w:r>
-      <w:fldSimple w:instr=" SEQ Slika \* ARABIC ">
-        <w:r>
-          <w:rPr>
-            <w:noProof/>
-          </w:rPr>
-          <w:t>4</w:t>
-        </w:r>
-      </w:fldSimple>
+      <w:r>
+        <w:fldChar w:fldCharType="begin"/>
+      </w:r>
+      <w:r>
+        <w:instrText xml:space="preserve"> SEQ Slika \* ARABIC </w:instrText>
+      </w:r>
+      <w:r>
+        <w:fldChar w:fldCharType="separate"/>
+      </w:r>
+      <w:r>
+        <w:rPr>
+          <w:noProof/>
+        </w:rPr>
+        <w:t>4</w:t>
+      </w:r>
+      <w:r>
+        <w:rPr>
+          <w:noProof/>
+        </w:rPr>
+        <w:fldChar w:fldCharType="end"/>
+      </w:r>
       <w:bookmarkEnd w:id="5"/>
       <w:r>
         <w:t xml:space="preserve"> </w:t>
@@ -3199,13 +3565,7 @@
         <w:fldChar w:fldCharType="separate"/>
       </w:r>
       <w:r>
-        <w:t>Sli</w:t>
-      </w:r>
-      <w:r>
-        <w:t>k</w:t>
-      </w:r>
-      <w:r>
-        <w:t xml:space="preserve">a </w:t>
+        <w:t xml:space="preserve">Slika </w:t>
       </w:r>
       <w:r>
         <w:rPr>
@@ -3395,14 +3755,27 @@
       <w:r>
         <w:t xml:space="preserve">Slika </w:t>
       </w:r>
-      <w:fldSimple w:instr=" SEQ Slika \* ARABIC ">
-        <w:r>
-          <w:rPr>
-            <w:noProof/>
-          </w:rPr>
-          <w:t>5</w:t>
-        </w:r>
-      </w:fldSimple>
+      <w:r>
+        <w:fldChar w:fldCharType="begin"/>
+      </w:r>
+      <w:r>
+        <w:instrText xml:space="preserve"> SEQ Slika \* ARABIC </w:instrText>
+      </w:r>
+      <w:r>
+        <w:fldChar w:fldCharType="separate"/>
+      </w:r>
+      <w:r>
+        <w:rPr>
+          <w:noProof/>
+        </w:rPr>
+        <w:t>5</w:t>
+      </w:r>
+      <w:r>
+        <w:rPr>
+          <w:noProof/>
+        </w:rPr>
+        <w:fldChar w:fldCharType="end"/>
+      </w:r>
       <w:bookmarkEnd w:id="6"/>
       <w:r>
         <w:t xml:space="preserve"> </w:t>
@@ -3657,14 +4030,27 @@
       <w:r>
         <w:t xml:space="preserve">Slika </w:t>
       </w:r>
-      <w:fldSimple w:instr=" SEQ Slika \* ARABIC ">
-        <w:r>
-          <w:rPr>
-            <w:noProof/>
-          </w:rPr>
-          <w:t>6</w:t>
-        </w:r>
-      </w:fldSimple>
+      <w:r>
+        <w:fldChar w:fldCharType="begin"/>
+      </w:r>
+      <w:r>
+        <w:instrText xml:space="preserve"> SEQ Slika \* ARABIC </w:instrText>
+      </w:r>
+      <w:r>
+        <w:fldChar w:fldCharType="separate"/>
+      </w:r>
+      <w:r>
+        <w:rPr>
+          <w:noProof/>
+        </w:rPr>
+        <w:t>6</w:t>
+      </w:r>
+      <w:r>
+        <w:rPr>
+          <w:noProof/>
+        </w:rPr>
+        <w:fldChar w:fldCharType="end"/>
+      </w:r>
       <w:bookmarkEnd w:id="7"/>
       <w:r>
         <w:t xml:space="preserve"> </w:t>
@@ -3681,7 +4067,37 @@
         </w:rPr>
       </w:pPr>
       <w:r>
-        <w:t xml:space="preserve">Sve numeričke promenljive standardizovane su primenom StandardScaler transformacije kako bi se neutralisao uticaj razlika u skali između atributa. </w:t>
+        <w:t>Sve numeričke promenljive standardizovane su primenom StandardScaler transformacije</w:t>
+      </w:r>
+      <w:r>
+        <w:t xml:space="preserve"> </w:t>
+      </w:r>
+      <w:r>
+        <w:t>iz scikit-learn biblioteke</w:t>
+      </w:r>
+      <w:r>
+        <w:t xml:space="preserve"> </w:t>
+      </w:r>
+      <w:r>
+        <w:fldChar w:fldCharType="begin"/>
+      </w:r>
+      <w:r>
+        <w:instrText xml:space="preserve"> REF _Ref225810175 \n \h </w:instrText>
+      </w:r>
+      <w:r>
+        <w:fldChar w:fldCharType="separate"/>
+      </w:r>
+      <w:r>
+        <w:t>[13]</w:t>
+      </w:r>
+      <w:r>
+        <w:fldChar w:fldCharType="end"/>
+      </w:r>
+      <w:r>
+        <w:t xml:space="preserve">, </w:t>
+      </w:r>
+      <w:r>
+        <w:t xml:space="preserve"> kako bi se neutralisao uticaj razlika u skali između atributa. </w:t>
       </w:r>
       <w:r>
         <w:rPr>
@@ -3829,13 +4245,7 @@
         <w:fldChar w:fldCharType="separate"/>
       </w:r>
       <w:r>
-        <w:t>S</w:t>
-      </w:r>
-      <w:r>
-        <w:t>l</w:t>
-      </w:r>
-      <w:r>
-        <w:t xml:space="preserve">ika </w:t>
+        <w:t xml:space="preserve">Slika </w:t>
       </w:r>
       <w:r>
         <w:rPr>
@@ -3879,13 +4289,7 @@
         <w:fldChar w:fldCharType="separate"/>
       </w:r>
       <w:r>
-        <w:t>Slik</w:t>
-      </w:r>
-      <w:r>
-        <w:t>a</w:t>
-      </w:r>
-      <w:r>
-        <w:t xml:space="preserve"> </w:t>
+        <w:t xml:space="preserve">Slika </w:t>
       </w:r>
       <w:r>
         <w:rPr>
@@ -3966,14 +4370,27 @@
       <w:r>
         <w:t xml:space="preserve">Slika </w:t>
       </w:r>
-      <w:fldSimple w:instr=" SEQ Slika \* ARABIC ">
-        <w:r>
-          <w:rPr>
-            <w:noProof/>
-          </w:rPr>
-          <w:t>7</w:t>
-        </w:r>
-      </w:fldSimple>
+      <w:r>
+        <w:fldChar w:fldCharType="begin"/>
+      </w:r>
+      <w:r>
+        <w:instrText xml:space="preserve"> SEQ Slika \* ARABIC </w:instrText>
+      </w:r>
+      <w:r>
+        <w:fldChar w:fldCharType="separate"/>
+      </w:r>
+      <w:r>
+        <w:rPr>
+          <w:noProof/>
+        </w:rPr>
+        <w:t>7</w:t>
+      </w:r>
+      <w:r>
+        <w:rPr>
+          <w:noProof/>
+        </w:rPr>
+        <w:fldChar w:fldCharType="end"/>
+      </w:r>
       <w:bookmarkEnd w:id="8"/>
       <w:r>
         <w:t xml:space="preserve"> </w:t>
@@ -4041,14 +4458,27 @@
       <w:r>
         <w:t xml:space="preserve">Slika </w:t>
       </w:r>
-      <w:fldSimple w:instr=" SEQ Slika \* ARABIC ">
-        <w:r>
-          <w:rPr>
-            <w:noProof/>
-          </w:rPr>
-          <w:t>8</w:t>
-        </w:r>
-      </w:fldSimple>
+      <w:r>
+        <w:fldChar w:fldCharType="begin"/>
+      </w:r>
+      <w:r>
+        <w:instrText xml:space="preserve"> SEQ Slika \* ARABIC </w:instrText>
+      </w:r>
+      <w:r>
+        <w:fldChar w:fldCharType="separate"/>
+      </w:r>
+      <w:r>
+        <w:rPr>
+          <w:noProof/>
+        </w:rPr>
+        <w:t>8</w:t>
+      </w:r>
+      <w:r>
+        <w:rPr>
+          <w:noProof/>
+        </w:rPr>
+        <w:fldChar w:fldCharType="end"/>
+      </w:r>
       <w:bookmarkEnd w:id="9"/>
       <w:r>
         <w:t xml:space="preserve"> </w:t>
@@ -4200,19 +4630,42 @@
         <w:rPr>
           <w:lang w:val="en-US"/>
         </w:rPr>
-        <w:t xml:space="preserve"> [</w:t>
+        <w:t xml:space="preserve"> </w:t>
       </w:r>
       <w:r>
         <w:rPr>
           <w:lang w:val="en-US"/>
         </w:rPr>
-        <w:t>8</w:t>
+        <w:fldChar w:fldCharType="begin"/>
       </w:r>
       <w:r>
         <w:rPr>
           <w:lang w:val="en-US"/>
         </w:rPr>
-        <w:t>]</w:t>
+        <w:instrText xml:space="preserve"> REF _Ref225810192 \n \h </w:instrText>
+      </w:r>
+      <w:r>
+        <w:rPr>
+          <w:lang w:val="en-US"/>
+        </w:rPr>
+      </w:r>
+      <w:r>
+        <w:rPr>
+          <w:lang w:val="en-US"/>
+        </w:rPr>
+        <w:fldChar w:fldCharType="separate"/>
+      </w:r>
+      <w:r>
+        <w:rPr>
+          <w:lang w:val="en-US"/>
+        </w:rPr>
+        <w:t>[14]</w:t>
+      </w:r>
+      <w:r>
+        <w:rPr>
+          <w:lang w:val="en-US"/>
+        </w:rPr>
+        <w:fldChar w:fldCharType="end"/>
       </w:r>
       <w:r>
         <w:t>, Lasso</w:t>
@@ -4221,19 +4674,42 @@
         <w:rPr>
           <w:lang w:val="en-US"/>
         </w:rPr>
-        <w:t xml:space="preserve"> [</w:t>
+        <w:t xml:space="preserve"> </w:t>
       </w:r>
       <w:r>
         <w:rPr>
           <w:lang w:val="en-US"/>
         </w:rPr>
-        <w:t>9</w:t>
+        <w:fldChar w:fldCharType="begin"/>
       </w:r>
       <w:r>
         <w:rPr>
           <w:lang w:val="en-US"/>
         </w:rPr>
-        <w:t>]</w:t>
+        <w:instrText xml:space="preserve"> REF _Ref225810202 \n \h </w:instrText>
+      </w:r>
+      <w:r>
+        <w:rPr>
+          <w:lang w:val="en-US"/>
+        </w:rPr>
+      </w:r>
+      <w:r>
+        <w:rPr>
+          <w:lang w:val="en-US"/>
+        </w:rPr>
+        <w:fldChar w:fldCharType="separate"/>
+      </w:r>
+      <w:r>
+        <w:rPr>
+          <w:lang w:val="en-US"/>
+        </w:rPr>
+        <w:t>[15]</w:t>
+      </w:r>
+      <w:r>
+        <w:rPr>
+          <w:lang w:val="en-US"/>
+        </w:rPr>
+        <w:fldChar w:fldCharType="end"/>
       </w:r>
       <w:r>
         <w:t xml:space="preserve"> i ElasticNet</w:t>
@@ -4242,19 +4718,48 @@
         <w:rPr>
           <w:lang w:val="en-US"/>
         </w:rPr>
-        <w:t xml:space="preserve"> [</w:t>
+        <w:t xml:space="preserve"> </w:t>
       </w:r>
       <w:r>
         <w:rPr>
           <w:lang w:val="en-US"/>
         </w:rPr>
-        <w:t>10</w:t>
+        <w:fldChar w:fldCharType="begin"/>
       </w:r>
       <w:r>
         <w:rPr>
           <w:lang w:val="en-US"/>
         </w:rPr>
-        <w:t xml:space="preserve">] </w:t>
+        <w:instrText xml:space="preserve"> REF _Ref225810212 \n \h </w:instrText>
+      </w:r>
+      <w:r>
+        <w:rPr>
+          <w:lang w:val="en-US"/>
+        </w:rPr>
+      </w:r>
+      <w:r>
+        <w:rPr>
+          <w:lang w:val="en-US"/>
+        </w:rPr>
+        <w:fldChar w:fldCharType="separate"/>
+      </w:r>
+      <w:r>
+        <w:rPr>
+          <w:lang w:val="en-US"/>
+        </w:rPr>
+        <w:t>[16]</w:t>
+      </w:r>
+      <w:r>
+        <w:rPr>
+          <w:lang w:val="en-US"/>
+        </w:rPr>
+        <w:fldChar w:fldCharType="end"/>
+      </w:r>
+      <w:r>
+        <w:rPr>
+          <w:lang w:val="en-US"/>
+        </w:rPr>
+        <w:t xml:space="preserve"> </w:t>
       </w:r>
       <w:r>
         <w:t>proširuju standardnu linearnu regresiju penalizacijom koeficijenata (L2, L1 i njihovom kombinacijom), čime se smanjuje uticaj multikolinearnosti i poboljšava generalizacija. Prikladni su kao referentne metode kada su odnosi između promenljivih pretežno linearni.</w:t>
@@ -4294,19 +4799,48 @@
         <w:rPr>
           <w:lang w:val="en-US"/>
         </w:rPr>
-        <w:t xml:space="preserve"> [</w:t>
+        <w:t xml:space="preserve"> </w:t>
       </w:r>
       <w:r>
         <w:rPr>
           <w:lang w:val="en-US"/>
         </w:rPr>
-        <w:t>13</w:t>
+        <w:fldChar w:fldCharType="begin"/>
       </w:r>
       <w:r>
         <w:rPr>
           <w:lang w:val="en-US"/>
         </w:rPr>
-        <w:t xml:space="preserve">] </w:t>
+        <w:instrText xml:space="preserve"> REF _Ref225810228 \n \h </w:instrText>
+      </w:r>
+      <w:r>
+        <w:rPr>
+          <w:lang w:val="en-US"/>
+        </w:rPr>
+      </w:r>
+      <w:r>
+        <w:rPr>
+          <w:lang w:val="en-US"/>
+        </w:rPr>
+        <w:fldChar w:fldCharType="separate"/>
+      </w:r>
+      <w:r>
+        <w:rPr>
+          <w:lang w:val="en-US"/>
+        </w:rPr>
+        <w:t>[17]</w:t>
+      </w:r>
+      <w:r>
+        <w:rPr>
+          <w:lang w:val="en-US"/>
+        </w:rPr>
+        <w:fldChar w:fldCharType="end"/>
+      </w:r>
+      <w:r>
+        <w:rPr>
+          <w:lang w:val="en-US"/>
+        </w:rPr>
+        <w:t xml:space="preserve"> </w:t>
       </w:r>
       <w:r>
         <w:t>i LightGB</w:t>
@@ -4321,7 +4855,36 @@
         <w:rPr>
           <w:lang w:val="en-US"/>
         </w:rPr>
-        <w:t>[14]</w:t>
+        <w:fldChar w:fldCharType="begin"/>
+      </w:r>
+      <w:r>
+        <w:rPr>
+          <w:lang w:val="en-US"/>
+        </w:rPr>
+        <w:instrText xml:space="preserve"> REF _Ref225810238 \n \h </w:instrText>
+      </w:r>
+      <w:r>
+        <w:rPr>
+          <w:lang w:val="en-US"/>
+        </w:rPr>
+      </w:r>
+      <w:r>
+        <w:rPr>
+          <w:lang w:val="en-US"/>
+        </w:rPr>
+        <w:fldChar w:fldCharType="separate"/>
+      </w:r>
+      <w:r>
+        <w:rPr>
+          <w:lang w:val="en-US"/>
+        </w:rPr>
+        <w:t>[18]</w:t>
+      </w:r>
+      <w:r>
+        <w:rPr>
+          <w:lang w:val="en-US"/>
+        </w:rPr>
+        <w:fldChar w:fldCharType="end"/>
       </w:r>
       <w:r>
         <w:t xml:space="preserve"> kombinuju veći broj stabala radi hvatanja nelinearnih odnosa i interakcija između promenljivih. Random Forest gradi stabla nezavisno uz bagging, dok XGBoost i LightGBM koriste sekvencijalni boosting sa gradijentnom optimizacijom greške. Ove metode pogodne su za visokodimenzionalne skupove podataka sa kompleksnom strukturom.</w:t>
@@ -4377,7 +4940,7 @@
         <w:pStyle w:val="BodyText"/>
       </w:pPr>
       <w:r>
-        <w:t>Za evaluaciju su korišćene tri metrike: srednja apsolutna greška (MAE) za interpretabilnu ocenu prosečnog odstupanja predikcije, koren srednje kvadratne greške (RMSE) koji jače penalizuje velike greške i koeficijent determinacije (R²) koji izražava proporciju varijanse ciljne promenljive objašnjenu modelom.</w:t>
+        <w:t>Za evaluaciju su korišćene tri metrike: srednja apsolutna greška MAE za interpretabilnu ocenu prosečnog odstupanja predikcije, koren srednje kvadratne greške (RMSE) koji jače penalizuje velike greške i koeficijent determinacije (R²) koji izražava proporciju varijanse ciljne promenljive objašnjenu modelom.</w:t>
       </w:r>
     </w:p>
     <w:p>
@@ -4394,7 +4957,13 @@
         <w:t xml:space="preserve">, </w:t>
       </w:r>
       <w:r>
-        <w:t>model se trenira isključivo na podacima koji prethode sezoni koja se predviđa, bez ikakvog pristupa budućim podacima. Konkretno, model se trenira na svim sezonama do godine t − 1, a zatim evaluira na sezoni t, pri čemu se ova procedura ponavlja za svaku godinu u periodu 2021–2024. Konačne metrike su usrednjene vrednosti kroz sve iteracije. Na ovaj način sprečava se curenje informacija (data leakage) koje bi nastalo primenom standardne k-fold unakrsne validacije na vremenskim serijama.</w:t>
+        <w:t>model se trenira isključivo na podacima koji prethode sezoni koja se predviđa, bez ikakvog pristupa budućim podacima. Konkretno, model se trenira na svim sezonama do godine t − 1, a zatim evaluira na sezoni t, pri čemu se ova procedura ponavlja za svaku godinu u periodu 2021–2024. Konačne metrike su usrednjene vrednosti kroz sve iteracije. Na ovaj način sprečava se curenje informacija (data leakage) koje bi nastalo primenom standardne k-fold unakrsne validacije</w:t>
+      </w:r>
+      <w:r>
+        <w:t xml:space="preserve"> [19]</w:t>
+      </w:r>
+      <w:r>
+        <w:t xml:space="preserve"> na vremenskim serijama.</w:t>
       </w:r>
     </w:p>
     <w:p>
@@ -4410,7 +4979,28 @@
         <w:pStyle w:val="BodyText"/>
       </w:pPr>
       <w:r>
-        <w:t>Optimizacija hiperparametara u radu je sprovedena kroz dva odvojena pristupa. Prvi pristup je osnovna optimizacija primenom Grid Search-a unutar trening skupa uz 5-fold unakrsnu validaciju, radi dobijanja referentnih rezultata i stabilnog početnog podešavanja modela. Rezultati ovog pristupa, sa optimalnim hiperparametrima po modelu i poziciji, prikazani su u</w:t>
+        <w:t>Optimizacija hiperparametara u radu je sprovedena kroz dva odvojena pristupa. Prvi pristup je osnovna optimizacija primenom Grid Search-a</w:t>
+      </w:r>
+      <w:r>
+        <w:t xml:space="preserve"> </w:t>
+      </w:r>
+      <w:r>
+        <w:fldChar w:fldCharType="begin"/>
+      </w:r>
+      <w:r>
+        <w:instrText xml:space="preserve"> REF _Ref225810175 \n \h </w:instrText>
+      </w:r>
+      <w:r>
+        <w:fldChar w:fldCharType="separate"/>
+      </w:r>
+      <w:r>
+        <w:t>[13]</w:t>
+      </w:r>
+      <w:r>
+        <w:fldChar w:fldCharType="end"/>
+      </w:r>
+      <w:r>
+        <w:t xml:space="preserve"> unutar trening skupa uz 5-fold unakrsnu validaciju, radi dobijanja referentnih rezultata i stabilnog početnog podešavanja modela. Rezultati ovog pristupa, sa optimalnim hiperparametrima po modelu i poziciji, prikazani su u</w:t>
       </w:r>
       <w:r>
         <w:rPr>
@@ -5248,14 +5838,27 @@
       <w:r>
         <w:t xml:space="preserve">Tabela </w:t>
       </w:r>
-      <w:fldSimple w:instr=" SEQ Tabela \* ARABIC ">
-        <w:r>
-          <w:rPr>
-            <w:noProof/>
-          </w:rPr>
-          <w:t>2</w:t>
-        </w:r>
-      </w:fldSimple>
+      <w:r>
+        <w:fldChar w:fldCharType="begin"/>
+      </w:r>
+      <w:r>
+        <w:instrText xml:space="preserve"> SEQ Tabela \* ARABIC </w:instrText>
+      </w:r>
+      <w:r>
+        <w:fldChar w:fldCharType="separate"/>
+      </w:r>
+      <w:r>
+        <w:rPr>
+          <w:noProof/>
+        </w:rPr>
+        <w:t>2</w:t>
+      </w:r>
+      <w:r>
+        <w:rPr>
+          <w:noProof/>
+        </w:rPr>
+        <w:fldChar w:fldCharType="end"/>
+      </w:r>
       <w:bookmarkEnd w:id="10"/>
       <w:r>
         <w:t xml:space="preserve"> GirdSearch QB</w:t>
@@ -5932,14 +6535,27 @@
       <w:r>
         <w:t xml:space="preserve">Tabela </w:t>
       </w:r>
-      <w:fldSimple w:instr=" SEQ Tabela \* ARABIC ">
-        <w:r>
-          <w:rPr>
-            <w:noProof/>
-          </w:rPr>
-          <w:t>3</w:t>
-        </w:r>
-      </w:fldSimple>
+      <w:r>
+        <w:fldChar w:fldCharType="begin"/>
+      </w:r>
+      <w:r>
+        <w:instrText xml:space="preserve"> SEQ Tabela \* ARABIC </w:instrText>
+      </w:r>
+      <w:r>
+        <w:fldChar w:fldCharType="separate"/>
+      </w:r>
+      <w:r>
+        <w:rPr>
+          <w:noProof/>
+        </w:rPr>
+        <w:t>3</w:t>
+      </w:r>
+      <w:r>
+        <w:rPr>
+          <w:noProof/>
+        </w:rPr>
+        <w:fldChar w:fldCharType="end"/>
+      </w:r>
       <w:bookmarkEnd w:id="11"/>
       <w:r>
         <w:t xml:space="preserve"> </w:t>
@@ -6618,14 +7234,27 @@
       <w:r>
         <w:t xml:space="preserve">Tabela </w:t>
       </w:r>
-      <w:fldSimple w:instr=" SEQ Tabela \* ARABIC ">
-        <w:r>
-          <w:rPr>
-            <w:noProof/>
-          </w:rPr>
-          <w:t>4</w:t>
-        </w:r>
-      </w:fldSimple>
+      <w:r>
+        <w:fldChar w:fldCharType="begin"/>
+      </w:r>
+      <w:r>
+        <w:instrText xml:space="preserve"> SEQ Tabela \* ARABIC </w:instrText>
+      </w:r>
+      <w:r>
+        <w:fldChar w:fldCharType="separate"/>
+      </w:r>
+      <w:r>
+        <w:rPr>
+          <w:noProof/>
+        </w:rPr>
+        <w:t>4</w:t>
+      </w:r>
+      <w:r>
+        <w:rPr>
+          <w:noProof/>
+        </w:rPr>
+        <w:fldChar w:fldCharType="end"/>
+      </w:r>
       <w:bookmarkEnd w:id="12"/>
       <w:r>
         <w:t xml:space="preserve"> </w:t>
@@ -7304,14 +7933,27 @@
       <w:r>
         <w:t xml:space="preserve">Tabela </w:t>
       </w:r>
-      <w:fldSimple w:instr=" SEQ Tabela \* ARABIC ">
-        <w:r>
-          <w:rPr>
-            <w:noProof/>
-          </w:rPr>
-          <w:t>5</w:t>
-        </w:r>
-      </w:fldSimple>
+      <w:r>
+        <w:fldChar w:fldCharType="begin"/>
+      </w:r>
+      <w:r>
+        <w:instrText xml:space="preserve"> SEQ Tabela \* ARABIC </w:instrText>
+      </w:r>
+      <w:r>
+        <w:fldChar w:fldCharType="separate"/>
+      </w:r>
+      <w:r>
+        <w:rPr>
+          <w:noProof/>
+        </w:rPr>
+        <w:t>5</w:t>
+      </w:r>
+      <w:r>
+        <w:rPr>
+          <w:noProof/>
+        </w:rPr>
+        <w:fldChar w:fldCharType="end"/>
+      </w:r>
       <w:bookmarkEnd w:id="13"/>
       <w:r>
         <w:t xml:space="preserve"> </w:t>
@@ -7325,7 +7967,58 @@
         <w:pStyle w:val="BodyText"/>
       </w:pPr>
       <w:r>
-        <w:t>Drugi pristup je prošireni trokorak pipeline koji uključuje: (1) Random Search za brzo mapiranje prostora pretrage, (2) Grid Search u okolini najboljih nasumično pronađenih kombinacija radi finog podešavanja i (3) Bajesijsku optimizaciju za finalno tuniranje hiperparametara. Optimalni hiperparametri dobijeni ovim pristupom prikazani su u</w:t>
+        <w:t>Drugi pristup je prošireni trokorak pipeline koji uključuje: (1) Random Search</w:t>
+      </w:r>
+      <w:r>
+        <w:t xml:space="preserve"> </w:t>
+      </w:r>
+      <w:r>
+        <w:fldChar w:fldCharType="begin"/>
+      </w:r>
+      <w:r>
+        <w:instrText xml:space="preserve"> REF _Ref225810335 \n \h </w:instrText>
+      </w:r>
+      <w:r>
+        <w:fldChar w:fldCharType="separate"/>
+      </w:r>
+      <w:r>
+        <w:t>[20]</w:t>
+      </w:r>
+      <w:r>
+        <w:fldChar w:fldCharType="end"/>
+      </w:r>
+      <w:r>
+        <w:t xml:space="preserve"> </w:t>
+      </w:r>
+      <w:r>
+        <w:t>za brzo mapiranje prostora pretrage, (2) Grid Search u okolini najboljih nasumično pronađenih kombinacija radi finog podešavanja i (3) Bajesijsku optimizaciju</w:t>
+      </w:r>
+      <w:r>
+        <w:t xml:space="preserve"> </w:t>
+      </w:r>
+      <w:r>
+        <w:fldChar w:fldCharType="begin"/>
+      </w:r>
+      <w:r>
+        <w:instrText xml:space="preserve"> REF _Ref225810347 \n \h </w:instrText>
+      </w:r>
+      <w:r>
+        <w:fldChar w:fldCharType="separate"/>
+      </w:r>
+      <w:r>
+        <w:t>[2</w:t>
+      </w:r>
+      <w:r>
+        <w:t>1</w:t>
+      </w:r>
+      <w:r>
+        <w:t>]</w:t>
+      </w:r>
+      <w:r>
+        <w:fldChar w:fldCharType="end"/>
+      </w:r>
+      <w:r>
+        <w:t xml:space="preserve"> za finalno tuniranje hiperparametara. Optimalni hiperparametri dobijeni ovim pristupom prikazani su u</w:t>
       </w:r>
       <w:r>
         <w:rPr>
@@ -7373,13 +8066,7 @@
         <w:fldChar w:fldCharType="separate"/>
       </w:r>
       <w:r>
-        <w:t>Ta</w:t>
-      </w:r>
-      <w:r>
-        <w:t>b</w:t>
-      </w:r>
-      <w:r>
-        <w:t xml:space="preserve">ela </w:t>
+        <w:t xml:space="preserve">Tabela </w:t>
       </w:r>
       <w:r>
         <w:rPr>
@@ -8048,14 +8735,27 @@
       <w:r>
         <w:t xml:space="preserve">Tabela </w:t>
       </w:r>
-      <w:fldSimple w:instr=" SEQ Tabela \* ARABIC ">
-        <w:r>
-          <w:rPr>
-            <w:noProof/>
-          </w:rPr>
-          <w:t>6</w:t>
-        </w:r>
-      </w:fldSimple>
+      <w:r>
+        <w:fldChar w:fldCharType="begin"/>
+      </w:r>
+      <w:r>
+        <w:instrText xml:space="preserve"> SEQ Tabela \* ARABIC </w:instrText>
+      </w:r>
+      <w:r>
+        <w:fldChar w:fldCharType="separate"/>
+      </w:r>
+      <w:r>
+        <w:rPr>
+          <w:noProof/>
+        </w:rPr>
+        <w:t>6</w:t>
+      </w:r>
+      <w:r>
+        <w:rPr>
+          <w:noProof/>
+        </w:rPr>
+        <w:fldChar w:fldCharType="end"/>
+      </w:r>
       <w:bookmarkEnd w:id="14"/>
       <w:r>
         <w:t xml:space="preserve"> </w:t>
@@ -8664,14 +9364,27 @@
       <w:r>
         <w:t xml:space="preserve">Tabela </w:t>
       </w:r>
-      <w:fldSimple w:instr=" SEQ Tabela \* ARABIC ">
-        <w:r>
-          <w:rPr>
-            <w:noProof/>
-          </w:rPr>
-          <w:t>7</w:t>
-        </w:r>
-      </w:fldSimple>
+      <w:r>
+        <w:fldChar w:fldCharType="begin"/>
+      </w:r>
+      <w:r>
+        <w:instrText xml:space="preserve"> SEQ Tabela \* ARABIC </w:instrText>
+      </w:r>
+      <w:r>
+        <w:fldChar w:fldCharType="separate"/>
+      </w:r>
+      <w:r>
+        <w:rPr>
+          <w:noProof/>
+        </w:rPr>
+        <w:t>7</w:t>
+      </w:r>
+      <w:r>
+        <w:rPr>
+          <w:noProof/>
+        </w:rPr>
+        <w:fldChar w:fldCharType="end"/>
+      </w:r>
       <w:bookmarkEnd w:id="15"/>
       <w:r>
         <w:t xml:space="preserve"> </w:t>
@@ -9280,14 +9993,27 @@
       <w:r>
         <w:t xml:space="preserve">Tabela </w:t>
       </w:r>
-      <w:fldSimple w:instr=" SEQ Tabela \* ARABIC ">
-        <w:r>
-          <w:rPr>
-            <w:noProof/>
-          </w:rPr>
-          <w:t>8</w:t>
-        </w:r>
-      </w:fldSimple>
+      <w:r>
+        <w:fldChar w:fldCharType="begin"/>
+      </w:r>
+      <w:r>
+        <w:instrText xml:space="preserve"> SEQ Tabela \* ARABIC </w:instrText>
+      </w:r>
+      <w:r>
+        <w:fldChar w:fldCharType="separate"/>
+      </w:r>
+      <w:r>
+        <w:rPr>
+          <w:noProof/>
+        </w:rPr>
+        <w:t>8</w:t>
+      </w:r>
+      <w:r>
+        <w:rPr>
+          <w:noProof/>
+        </w:rPr>
+        <w:fldChar w:fldCharType="end"/>
+      </w:r>
       <w:bookmarkEnd w:id="16"/>
       <w:r>
         <w:t xml:space="preserve"> </w:t>
@@ -9896,14 +10622,27 @@
       <w:r>
         <w:t xml:space="preserve">Tabela </w:t>
       </w:r>
-      <w:fldSimple w:instr=" SEQ Tabela \* ARABIC ">
-        <w:r>
-          <w:rPr>
-            <w:noProof/>
-          </w:rPr>
-          <w:t>9</w:t>
-        </w:r>
-      </w:fldSimple>
+      <w:r>
+        <w:fldChar w:fldCharType="begin"/>
+      </w:r>
+      <w:r>
+        <w:instrText xml:space="preserve"> SEQ Tabela \* ARABIC </w:instrText>
+      </w:r>
+      <w:r>
+        <w:fldChar w:fldCharType="separate"/>
+      </w:r>
+      <w:r>
+        <w:rPr>
+          <w:noProof/>
+        </w:rPr>
+        <w:t>9</w:t>
+      </w:r>
+      <w:r>
+        <w:rPr>
+          <w:noProof/>
+        </w:rPr>
+        <w:fldChar w:fldCharType="end"/>
+      </w:r>
       <w:bookmarkEnd w:id="17"/>
       <w:r>
         <w:t xml:space="preserve"> </w:t>
@@ -13052,14 +13791,27 @@
       <w:r>
         <w:t xml:space="preserve">Tabela </w:t>
       </w:r>
-      <w:fldSimple w:instr=" SEQ Tabela \* ARABIC ">
-        <w:r>
-          <w:rPr>
-            <w:noProof/>
-          </w:rPr>
-          <w:t>10</w:t>
-        </w:r>
-      </w:fldSimple>
+      <w:r>
+        <w:fldChar w:fldCharType="begin"/>
+      </w:r>
+      <w:r>
+        <w:instrText xml:space="preserve"> SEQ Tabela \* ARABIC </w:instrText>
+      </w:r>
+      <w:r>
+        <w:fldChar w:fldCharType="separate"/>
+      </w:r>
+      <w:r>
+        <w:rPr>
+          <w:noProof/>
+        </w:rPr>
+        <w:t>10</w:t>
+      </w:r>
+      <w:r>
+        <w:rPr>
+          <w:noProof/>
+        </w:rPr>
+        <w:fldChar w:fldCharType="end"/>
+      </w:r>
       <w:bookmarkEnd w:id="18"/>
       <w:r>
         <w:t xml:space="preserve"> QB rezultati modela za različite optimizacione strategije</w:t>
@@ -13134,7 +13886,19 @@
         <w:rPr>
           <w:lang w:val="en-US"/>
         </w:rPr>
-        <w:t xml:space="preserve">i KNN </w:t>
+        <w:t xml:space="preserve">i </w:t>
+      </w:r>
+      <w:r>
+        <w:rPr>
+          <w:lang w:val="en-US"/>
+        </w:rPr>
+        <w:t>k</w:t>
+      </w:r>
+      <w:r>
+        <w:rPr>
+          <w:lang w:val="en-US"/>
+        </w:rPr>
+        <w:t xml:space="preserve">NN </w:t>
       </w:r>
       <w:r>
         <w:t xml:space="preserve">nešto slabiji, ali i dalje konkurentni. Linearni modeli ovde postižu skromne rezultate (maksimalno oko </w:t>
@@ -16042,14 +16806,27 @@
       <w:r>
         <w:t xml:space="preserve">Tabela </w:t>
       </w:r>
-      <w:fldSimple w:instr=" SEQ Tabela \* ARABIC ">
-        <w:r>
-          <w:rPr>
-            <w:noProof/>
-          </w:rPr>
-          <w:t>11</w:t>
-        </w:r>
-      </w:fldSimple>
+      <w:r>
+        <w:fldChar w:fldCharType="begin"/>
+      </w:r>
+      <w:r>
+        <w:instrText xml:space="preserve"> SEQ Tabela \* ARABIC </w:instrText>
+      </w:r>
+      <w:r>
+        <w:fldChar w:fldCharType="separate"/>
+      </w:r>
+      <w:r>
+        <w:rPr>
+          <w:noProof/>
+        </w:rPr>
+        <w:t>11</w:t>
+      </w:r>
+      <w:r>
+        <w:rPr>
+          <w:noProof/>
+        </w:rPr>
+        <w:fldChar w:fldCharType="end"/>
+      </w:r>
       <w:bookmarkEnd w:id="19"/>
       <w:r>
         <w:t xml:space="preserve"> RB </w:t>
@@ -19073,14 +19850,27 @@
       <w:r>
         <w:t xml:space="preserve">Tabela </w:t>
       </w:r>
-      <w:fldSimple w:instr=" SEQ Tabela \* ARABIC ">
-        <w:r>
-          <w:rPr>
-            <w:noProof/>
-          </w:rPr>
-          <w:t>12</w:t>
-        </w:r>
-      </w:fldSimple>
+      <w:r>
+        <w:fldChar w:fldCharType="begin"/>
+      </w:r>
+      <w:r>
+        <w:instrText xml:space="preserve"> SEQ Tabela \* ARABIC </w:instrText>
+      </w:r>
+      <w:r>
+        <w:fldChar w:fldCharType="separate"/>
+      </w:r>
+      <w:r>
+        <w:rPr>
+          <w:noProof/>
+        </w:rPr>
+        <w:t>12</w:t>
+      </w:r>
+      <w:r>
+        <w:rPr>
+          <w:noProof/>
+        </w:rPr>
+        <w:fldChar w:fldCharType="end"/>
+      </w:r>
       <w:bookmarkEnd w:id="20"/>
       <w:r>
         <w:t xml:space="preserve"> TE </w:t>
@@ -19223,7 +20013,13 @@
         <w:t>2</w:t>
       </w:r>
       <w:r>
-        <w:t>) vrlo blizu. Ovde je primetno da i KNN model daje solidan rezultat (</w:t>
+        <w:t xml:space="preserve">) vrlo blizu. Ovde je primetno da i </w:t>
+      </w:r>
+      <w:r>
+        <w:t>k</w:t>
+      </w:r>
+      <w:r>
+        <w:t>NN model daje solidan rezultat (</w:t>
       </w:r>
       <m:oMath>
         <m:sSup>
@@ -19304,13 +20100,7 @@
         <w:fldChar w:fldCharType="separate"/>
       </w:r>
       <w:r>
-        <w:t>Ta</w:t>
-      </w:r>
-      <w:r>
-        <w:t>b</w:t>
-      </w:r>
-      <w:r>
-        <w:t xml:space="preserve">ela </w:t>
+        <w:t xml:space="preserve">Tabela </w:t>
       </w:r>
       <w:r>
         <w:rPr>
@@ -22059,14 +22849,27 @@
       <w:r>
         <w:t xml:space="preserve">Tabela </w:t>
       </w:r>
-      <w:fldSimple w:instr=" SEQ Tabela \* ARABIC ">
-        <w:r>
-          <w:rPr>
-            <w:noProof/>
-          </w:rPr>
-          <w:t>13</w:t>
-        </w:r>
-      </w:fldSimple>
+      <w:r>
+        <w:fldChar w:fldCharType="begin"/>
+      </w:r>
+      <w:r>
+        <w:instrText xml:space="preserve"> SEQ Tabela \* ARABIC </w:instrText>
+      </w:r>
+      <w:r>
+        <w:fldChar w:fldCharType="separate"/>
+      </w:r>
+      <w:r>
+        <w:rPr>
+          <w:noProof/>
+        </w:rPr>
+        <w:t>13</w:t>
+      </w:r>
+      <w:r>
+        <w:rPr>
+          <w:noProof/>
+        </w:rPr>
+        <w:fldChar w:fldCharType="end"/>
+      </w:r>
       <w:bookmarkEnd w:id="21"/>
       <w:r>
         <w:t xml:space="preserve"> WR </w:t>
@@ -22139,7 +22942,27 @@
         </w:rPr>
       </w:pPr>
       <w:r>
-        <w:t>Kalibracija evaluacije u ovom kontekstu odnosi se na primenu walk-forward validacije (cross-year hold-out) kako bi se simulirali realni uslovi predikcije performansi NFL igrača, gde modeli treniraju isključivo na istorijskim podacima bez curenja informacija iz budućih sezona. Umesto jednog splita (trening pre 2024, test na 2024), koriste se više foldova: trening do 2020 za test na 2021, do 2021 za 2022, itd., sve do 2024, što omogućava evaluaciju stabilnosti modela preko vremena, identifikaciju eventualnih trendova u performansama i bolju procenu generalizacije na neviđene podatke, izbegavajući optimizam jednokratne evaluacije.</w:t>
+        <w:t xml:space="preserve">Kalibracija evaluacije u ovom kontekstu odnosi se na primenu </w:t>
+      </w:r>
+      <w:r>
+        <w:rPr>
+          <w:i/>
+          <w:iCs/>
+        </w:rPr>
+        <w:t>walk-forward</w:t>
+      </w:r>
+      <w:r>
+        <w:t xml:space="preserve"> validacije (</w:t>
+      </w:r>
+      <w:r>
+        <w:rPr>
+          <w:i/>
+          <w:iCs/>
+        </w:rPr>
+        <w:t>cross-year hold-out</w:t>
+      </w:r>
+      <w:r>
+        <w:t>) kako bi se simulirali realni uslovi predikcije performansi NFL igrača, gde modeli treniraju isključivo na istorijskim podacima bez curenja informacija iz budućih sezona. Umesto jednog splita (trening pre 2024, test na 2024), koriste se više foldova: trening do 2020 za test na 2021, do 2021 za 2022, itd., sve do 2024, što omogućava evaluaciju stabilnosti modela preko vremena, identifikaciju eventualnih trendova u performansama i bolju procenu generalizacije na neviđene podatke, izbegavajući optimizam jednokratne evaluacije.</w:t>
       </w:r>
       <w:r>
         <w:rPr>
@@ -22153,7 +22976,17 @@
         <w:pStyle w:val="BodyText"/>
       </w:pPr>
       <w:r>
-        <w:t>Rezultati dobijeni kroz rolling expanding window evaluaciju (trening do 2020, test 2021, zatim progresivno do 2024) potvrđuju stabilnost modela kroz vreme, ali i jasno diferenciraju pozicije po stepenu predvidljivosti.</w:t>
+        <w:t xml:space="preserve">Rezultati dobijeni kroz </w:t>
+      </w:r>
+      <w:r>
+        <w:rPr>
+          <w:i/>
+          <w:iCs/>
+        </w:rPr>
+        <w:t>rolling expanding window</w:t>
+      </w:r>
+      <w:r>
+        <w:t xml:space="preserve"> evaluaciju (trening do 2020, test 2021, zatim progresivno do 2024) potvrđuju stabilnost modela kroz vreme, ali i jasno diferenciraju pozicije po stepenu predvidljivosti.</w:t>
       </w:r>
     </w:p>
     <w:p>
@@ -24008,14 +24841,27 @@
       <w:r>
         <w:t xml:space="preserve">Tabela </w:t>
       </w:r>
-      <w:fldSimple w:instr=" SEQ Tabela \* ARABIC ">
-        <w:r>
-          <w:rPr>
-            <w:noProof/>
-          </w:rPr>
-          <w:t>14</w:t>
-        </w:r>
-      </w:fldSimple>
+      <w:r>
+        <w:fldChar w:fldCharType="begin"/>
+      </w:r>
+      <w:r>
+        <w:instrText xml:space="preserve"> SEQ Tabela \* ARABIC </w:instrText>
+      </w:r>
+      <w:r>
+        <w:fldChar w:fldCharType="separate"/>
+      </w:r>
+      <w:r>
+        <w:rPr>
+          <w:noProof/>
+        </w:rPr>
+        <w:t>14</w:t>
+      </w:r>
+      <w:r>
+        <w:rPr>
+          <w:noProof/>
+        </w:rPr>
+        <w:fldChar w:fldCharType="end"/>
+      </w:r>
       <w:bookmarkEnd w:id="23"/>
       <w:r>
         <w:t xml:space="preserve"> QB RMSE rezultati za walk forward validaciju</w:t>
@@ -25659,14 +26505,27 @@
       <w:r>
         <w:t xml:space="preserve">Tabela </w:t>
       </w:r>
-      <w:fldSimple w:instr=" SEQ Tabela \* ARABIC ">
-        <w:r>
-          <w:rPr>
-            <w:noProof/>
-          </w:rPr>
-          <w:t>15</w:t>
-        </w:r>
-      </w:fldSimple>
+      <w:r>
+        <w:fldChar w:fldCharType="begin"/>
+      </w:r>
+      <w:r>
+        <w:instrText xml:space="preserve"> SEQ Tabela \* ARABIC </w:instrText>
+      </w:r>
+      <w:r>
+        <w:fldChar w:fldCharType="separate"/>
+      </w:r>
+      <w:r>
+        <w:rPr>
+          <w:noProof/>
+        </w:rPr>
+        <w:t>15</w:t>
+      </w:r>
+      <w:r>
+        <w:rPr>
+          <w:noProof/>
+        </w:rPr>
+        <w:fldChar w:fldCharType="end"/>
+      </w:r>
       <w:bookmarkEnd w:id="24"/>
       <w:r>
         <w:t xml:space="preserve"> </w:t>
@@ -25713,7 +26572,13 @@
         </w:rPr>
       </w:pPr>
       <w:r>
-        <w:t>Kod RB pozicije situacija je drugačija – najbolji prosečan rezultat postiže ElasticNet (AvgRMSE=19.873, Avg</w:t>
+        <w:t>Kod RB pozicije situacija je drugačija</w:t>
+      </w:r>
+      <w:r>
+        <w:t>,</w:t>
+      </w:r>
+      <w:r>
+        <w:t xml:space="preserve"> najbolji prosečan rezultat postiže ElasticNet (AvgRMSE=19.873, Avg</w:t>
       </w:r>
       <m:oMath>
         <m:sSup>
@@ -27549,14 +28414,27 @@
       <w:r>
         <w:t xml:space="preserve">Tabela </w:t>
       </w:r>
-      <w:fldSimple w:instr=" SEQ Tabela \* ARABIC ">
-        <w:r>
-          <w:rPr>
-            <w:noProof/>
-          </w:rPr>
-          <w:t>16</w:t>
-        </w:r>
-      </w:fldSimple>
+      <w:r>
+        <w:fldChar w:fldCharType="begin"/>
+      </w:r>
+      <w:r>
+        <w:instrText xml:space="preserve"> SEQ Tabela \* ARABIC </w:instrText>
+      </w:r>
+      <w:r>
+        <w:fldChar w:fldCharType="separate"/>
+      </w:r>
+      <w:r>
+        <w:rPr>
+          <w:noProof/>
+        </w:rPr>
+        <w:t>16</w:t>
+      </w:r>
+      <w:r>
+        <w:rPr>
+          <w:noProof/>
+        </w:rPr>
+        <w:fldChar w:fldCharType="end"/>
+      </w:r>
       <w:bookmarkEnd w:id="25"/>
       <w:r>
         <w:t xml:space="preserve"> RB</w:t>
@@ -29203,14 +30081,27 @@
       <w:r>
         <w:t xml:space="preserve">Tabela </w:t>
       </w:r>
-      <w:fldSimple w:instr=" SEQ Tabela \* ARABIC ">
-        <w:r>
-          <w:rPr>
-            <w:noProof/>
-          </w:rPr>
-          <w:t>17</w:t>
-        </w:r>
-      </w:fldSimple>
+      <w:r>
+        <w:fldChar w:fldCharType="begin"/>
+      </w:r>
+      <w:r>
+        <w:instrText xml:space="preserve"> SEQ Tabela \* ARABIC </w:instrText>
+      </w:r>
+      <w:r>
+        <w:fldChar w:fldCharType="separate"/>
+      </w:r>
+      <w:r>
+        <w:rPr>
+          <w:noProof/>
+        </w:rPr>
+        <w:t>17</w:t>
+      </w:r>
+      <w:r>
+        <w:rPr>
+          <w:noProof/>
+        </w:rPr>
+        <w:fldChar w:fldCharType="end"/>
+      </w:r>
       <w:bookmarkEnd w:id="26"/>
       <w:r>
         <w:t xml:space="preserve"> RB </w:t>
@@ -31091,14 +31982,27 @@
       <w:r>
         <w:t xml:space="preserve">Tabela </w:t>
       </w:r>
-      <w:fldSimple w:instr=" SEQ Tabela \* ARABIC ">
-        <w:r>
-          <w:rPr>
-            <w:noProof/>
-          </w:rPr>
-          <w:t>18</w:t>
-        </w:r>
-      </w:fldSimple>
+      <w:r>
+        <w:fldChar w:fldCharType="begin"/>
+      </w:r>
+      <w:r>
+        <w:instrText xml:space="preserve"> SEQ Tabela \* ARABIC </w:instrText>
+      </w:r>
+      <w:r>
+        <w:fldChar w:fldCharType="separate"/>
+      </w:r>
+      <w:r>
+        <w:rPr>
+          <w:noProof/>
+        </w:rPr>
+        <w:t>18</w:t>
+      </w:r>
+      <w:r>
+        <w:rPr>
+          <w:noProof/>
+        </w:rPr>
+        <w:fldChar w:fldCharType="end"/>
+      </w:r>
       <w:bookmarkEnd w:id="27"/>
       <w:r>
         <w:t xml:space="preserve"> TE </w:t>
@@ -32745,14 +33649,27 @@
       <w:r>
         <w:t xml:space="preserve">Tabela </w:t>
       </w:r>
-      <w:fldSimple w:instr=" SEQ Tabela \* ARABIC ">
-        <w:r>
-          <w:rPr>
-            <w:noProof/>
-          </w:rPr>
-          <w:t>19</w:t>
-        </w:r>
-      </w:fldSimple>
+      <w:r>
+        <w:fldChar w:fldCharType="begin"/>
+      </w:r>
+      <w:r>
+        <w:instrText xml:space="preserve"> SEQ Tabela \* ARABIC </w:instrText>
+      </w:r>
+      <w:r>
+        <w:fldChar w:fldCharType="separate"/>
+      </w:r>
+      <w:r>
+        <w:rPr>
+          <w:noProof/>
+        </w:rPr>
+        <w:t>19</w:t>
+      </w:r>
+      <w:r>
+        <w:rPr>
+          <w:noProof/>
+        </w:rPr>
+        <w:fldChar w:fldCharType="end"/>
+      </w:r>
       <w:bookmarkEnd w:id="28"/>
       <w:r>
         <w:t xml:space="preserve"> TE </w:t>
@@ -34614,14 +35531,27 @@
       <w:r>
         <w:t xml:space="preserve">Tabela </w:t>
       </w:r>
-      <w:fldSimple w:instr=" SEQ Tabela \* ARABIC ">
-        <w:r>
-          <w:rPr>
-            <w:noProof/>
-          </w:rPr>
-          <w:t>20</w:t>
-        </w:r>
-      </w:fldSimple>
+      <w:r>
+        <w:fldChar w:fldCharType="begin"/>
+      </w:r>
+      <w:r>
+        <w:instrText xml:space="preserve"> SEQ Tabela \* ARABIC </w:instrText>
+      </w:r>
+      <w:r>
+        <w:fldChar w:fldCharType="separate"/>
+      </w:r>
+      <w:r>
+        <w:rPr>
+          <w:noProof/>
+        </w:rPr>
+        <w:t>20</w:t>
+      </w:r>
+      <w:r>
+        <w:rPr>
+          <w:noProof/>
+        </w:rPr>
+        <w:fldChar w:fldCharType="end"/>
+      </w:r>
       <w:bookmarkEnd w:id="29"/>
       <w:r>
         <w:t xml:space="preserve"> WR </w:t>
@@ -36268,14 +37198,27 @@
       <w:r>
         <w:t xml:space="preserve">Tabela </w:t>
       </w:r>
-      <w:fldSimple w:instr=" SEQ Tabela \* ARABIC ">
-        <w:r>
-          <w:rPr>
-            <w:noProof/>
-          </w:rPr>
-          <w:t>21</w:t>
-        </w:r>
-      </w:fldSimple>
+      <w:r>
+        <w:fldChar w:fldCharType="begin"/>
+      </w:r>
+      <w:r>
+        <w:instrText xml:space="preserve"> SEQ Tabela \* ARABIC </w:instrText>
+      </w:r>
+      <w:r>
+        <w:fldChar w:fldCharType="separate"/>
+      </w:r>
+      <w:r>
+        <w:rPr>
+          <w:noProof/>
+        </w:rPr>
+        <w:t>21</w:t>
+      </w:r>
+      <w:r>
+        <w:rPr>
+          <w:noProof/>
+        </w:rPr>
+        <w:fldChar w:fldCharType="end"/>
+      </w:r>
       <w:bookmarkEnd w:id="30"/>
       <w:r>
         <w:t xml:space="preserve"> WR </w:t>
@@ -36333,7 +37276,21 @@
         <w:rPr>
           <w:lang w:val="en-US"/>
         </w:rPr>
-        <w:t>U kontekstu predikcije performansi NFL igrača, tradicionalni pristup regresije fokusira se na predikciju jedne ciljne promenljive. Međutim, performanse igrača često zavise od više međusobno povezanih metrika koje odražavaju različite aspekte igre. Da bi se ova kompleksnost bolje uhvatila, implementirana je multi-output regresija, koja istovremeno predviđa više ciljnih atributa koristeći istu matricu ulaznih karakteristika. Ovaj pristup koristi native multi-output RandomForestRegressor, gde se više targeta modeluju zajedno, omogućavajući modelu da uči korelacije između njih i potencijalno poboljša predikciju svakog pojedinačno.</w:t>
+        <w:t xml:space="preserve">U kontekstu predikcije performansi NFL igrača, tradicionalni pristup regresije fokusira se na predikciju jedne ciljne promenljive. Međutim, performanse igrača često zavise od više međusobno povezanih metrika koje odražavaju različite aspekte igre. Da bi se ova kompleksnost bolje uhvatila, implementirana je multi-output regresija, koja istovremeno predviđa više ciljnih atributa koristeći istu matricu ulaznih karakteristika. Ovaj pristup koristi </w:t>
+      </w:r>
+      <w:r>
+        <w:rPr>
+          <w:i/>
+          <w:iCs/>
+          <w:lang w:val="en-US"/>
+        </w:rPr>
+        <w:t>native multi-output RandomForestRegressor</w:t>
+      </w:r>
+      <w:r>
+        <w:rPr>
+          <w:lang w:val="en-US"/>
+        </w:rPr>
+        <w:t>, gde se više targeta modeluju zajedno, omogućavajući modelu da uči korelacije između njih i potencijalno poboljša predikciju svakog pojedinačno.</w:t>
       </w:r>
     </w:p>
     <w:p>
@@ -36344,7 +37301,37 @@
         </w:rPr>
       </w:pPr>
       <w:r>
-        <w:t>Za poziciju QB, multi-output model predviđa yards_per_game (prosečan broj jardi po utakmici)  i first_downs_per_game (prosečan broj prvih down-ova po utakmici). Kod RB pozicije, model predviđa yards_per_game, carries_per_game (prosečan broj trčanja po utakmici) i yards_per_attempt (prosečna efikasnost po pokušaju). Za TE pozicije, targeti su yards_per_game, receptions_per_game (prosečan broj hvatanja po utakmici), targets_per_game (prosečan broj targeta po utakmici) i first_downs_per_game (prosečan broj prvih down-ova po utakmici). Za WR pozicije, targeti su yards_per_game, receptions_per_game (prosečan broj hvatanja po utakmici), targets_per_game (prosečan broj targeta po utakmici), air_yards_per_game (prosečan broj vazdušnih jardi po utakmici) i yac_per_game (prosečan broj jardi nakon hvatanja po utakmici).</w:t>
+        <w:t xml:space="preserve">Za poziciju QB, </w:t>
+      </w:r>
+      <w:r>
+        <w:rPr>
+          <w:i/>
+          <w:iCs/>
+        </w:rPr>
+        <w:t>multi-output</w:t>
+      </w:r>
+      <w:r>
+        <w:t xml:space="preserve"> model predviđa </w:t>
+      </w:r>
+      <w:r>
+        <w:rPr>
+          <w:i/>
+          <w:iCs/>
+        </w:rPr>
+        <w:t>yards_per_game</w:t>
+      </w:r>
+      <w:r>
+        <w:t xml:space="preserve"> (prosečan broj jardi po utakmici)  i </w:t>
+      </w:r>
+      <w:r>
+        <w:rPr>
+          <w:i/>
+          <w:iCs/>
+        </w:rPr>
+        <w:t>first_downs_per_game</w:t>
+      </w:r>
+      <w:r>
+        <w:t xml:space="preserve"> (prosečan broj prvih down-ova po utakmici). Kod RB pozicije, model predviđa yards_per_game, carries_per_game (prosečan broj trčanja po utakmici) i yards_per_attempt (prosečna efikasnost po pokušaju). Za TE pozicije, targeti su yards_per_game, receptions_per_game (prosečan broj hvatanja po utakmici), targets_per_game (prosečan broj targeta po utakmici) i first_downs_per_game (prosečan broj prvih down-ova po utakmici). Za WR pozicije, targeti su yards_per_game, receptions_per_game (prosečan broj hvatanja po utakmici), targets_per_game (prosečan broj targeta po utakmici), air_yards_per_game (prosečan broj vazdušnih jardi po utakmici) i yac_per_game (prosečan broj jardi nakon hvatanja po utakmici).</w:t>
       </w:r>
       <w:r>
         <w:rPr>
@@ -36382,13 +37369,7 @@
         <w:fldChar w:fldCharType="separate"/>
       </w:r>
       <w:r>
-        <w:t>Tab</w:t>
-      </w:r>
-      <w:r>
-        <w:t>e</w:t>
-      </w:r>
-      <w:r>
-        <w:t xml:space="preserve">la </w:t>
+        <w:t xml:space="preserve">Tabela </w:t>
       </w:r>
       <w:r>
         <w:rPr>
@@ -39778,14 +40759,27 @@
       <w:r>
         <w:t xml:space="preserve">Tabela </w:t>
       </w:r>
-      <w:fldSimple w:instr=" SEQ Tabela \* ARABIC ">
-        <w:r>
-          <w:rPr>
-            <w:noProof/>
-          </w:rPr>
-          <w:t>22</w:t>
-        </w:r>
-      </w:fldSimple>
+      <w:r>
+        <w:fldChar w:fldCharType="begin"/>
+      </w:r>
+      <w:r>
+        <w:instrText xml:space="preserve"> SEQ Tabela \* ARABIC </w:instrText>
+      </w:r>
+      <w:r>
+        <w:fldChar w:fldCharType="separate"/>
+      </w:r>
+      <w:r>
+        <w:rPr>
+          <w:noProof/>
+        </w:rPr>
+        <w:t>22</w:t>
+      </w:r>
+      <w:r>
+        <w:rPr>
+          <w:noProof/>
+        </w:rPr>
+        <w:fldChar w:fldCharType="end"/>
+      </w:r>
       <w:bookmarkEnd w:id="31"/>
       <w:r>
         <w:t xml:space="preserve"> Multi output rezultati za sve pozicije</w:t>
@@ -40682,25 +41676,408 @@
     </w:p>
     <w:p>
       <w:pPr>
+        <w:pStyle w:val="Heading1"/>
+      </w:pPr>
+      <w:r>
+        <w:t>ZAKLJUCAK</w:t>
+      </w:r>
+    </w:p>
+    <w:p>
+      <w:pPr>
         <w:pStyle w:val="BodyText"/>
       </w:pPr>
+      <w:r>
+        <w:t>Ovaj rad bavio se problemom predviđanja performansi individualnih NFL igrača primenom metoda mašinskog učenja. Osnovna motivacija za istraživanje proistekla je iz praktičnih potreba NFL timova koji, usled ograničenja salary cap-a, moraju donositi precizne odluke pri vrednovanju igrača i upravljanju budžetom.</w:t>
+      </w:r>
     </w:p>
-    <w:p/>
-    <w:p/>
-    <w:p/>
-    <w:p/>
-    <w:p/>
-    <w:p/>
-    <w:p/>
-    <w:p/>
-    <w:p/>
     <w:p>
       <w:pPr>
-        <w:pStyle w:val="Heading1"/>
+        <w:pStyle w:val="BodyText"/>
       </w:pPr>
       <w:r>
-        <w:t>ZAKLJUCAK</w:t>
-      </w:r>
+        <w:t>Problem je rešen razvojem poziciono specifičnih regresionih modela za četiri ključne NFL pozicije: quarterback (QB), running back (RB), wide receiver (WR) i tight end (TE). Podaci su prikupljeni sa platforme ProFootballReference.com sopstvenim web skrejperom, a za poziciju WR korišćen je i javno dostupan skup podataka sa HuggingFace platforme. Nakon obimnog predprocesiranja</w:t>
+      </w:r>
+      <w:r>
+        <w:t>,</w:t>
+      </w:r>
+      <w:r>
+        <w:t xml:space="preserve"> koje je obuhvatalo detekciju i tretman outliera, log transformaciju, normalizaciju ciljnih promenljivih po odigranim utakmicama, imputaciju nedostajućih vrednosti i uvođenje lag karakteristika</w:t>
+      </w:r>
+      <w:r>
+        <w:t>,</w:t>
+      </w:r>
+      <w:r>
+        <w:t xml:space="preserve"> primenjeno je sedam klasa regresionih modela: linearne metode sa regularizacijom (Ridge, Lasso, ElasticNet), metoda k najblizih suseda (KNN) </w:t>
+      </w:r>
+      <w:r>
+        <w:t>i ansambl metode zasnovane na stablima odlučivanja (Random Forest, XGBoost, LightGBM). Evaluacija je sprovedena walk-forward validacijom koja simulira realne uslove predviđanja bez curenja informacija iz budućih sezona. Pored toga, istražena je i primenljivost multi-output regresije za istovremeno predviđanje više međusobno povezanih metrika.</w:t>
+      </w:r>
+    </w:p>
+    <w:p>
+      <w:pPr>
+        <w:pStyle w:val="BodyText"/>
+      </w:pPr>
+      <w:r>
+        <w:t xml:space="preserve">Glavni rezultati pokazuju da se predvidljivost performansi značajno razlikuje po pozicijama. Pozicija TE pokazala se kao najpredvidljivija, sa vrednostima </w:t>
+      </w:r>
+      <m:oMath>
+        <m:sSup>
+          <m:sSupPr>
+            <m:ctrlPr>
+              <w:rPr>
+                <w:rFonts w:ascii="Cambria Math" w:hAnsi="Cambria Math"/>
+                <w:i/>
+                <w:iCs/>
+                <w:color w:val="44546A" w:themeColor="text2"/>
+                <w:spacing w:val="0"/>
+                <w:sz w:val="18"/>
+                <w:szCs w:val="18"/>
+                <w:lang w:val="en-US" w:eastAsia="en-US"/>
+              </w:rPr>
+            </m:ctrlPr>
+          </m:sSupPr>
+          <m:e>
+            <m:r>
+              <w:rPr>
+                <w:rFonts w:ascii="Cambria Math" w:hAnsi="Cambria Math"/>
+              </w:rPr>
+              <m:t>R</m:t>
+            </m:r>
+          </m:e>
+          <m:sup>
+            <m:r>
+              <m:rPr>
+                <m:sty m:val="p"/>
+              </m:rPr>
+              <w:rPr>
+                <w:rFonts w:ascii="Cambria Math" w:hAnsi="Cambria Math"/>
+              </w:rPr>
+              <m:t>2</m:t>
+            </m:r>
+          </m:sup>
+        </m:sSup>
+      </m:oMath>
+      <w:r>
+        <w:t xml:space="preserve"> do 0,50 u walk-forward evaluaciji, pri čemu regularizovani linearni modeli (Ridge i Lasso) ostvaruju najbolje rezultate, što ukazuje na izraženu linearnu strukturu u podacima za ovu poziciju. Pozicija WR postigla je umerene rezultate (</w:t>
+      </w:r>
+      <m:oMath>
+        <m:sSup>
+          <m:sSupPr>
+            <m:ctrlPr>
+              <w:rPr>
+                <w:rFonts w:ascii="Cambria Math" w:hAnsi="Cambria Math"/>
+                <w:i/>
+                <w:iCs/>
+                <w:color w:val="44546A" w:themeColor="text2"/>
+                <w:spacing w:val="0"/>
+                <w:sz w:val="18"/>
+                <w:szCs w:val="18"/>
+                <w:lang w:val="en-US" w:eastAsia="en-US"/>
+              </w:rPr>
+            </m:ctrlPr>
+          </m:sSupPr>
+          <m:e>
+            <m:r>
+              <w:rPr>
+                <w:rFonts w:ascii="Cambria Math" w:hAnsi="Cambria Math"/>
+              </w:rPr>
+              <m:t>R</m:t>
+            </m:r>
+          </m:e>
+          <m:sup>
+            <m:r>
+              <m:rPr>
+                <m:sty m:val="p"/>
+              </m:rPr>
+              <w:rPr>
+                <w:rFonts w:ascii="Cambria Math" w:hAnsi="Cambria Math"/>
+              </w:rPr>
+              <m:t>2</m:t>
+            </m:r>
+          </m:sup>
+        </m:sSup>
+      </m:oMath>
+      <w:r>
+        <w:t xml:space="preserve"> oko 0,33), dok su QB i RB najtezi za modelovanje (</w:t>
+      </w:r>
+      <m:oMath>
+        <m:sSup>
+          <m:sSupPr>
+            <m:ctrlPr>
+              <w:rPr>
+                <w:rFonts w:ascii="Cambria Math" w:hAnsi="Cambria Math"/>
+                <w:i/>
+                <w:iCs/>
+                <w:color w:val="44546A" w:themeColor="text2"/>
+                <w:spacing w:val="0"/>
+                <w:sz w:val="18"/>
+                <w:szCs w:val="18"/>
+                <w:lang w:val="en-US" w:eastAsia="en-US"/>
+              </w:rPr>
+            </m:ctrlPr>
+          </m:sSupPr>
+          <m:e>
+            <m:r>
+              <w:rPr>
+                <w:rFonts w:ascii="Cambria Math" w:hAnsi="Cambria Math"/>
+              </w:rPr>
+              <m:t>R</m:t>
+            </m:r>
+          </m:e>
+          <m:sup>
+            <m:r>
+              <m:rPr>
+                <m:sty m:val="p"/>
+              </m:rPr>
+              <w:rPr>
+                <w:rFonts w:ascii="Cambria Math" w:hAnsi="Cambria Math"/>
+              </w:rPr>
+              <m:t>2</m:t>
+            </m:r>
+          </m:sup>
+        </m:sSup>
+      </m:oMath>
+      <w:r>
+        <w:t xml:space="preserve"> oko 0,15–0,25), jer na performanse ovih igrača u velikoj meri utiču faktori koji nisu obuhvaćeni dostupnim atributima</w:t>
+      </w:r>
+      <w:r>
+        <w:t>,</w:t>
+      </w:r>
+      <w:r>
+        <w:t xml:space="preserve"> poput kvaliteta saigraca, sistemske prilagodjenosti i situacionih odluka tokom utakmica. Nelinearni ansambl modeli generalno nadmašuju linearne pristupe kod QB, RB i WR pozicija, dok TE favorizuje regularizovane linearne modele. Multi-output regresija pokazuje prednosti u predviđanju sekundarnih metrika, posebno kod TE i WR pozicija, ali ne nadmašuje single-output pristupe u predikciji primarne metrike (yards per game).</w:t>
+      </w:r>
+    </w:p>
+    <w:p>
+      <w:pPr>
+        <w:pStyle w:val="BodyText"/>
+      </w:pPr>
+      <w:r>
+        <w:t xml:space="preserve">Ključne prednosti predloženog rešenja su višestruke. Poziciono specifičan pristup modelovanju </w:t>
+      </w:r>
+      <w:r>
+        <w:t>-</w:t>
+      </w:r>
+      <w:r>
+        <w:t xml:space="preserve"> koji se razlikuje od većine postojećih radova koji modeluju igrače kao homogenu grupu</w:t>
+      </w:r>
+      <w:r>
+        <w:t xml:space="preserve"> -</w:t>
+      </w:r>
+      <w:r>
+        <w:t xml:space="preserve"> omogućava prilagodjenost statičkim profilima svake pozicije i time ostvaruje tačnije predikcije. Fokus na stvarne sportske metrike (jardi, tadždauni) umesto fantasy poena čini rešenje objektivnijim i direktno primenljivim u kontekstu profesionalnog upravljanja timovima. Korišćenje walk-forward validacije osigurava metodološki integritet i pouzdanost evaluacionih rezultata. Pored toga, uvođenje lag karakteristika i binarnog indikatora promene tima (Team_Changed) omogućava modelu da prepozna temporalne obrasce i strukturalne promene u karijeri igrača.</w:t>
+      </w:r>
+    </w:p>
+    <w:p>
+      <w:pPr>
+        <w:pStyle w:val="BodyText"/>
+      </w:pPr>
+      <w:r>
+        <w:t xml:space="preserve">Ipak, postoje i određeni nedostaci koje treba uzeti u obzir. Niske vrednosti </w:t>
+      </w:r>
+      <m:oMath>
+        <m:sSup>
+          <m:sSupPr>
+            <m:ctrlPr>
+              <w:rPr>
+                <w:rFonts w:ascii="Cambria Math" w:hAnsi="Cambria Math"/>
+                <w:i/>
+                <w:iCs/>
+                <w:color w:val="44546A" w:themeColor="text2"/>
+                <w:spacing w:val="0"/>
+                <w:sz w:val="18"/>
+                <w:szCs w:val="18"/>
+                <w:lang w:val="en-US" w:eastAsia="en-US"/>
+              </w:rPr>
+            </m:ctrlPr>
+          </m:sSupPr>
+          <m:e>
+            <m:r>
+              <w:rPr>
+                <w:rFonts w:ascii="Cambria Math" w:hAnsi="Cambria Math"/>
+              </w:rPr>
+              <m:t>R</m:t>
+            </m:r>
+          </m:e>
+          <m:sup>
+            <m:r>
+              <m:rPr>
+                <m:sty m:val="p"/>
+              </m:rPr>
+              <w:rPr>
+                <w:rFonts w:ascii="Cambria Math" w:hAnsi="Cambria Math"/>
+              </w:rPr>
+              <m:t>2</m:t>
+            </m:r>
+          </m:sup>
+        </m:sSup>
+      </m:oMath>
+      <w:r>
+        <w:t xml:space="preserve"> za QB i RB pozicije ukazuju na to da značajan deo varijabilnosti performansi ostaje neobjasnjiv dostupnim atributima. Modeli ne uzimaju u obzir kontekstualne faktore kao što su kvalitet protivničke odbrane, vremenski uslovi (osim delimično kod WR), povređenost igrača i promene trenera ili igračkog sistema, koji mogu imati značajan uticaj na učinak igrača. Takodje, napredne statistike bile su dostupne samo za sezone počev od 2018. godine, što je limitiralo količinu istorijskih podataka za trening i potencijalno smanjilo sposobnost modela da identifikuje duže temporalne obrasce.</w:t>
+      </w:r>
+    </w:p>
+    <w:p>
+      <w:pPr>
+        <w:pStyle w:val="BodyText"/>
+      </w:pPr>
+      <w:r>
+        <w:t>Ovaj rad treba pre svega zapamtiti po poziciono specifičnom pristupu modelovanju individualnih performansi NFL igrača, koji demonstrira da različite pozicije zahtevaju različite modelske pristupe</w:t>
+      </w:r>
+      <w:r>
+        <w:t>,</w:t>
+      </w:r>
+      <w:r>
+        <w:t xml:space="preserve"> linearne i nelinearne</w:t>
+      </w:r>
+      <w:r>
+        <w:t>,</w:t>
+      </w:r>
+      <w:r>
+        <w:t xml:space="preserve"> u zavisnosti od statističke strukture podataka. Takodje, primena walk-forward validacije kao rigoroznog evaluacionog okvira koji sprečava curenje podataka iz budućnosti predstavlja metodološki doprinos koji se može direktno preneti na druga vremenska istraživanja u sportskoj analitici.</w:t>
+      </w:r>
+    </w:p>
+    <w:p>
+      <w:pPr>
+        <w:pStyle w:val="BodyText"/>
+      </w:pPr>
+      <w:r>
+        <w:t xml:space="preserve">Praktične primene predloženog rešenja su dvojake. U profesionalnom NFL okruženju, modeli mogu poslužiti kao </w:t>
+      </w:r>
+      <w:r>
+        <w:lastRenderedPageBreak/>
+        <w:t>podrška pri odlučivanju o ugovorima, transferima i raspodeli budžeta u okviru salary cap ograničenja. U kontekstu fantasy football-a, predikti modeli nude kvantitativnu osnovu za rangiranje igrača i selekciju u draft rundama, uz potencijal za ugradnju u automatizovane alate i aplikacije. Oba konteksta mogu direktno koristiti od boljeg razumevanja poziciono specifičnih faktora koji pokreću učinak igrača.</w:t>
+      </w:r>
+    </w:p>
+    <w:p>
+      <w:pPr>
+        <w:pStyle w:val="BodyText"/>
+      </w:pPr>
+      <w:r>
+        <w:t>Ovo istraživanje otvara više perspektivnih pravaca za budući rad. Najpre, modeli bi se mogli unaprediti uključivanjem dodatnih kontekstualnih atributa</w:t>
+      </w:r>
+      <w:r>
+        <w:t>,</w:t>
+      </w:r>
+      <w:r>
+        <w:t xml:space="preserve"> poput statističkih pokazatelja kvaliteta protivničke odbrane, podataka o povredama i oporavku, karakteristika trenera i igračkog sistema, kao i detaljnih biomehaničkih merenja prikupljenih putem NextGen Stats tehnologije. Takvi podaci potencijalno bi značajno povećali prediktivnu moć modela, posebno za pozicije QB i RB koje su se pokazale najtezima za modelovanje.</w:t>
+      </w:r>
+    </w:p>
+    <w:p>
+      <w:pPr>
+        <w:pStyle w:val="BodyText"/>
+      </w:pPr>
+      <w:r>
+        <w:t>Drugi pravac budućeg rada tiče se arhitekture modela, a posebno primene metoda dubokog učenja koje su do sada ostale neistražene u ovom istraživanju. Posebno perspektivnim se čini korišćenje rekurentnih neuronskih mreža</w:t>
+      </w:r>
+      <w:r>
+        <w:t xml:space="preserve">, </w:t>
+      </w:r>
+      <w:r>
+        <w:t>konkretno LSTM</w:t>
+      </w:r>
+      <w:r>
+        <w:t xml:space="preserve"> [</w:t>
+      </w:r>
+      <w:r>
+        <w:t>22</w:t>
+      </w:r>
+      <w:r>
+        <w:t>]</w:t>
+      </w:r>
+      <w:r>
+        <w:t xml:space="preserve"> (Long Short-Term Memory) i GRU</w:t>
+      </w:r>
+      <w:r>
+        <w:t xml:space="preserve"> [</w:t>
+      </w:r>
+      <w:r>
+        <w:t>23</w:t>
+      </w:r>
+      <w:r>
+        <w:t>]</w:t>
+      </w:r>
+      <w:r>
+        <w:t xml:space="preserve"> (Gated Recurrent Unit) arhitektura</w:t>
+      </w:r>
+      <w:r>
+        <w:t>,</w:t>
+      </w:r>
+      <w:r>
+        <w:t xml:space="preserve"> koje su projektovane upravo za modelovanje sekvencijalnih i vremenskih podataka. Za razliku od trenutnog lag pristupa, koji korišćenjem karakteristika iz prethodne jedne ili dve sezone na implicitan način kodira istoriju igrača, LSTM i GRU mogu naučiti složene dugoročne zavisnosti direktno iz sekvence podataka. U kontekstu predviđanja NFL performansi, ove arhitekture bi mogle bolje modelovati koncepte poput forme igrača tokom višegodišnje karijere, opadanja učinka usled starenja ili postepenog rasta mladih igrača.</w:t>
+      </w:r>
+    </w:p>
+    <w:p>
+      <w:pPr>
+        <w:pStyle w:val="BodyText"/>
+      </w:pPr>
+      <w:r>
+        <w:t>Međutim, puna primena LSTM i GRU arhitektura zahteva značajno veći skup podataka od onog korišćenog u ovom radu. Trenutni pristup agregira statistike na nivou čitave sezone, što rezultuje relativno malim brojem uzoraka po igraču</w:t>
+      </w:r>
+      <w:r>
+        <w:t>,</w:t>
+      </w:r>
+      <w:r>
+        <w:t xml:space="preserve"> tipično svega nekoliko do desetak sezonskih zapisa u toku aktivne karijere. Rekurentne mreže, da bi naučile stabilne temporalne obrasce, zahtevaju dugačke i guste sekvence podataka, što sezonska granularnost ne može pružiti. Prirodno rešenje ovog problema leži u prelasku sa sezonskih na podatke po pojedinačnim utakmicama.</w:t>
+      </w:r>
+    </w:p>
+    <w:p>
+      <w:pPr>
+        <w:pStyle w:val="BodyText"/>
+      </w:pPr>
+      <w:r>
+        <w:t xml:space="preserve">Treći pravac odnosi se na proširenje evaluacije. Bilo bi korisno testirati razvijene modele na podacima iz različitih perioda NFL istorije, kao i na podacima iz srodnih liga (npr. </w:t>
+      </w:r>
+      <w:r>
+        <w:rPr>
+          <w:i/>
+          <w:iCs/>
+        </w:rPr>
+        <w:t>C</w:t>
+      </w:r>
+      <w:r>
+        <w:rPr>
+          <w:i/>
+          <w:iCs/>
+        </w:rPr>
+        <w:t>anadian Football League</w:t>
+      </w:r>
+      <w:r>
+        <w:t xml:space="preserve"> ili </w:t>
+      </w:r>
+      <w:r>
+        <w:rPr>
+          <w:i/>
+          <w:iCs/>
+        </w:rPr>
+        <w:t>college football</w:t>
+      </w:r>
+      <w:r>
+        <w:t xml:space="preserve">), kako bi se ispitala prenosivost i robustnost predložene metodologije. Posebno je zanimljivo pitanje da li bi isti pristup dao uporedive rezultate u evropskim sportovima poput fudbalskih ili košarkaških liga, gde su statistički podaci takođe bogati i dobro strukturirani. </w:t>
+      </w:r>
+    </w:p>
+    <w:p>
+      <w:pPr>
+        <w:pStyle w:val="BodyText"/>
+      </w:pPr>
+      <w:r>
+        <w:t xml:space="preserve">Konačno, interesantan otvoreni problem koji je ovo istraživanje otvorilo jeste pitanje optimalne granularnosti predviđanja: da li je bolje graditi posebne modele za svaku poziciju (kao što je učinjeno u ovom radu), ili bi još finija segmentacija </w:t>
+      </w:r>
+      <w:r>
+        <w:t>-</w:t>
+      </w:r>
+      <w:r>
+        <w:t xml:space="preserve"> na primer razlikovanje startujućih od rezervnih igrača, ili podešavanje modela prema fazi karijere igrača (uspon, zrelost, kraj karijere) </w:t>
+      </w:r>
+      <w:r>
+        <w:t>-</w:t>
+      </w:r>
+      <w:r>
+        <w:t xml:space="preserve"> dovela do značajno boljih rezultata. Odgovori na ova pitanja imaju direktnu praktičnu vrednost i predstavljaju prirodni nastavak istraživanja započetog u ovom radu.</w:t>
+      </w:r>
+    </w:p>
+    <w:p>
+      <w:pPr>
+        <w:jc w:val="both"/>
+      </w:pPr>
     </w:p>
     <w:p>
       <w:pPr>
@@ -40724,53 +42101,139 @@
       <w:pPr>
         <w:pStyle w:val="references"/>
       </w:pPr>
+      <w:bookmarkStart w:id="33" w:name="_Ref225809582"/>
       <w:r>
         <w:t>Mondello, M. and Maxcy, J., 2009. The impact of salary dispersion and performance bonuses in NFL organizations. Management Decision, 47(1), pp.110-123.</w:t>
       </w:r>
+      <w:bookmarkEnd w:id="33"/>
     </w:p>
     <w:p>
       <w:pPr>
         <w:pStyle w:val="references"/>
       </w:pPr>
-      <w:r>
-        <w:t>Elimam, R., Sutton-Charani, N., Prioux, J., Montmain, J. and Perrey, S., 2025. Multi-output regression for the prediction of world-class performances in women’s handball. IEEE Access.</w:t>
-      </w:r>
+      <w:bookmarkStart w:id="34" w:name="_Ref225809618"/>
+      <w:r>
+        <w:t>Hyndman, R.J. and Athanasopoulos, G., 2018. </w:t>
+      </w:r>
+      <w:r>
+        <w:rPr>
+          <w:i/>
+          <w:iCs/>
+        </w:rPr>
+        <w:t>Forecasting: principles and practice</w:t>
+      </w:r>
+      <w:r>
+        <w:t>. OTexts.</w:t>
+      </w:r>
+      <w:bookmarkEnd w:id="34"/>
     </w:p>
     <w:p>
       <w:pPr>
         <w:pStyle w:val="references"/>
       </w:pPr>
-      <w:r>
-        <w:t>Abadzic, A., Cheun, J. and Patel, M., 2024. Data Analysis on Predicting the Top 12 Fantasy Football Players by Position. SMU Data Science Review, 8(2), p.7.</w:t>
-      </w:r>
+      <w:bookmarkStart w:id="35" w:name="_Ref225809719"/>
+      <w:r>
+        <w:t>Elimam, R., Sutton-Charani, N., Prioux, J., Montmain, J. and Perrey, S., 2025. Multi-output regression for the prediction of world-class performances in women’s handball. IEEE Access.</w:t>
+      </w:r>
+      <w:bookmarkEnd w:id="35"/>
     </w:p>
     <w:p>
       <w:pPr>
         <w:pStyle w:val="references"/>
       </w:pPr>
-      <w:r>
-        <w:t xml:space="preserve">Pro Football Reference, </w:t>
+      <w:bookmarkStart w:id="36" w:name="_Ref225809740"/>
+      <w:r>
+        <w:t>Cover, T. and Hart, P., 1967. Nearest neighbor pattern classification. IEEE transactions on information theory, 13(1), pp.21-27.</w:t>
+      </w:r>
+      <w:bookmarkEnd w:id="36"/>
+    </w:p>
+    <w:p>
+      <w:pPr>
+        <w:pStyle w:val="references"/>
+      </w:pPr>
+      <w:bookmarkStart w:id="37" w:name="_Ref225809751"/>
+      <w:r>
+        <w:t>Breiman, L., 2001. Random forests. Machine learning, 45(1), pp.5-32.</w:t>
+      </w:r>
+      <w:bookmarkEnd w:id="37"/>
+    </w:p>
+    <w:p>
+      <w:pPr>
+        <w:pStyle w:val="references"/>
+      </w:pPr>
+      <w:r>
+        <w:t>Abadzic, A., Cheun, J. and Patel, M., 2024. Data Analysis on Predicting the Top 12 Fantasy Football Players by Position. SMU Data Science Review, 8(2), p.7.</w:t>
+      </w:r>
+    </w:p>
+    <w:p>
+      <w:pPr>
+        <w:pStyle w:val="references"/>
+      </w:pPr>
+      <w:bookmarkStart w:id="38" w:name="_Ref225810081"/>
+      <w:r>
+        <w:t>Pro Football Stats, History, Scores, Standings, Playoffs, Schedule &amp; Records</w:t>
+      </w:r>
+      <w:r>
+        <w:t>,</w:t>
+      </w:r>
+      <w:r>
+        <w:t xml:space="preserve"> </w:t>
+      </w:r>
+      <w:r>
+        <w:t xml:space="preserve">Available: </w:t>
       </w:r>
       <w:hyperlink r:id="rId17" w:history="1">
         <w:r>
           <w:rPr>
             <w:rStyle w:val="Hyperlink"/>
           </w:rPr>
-          <w:t>https://www.pro-football-reference.com/</w:t>
+          <w:t>https://</w:t>
+        </w:r>
+        <w:r>
+          <w:rPr>
+            <w:rStyle w:val="Hyperlink"/>
+          </w:rPr>
+          <w:t>www.pro-football-reference.com</w:t>
         </w:r>
       </w:hyperlink>
       <w:r>
         <w:t xml:space="preserve"> </w:t>
       </w:r>
+      <w:r>
+        <w:t>(accessed Mar. 2026).</w:t>
+      </w:r>
+      <w:bookmarkEnd w:id="38"/>
     </w:p>
     <w:p>
       <w:pPr>
         <w:pStyle w:val="references"/>
       </w:pPr>
-      <w:r>
-        <w:t xml:space="preserve">SebastianAndreu/24679_NFL_WR_Dataset_2025, </w:t>
-      </w:r>
-      <w:hyperlink r:id="rId18" w:history="1">
+      <w:bookmarkStart w:id="39" w:name="_Ref225810099"/>
+      <w:r>
+        <w:t xml:space="preserve">SeleniumHQ, Selenium WebDriver. [Online]. Available: </w:t>
+      </w:r>
+      <w:hyperlink r:id="rId18" w:tgtFrame="_blank" w:tooltip="https://www.selenium.dev/" w:history="1">
+        <w:r>
+          <w:rPr>
+            <w:rStyle w:val="Hyperlink"/>
+          </w:rPr>
+          <w:t>https://www.selenium.dev/</w:t>
+        </w:r>
+      </w:hyperlink>
+      <w:r>
+        <w:t xml:space="preserve"> (accessed Mar. 2026).</w:t>
+      </w:r>
+      <w:bookmarkEnd w:id="39"/>
+    </w:p>
+    <w:p>
+      <w:pPr>
+        <w:pStyle w:val="references"/>
+      </w:pPr>
+      <w:bookmarkStart w:id="40" w:name="_Ref225810116"/>
+      <w:r>
+        <w:t xml:space="preserve">SebastianAndreu, 24679_NFL_WR_Dataset_2025. [Online]. Available: </w:t>
+      </w:r>
+      <w:hyperlink r:id="rId19" w:tgtFrame="_blank" w:tooltip="https://huggingface.co/datasets/SebastianAndreu/24679_NFL_WR_Dataset_2025" w:history="1">
         <w:r>
           <w:rPr>
             <w:rStyle w:val="Hyperlink"/>
@@ -40779,114 +42242,250 @@
         </w:r>
       </w:hyperlink>
       <w:r>
-        <w:t xml:space="preserve"> </w:t>
-      </w:r>
+        <w:t xml:space="preserve"> (accessed Mar. 2026).</w:t>
+      </w:r>
+      <w:bookmarkEnd w:id="40"/>
     </w:p>
     <w:p>
       <w:pPr>
         <w:pStyle w:val="references"/>
       </w:pPr>
-      <w:r>
-        <w:t xml:space="preserve">NFL Elo QB Rankings, </w:t>
-      </w:r>
-      <w:hyperlink r:id="rId19" w:history="1">
-        <w:r>
-          <w:rPr>
-            <w:rStyle w:val="Hyperlink"/>
-          </w:rPr>
-          <w:t>https://www.nfeloapp.com/qb-rankings/</w:t>
-        </w:r>
-      </w:hyperlink>
+      <w:bookmarkStart w:id="41" w:name="_Ref225810139"/>
+      <w:r>
+        <w:t>Montgomery, D.C. and Runger, G.C., 2010. </w:t>
+      </w:r>
+      <w:r>
+        <w:rPr>
+          <w:i/>
+          <w:iCs/>
+        </w:rPr>
+        <w:t>Applied statistics and probability for engineers</w:t>
+      </w:r>
+      <w:r>
+        <w:t>. John wiley &amp; sons.</w:t>
+      </w:r>
+      <w:bookmarkEnd w:id="41"/>
     </w:p>
     <w:p>
       <w:pPr>
         <w:pStyle w:val="references"/>
       </w:pPr>
-      <w:r>
-        <w:t>Hoerl, A.E. and Kennard, R.W., 1970. Ridge regression: Biased estimation for nonorthogonal problems. Technometrics, 12(1), pp.55-67.</w:t>
-      </w:r>
+      <w:bookmarkStart w:id="42" w:name="_Ref225810151"/>
+      <w:r>
+        <w:t>Moore, D.S., McCabe, G.P. and Craig, B.A., 2009. </w:t>
+      </w:r>
+      <w:r>
+        <w:rPr>
+          <w:i/>
+          <w:iCs/>
+        </w:rPr>
+        <w:t>Introduction to the Practice of Statistics</w:t>
+      </w:r>
+      <w:r>
+        <w:t> (Vol. 4, p. 641). New York: WH Freeman.</w:t>
+      </w:r>
+      <w:bookmarkEnd w:id="42"/>
     </w:p>
     <w:p>
       <w:pPr>
         <w:pStyle w:val="references"/>
       </w:pPr>
-      <w:r>
-        <w:t>Tibshirani, R., 1996. Regression shrinkage and selection via the lasso. Journal of the Royal Statistical Society Series B: Statistical Methodology, 58(1), pp.267-288.</w:t>
-      </w:r>
+      <w:bookmarkStart w:id="43" w:name="_Ref225810175"/>
+      <w:r>
+        <w:t xml:space="preserve">F. Pedregosa et al., Scikit-learn: Machine Learning in Python. [Online]. Available: </w:t>
+      </w:r>
+      <w:hyperlink r:id="rId20" w:tgtFrame="_blank" w:tooltip="https://scikit-learn.org/stable/" w:history="1">
+        <w:r>
+          <w:rPr>
+            <w:rStyle w:val="Hyperlink"/>
+          </w:rPr>
+          <w:t>https://scikit-learn.org/stable/</w:t>
+        </w:r>
+      </w:hyperlink>
+      <w:r>
+        <w:t xml:space="preserve"> (accessed Mar</w:t>
+      </w:r>
+      <w:r>
+        <w:t>.</w:t>
+      </w:r>
+      <w:r>
+        <w:t xml:space="preserve"> 2026).</w:t>
+      </w:r>
+      <w:bookmarkEnd w:id="43"/>
     </w:p>
     <w:p>
       <w:pPr>
         <w:pStyle w:val="references"/>
       </w:pPr>
-      <w:r>
-        <w:t>Zou, H. and Hastie, T., 2005. Regularization and variable selection via the elastic net. Journal of the Royal Statistical Society Series B: Statistical Methodology, 67(2), pp.301-320.</w:t>
-      </w:r>
+      <w:bookmarkStart w:id="44" w:name="_Ref225810192"/>
+      <w:r>
+        <w:t>Hoerl, A.E. and Kennard, R.W., 1970. Ridge regression: Biased estimation for nonorthogonal problems. Technometrics, 12(1), pp.55-67.</w:t>
+      </w:r>
+      <w:bookmarkEnd w:id="44"/>
     </w:p>
     <w:p>
       <w:pPr>
         <w:pStyle w:val="references"/>
       </w:pPr>
-      <w:r>
-        <w:t>Cover, T. and Hart, P., 1967. Nearest neighbor pattern classification. IEEE transactions on information theory, 13(1), pp.21-27.</w:t>
-      </w:r>
+      <w:bookmarkStart w:id="45" w:name="_Ref225810202"/>
+      <w:r>
+        <w:t>Tibshirani, R., 1996. Regression shrinkage and selection via the lasso. Journal of the Royal Statistical Society Series B: Statistical Methodology, 58(1), pp.267-288.</w:t>
+      </w:r>
+      <w:bookmarkEnd w:id="45"/>
     </w:p>
     <w:p>
       <w:pPr>
         <w:pStyle w:val="references"/>
       </w:pPr>
-      <w:r>
-        <w:t>Breiman, L., 2001. Random forests. Machine learning, 45(1), pp.5-32.</w:t>
-      </w:r>
+      <w:bookmarkStart w:id="46" w:name="_Ref225810212"/>
+      <w:r>
+        <w:t>Zou, H. and Hastie, T., 2005. Regularization and variable selection via the elastic net. Journal of the Royal Statistical Society Series B: Statistical Methodology, 67(2), pp.301-320.</w:t>
+      </w:r>
+      <w:bookmarkEnd w:id="46"/>
     </w:p>
     <w:p>
       <w:pPr>
         <w:pStyle w:val="references"/>
       </w:pPr>
+      <w:bookmarkStart w:id="47" w:name="_Ref225810228"/>
       <w:r>
         <w:t>Chen, T. and Guestrin, C., 2016, August. Xgboost: A scalable tree boosting system. In Proceedings of the 22nd acm sigkdd international conference on knowledge discovery and data mining (pp. 785-794).</w:t>
       </w:r>
+      <w:bookmarkEnd w:id="47"/>
     </w:p>
     <w:p>
       <w:pPr>
         <w:pStyle w:val="references"/>
       </w:pPr>
+      <w:bookmarkStart w:id="48" w:name="_Ref225810238"/>
       <w:r>
         <w:t>Ke, G., Meng, Q., Finley, T., Wang, T., Chen, W., Ma, W., Ye, Q. and Liu, T.Y., 2017. Lightgbm: A highly efficient gradient boosting decision tree. Advances in neural information processing systems, 30.</w:t>
       </w:r>
+      <w:bookmarkEnd w:id="48"/>
     </w:p>
     <w:p>
       <w:pPr>
         <w:pStyle w:val="references"/>
       </w:pPr>
-      <w:sdt>
-        <w:sdtPr>
-          <w:id w:val="317774040"/>
-          <w:citation/>
-        </w:sdtPr>
-        <w:sdtContent>
-          <w:r>
-            <w:fldChar w:fldCharType="begin"/>
-          </w:r>
-          <w:r>
-            <w:instrText xml:space="preserve"> CITATION Zvo \l</w:instrText>
-          </w:r>
-          <w:r>
-            <w:instrText xml:space="preserve"> en-US </w:instrText>
-          </w:r>
-          <w:r>
-            <w:fldChar w:fldCharType="separate"/>
-          </w:r>
-          <w:r>
-            <w:t>[1]</w:t>
-          </w:r>
-          <w:r>
-            <w:fldChar w:fldCharType="end"/>
-          </w:r>
-        </w:sdtContent>
-      </w:sdt>
-      <w:r>
-        <w:t xml:space="preserve"> Prskaj</w:t>
-      </w:r>
+      <w:r>
+        <w:t>Kohavi, R., 1995, August. A study of cross-validation and bootstrap for accuracy estimation and model selection. In </w:t>
+      </w:r>
+      <w:r>
+        <w:rPr>
+          <w:i/>
+          <w:iCs/>
+        </w:rPr>
+        <w:t>Ijcai</w:t>
+      </w:r>
+      <w:r>
+        <w:t> (Vol. 14, No. 2, pp. 1137-1145).</w:t>
+      </w:r>
+    </w:p>
+    <w:p>
+      <w:pPr>
+        <w:pStyle w:val="references"/>
+      </w:pPr>
+      <w:bookmarkStart w:id="49" w:name="_Ref225810335"/>
+      <w:r>
+        <w:t>Bergstra, J. and Bengio, Y., 2012. Random search for hyper-parameter optimization. </w:t>
+      </w:r>
+      <w:r>
+        <w:rPr>
+          <w:i/>
+          <w:iCs/>
+        </w:rPr>
+        <w:t>Journal of machine learning research</w:t>
+      </w:r>
+      <w:r>
+        <w:t>, </w:t>
+      </w:r>
+      <w:r>
+        <w:rPr>
+          <w:i/>
+          <w:iCs/>
+        </w:rPr>
+        <w:t>13</w:t>
+      </w:r>
+      <w:r>
+        <w:t>(2).</w:t>
+      </w:r>
+      <w:bookmarkEnd w:id="49"/>
+    </w:p>
+    <w:p>
+      <w:pPr>
+        <w:pStyle w:val="references"/>
+      </w:pPr>
+      <w:bookmarkStart w:id="50" w:name="_Ref225810347"/>
+      <w:r>
+        <w:t>Snoek, J., Larochelle, H. and Adams, R.P., 2012. Practical bayesian optimization of machine learning algorithms. </w:t>
+      </w:r>
+      <w:r>
+        <w:rPr>
+          <w:i/>
+          <w:iCs/>
+        </w:rPr>
+        <w:t>Advances in neural information processing systems</w:t>
+      </w:r>
+      <w:r>
+        <w:t>, </w:t>
+      </w:r>
+      <w:r>
+        <w:rPr>
+          <w:i/>
+          <w:iCs/>
+        </w:rPr>
+        <w:t>25</w:t>
+      </w:r>
+      <w:r>
+        <w:t>.</w:t>
+      </w:r>
+      <w:bookmarkEnd w:id="50"/>
+    </w:p>
+    <w:p>
+      <w:pPr>
+        <w:pStyle w:val="references"/>
+      </w:pPr>
+      <w:r>
+        <w:t>Hochreiter, S. and Schmidhuber, J., 1997. Long short-term memory. </w:t>
+      </w:r>
+      <w:r>
+        <w:rPr>
+          <w:i/>
+          <w:iCs/>
+        </w:rPr>
+        <w:t>Neural computation</w:t>
+      </w:r>
+      <w:r>
+        <w:t>, </w:t>
+      </w:r>
+      <w:r>
+        <w:rPr>
+          <w:i/>
+          <w:iCs/>
+        </w:rPr>
+        <w:t>9</w:t>
+      </w:r>
+      <w:r>
+        <w:t>(8), pp.1735-1780.</w:t>
+      </w:r>
+    </w:p>
+    <w:p>
+      <w:pPr>
+        <w:pStyle w:val="references"/>
+      </w:pPr>
+      <w:r>
+        <w:t>Cho, K., Van Merriënboer, B., Gulçehre, Ç., Bahdanau, D., Bougares, F., Schwenk, H. and Bengio, Y., 2014, October. Learning phrase representations using RNN encoder–decoder for statistical machine translation. In Proceedings of the 2014 conference on empirical methods in natural language processing (EMNLP) (pp. 1724-1734).</w:t>
+      </w:r>
+    </w:p>
+    <w:p>
+      <w:pPr>
+        <w:pStyle w:val="references"/>
+        <w:numPr>
+          <w:ilvl w:val="0"/>
+          <w:numId w:val="0"/>
+        </w:numPr>
+        <w:ind w:start="18pt"/>
+      </w:pPr>
     </w:p>
     <w:sectPr>
       <w:type w:val="continuous"/>
@@ -40900,7 +42499,7 @@
 </file>
 
 <file path=word/endnotes.xml><?xml version="1.0" encoding="utf-8"?>
-<w:endnotes xmlns:cx="http://schemas.microsoft.com/office/drawing/2014/chartex" xmlns:cx1="http://schemas.microsoft.com/office/drawing/2015/9/8/chartex" xmlns:cx2="http://schemas.microsoft.com/office/drawing/2015/10/21/chartex" xmlns:cx3="http://schemas.microsoft.com/office/drawing/2016/5/9/chartex" xmlns:cx4="http://schemas.microsoft.com/office/drawing/2016/5/10/chartex" xmlns:cx5="http://schemas.microsoft.com/office/drawing/2016/5/11/chartex" xmlns:cx6="http://schemas.microsoft.com/office/drawing/2016/5/12/chartex" xmlns:cx7="http://schemas.microsoft.com/office/drawing/2016/5/13/chartex" xmlns:cx8="http://schemas.microsoft.com/office/drawing/2016/5/14/chartex" xmlns:mc="http://schemas.openxmlformats.org/markup-compatibility/2006" xmlns:aink="http://schemas.microsoft.com/office/drawing/2016/ink" xmlns:am3d="http://schemas.microsoft.com/office/drawing/2017/model3d" xmlns:o="urn:schemas-microsoft-com:office:office" xmlns:r="http://purl.oclc.org/ooxml/officeDocument/relationships" xmlns:m="http://purl.oclc.org/ooxml/officeDocument/math" xmlns:v="urn:schemas-microsoft-com:vml" xmlns:wp14="http://schemas.microsoft.com/office/word/2010/wordprocessingDrawing" xmlns:wp="http://purl.oclc.org/ooxml/drawingml/wordprocessingDrawing" xmlns:w10="urn:schemas-microsoft-com:office:word" xmlns:w="http://purl.oclc.org/ooxml/wordprocessingml/main" xmlns:w14="http://schemas.microsoft.com/office/word/2010/wordml" xmlns:w15="http://schemas.microsoft.com/office/word/2012/wordml" xmlns:w16cex="http://schemas.microsoft.com/office/word/2018/wordml/cex" xmlns:w16cid="http://schemas.microsoft.com/office/word/2016/wordml/cid" xmlns:w16="http://schemas.microsoft.com/office/word/2018/wordml" xmlns:w16sdtdh="http://schemas.microsoft.com/office/word/2020/wordml/sdtdatahash" xmlns:w16se="http://schemas.microsoft.com/office/word/2015/wordml/symex" xmlns:wpi="http://schemas.microsoft.com/office/word/2010/wordprocessingInk" xmlns:wne="http://schemas.microsoft.com/office/word/2006/wordml" mc:Ignorable="w14 w15 w16se w16cid w16 w16cex w16sdtdh wne wp14">
+<w:endnotes xmlns:cx="http://schemas.microsoft.com/office/drawing/2014/chartex" xmlns:cx1="http://schemas.microsoft.com/office/drawing/2015/9/8/chartex" xmlns:cx2="http://schemas.microsoft.com/office/drawing/2015/10/21/chartex" xmlns:cx3="http://schemas.microsoft.com/office/drawing/2016/5/9/chartex" xmlns:cx4="http://schemas.microsoft.com/office/drawing/2016/5/10/chartex" xmlns:cx5="http://schemas.microsoft.com/office/drawing/2016/5/11/chartex" xmlns:cx6="http://schemas.microsoft.com/office/drawing/2016/5/12/chartex" xmlns:cx7="http://schemas.microsoft.com/office/drawing/2016/5/13/chartex" xmlns:cx8="http://schemas.microsoft.com/office/drawing/2016/5/14/chartex" xmlns:mc="http://schemas.openxmlformats.org/markup-compatibility/2006" xmlns:aink="http://schemas.microsoft.com/office/drawing/2016/ink" xmlns:am3d="http://schemas.microsoft.com/office/drawing/2017/model3d" xmlns:o="urn:schemas-microsoft-com:office:office" xmlns:oel="http://schemas.microsoft.com/office/2019/extlst" xmlns:r="http://purl.oclc.org/ooxml/officeDocument/relationships" xmlns:m="http://purl.oclc.org/ooxml/officeDocument/math" xmlns:v="urn:schemas-microsoft-com:vml" xmlns:wp14="http://schemas.microsoft.com/office/word/2010/wordprocessingDrawing" xmlns:wp="http://purl.oclc.org/ooxml/drawingml/wordprocessingDrawing" xmlns:w10="urn:schemas-microsoft-com:office:word" xmlns:w="http://purl.oclc.org/ooxml/wordprocessingml/main" xmlns:w14="http://schemas.microsoft.com/office/word/2010/wordml" xmlns:w15="http://schemas.microsoft.com/office/word/2012/wordml" xmlns:w16cex="http://schemas.microsoft.com/office/word/2018/wordml/cex" xmlns:w16cid="http://schemas.microsoft.com/office/word/2016/wordml/cid" xmlns:w16="http://schemas.microsoft.com/office/word/2018/wordml" xmlns:w16du="http://schemas.microsoft.com/office/word/2023/wordml/word16du" xmlns:w16sdtdh="http://schemas.microsoft.com/office/word/2020/wordml/sdtdatahash" xmlns:w16se="http://schemas.microsoft.com/office/word/2015/wordml/symex" xmlns:wpi="http://schemas.microsoft.com/office/word/2010/wordprocessingInk" xmlns:wne="http://schemas.microsoft.com/office/word/2006/wordml" mc:Ignorable="w14 w15 w16se w16cid w16 w16cex w16sdtdh w16du wne wp14">
   <w:endnote w:type="separator" w:id="-1">
     <w:p>
       <w:r>
@@ -40919,7 +42518,7 @@
 </file>
 
 <file path=word/footer1.xml><?xml version="1.0" encoding="utf-8"?>
-<w:ftr xmlns:cx="http://schemas.microsoft.com/office/drawing/2014/chartex" xmlns:cx1="http://schemas.microsoft.com/office/drawing/2015/9/8/chartex" xmlns:cx2="http://schemas.microsoft.com/office/drawing/2015/10/21/chartex" xmlns:cx3="http://schemas.microsoft.com/office/drawing/2016/5/9/chartex" xmlns:cx4="http://schemas.microsoft.com/office/drawing/2016/5/10/chartex" xmlns:cx5="http://schemas.microsoft.com/office/drawing/2016/5/11/chartex" xmlns:cx6="http://schemas.microsoft.com/office/drawing/2016/5/12/chartex" xmlns:cx7="http://schemas.microsoft.com/office/drawing/2016/5/13/chartex" xmlns:cx8="http://schemas.microsoft.com/office/drawing/2016/5/14/chartex" xmlns:mc="http://schemas.openxmlformats.org/markup-compatibility/2006" xmlns:aink="http://schemas.microsoft.com/office/drawing/2016/ink" xmlns:am3d="http://schemas.microsoft.com/office/drawing/2017/model3d" xmlns:o="urn:schemas-microsoft-com:office:office" xmlns:r="http://purl.oclc.org/ooxml/officeDocument/relationships" xmlns:m="http://purl.oclc.org/ooxml/officeDocument/math" xmlns:v="urn:schemas-microsoft-com:vml" xmlns:wp14="http://schemas.microsoft.com/office/word/2010/wordprocessingDrawing" xmlns:wp="http://purl.oclc.org/ooxml/drawingml/wordprocessingDrawing" xmlns:w10="urn:schemas-microsoft-com:office:word" xmlns:w="http://purl.oclc.org/ooxml/wordprocessingml/main" xmlns:w14="http://schemas.microsoft.com/office/word/2010/wordml" xmlns:w15="http://schemas.microsoft.com/office/word/2012/wordml" xmlns:w16cex="http://schemas.microsoft.com/office/word/2018/wordml/cex" xmlns:w16cid="http://schemas.microsoft.com/office/word/2016/wordml/cid" xmlns:w16="http://schemas.microsoft.com/office/word/2018/wordml" xmlns:w16sdtdh="http://schemas.microsoft.com/office/word/2020/wordml/sdtdatahash" xmlns:w16se="http://schemas.microsoft.com/office/word/2015/wordml/symex" xmlns:wpi="http://schemas.microsoft.com/office/word/2010/wordprocessingInk" xmlns:wne="http://schemas.microsoft.com/office/word/2006/wordml" mc:Ignorable="w14 w15 w16se w16cid w16 w16cex w16sdtdh wne wp14">
+<w:ftr xmlns:cx="http://schemas.microsoft.com/office/drawing/2014/chartex" xmlns:cx1="http://schemas.microsoft.com/office/drawing/2015/9/8/chartex" xmlns:cx2="http://schemas.microsoft.com/office/drawing/2015/10/21/chartex" xmlns:cx3="http://schemas.microsoft.com/office/drawing/2016/5/9/chartex" xmlns:cx4="http://schemas.microsoft.com/office/drawing/2016/5/10/chartex" xmlns:cx5="http://schemas.microsoft.com/office/drawing/2016/5/11/chartex" xmlns:cx6="http://schemas.microsoft.com/office/drawing/2016/5/12/chartex" xmlns:cx7="http://schemas.microsoft.com/office/drawing/2016/5/13/chartex" xmlns:cx8="http://schemas.microsoft.com/office/drawing/2016/5/14/chartex" xmlns:mc="http://schemas.openxmlformats.org/markup-compatibility/2006" xmlns:aink="http://schemas.microsoft.com/office/drawing/2016/ink" xmlns:am3d="http://schemas.microsoft.com/office/drawing/2017/model3d" xmlns:o="urn:schemas-microsoft-com:office:office" xmlns:oel="http://schemas.microsoft.com/office/2019/extlst" xmlns:r="http://purl.oclc.org/ooxml/officeDocument/relationships" xmlns:m="http://purl.oclc.org/ooxml/officeDocument/math" xmlns:v="urn:schemas-microsoft-com:vml" xmlns:wp14="http://schemas.microsoft.com/office/word/2010/wordprocessingDrawing" xmlns:wp="http://purl.oclc.org/ooxml/drawingml/wordprocessingDrawing" xmlns:w10="urn:schemas-microsoft-com:office:word" xmlns:w="http://purl.oclc.org/ooxml/wordprocessingml/main" xmlns:w14="http://schemas.microsoft.com/office/word/2010/wordml" xmlns:w15="http://schemas.microsoft.com/office/word/2012/wordml" xmlns:w16cex="http://schemas.microsoft.com/office/word/2018/wordml/cex" xmlns:w16cid="http://schemas.microsoft.com/office/word/2016/wordml/cid" xmlns:w16="http://schemas.microsoft.com/office/word/2018/wordml" xmlns:w16du="http://schemas.microsoft.com/office/word/2023/wordml/word16du" xmlns:w16sdtdh="http://schemas.microsoft.com/office/word/2020/wordml/sdtdatahash" xmlns:w16se="http://schemas.microsoft.com/office/word/2015/wordml/symex" xmlns:wpi="http://schemas.microsoft.com/office/word/2010/wordprocessingInk" xmlns:wne="http://schemas.microsoft.com/office/word/2006/wordml" mc:Ignorable="w14 w15 w16se w16cid w16 w16cex w16sdtdh w16du wne wp14">
   <w:p>
     <w:pPr>
       <w:pStyle w:val="Footer"/>
@@ -40934,7 +42533,7 @@
 </file>
 
 <file path=word/footnotes.xml><?xml version="1.0" encoding="utf-8"?>
-<w:footnotes xmlns:cx="http://schemas.microsoft.com/office/drawing/2014/chartex" xmlns:cx1="http://schemas.microsoft.com/office/drawing/2015/9/8/chartex" xmlns:cx2="http://schemas.microsoft.com/office/drawing/2015/10/21/chartex" xmlns:cx3="http://schemas.microsoft.com/office/drawing/2016/5/9/chartex" xmlns:cx4="http://schemas.microsoft.com/office/drawing/2016/5/10/chartex" xmlns:cx5="http://schemas.microsoft.com/office/drawing/2016/5/11/chartex" xmlns:cx6="http://schemas.microsoft.com/office/drawing/2016/5/12/chartex" xmlns:cx7="http://schemas.microsoft.com/office/drawing/2016/5/13/chartex" xmlns:cx8="http://schemas.microsoft.com/office/drawing/2016/5/14/chartex" xmlns:mc="http://schemas.openxmlformats.org/markup-compatibility/2006" xmlns:aink="http://schemas.microsoft.com/office/drawing/2016/ink" xmlns:am3d="http://schemas.microsoft.com/office/drawing/2017/model3d" xmlns:o="urn:schemas-microsoft-com:office:office" xmlns:r="http://purl.oclc.org/ooxml/officeDocument/relationships" xmlns:m="http://purl.oclc.org/ooxml/officeDocument/math" xmlns:v="urn:schemas-microsoft-com:vml" xmlns:wp14="http://schemas.microsoft.com/office/word/2010/wordprocessingDrawing" xmlns:wp="http://purl.oclc.org/ooxml/drawingml/wordprocessingDrawing" xmlns:w10="urn:schemas-microsoft-com:office:word" xmlns:w="http://purl.oclc.org/ooxml/wordprocessingml/main" xmlns:w14="http://schemas.microsoft.com/office/word/2010/wordml" xmlns:w15="http://schemas.microsoft.com/office/word/2012/wordml" xmlns:w16cex="http://schemas.microsoft.com/office/word/2018/wordml/cex" xmlns:w16cid="http://schemas.microsoft.com/office/word/2016/wordml/cid" xmlns:w16="http://schemas.microsoft.com/office/word/2018/wordml" xmlns:w16sdtdh="http://schemas.microsoft.com/office/word/2020/wordml/sdtdatahash" xmlns:w16se="http://schemas.microsoft.com/office/word/2015/wordml/symex" xmlns:wpi="http://schemas.microsoft.com/office/word/2010/wordprocessingInk" xmlns:wne="http://schemas.microsoft.com/office/word/2006/wordml" mc:Ignorable="w14 w15 w16se w16cid w16 w16cex w16sdtdh wne wp14">
+<w:footnotes xmlns:cx="http://schemas.microsoft.com/office/drawing/2014/chartex" xmlns:cx1="http://schemas.microsoft.com/office/drawing/2015/9/8/chartex" xmlns:cx2="http://schemas.microsoft.com/office/drawing/2015/10/21/chartex" xmlns:cx3="http://schemas.microsoft.com/office/drawing/2016/5/9/chartex" xmlns:cx4="http://schemas.microsoft.com/office/drawing/2016/5/10/chartex" xmlns:cx5="http://schemas.microsoft.com/office/drawing/2016/5/11/chartex" xmlns:cx6="http://schemas.microsoft.com/office/drawing/2016/5/12/chartex" xmlns:cx7="http://schemas.microsoft.com/office/drawing/2016/5/13/chartex" xmlns:cx8="http://schemas.microsoft.com/office/drawing/2016/5/14/chartex" xmlns:mc="http://schemas.openxmlformats.org/markup-compatibility/2006" xmlns:aink="http://schemas.microsoft.com/office/drawing/2016/ink" xmlns:am3d="http://schemas.microsoft.com/office/drawing/2017/model3d" xmlns:o="urn:schemas-microsoft-com:office:office" xmlns:oel="http://schemas.microsoft.com/office/2019/extlst" xmlns:r="http://purl.oclc.org/ooxml/officeDocument/relationships" xmlns:m="http://purl.oclc.org/ooxml/officeDocument/math" xmlns:v="urn:schemas-microsoft-com:vml" xmlns:wp14="http://schemas.microsoft.com/office/word/2010/wordprocessingDrawing" xmlns:wp="http://purl.oclc.org/ooxml/drawingml/wordprocessingDrawing" xmlns:w10="urn:schemas-microsoft-com:office:word" xmlns:w="http://purl.oclc.org/ooxml/wordprocessingml/main" xmlns:w14="http://schemas.microsoft.com/office/word/2010/wordml" xmlns:w15="http://schemas.microsoft.com/office/word/2012/wordml" xmlns:w16cex="http://schemas.microsoft.com/office/word/2018/wordml/cex" xmlns:w16cid="http://schemas.microsoft.com/office/word/2016/wordml/cid" xmlns:w16="http://schemas.microsoft.com/office/word/2018/wordml" xmlns:w16du="http://schemas.microsoft.com/office/word/2023/wordml/word16du" xmlns:w16sdtdh="http://schemas.microsoft.com/office/word/2020/wordml/sdtdatahash" xmlns:w16se="http://schemas.microsoft.com/office/word/2015/wordml/symex" xmlns:wpi="http://schemas.microsoft.com/office/word/2010/wordprocessingInk" xmlns:wne="http://schemas.microsoft.com/office/word/2006/wordml" mc:Ignorable="w14 w15 w16se w16cid w16 w16cex w16sdtdh w16du wne wp14">
   <w:footnote w:type="separator" w:id="-1">
     <w:p>
       <w:r>
@@ -40953,7 +42552,7 @@
 </file>
 
 <file path=word/numbering.xml><?xml version="1.0" encoding="utf-8"?>
-<w:numbering xmlns:cx="http://schemas.microsoft.com/office/drawing/2014/chartex" xmlns:cx1="http://schemas.microsoft.com/office/drawing/2015/9/8/chartex" xmlns:cx2="http://schemas.microsoft.com/office/drawing/2015/10/21/chartex" xmlns:cx3="http://schemas.microsoft.com/office/drawing/2016/5/9/chartex" xmlns:cx4="http://schemas.microsoft.com/office/drawing/2016/5/10/chartex" xmlns:cx5="http://schemas.microsoft.com/office/drawing/2016/5/11/chartex" xmlns:cx6="http://schemas.microsoft.com/office/drawing/2016/5/12/chartex" xmlns:cx7="http://schemas.microsoft.com/office/drawing/2016/5/13/chartex" xmlns:cx8="http://schemas.microsoft.com/office/drawing/2016/5/14/chartex" xmlns:mc="http://schemas.openxmlformats.org/markup-compatibility/2006" xmlns:aink="http://schemas.microsoft.com/office/drawing/2016/ink" xmlns:am3d="http://schemas.microsoft.com/office/drawing/2017/model3d" xmlns:o="urn:schemas-microsoft-com:office:office" xmlns:r="http://purl.oclc.org/ooxml/officeDocument/relationships" xmlns:m="http://purl.oclc.org/ooxml/officeDocument/math" xmlns:v="urn:schemas-microsoft-com:vml" xmlns:wp14="http://schemas.microsoft.com/office/word/2010/wordprocessingDrawing" xmlns:wp="http://purl.oclc.org/ooxml/drawingml/wordprocessingDrawing" xmlns:w10="urn:schemas-microsoft-com:office:word" xmlns:w="http://purl.oclc.org/ooxml/wordprocessingml/main" xmlns:w14="http://schemas.microsoft.com/office/word/2010/wordml" xmlns:w15="http://schemas.microsoft.com/office/word/2012/wordml" xmlns:w16cex="http://schemas.microsoft.com/office/word/2018/wordml/cex" xmlns:w16cid="http://schemas.microsoft.com/office/word/2016/wordml/cid" xmlns:w16="http://schemas.microsoft.com/office/word/2018/wordml" xmlns:w16sdtdh="http://schemas.microsoft.com/office/word/2020/wordml/sdtdatahash" xmlns:w16se="http://schemas.microsoft.com/office/word/2015/wordml/symex" xmlns:wpi="http://schemas.microsoft.com/office/word/2010/wordprocessingInk" xmlns:wne="http://schemas.microsoft.com/office/word/2006/wordml" mc:Ignorable="w14 w15 w16se w16cid w16 w16cex w16sdtdh wne wp14">
+<w:numbering xmlns:cx="http://schemas.microsoft.com/office/drawing/2014/chartex" xmlns:cx1="http://schemas.microsoft.com/office/drawing/2015/9/8/chartex" xmlns:cx2="http://schemas.microsoft.com/office/drawing/2015/10/21/chartex" xmlns:cx3="http://schemas.microsoft.com/office/drawing/2016/5/9/chartex" xmlns:cx4="http://schemas.microsoft.com/office/drawing/2016/5/10/chartex" xmlns:cx5="http://schemas.microsoft.com/office/drawing/2016/5/11/chartex" xmlns:cx6="http://schemas.microsoft.com/office/drawing/2016/5/12/chartex" xmlns:cx7="http://schemas.microsoft.com/office/drawing/2016/5/13/chartex" xmlns:cx8="http://schemas.microsoft.com/office/drawing/2016/5/14/chartex" xmlns:mc="http://schemas.openxmlformats.org/markup-compatibility/2006" xmlns:aink="http://schemas.microsoft.com/office/drawing/2016/ink" xmlns:am3d="http://schemas.microsoft.com/office/drawing/2017/model3d" xmlns:o="urn:schemas-microsoft-com:office:office" xmlns:oel="http://schemas.microsoft.com/office/2019/extlst" xmlns:r="http://purl.oclc.org/ooxml/officeDocument/relationships" xmlns:m="http://purl.oclc.org/ooxml/officeDocument/math" xmlns:v="urn:schemas-microsoft-com:vml" xmlns:wp14="http://schemas.microsoft.com/office/word/2010/wordprocessingDrawing" xmlns:wp="http://purl.oclc.org/ooxml/drawingml/wordprocessingDrawing" xmlns:w10="urn:schemas-microsoft-com:office:word" xmlns:w="http://purl.oclc.org/ooxml/wordprocessingml/main" xmlns:w14="http://schemas.microsoft.com/office/word/2010/wordml" xmlns:w15="http://schemas.microsoft.com/office/word/2012/wordml" xmlns:w16cex="http://schemas.microsoft.com/office/word/2018/wordml/cex" xmlns:w16cid="http://schemas.microsoft.com/office/word/2016/wordml/cid" xmlns:w16="http://schemas.microsoft.com/office/word/2018/wordml" xmlns:w16du="http://schemas.microsoft.com/office/word/2023/wordml/word16du" xmlns:w16sdtdh="http://schemas.microsoft.com/office/word/2020/wordml/sdtdatahash" xmlns:w16se="http://schemas.microsoft.com/office/word/2015/wordml/symex" xmlns:wpi="http://schemas.microsoft.com/office/word/2010/wordprocessingInk" xmlns:wne="http://schemas.microsoft.com/office/word/2006/wordml" mc:Ignorable="w14 w15 w16se w16cid w16 w16cex w16sdtdh w16du wne wp14">
   <w:abstractNum w:abstractNumId="0" w15:restartNumberingAfterBreak="0">
     <w:nsid w:val="FFFFFF1D"/>
     <w:multiLevelType w:val="multilevel"/>
@@ -42348,83 +43947,83 @@
       </w:rPr>
     </w:lvl>
   </w:abstractNum>
-  <w:num w:numId="1">
+  <w:num w:numId="1" w16cid:durableId="467553513">
     <w:abstractNumId w:val="14"/>
   </w:num>
-  <w:num w:numId="2">
+  <w:num w:numId="2" w16cid:durableId="1377313359">
     <w:abstractNumId w:val="19"/>
   </w:num>
-  <w:num w:numId="3">
+  <w:num w:numId="3" w16cid:durableId="820848521">
     <w:abstractNumId w:val="13"/>
   </w:num>
-  <w:num w:numId="4">
+  <w:num w:numId="4" w16cid:durableId="147328169">
     <w:abstractNumId w:val="16"/>
   </w:num>
-  <w:num w:numId="5">
+  <w:num w:numId="5" w16cid:durableId="648244956">
     <w:abstractNumId w:val="16"/>
   </w:num>
-  <w:num w:numId="6">
+  <w:num w:numId="6" w16cid:durableId="340085147">
     <w:abstractNumId w:val="16"/>
   </w:num>
-  <w:num w:numId="7">
+  <w:num w:numId="7" w16cid:durableId="587619406">
     <w:abstractNumId w:val="16"/>
   </w:num>
-  <w:num w:numId="8">
+  <w:num w:numId="8" w16cid:durableId="281035015">
     <w:abstractNumId w:val="18"/>
   </w:num>
-  <w:num w:numId="9">
+  <w:num w:numId="9" w16cid:durableId="1338312154">
     <w:abstractNumId w:val="20"/>
   </w:num>
-  <w:num w:numId="10">
+  <w:num w:numId="10" w16cid:durableId="1214999989">
     <w:abstractNumId w:val="15"/>
   </w:num>
-  <w:num w:numId="11">
+  <w:num w:numId="11" w16cid:durableId="1266499850">
     <w:abstractNumId w:val="12"/>
   </w:num>
-  <w:num w:numId="12">
+  <w:num w:numId="12" w16cid:durableId="1646425129">
     <w:abstractNumId w:val="11"/>
   </w:num>
-  <w:num w:numId="13">
+  <w:num w:numId="13" w16cid:durableId="1534878802">
     <w:abstractNumId w:val="0"/>
   </w:num>
-  <w:num w:numId="14">
+  <w:num w:numId="14" w16cid:durableId="78411376">
     <w:abstractNumId w:val="10"/>
   </w:num>
-  <w:num w:numId="15">
+  <w:num w:numId="15" w16cid:durableId="1495802839">
     <w:abstractNumId w:val="8"/>
   </w:num>
-  <w:num w:numId="16">
+  <w:num w:numId="16" w16cid:durableId="2090729491">
     <w:abstractNumId w:val="7"/>
   </w:num>
-  <w:num w:numId="17">
+  <w:num w:numId="17" w16cid:durableId="804392319">
     <w:abstractNumId w:val="6"/>
   </w:num>
-  <w:num w:numId="18">
+  <w:num w:numId="18" w16cid:durableId="822114874">
     <w:abstractNumId w:val="5"/>
   </w:num>
-  <w:num w:numId="19">
+  <w:num w:numId="19" w16cid:durableId="1465273205">
     <w:abstractNumId w:val="9"/>
   </w:num>
-  <w:num w:numId="20">
+  <w:num w:numId="20" w16cid:durableId="1676566226">
     <w:abstractNumId w:val="4"/>
   </w:num>
-  <w:num w:numId="21">
+  <w:num w:numId="21" w16cid:durableId="263538434">
     <w:abstractNumId w:val="3"/>
   </w:num>
-  <w:num w:numId="22">
+  <w:num w:numId="22" w16cid:durableId="1640112843">
     <w:abstractNumId w:val="2"/>
   </w:num>
-  <w:num w:numId="23">
+  <w:num w:numId="23" w16cid:durableId="251663597">
     <w:abstractNumId w:val="1"/>
   </w:num>
-  <w:num w:numId="24">
+  <w:num w:numId="24" w16cid:durableId="1495610865">
     <w:abstractNumId w:val="17"/>
   </w:num>
 </w:numbering>
 </file>
 
 <file path=word/styles.xml><?xml version="1.0" encoding="utf-8"?>
-<w:styles xmlns:mc="http://schemas.openxmlformats.org/markup-compatibility/2006" xmlns:r="http://purl.oclc.org/ooxml/officeDocument/relationships" xmlns:w="http://purl.oclc.org/ooxml/wordprocessingml/main" xmlns:w14="http://schemas.microsoft.com/office/word/2010/wordml" xmlns:w15="http://schemas.microsoft.com/office/word/2012/wordml" xmlns:w16cex="http://schemas.microsoft.com/office/word/2018/wordml/cex" xmlns:w16cid="http://schemas.microsoft.com/office/word/2016/wordml/cid" xmlns:w16="http://schemas.microsoft.com/office/word/2018/wordml" xmlns:w16sdtdh="http://schemas.microsoft.com/office/word/2020/wordml/sdtdatahash" xmlns:w16se="http://schemas.microsoft.com/office/word/2015/wordml/symex" mc:Ignorable="w14 w15 w16se w16cid w16 w16cex w16sdtdh">
+<w:styles xmlns:mc="http://schemas.openxmlformats.org/markup-compatibility/2006" xmlns:r="http://purl.oclc.org/ooxml/officeDocument/relationships" xmlns:w="http://purl.oclc.org/ooxml/wordprocessingml/main" xmlns:w14="http://schemas.microsoft.com/office/word/2010/wordml" xmlns:w15="http://schemas.microsoft.com/office/word/2012/wordml" xmlns:w16cex="http://schemas.microsoft.com/office/word/2018/wordml/cex" xmlns:w16cid="http://schemas.microsoft.com/office/word/2016/wordml/cid" xmlns:w16="http://schemas.microsoft.com/office/word/2018/wordml" xmlns:w16du="http://schemas.microsoft.com/office/word/2023/wordml/word16du" xmlns:w16sdtdh="http://schemas.microsoft.com/office/word/2020/wordml/sdtdatahash" xmlns:w16se="http://schemas.microsoft.com/office/word/2015/wordml/symex" mc:Ignorable="w14 w15 w16se w16cid w16 w16cex w16sdtdh w16du">
   <w:docDefaults>
     <w:rPrDefault>
       <w:rPr>
@@ -42845,7 +44444,6 @@
   <w:style w:type="character" w:default="1" w:styleId="DefaultParagraphFont">
     <w:name w:val="Default Paragraph Font"/>
     <w:uiPriority w:val="1"/>
-    <w:semiHidden/>
     <w:unhideWhenUsed/>
   </w:style>
   <w:style w:type="table" w:default="1" w:styleId="TableNormal">
@@ -43604,6 +45202,17 @@
       <w:color w:val="808080"/>
     </w:rPr>
   </w:style>
+  <w:style w:type="paragraph" w:styleId="ListParagraph">
+    <w:name w:val="List Paragraph"/>
+    <w:basedOn w:val="Normal"/>
+    <w:uiPriority w:val="34"/>
+    <w:qFormat/>
+    <w:rsid w:val="008A37E6"/>
+    <w:pPr>
+      <w:ind w:start="36pt"/>
+      <w:contextualSpacing/>
+    </w:pPr>
+  </w:style>
 </w:styles>
 </file>
 

--- a/Izvestaj/Predviđanje_performansi_NFL_igrača_putem_mašinskog_učenja_Milan_Jovkić_Uroš_Petrašković.docx
+++ b/Izvestaj/Predviđanje_performansi_NFL_igrača_putem_mašinskog_učenja_Milan_Jovkić_Uroš_Petrašković.docx
@@ -1465,35 +1465,59 @@
       </w:r>
       <w:r>
         <w:rPr>
+          <w:lang w:val="en-US"/>
+        </w:rPr>
+        <w:t>ML</w:t>
+      </w:r>
+      <w:r>
+        <w:rPr>
+          <w:lang w:val="en-US"/>
+        </w:rPr>
+        <w:t xml:space="preserve"> (</w:t>
+      </w:r>
+      <w:r>
+        <w:rPr>
+          <w:lang w:val="en-US"/>
+        </w:rPr>
+        <w:t>mašinskog učenja</w:t>
+      </w:r>
+      <w:r>
+        <w:rPr>
+          <w:lang w:val="en-US"/>
+        </w:rPr>
+        <w:t>)</w:t>
+      </w:r>
+      <w:r>
+        <w:rPr>
+          <w:lang w:val="en-US"/>
+        </w:rPr>
+        <w:t xml:space="preserve"> konzistentno nadmašuju klasične statističke metode u NFL kontekstu, što opravdava primenu istih tehnika na individualnom nivou. Drugo, metodologija zasnovana na </w:t>
+      </w:r>
+      <w:r>
+        <w:rPr>
+          <w:lang w:val="en-US"/>
+        </w:rPr>
+        <w:t>statisti</w:t>
+      </w:r>
+      <w:r>
+        <w:rPr>
+          <w:lang w:val="sr-Latn-RS"/>
+        </w:rPr>
+        <w:t>čkim</w:t>
+      </w:r>
+      <w:r>
+        <w:rPr>
           <w:i/>
           <w:iCs/>
-          <w:lang w:val="en-US"/>
-        </w:rPr>
-        <w:t>ML</w:t>
-      </w:r>
-      <w:r>
-        <w:rPr>
-          <w:lang w:val="en-US"/>
-        </w:rPr>
-        <w:t xml:space="preserve"> (</w:t>
-      </w:r>
-      <w:r>
-        <w:rPr>
-          <w:lang w:val="en-US"/>
-        </w:rPr>
-        <w:t>mašinskog učenja</w:t>
-      </w:r>
-      <w:r>
-        <w:rPr>
-          <w:lang w:val="en-US"/>
-        </w:rPr>
-        <w:t>)</w:t>
-      </w:r>
-      <w:r>
-        <w:rPr>
-          <w:lang w:val="en-US"/>
-        </w:rPr>
-        <w:t xml:space="preserve"> konzistentno nadmašuju klasične statističke metode u NFL kontekstu, što opravdava primenu istih tehnika na individualnom nivou. Drugo, metodologija zasnovana na </w:t>
+          <w:lang w:val="sr-Latn-RS"/>
+        </w:rPr>
+        <w:t xml:space="preserve"> </w:t>
+      </w:r>
+      <w:r>
+        <w:rPr>
+          <w:lang w:val="en-US"/>
+        </w:rPr>
+        <w:t xml:space="preserve">podacima i </w:t>
       </w:r>
       <w:r>
         <w:rPr>
@@ -1501,13 +1525,13 @@
           <w:iCs/>
           <w:lang w:val="en-US"/>
         </w:rPr>
-        <w:t>Pro-Football-Reference</w:t>
-      </w:r>
-      <w:r>
-        <w:rPr>
-          <w:lang w:val="en-US"/>
-        </w:rPr>
-        <w:t xml:space="preserve"> podacima i feature importance analizi direktno je primenjena i u ovom radu. Ključna razlika je u granularnosti analize</w:t>
+        <w:t>feature importance</w:t>
+      </w:r>
+      <w:r>
+        <w:rPr>
+          <w:lang w:val="en-US"/>
+        </w:rPr>
+        <w:t xml:space="preserve"> analizi direktno je primenjena i u ovom radu. Ključna razlika je u granularnosti analize</w:t>
       </w:r>
       <w:r>
         <w:rPr>
@@ -1940,7 +1964,27 @@
         <w:fldChar w:fldCharType="end"/>
       </w:r>
       <w:r>
-        <w:t xml:space="preserve"> analiziraju istorijske performanse NFL igrača radi identifikacije top dvanaest kandidata po pozicijama za fantasy draft. Podaci su organizovani zasebno za pozicije QB, RB, WR i TE, pri čemu svaka pozicija nosi različite ključne metrike i obrasce performansi. Predviđanja se vrednuju poređenjem sa ostvarenim fantasy poenima na kraju sezone, a analiza naglašava da kontekstualni faktori i istorijski trendovi imaju značajnu prediktivnu moć.</w:t>
+        <w:t xml:space="preserve"> analiziraju istorijske performanse NFL igrača radi identifikacije top dvanaest kandidata po pozicijama za </w:t>
+      </w:r>
+      <w:r>
+        <w:rPr>
+          <w:i/>
+          <w:iCs/>
+        </w:rPr>
+        <w:t>fantasy draft</w:t>
+      </w:r>
+      <w:r>
+        <w:t xml:space="preserve">. Podaci su organizovani zasebno za pozicije QB, RB, WR i TE, pri čemu svaka pozicija nosi različite ključne metrike i obrasce performansi. Predviđanja se vrednuju poređenjem sa ostvarenim </w:t>
+      </w:r>
+      <w:r>
+        <w:rPr>
+          <w:i/>
+          <w:iCs/>
+        </w:rPr>
+        <w:t>fantasy</w:t>
+      </w:r>
+      <w:r>
+        <w:t xml:space="preserve"> poenima na kraju sezone, a analiza naglašava da kontekstualni faktori i istorijski trendovi imaju značajnu prediktivnu moć.</w:t>
       </w:r>
     </w:p>
     <w:p>
@@ -2002,7 +2046,17 @@
         <w:t>,</w:t>
       </w:r>
       <w:r>
-        <w:t xml:space="preserve"> umesto fantasy poena, koji su </w:t>
+        <w:t xml:space="preserve"> umesto </w:t>
+      </w:r>
+      <w:r>
+        <w:rPr>
+          <w:i/>
+          <w:iCs/>
+        </w:rPr>
+        <w:t>fantasy</w:t>
+      </w:r>
+      <w:r>
+        <w:t xml:space="preserve"> poena, koji su </w:t>
       </w:r>
       <w:r>
         <w:t>koji su veštačka mera</w:t>
@@ -2048,7 +2102,54 @@
         <w:t>:</w:t>
       </w:r>
       <w:r>
-        <w:t xml:space="preserve"> quarterback, running back, wide receiver i tight end</w:t>
+        <w:t xml:space="preserve"> </w:t>
+      </w:r>
+      <w:r>
+        <w:rPr>
+          <w:i/>
+          <w:iCs/>
+        </w:rPr>
+        <w:t>quarterback</w:t>
+      </w:r>
+      <w:r>
+        <w:t xml:space="preserve">, </w:t>
+      </w:r>
+      <w:r>
+        <w:rPr>
+          <w:i/>
+          <w:iCs/>
+        </w:rPr>
+        <w:t>runningback</w:t>
+      </w:r>
+      <w:r>
+        <w:t xml:space="preserve">, </w:t>
+      </w:r>
+      <w:r>
+        <w:rPr>
+          <w:i/>
+          <w:iCs/>
+        </w:rPr>
+        <w:t>wide</w:t>
+      </w:r>
+      <w:r>
+        <w:t xml:space="preserve"> </w:t>
+      </w:r>
+      <w:r>
+        <w:rPr>
+          <w:i/>
+          <w:iCs/>
+        </w:rPr>
+        <w:t>receiver</w:t>
+      </w:r>
+      <w:r>
+        <w:t xml:space="preserve"> i </w:t>
+      </w:r>
+      <w:r>
+        <w:rPr>
+          <w:i/>
+          <w:iCs/>
+        </w:rPr>
+        <w:t>tight end</w:t>
       </w:r>
       <w:r>
         <w:t>,</w:t>
@@ -2211,6 +2312,14 @@
           <w:lang w:val="en-US"/>
         </w:rPr>
         <w:t xml:space="preserve"> run pass option yards, yards under pressure</w:t>
+      </w:r>
+      <w:r>
+        <w:rPr>
+          <w:i/>
+          <w:iCs/>
+          <w:lang w:val="en-US"/>
+        </w:rPr>
+        <w:t>…</w:t>
       </w:r>
       <w:r>
         <w:t>) tamo gde su dostupne.</w:t>
@@ -2962,7 +3071,7 @@
         </w:rPr>
       </w:pPr>
       <w:r>
-        <w:t>Outlieri</w:t>
+        <w:t>Autlajeri</w:t>
       </w:r>
       <w:r>
         <w:rPr>
@@ -3031,13 +3140,31 @@
         <w:t xml:space="preserve">. </w:t>
       </w:r>
       <w:r>
-        <w:t>Na sirovim sezonskim jardima, ni Z-score ni IQR ne detektuju outliere kod QB i RB jer bimodalna (QB) i široka distribucija razvlače standardnu devijaciju i IQR toliko da sve tačke ostaju unutar granica</w:t>
-      </w:r>
-      <w:r>
-        <w:rPr>
-          <w:lang w:val="en-US"/>
-        </w:rPr>
-        <w:t xml:space="preserve">, dok se kod WR pozicije primećuje veliki broj outliera </w:t>
+        <w:t xml:space="preserve">Na sirovim sezonskim jardima, ni Z-score ni IQR ne detektuju </w:t>
+      </w:r>
+      <w:r>
+        <w:t>autlajere</w:t>
+      </w:r>
+      <w:r>
+        <w:t xml:space="preserve"> kod QB i RB jer bimodalna (QB) i široka distribucija razvlače standardnu devijaciju i IQR toliko da sve tačke ostaju unutar granica</w:t>
+      </w:r>
+      <w:r>
+        <w:rPr>
+          <w:lang w:val="en-US"/>
+        </w:rPr>
+        <w:t xml:space="preserve">, dok se kod WR pozicije primećuje veliki broj </w:t>
+      </w:r>
+      <w:r>
+        <w:rPr>
+          <w:lang w:val="en-US"/>
+        </w:rPr>
+        <w:t>autlajera</w:t>
+      </w:r>
+      <w:r>
+        <w:rPr>
+          <w:lang w:val="en-US"/>
+        </w:rPr>
+        <w:t xml:space="preserve"> </w:t>
       </w:r>
       <w:r>
         <w:rPr>
@@ -3169,7 +3296,19 @@
         <w:t xml:space="preserve"> </w:t>
       </w:r>
       <w:r>
-        <w:t>Prikaz outliera</w:t>
+        <w:t xml:space="preserve">Prikaz </w:t>
+      </w:r>
+      <w:r>
+        <w:t>a</w:t>
+      </w:r>
+      <w:r>
+        <w:t>utl</w:t>
+      </w:r>
+      <w:r>
+        <w:t>aj</w:t>
+      </w:r>
+      <w:r>
+        <w:t>era</w:t>
       </w:r>
     </w:p>
     <w:p>
@@ -3181,7 +3320,13 @@
       </w:pPr>
       <w:r>
         <w:lastRenderedPageBreak/>
-        <w:t>Kod WR IQR detektuje čak 391 (7%) outliera, ali to su u stvari legitimni igrači s visokom produkcijom</w:t>
+        <w:t xml:space="preserve">Kod WR IQR detektuje čak 391 (7%) </w:t>
+      </w:r>
+      <w:r>
+        <w:t>autlajera</w:t>
+      </w:r>
+      <w:r>
+        <w:t>, ali to su u stvari legitimni igrači s visokom produkcijom</w:t>
       </w:r>
       <w:r>
         <w:rPr>
@@ -3199,7 +3344,17 @@
         <w:t>j</w:t>
       </w:r>
       <w:r>
-        <w:t xml:space="preserve"> (skewed) distribuciji.</w:t>
+        <w:t xml:space="preserve"> (</w:t>
+      </w:r>
+      <w:r>
+        <w:rPr>
+          <w:i/>
+          <w:iCs/>
+        </w:rPr>
+        <w:t>skewed</w:t>
+      </w:r>
+      <w:r>
+        <w:t>) distribuciji.</w:t>
       </w:r>
       <w:r>
         <w:rPr>
@@ -3375,7 +3530,19 @@
         <w:rPr>
           <w:lang w:val="en-US"/>
         </w:rPr>
-        <w:t>yards, a zatim detektujemo outliere na log skali</w:t>
+        <w:t xml:space="preserve">yards, a zatim detektujemo </w:t>
+      </w:r>
+      <w:r>
+        <w:rPr>
+          <w:lang w:val="en-US"/>
+        </w:rPr>
+        <w:t>autlajere</w:t>
+      </w:r>
+      <w:r>
+        <w:rPr>
+          <w:lang w:val="en-US"/>
+        </w:rPr>
+        <w:t xml:space="preserve"> na log skali</w:t>
       </w:r>
       <w:r>
         <w:rPr>
@@ -3387,7 +3554,19 @@
         <w:rPr>
           <w:lang w:val="en-US"/>
         </w:rPr>
-        <w:t xml:space="preserve"> Time su outlieri iz skupa podataka za WR poziciju  eliminisalni </w:t>
+        <w:t xml:space="preserve"> Time su </w:t>
+      </w:r>
+      <w:r>
+        <w:rPr>
+          <w:lang w:val="en-US"/>
+        </w:rPr>
+        <w:t>autlajeri</w:t>
+      </w:r>
+      <w:r>
+        <w:rPr>
+          <w:lang w:val="en-US"/>
+        </w:rPr>
+        <w:t xml:space="preserve"> iz skupa podataka za WR poziciju  eliminisalni </w:t>
       </w:r>
       <w:r>
         <w:rPr>
@@ -3519,7 +3698,13 @@
         <w:t xml:space="preserve"> </w:t>
       </w:r>
       <w:r>
-        <w:t>Prikaz outliera pre i posle log transformacije</w:t>
+        <w:t xml:space="preserve">Prikaz </w:t>
+      </w:r>
+      <w:r>
+        <w:t>autlajera</w:t>
+      </w:r>
+      <w:r>
+        <w:t xml:space="preserve"> pre i posle log transformacije</w:t>
       </w:r>
     </w:p>
     <w:p>
@@ -3648,7 +3833,19 @@
         <w:rPr>
           <w:lang w:val="en-US"/>
         </w:rPr>
-        <w:t xml:space="preserve"> (koji su barem jednom startovali), koristimo Yds / G (jardi po odigranoj utakmici) umesto ukupnih sezonskih jardi. Ovo osigurava da igrači koji su se povredili ili propustili deo sezone ne budu nepravedno klasifikovani kao outlieri.</w:t>
+        <w:t xml:space="preserve"> (koji su barem jednom startovali), koristimo Yds / G (jardi po odigranoj utakmici) umesto ukupnih sezonskih jardi. Ovo osigurava da igrači koji su se povredili ili propustili deo sezone ne budu nepravedno klasifikovani kao </w:t>
+      </w:r>
+      <w:r>
+        <w:rPr>
+          <w:lang w:val="en-US"/>
+        </w:rPr>
+        <w:t>autlajeri</w:t>
+      </w:r>
+      <w:r>
+        <w:rPr>
+          <w:lang w:val="en-US"/>
+        </w:rPr>
+        <w:t>.</w:t>
       </w:r>
       <w:r>
         <w:rPr>
@@ -3798,7 +3995,17 @@
         <w:t>I za ostale pozicije c</w:t>
       </w:r>
       <w:r>
-        <w:t>iljne promenljive normalizovane su po odigranim utakmicama (yards/G) kako bi se eliminisao uticaj povreda i propuštenih utakmica na poređenje između igrača.</w:t>
+        <w:t>iljne promenljive normalizovane su po odigranim utakmicama (</w:t>
+      </w:r>
+      <w:r>
+        <w:rPr>
+          <w:i/>
+          <w:iCs/>
+        </w:rPr>
+        <w:t>yards/G</w:t>
+      </w:r>
+      <w:r>
+        <w:t>) kako bi se eliminisao uticaj povreda i propuštenih utakmica na poređenje između igrača.</w:t>
       </w:r>
     </w:p>
     <w:p>
@@ -3818,7 +4025,21 @@
         <w:rPr>
           <w:lang w:val="en-US"/>
         </w:rPr>
-        <w:t>Visok procenat null vrednosti u ovim kolonama nije greška u podacima</w:t>
+        <w:t xml:space="preserve">Visok procenat </w:t>
+      </w:r>
+      <w:r>
+        <w:rPr>
+          <w:i/>
+          <w:iCs/>
+          <w:lang w:val="en-US"/>
+        </w:rPr>
+        <w:t>null</w:t>
+      </w:r>
+      <w:r>
+        <w:rPr>
+          <w:lang w:val="en-US"/>
+        </w:rPr>
+        <w:t xml:space="preserve"> vrednosti u ovim kolonama nije greška u podacima</w:t>
       </w:r>
       <w:r>
         <w:rPr>
@@ -3830,7 +4051,35 @@
         <w:rPr>
           <w:lang w:val="en-US"/>
         </w:rPr>
-        <w:t>to je posledica prirode same pozicije. Statistike koje za neku poziciju gotovo i ne postoje jednostavno neće biti popunjene. Na primer, QB skupu kolone poput `adv_rr_rec_drop_pct` ili `adv_rr_rec_yac_per_rec` odnose se na receiving metrike</w:t>
+        <w:t>to je posledica prirode same pozicije. Statistike koje za neku poziciju gotovo i ne postoje jednostavno neće biti popunjene. Na primer, QB skupu kolone poput `</w:t>
+      </w:r>
+      <w:r>
+        <w:rPr>
+          <w:i/>
+          <w:iCs/>
+          <w:lang w:val="en-US"/>
+        </w:rPr>
+        <w:t>adv_rr_rec_drop_pct</w:t>
+      </w:r>
+      <w:r>
+        <w:rPr>
+          <w:lang w:val="en-US"/>
+        </w:rPr>
+        <w:t>` ili `</w:t>
+      </w:r>
+      <w:r>
+        <w:rPr>
+          <w:i/>
+          <w:iCs/>
+          <w:lang w:val="en-US"/>
+        </w:rPr>
+        <w:t>adv_rr_rec_yac_per_rec</w:t>
+      </w:r>
+      <w:r>
+        <w:rPr>
+          <w:lang w:val="en-US"/>
+        </w:rPr>
+        <w:t>` odnose se na receiving metrike</w:t>
       </w:r>
       <w:r>
         <w:rPr>
@@ -3842,7 +4091,21 @@
         <w:rPr>
           <w:lang w:val="en-US"/>
         </w:rPr>
-        <w:t>QB praktično nikad nije targetovan kao receiver, pa su te vrednosti null.</w:t>
+        <w:t xml:space="preserve">QB praktično nikad nije targetovan kao receiver, pa su te vrednosti </w:t>
+      </w:r>
+      <w:r>
+        <w:rPr>
+          <w:i/>
+          <w:iCs/>
+          <w:lang w:val="en-US"/>
+        </w:rPr>
+        <w:t>null</w:t>
+      </w:r>
+      <w:r>
+        <w:rPr>
+          <w:lang w:val="en-US"/>
+        </w:rPr>
+        <w:t>.</w:t>
       </w:r>
       <w:r>
         <w:rPr>
@@ -3868,10 +4131,44 @@
         <w:rPr>
           <w:lang w:val="en-US"/>
         </w:rPr>
-        <w:t xml:space="preserve">Drugi vid null vrednosti predstavjlaju statistike koje nisu postojale u prošlosti. </w:t>
-      </w:r>
-      <w:r>
-        <w:t xml:space="preserve">Pro Football Reference je 2018. godine uveo prvi set naprednih passing statistika (`adv_pass` kolone). Pre te godine nijedna od ovih kolona nije postojala, pa je prisutnost podataka za sezone pre 2018. ravna 0% </w:t>
+        <w:t xml:space="preserve">Drugi vid </w:t>
+      </w:r>
+      <w:r>
+        <w:rPr>
+          <w:i/>
+          <w:iCs/>
+          <w:lang w:val="en-US"/>
+        </w:rPr>
+        <w:t>null</w:t>
+      </w:r>
+      <w:r>
+        <w:rPr>
+          <w:lang w:val="en-US"/>
+        </w:rPr>
+        <w:t xml:space="preserve"> vrednosti predstavjlaju statistike koje nisu postojale u prošlosti. </w:t>
+      </w:r>
+      <w:r>
+        <w:t xml:space="preserve">Pro Football Reference je 2018. godine uveo prvi set naprednih </w:t>
+      </w:r>
+      <w:r>
+        <w:rPr>
+          <w:i/>
+          <w:iCs/>
+        </w:rPr>
+        <w:t>passing</w:t>
+      </w:r>
+      <w:r>
+        <w:t xml:space="preserve"> statistika (`</w:t>
+      </w:r>
+      <w:r>
+        <w:rPr>
+          <w:i/>
+          <w:iCs/>
+        </w:rPr>
+        <w:t>adv_pass</w:t>
+      </w:r>
+      <w:r>
+        <w:t xml:space="preserve">` kolone). Pre te godine nijedna od ovih kolona nije postojala, pa je prisutnost podataka za sezone pre 2018. ravna 0% </w:t>
       </w:r>
       <w:r>
         <w:rPr>
@@ -3889,13 +4186,44 @@
         <w:t xml:space="preserve"> </w:t>
       </w:r>
       <w:r>
-        <w:t>null. Nakon 2018. većina `adv_pass` kolona je popunjena, što potvrđuje da se radi o strukturalnom nedostatku vezanom za datum uvođenja metrika, a ne o greškama u prikupljanju.</w:t>
-      </w:r>
-      <w:r>
-        <w:rPr>
-          <w:lang w:val="en-US"/>
-        </w:rPr>
-        <w:t xml:space="preserve"> Zbog čega ove advanced kolone nisu korišćene (</w:t>
+        <w:rPr>
+          <w:i/>
+          <w:iCs/>
+        </w:rPr>
+        <w:t>null</w:t>
+      </w:r>
+      <w:r>
+        <w:t>. Nakon 2018. većina `</w:t>
+      </w:r>
+      <w:r>
+        <w:rPr>
+          <w:i/>
+          <w:iCs/>
+        </w:rPr>
+        <w:t>adv_pass</w:t>
+      </w:r>
+      <w:r>
+        <w:t>` kolona je popunjena, što potvrđuje da se radi o strukturalnom nedostatku vezanom za datum uvođenja metrika, a ne o greškama u prikupljanju.</w:t>
+      </w:r>
+      <w:r>
+        <w:rPr>
+          <w:lang w:val="en-US"/>
+        </w:rPr>
+        <w:t xml:space="preserve"> Zbog čega ove </w:t>
+      </w:r>
+      <w:r>
+        <w:rPr>
+          <w:i/>
+          <w:iCs/>
+          <w:lang w:val="en-US"/>
+        </w:rPr>
+        <w:t>advanced</w:t>
+      </w:r>
+      <w:r>
+        <w:rPr>
+          <w:lang w:val="en-US"/>
+        </w:rPr>
+        <w:t xml:space="preserve"> kolone nisu korišćene (</w:t>
       </w:r>
       <w:r>
         <w:rPr>
@@ -4067,7 +4395,17 @@
         </w:rPr>
       </w:pPr>
       <w:r>
-        <w:t>Sve numeričke promenljive standardizovane su primenom StandardScaler transformacije</w:t>
+        <w:t xml:space="preserve">Sve numeričke promenljive standardizovane su primenom </w:t>
+      </w:r>
+      <w:r>
+        <w:rPr>
+          <w:i/>
+          <w:iCs/>
+        </w:rPr>
+        <w:t>StandardScaler</w:t>
+      </w:r>
+      <w:r>
+        <w:t xml:space="preserve"> transformacije</w:t>
       </w:r>
       <w:r>
         <w:t xml:space="preserve"> </w:t>
@@ -4133,13 +4471,82 @@
         <w:t>a</w:t>
       </w:r>
       <w:r>
-        <w:t xml:space="preserve"> (Pro Bowl, All-Pro</w:t>
-      </w:r>
-      <w:r>
-        <w:rPr>
-          <w:lang w:val="en-US"/>
-        </w:rPr>
-        <w:t xml:space="preserve">, MVP, OPoY) su </w:t>
+        <w:t xml:space="preserve"> (</w:t>
+      </w:r>
+      <w:r>
+        <w:rPr>
+          <w:i/>
+          <w:iCs/>
+        </w:rPr>
+        <w:t>Pro Bowl</w:t>
+      </w:r>
+      <w:r>
+        <w:t xml:space="preserve">, </w:t>
+      </w:r>
+      <w:r>
+        <w:rPr>
+          <w:i/>
+          <w:iCs/>
+        </w:rPr>
+        <w:t>All-Pro</w:t>
+      </w:r>
+      <w:r>
+        <w:rPr>
+          <w:lang w:val="en-US"/>
+        </w:rPr>
+        <w:t>, MVP</w:t>
+      </w:r>
+      <w:r>
+        <w:rPr>
+          <w:lang w:val="en-US"/>
+        </w:rPr>
+        <w:t xml:space="preserve"> - </w:t>
+      </w:r>
+      <w:r>
+        <w:rPr>
+          <w:i/>
+          <w:iCs/>
+          <w:lang w:val="en-US"/>
+        </w:rPr>
+        <w:t>Most Valuable Player</w:t>
+      </w:r>
+      <w:r>
+        <w:rPr>
+          <w:lang w:val="en-US"/>
+        </w:rPr>
+        <w:t>, O</w:t>
+      </w:r>
+      <w:r>
+        <w:rPr>
+          <w:lang w:val="en-US"/>
+        </w:rPr>
+        <w:t>p</w:t>
+      </w:r>
+      <w:r>
+        <w:rPr>
+          <w:lang w:val="en-US"/>
+        </w:rPr>
+        <w:t>oY</w:t>
+      </w:r>
+      <w:r>
+        <w:rPr>
+          <w:lang w:val="en-US"/>
+        </w:rPr>
+        <w:t xml:space="preserve"> - </w:t>
+      </w:r>
+      <w:r>
+        <w:rPr>
+          <w:i/>
+          <w:iCs/>
+          <w:lang w:val="en-US"/>
+        </w:rPr>
+        <w:t>Offensive player of the Year</w:t>
+      </w:r>
+      <w:r>
+        <w:rPr>
+          <w:lang w:val="en-US"/>
+        </w:rPr>
+        <w:t xml:space="preserve">) su </w:t>
       </w:r>
       <w:r>
         <w:rPr>
@@ -4155,6 +4562,8 @@
       </w:r>
       <w:r>
         <w:rPr>
+          <w:i/>
+          <w:iCs/>
           <w:lang w:val="en-US"/>
         </w:rPr>
         <w:t>multi-label binary encoding</w:t>
@@ -4186,6 +4595,7 @@
         </w:rPr>
       </w:pPr>
       <w:r>
+        <w:lastRenderedPageBreak/>
         <w:t xml:space="preserve"> </w:t>
       </w:r>
       <w:r>
@@ -4324,7 +4734,6 @@
         <w:rPr>
           <w:noProof/>
         </w:rPr>
-        <w:lastRenderedPageBreak/>
         <w:drawing>
           <wp:inline distT="0" distB="0" distL="0" distR="0" wp14:anchorId="18888F96" wp14:editId="1ADB75BD">
             <wp:extent cx="3089910" cy="1009650"/>
@@ -4516,7 +4925,21 @@
         <w:rPr>
           <w:lang w:val="en-US"/>
         </w:rPr>
-        <w:t xml:space="preserve"> kolona Team_Changed, boolean kolona koja ima vrednost 1 ako je igrač promenio tim bas te sezone. Ova kolona pomaže modelu da prepozna situacije gde statistički skok nije slučajan, već je rezultat kvalitetnijeg okruženja i boljeg uklapanja u novi sistem igre.</w:t>
+        <w:t xml:space="preserve"> kolona </w:t>
+      </w:r>
+      <w:r>
+        <w:rPr>
+          <w:i/>
+          <w:iCs/>
+          <w:lang w:val="en-US"/>
+        </w:rPr>
+        <w:t>Team_Changed</w:t>
+      </w:r>
+      <w:r>
+        <w:rPr>
+          <w:lang w:val="en-US"/>
+        </w:rPr>
+        <w:t>, boolean kolona koja ima vrednost 1 ako je igrač promenio tim bas te sezone. Ova kolona pomaže modelu da prepozna situacije gde statistički skok nije slučajan, već je rezultat kvalitetnijeg okruženja i boljeg uklapanja u novi sistem igre.</w:t>
       </w:r>
     </w:p>
     <w:p>
@@ -4530,7 +4953,21 @@
         <w:rPr>
           <w:lang w:val="en-US"/>
         </w:rPr>
-        <w:t xml:space="preserve">Takođe, u model uvedene su Lag karakteristike sa ciljem uključivanja istorijskih performansi igrača, uz istovremeno izbegavanje curenja podataka iz tekuće sezone. Konkretno, lag1 karakteristike predstavljaju vrednosti iz prethodne sezone (t−1), dok lag2 obuhvataju podatke iz sezone </w:t>
+        <w:t xml:space="preserve">Takođe, u model uvedene su </w:t>
+      </w:r>
+      <w:r>
+        <w:rPr>
+          <w:i/>
+          <w:iCs/>
+          <w:lang w:val="en-US"/>
+        </w:rPr>
+        <w:t>Lag</w:t>
+      </w:r>
+      <w:r>
+        <w:rPr>
+          <w:lang w:val="en-US"/>
+        </w:rPr>
+        <w:t xml:space="preserve"> karakteristike sa ciljem uključivanja istorijskih performansi igrača, uz istovremeno izbegavanje curenja podataka iz tekuće sezone. Konkretno, lag1 karakteristike predstavljaju vrednosti iz prethodne sezone (t−1), dok lag2 obuhvataju podatke iz sezone </w:t>
       </w:r>
       <w:r>
         <w:rPr>
@@ -4770,10 +5207,7 @@
         <w:pStyle w:val="BodyText"/>
       </w:pPr>
       <w:r>
-        <w:t xml:space="preserve">KNN predviđa vrednost ciljne promenljive kao ponderisanu sredinu k najsličnijih primera iz trening skupa, mereći sličnost euklidskom distancom u prostoru atributa. </w:t>
-      </w:r>
-      <w:r>
-        <w:t>Metoda ne pretpostavlja nikakav oblik funkcije regresije, što je čini fleksibilnom, ali osetljivom na irelevantne atribute.</w:t>
+        <w:t>KNN predviđa vrednost ciljne promenljive kao ponderisanu sredinu k najsličnijih primera iz trening skupa, mereći sličnost euklidskom distancom u prostoru atributa. Metoda ne pretpostavlja nikakav oblik funkcije regresije, što je čini fleksibilnom, ali osetljivom na irelevantne atribute.</w:t>
       </w:r>
     </w:p>
     <w:p>
@@ -4887,7 +5321,27 @@
         <w:fldChar w:fldCharType="end"/>
       </w:r>
       <w:r>
-        <w:t xml:space="preserve"> kombinuju veći broj stabala radi hvatanja nelinearnih odnosa i interakcija između promenljivih. Random Forest gradi stabla nezavisno uz bagging, dok XGBoost i LightGBM koriste sekvencijalni boosting sa gradijentnom optimizacijom greške. Ove metode pogodne su za visokodimenzionalne skupove podataka sa kompleksnom strukturom.</w:t>
+        <w:t xml:space="preserve"> kombinuju veći broj stabala radi hvatanja nelinearnih odnosa i interakcija između promenljivih. Random Forest gradi stabla nezavisno uz </w:t>
+      </w:r>
+      <w:r>
+        <w:rPr>
+          <w:i/>
+          <w:iCs/>
+        </w:rPr>
+        <w:t>bagging</w:t>
+      </w:r>
+      <w:r>
+        <w:t xml:space="preserve">, dok XGBoost i LightGBM koriste sekvencijalni </w:t>
+      </w:r>
+      <w:r>
+        <w:rPr>
+          <w:i/>
+          <w:iCs/>
+        </w:rPr>
+        <w:t>boosting</w:t>
+      </w:r>
+      <w:r>
+        <w:t xml:space="preserve"> sa gradijentnom optimizacijom greške. Ove metode pogodne su za visokodimenzionalne skupove podataka sa kompleksnom strukturom.</w:t>
       </w:r>
       <w:r>
         <w:rPr>
@@ -4948,7 +5402,27 @@
         <w:pStyle w:val="BodyText"/>
       </w:pPr>
       <w:r>
-        <w:t>Evaluacija svih modela sprovedena je walk-forward validacijom, koja simulira realne uslove predviđanja</w:t>
+        <w:t xml:space="preserve">Evaluacija svih modela sprovedena je </w:t>
+      </w:r>
+      <w:r>
+        <w:rPr>
+          <w:i/>
+          <w:iCs/>
+        </w:rPr>
+        <w:t>walk</w:t>
+      </w:r>
+      <w:r>
+        <w:t>-</w:t>
+      </w:r>
+      <w:r>
+        <w:rPr>
+          <w:i/>
+          <w:iCs/>
+        </w:rPr>
+        <w:t>forward</w:t>
+      </w:r>
+      <w:r>
+        <w:t xml:space="preserve"> validacijom, koja simulira realne uslove predviđanja</w:t>
       </w:r>
       <w:r>
         <w:rPr>
@@ -4957,7 +5431,27 @@
         <w:t xml:space="preserve">, </w:t>
       </w:r>
       <w:r>
-        <w:t>model se trenira isključivo na podacima koji prethode sezoni koja se predviđa, bez ikakvog pristupa budućim podacima. Konkretno, model se trenira na svim sezonama do godine t − 1, a zatim evaluira na sezoni t, pri čemu se ova procedura ponavlja za svaku godinu u periodu 2021–2024. Konačne metrike su usrednjene vrednosti kroz sve iteracije. Na ovaj način sprečava se curenje informacija (data leakage) koje bi nastalo primenom standardne k-fold unakrsne validacije</w:t>
+        <w:t>model se trenira isključivo na podacima koji prethode sezoni koja se predviđa, bez ikakvog pristupa budućim podacima. Konkretno, model se trenira na svim sezonama do godine t − 1, a zatim evaluira na sezoni t, pri čemu se ova procedura ponavlja za svaku godinu u periodu 2021–2024. Konačne metrike su usrednjene vrednosti kroz sve iteracije. Na ovaj način sprečava se curenje informacija (</w:t>
+      </w:r>
+      <w:r>
+        <w:rPr>
+          <w:i/>
+          <w:iCs/>
+        </w:rPr>
+        <w:t>data</w:t>
+      </w:r>
+      <w:r>
+        <w:t xml:space="preserve"> </w:t>
+      </w:r>
+      <w:r>
+        <w:rPr>
+          <w:i/>
+          <w:iCs/>
+        </w:rPr>
+        <w:t>leakage</w:t>
+      </w:r>
+      <w:r>
+        <w:t>) koje bi nastalo primenom standardne k-fold unakrsne validacije</w:t>
       </w:r>
       <w:r>
         <w:t xml:space="preserve"> [19]</w:t>
@@ -4979,7 +5473,27 @@
         <w:pStyle w:val="BodyText"/>
       </w:pPr>
       <w:r>
-        <w:t>Optimizacija hiperparametara u radu je sprovedena kroz dva odvojena pristupa. Prvi pristup je osnovna optimizacija primenom Grid Search-a</w:t>
+        <w:t xml:space="preserve">Optimizacija hiperparametara u radu je sprovedena kroz dva odvojena pristupa. Prvi pristup je osnovna optimizacija primenom </w:t>
+      </w:r>
+      <w:r>
+        <w:rPr>
+          <w:i/>
+          <w:iCs/>
+        </w:rPr>
+        <w:t>Grid</w:t>
+      </w:r>
+      <w:r>
+        <w:t xml:space="preserve"> </w:t>
+      </w:r>
+      <w:r>
+        <w:rPr>
+          <w:i/>
+          <w:iCs/>
+        </w:rPr>
+        <w:t>Search</w:t>
+      </w:r>
+      <w:r>
+        <w:t>-a</w:t>
       </w:r>
       <w:r>
         <w:t xml:space="preserve"> </w:t>
@@ -5922,6 +6436,7 @@
                 <w:sz w:val="14"/>
                 <w:szCs w:val="14"/>
               </w:rPr>
+              <w:lastRenderedPageBreak/>
               <w:t>Model</w:t>
             </w:r>
           </w:p>
@@ -6135,7 +6650,6 @@
                 <w:sz w:val="14"/>
                 <w:szCs w:val="14"/>
               </w:rPr>
-              <w:lastRenderedPageBreak/>
               <w:t>Lasso</w:t>
             </w:r>
           </w:p>
@@ -7967,12 +8481,39 @@
         <w:pStyle w:val="BodyText"/>
       </w:pPr>
       <w:r>
-        <w:t>Drugi pristup je prošireni trokorak pipeline koji uključuje: (1) Random Search</w:t>
+        <w:t xml:space="preserve">Drugi pristup je prošireni trokorak </w:t>
+      </w:r>
+      <w:r>
+        <w:rPr>
+          <w:i/>
+          <w:iCs/>
+        </w:rPr>
+        <w:t>pipeline</w:t>
+      </w:r>
+      <w:r>
+        <w:t xml:space="preserve"> koji uključuje: (1) </w:t>
+      </w:r>
+      <w:r>
+        <w:rPr>
+          <w:i/>
+          <w:iCs/>
+        </w:rPr>
+        <w:t>Random</w:t>
       </w:r>
       <w:r>
         <w:t xml:space="preserve"> </w:t>
       </w:r>
       <w:r>
+        <w:rPr>
+          <w:i/>
+          <w:iCs/>
+        </w:rPr>
+        <w:t>Search</w:t>
+      </w:r>
+      <w:r>
+        <w:t xml:space="preserve"> </w:t>
+      </w:r>
+      <w:r>
         <w:fldChar w:fldCharType="begin"/>
       </w:r>
       <w:r>
@@ -7991,7 +8532,33 @@
         <w:t xml:space="preserve"> </w:t>
       </w:r>
       <w:r>
-        <w:t>za brzo mapiranje prostora pretrage, (2) Grid Search u okolini najboljih nasumično pronađenih kombinacija radi finog podešavanja i (3) Bajesijsku optimizaciju</w:t>
+        <w:t xml:space="preserve">za brzo mapiranje prostora pretrage, (2) </w:t>
+      </w:r>
+      <w:r>
+        <w:rPr>
+          <w:i/>
+          <w:iCs/>
+        </w:rPr>
+        <w:t>Grid</w:t>
+      </w:r>
+      <w:r>
+        <w:t xml:space="preserve"> </w:t>
+      </w:r>
+      <w:r>
+        <w:rPr>
+          <w:i/>
+          <w:iCs/>
+        </w:rPr>
+        <w:t>Search</w:t>
+      </w:r>
+      <w:r>
+        <w:t xml:space="preserve"> u okolini najboljih nasumično pronađenih kombinacija radi finog podešavanja i (3) Bae</w:t>
+      </w:r>
+      <w:r>
+        <w:t>j</w:t>
+      </w:r>
+      <w:r>
+        <w:t>sijsku optimizaciju</w:t>
       </w:r>
       <w:r>
         <w:t xml:space="preserve"> </w:t>
@@ -10670,7 +11237,27 @@
         </w:rPr>
       </w:pPr>
       <w:r>
-        <w:t>Evaluacija modela izvršena je na test skupu podataka, pri čemu su upoređivane performanse modela sa hiperparametrima dobijenim isključivo putem Grid Search metode i modela čiji su parametri optimizovani kroz složeniji pipeline od tri koraka. Dobijeni rezultati</w:t>
+        <w:t xml:space="preserve">Evaluacija modela izvršena je na test skupu podataka, pri čemu su upoređivane performanse modela sa hiperparametrima dobijenim isključivo putem </w:t>
+      </w:r>
+      <w:r>
+        <w:rPr>
+          <w:i/>
+          <w:iCs/>
+        </w:rPr>
+        <w:t>Grid</w:t>
+      </w:r>
+      <w:r>
+        <w:t xml:space="preserve"> </w:t>
+      </w:r>
+      <w:r>
+        <w:rPr>
+          <w:i/>
+          <w:iCs/>
+        </w:rPr>
+        <w:t>Search</w:t>
+      </w:r>
+      <w:r>
+        <w:t xml:space="preserve"> metode i modela čiji su parametri optimizovani kroz složeniji pipeline od tri koraka. Dobijeni rezultati</w:t>
       </w:r>
       <w:r>
         <w:rPr>
@@ -10693,11 +11280,28 @@
         <w:pStyle w:val="BodyText"/>
       </w:pPr>
       <w:r>
-        <w:t xml:space="preserve">Na osnovu toga može se zaključiti da primena višestepenog pipeline-a u ovom konkretnom slučaju ne donosi značajno poboljšanje u odnosu na jednostavniji pristup. Iako pipeline omogućava sistematičniju i potencijalno robusniju optimizaciju, u ovom problemu njegova dodatna složenost ne rezultira proporcionalnim dobitkom u performansama. Zbog toga se može smatrati da je ovakav pristup nepotrebno </w:t>
-      </w:r>
-      <w:r>
+        <w:t xml:space="preserve">Na osnovu toga može se zaključiti da primena višestepenog </w:t>
+      </w:r>
+      <w:r>
+        <w:rPr>
+          <w:i/>
+          <w:iCs/>
+        </w:rPr>
+        <w:t>pipeline</w:t>
+      </w:r>
+      <w:r>
+        <w:t xml:space="preserve">-a u ovom konkretnom slučaju ne donosi značajno poboljšanje u odnosu na jednostavniji pristup. Iako </w:t>
+      </w:r>
+      <w:r>
+        <w:rPr>
+          <w:i/>
+          <w:iCs/>
+        </w:rPr>
         <w:lastRenderedPageBreak/>
-        <w:t>kompleksan i da ne doprinosi efikasnosti modela u meri koja bi opravdala njegovo korišćenje.</w:t>
+        <w:t>pipeline</w:t>
+      </w:r>
+      <w:r>
+        <w:t xml:space="preserve"> omogućava sistematičniju i potencijalno robusniju optimizaciju, u ovom problemu njegova dodatna složenost ne rezultira proporcionalnim dobitkom u performansama. Zbog toga se može smatrati da je ovakav pristup nepotrebno kompleksan i da ne doprinosi efikasnosti modela u meri koja bi opravdala njegovo korišćenje.</w:t>
       </w:r>
     </w:p>
     <w:p>
@@ -10716,7 +11320,17 @@
         </w:rPr>
       </w:pPr>
       <w:r>
-        <w:t xml:space="preserve">Kod QB pozicije najbolji rezultat postiže XGBoost </w:t>
+        <w:t xml:space="preserve">Kod QB pozicije najbolji rezultat postiže </w:t>
+      </w:r>
+      <w:r>
+        <w:rPr>
+          <w:i/>
+          <w:iCs/>
+        </w:rPr>
+        <w:t>XGBoost</w:t>
+      </w:r>
+      <w:r>
+        <w:t xml:space="preserve"> </w:t>
       </w:r>
       <w:r>
         <w:rPr>
@@ -10829,7 +11443,14 @@
         <w:t xml:space="preserve"> i malo lošije performanse </w:t>
       </w:r>
       <w:r>
-        <w:t>RandomForest-a (</w:t>
+        <w:rPr>
+          <w:i/>
+          <w:iCs/>
+        </w:rPr>
+        <w:t>RandomForest</w:t>
+      </w:r>
+      <w:r>
+        <w:t>-a (</w:t>
       </w:r>
       <m:oMath>
         <m:sSup>
@@ -10878,7 +11499,17 @@
         <w:t>20</w:t>
       </w:r>
       <w:r>
-        <w:t xml:space="preserve">%), što znači da modeli objašnjavaju relativno mali deo realnog učinka QB igrača. Posebno je primetno da LinearRegression, Ridge i ElasticNet imaju negativan </w:t>
+        <w:t xml:space="preserve">%), što znači da modeli objašnjavaju relativno mali deo realnog učinka QB igrača. Posebno je primetno da </w:t>
+      </w:r>
+      <w:r>
+        <w:rPr>
+          <w:i/>
+          <w:iCs/>
+        </w:rPr>
+        <w:t>LinearRegression, Ridge i ElasticNet</w:t>
+      </w:r>
+      <w:r>
+        <w:t xml:space="preserve"> imaju negativan </w:t>
       </w:r>
       <m:oMath>
         <m:sSup>
@@ -13822,7 +14453,17 @@
         <w:pStyle w:val="BodyText"/>
       </w:pPr>
       <w:r>
-        <w:t xml:space="preserve">Kod RB pozicije najbolji model je LightGBM </w:t>
+        <w:t xml:space="preserve">Kod RB pozicije najbolji model je </w:t>
+      </w:r>
+      <w:r>
+        <w:rPr>
+          <w:i/>
+          <w:iCs/>
+        </w:rPr>
+        <w:t>LightGBM</w:t>
+      </w:r>
+      <w:r>
+        <w:t xml:space="preserve"> </w:t>
       </w:r>
       <m:oMath>
         <m:sSup>
@@ -13875,6 +14516,8 @@
       </w:r>
       <w:r>
         <w:rPr>
+          <w:i/>
+          <w:iCs/>
           <w:lang w:val="en-US"/>
         </w:rPr>
         <w:t>RandomForrest</w:t>
@@ -16840,7 +17483,17 @@
         <w:pStyle w:val="BodyText"/>
       </w:pPr>
       <w:r>
-        <w:t xml:space="preserve">Pozicija TE se jasno izdvaja kao najpredvidljivija u celom skupu podataka. Najbolji rezultat postiže Lasso regresija </w:t>
+        <w:t xml:space="preserve">Pozicija TE se jasno izdvaja kao najpredvidljivija u celom skupu podataka. Najbolji rezultat postiže </w:t>
+      </w:r>
+      <w:r>
+        <w:rPr>
+          <w:i/>
+          <w:iCs/>
+        </w:rPr>
+        <w:t>Lasso</w:t>
+      </w:r>
+      <w:r>
+        <w:t xml:space="preserve"> regresija </w:t>
       </w:r>
       <m:oMath>
         <m:sSup>
@@ -16880,7 +17533,17 @@
         </m:sSup>
       </m:oMath>
       <w:r>
-        <w:t>=0.451), što je ujedno i najviša vrednost determinacije među svim pozicijama. Blizu su i LightGBM (</w:t>
+        <w:t xml:space="preserve">=0.451), što je ujedno i najviša vrednost determinacije među svim pozicijama. Blizu su i </w:t>
+      </w:r>
+      <w:r>
+        <w:rPr>
+          <w:i/>
+          <w:iCs/>
+        </w:rPr>
+        <w:t>LightGBM</w:t>
+      </w:r>
+      <w:r>
+        <w:t xml:space="preserve"> (</w:t>
       </w:r>
       <m:oMath>
         <m:sSup>
@@ -16926,7 +17589,21 @@
         <w:rPr>
           <w:lang w:val="en-US"/>
         </w:rPr>
-        <w:t>, Ridge (</w:t>
+        <w:t xml:space="preserve">, </w:t>
+      </w:r>
+      <w:r>
+        <w:rPr>
+          <w:i/>
+          <w:iCs/>
+          <w:lang w:val="en-US"/>
+        </w:rPr>
+        <w:t>Ridge</w:t>
+      </w:r>
+      <w:r>
+        <w:rPr>
+          <w:lang w:val="en-US"/>
+        </w:rPr>
+        <w:t xml:space="preserve"> (</w:t>
       </w:r>
       <m:oMath>
         <m:sSup>
@@ -16972,7 +17649,21 @@
         <w:rPr>
           <w:lang w:val="en-US"/>
         </w:rPr>
-        <w:t>411), Elastic Net (</w:t>
+        <w:t xml:space="preserve">411), </w:t>
+      </w:r>
+      <w:r>
+        <w:rPr>
+          <w:i/>
+          <w:iCs/>
+          <w:lang w:val="en-US"/>
+        </w:rPr>
+        <w:t>Elastic Net</w:t>
+      </w:r>
+      <w:r>
+        <w:rPr>
+          <w:lang w:val="en-US"/>
+        </w:rPr>
+        <w:t xml:space="preserve"> (</w:t>
       </w:r>
       <m:oMath>
         <m:sSup>
@@ -17021,7 +17712,14 @@
         <w:t xml:space="preserve">411) i </w:t>
       </w:r>
       <w:r>
-        <w:t>XGBoost (</w:t>
+        <w:rPr>
+          <w:i/>
+          <w:iCs/>
+        </w:rPr>
+        <w:t>XGBoost</w:t>
+      </w:r>
+      <w:r>
+        <w:t xml:space="preserve"> (</w:t>
       </w:r>
       <m:oMath>
         <m:sSup>
@@ -17070,7 +17768,17 @@
         <w:t>387)</w:t>
       </w:r>
       <w:r>
-        <w:t>. Ovo ukazuje da su ključni faktori performansi kod TE pozicije u izraženijoj linearnoj korelaciji, dok Lasso dodatno doprinosi eliminacijom manje značajnih varijabli i smanjenjem overfitting-a</w:t>
+        <w:t xml:space="preserve">. Ovo ukazuje da su ključni faktori performansi kod TE pozicije u izraženijoj linearnoj korelaciji, dok Lasso dodatno doprinosi eliminacijom manje značajnih varijabli i smanjenjem </w:t>
+      </w:r>
+      <w:r>
+        <w:rPr>
+          <w:i/>
+          <w:iCs/>
+        </w:rPr>
+        <w:t>overfitting</w:t>
+      </w:r>
+      <w:r>
+        <w:t>-a</w:t>
       </w:r>
       <w:r>
         <w:rPr>
@@ -19884,7 +20592,17 @@
         <w:pStyle w:val="BodyText"/>
       </w:pPr>
       <w:r>
-        <w:t>Kod WR pozicije najbolji rezultat ostvaruje RandomForest (</w:t>
+        <w:t xml:space="preserve">Kod WR pozicije najbolji rezultat ostvaruje </w:t>
+      </w:r>
+      <w:r>
+        <w:rPr>
+          <w:i/>
+          <w:iCs/>
+        </w:rPr>
+        <w:t>RandomForest</w:t>
+      </w:r>
+      <w:r>
+        <w:t xml:space="preserve"> (</w:t>
       </w:r>
       <m:oMath>
         <m:sSup>
@@ -19924,7 +20642,17 @@
         </m:sSup>
       </m:oMath>
       <w:r>
-        <w:t>=0.325), dok su LightGBM (</w:t>
+        <w:t xml:space="preserve">=0.325), dok su </w:t>
+      </w:r>
+      <w:r>
+        <w:rPr>
+          <w:i/>
+          <w:iCs/>
+        </w:rPr>
+        <w:t>LightGBM</w:t>
+      </w:r>
+      <w:r>
+        <w:t xml:space="preserve"> (</w:t>
       </w:r>
       <m:oMath>
         <m:sSup>
@@ -19964,7 +20692,17 @@
         </m:sSup>
       </m:oMath>
       <w:r>
-        <w:t>=0.315) i XGBoost (</w:t>
+        <w:t xml:space="preserve">=0.315) i </w:t>
+      </w:r>
+      <w:r>
+        <w:rPr>
+          <w:i/>
+          <w:iCs/>
+        </w:rPr>
+        <w:t>XGBoost</w:t>
+      </w:r>
+      <w:r>
+        <w:t xml:space="preserve"> (</w:t>
       </w:r>
       <m:oMath>
         <m:sSup>
@@ -20864,6 +21602,7 @@
                 <w:sz w:val="14"/>
                 <w:szCs w:val="14"/>
               </w:rPr>
+              <w:lastRenderedPageBreak/>
               <w:t>Ridge</w:t>
             </w:r>
           </w:p>
@@ -21365,7 +22104,6 @@
                 <w:sz w:val="14"/>
                 <w:szCs w:val="14"/>
               </w:rPr>
-              <w:lastRenderedPageBreak/>
               <w:t>ElasticNet</w:t>
             </w:r>
           </w:p>
@@ -22883,7 +23621,37 @@
         <w:pStyle w:val="BodyText"/>
       </w:pPr>
       <w:r>
-        <w:t xml:space="preserve">Generalno posmatrano, nelinearni ansambl modeli (RandomForest, XGBoost, LightGBM) dominiraju kod QB, RB i WR pozicija, dok se kod TE pozicije linearni model sa L1 regularizacijom pokazuje kao optimalno rešenje. Ipak, vrednosti </w:t>
+        <w:t>Generalno posmatrano, nelinearni ansambl modeli (</w:t>
+      </w:r>
+      <w:r>
+        <w:rPr>
+          <w:i/>
+          <w:iCs/>
+        </w:rPr>
+        <w:t>RandomForest</w:t>
+      </w:r>
+      <w:r>
+        <w:t xml:space="preserve">, </w:t>
+      </w:r>
+      <w:r>
+        <w:rPr>
+          <w:i/>
+          <w:iCs/>
+        </w:rPr>
+        <w:t>XGBoost</w:t>
+      </w:r>
+      <w:r>
+        <w:t xml:space="preserve">, </w:t>
+      </w:r>
+      <w:r>
+        <w:rPr>
+          <w:i/>
+          <w:iCs/>
+        </w:rPr>
+        <w:t>LightGBM</w:t>
+      </w:r>
+      <w:r>
+        <w:t xml:space="preserve">) dominiraju kod QB, RB i WR pozicija, dok se kod TE pozicije linearni model sa L1 regularizacijom pokazuje kao optimalno rešenje. Ipak, vrednosti </w:t>
       </w:r>
       <m:oMath>
         <m:sSup>
@@ -22962,7 +23730,33 @@
         <w:t>cross-year hold-out</w:t>
       </w:r>
       <w:r>
-        <w:t>) kako bi se simulirali realni uslovi predikcije performansi NFL igrača, gde modeli treniraju isključivo na istorijskim podacima bez curenja informacija iz budućih sezona. Umesto jednog splita (trening pre 2024, test na 2024), koriste se više foldova: trening do 2020 za test na 2021, do 2021 za 2022, itd., sve do 2024, što omogućava evaluaciju stabilnosti modela preko vremena, identifikaciju eventualnih trendova u performansama i bolju procenu generalizacije na neviđene podatke, izbegavajući optimizam jednokratne evaluacije.</w:t>
+        <w:t xml:space="preserve">) kako bi se simulirali realni uslovi predikcije performansi NFL igrača, gde modeli treniraju isključivo na istorijskim podacima bez curenja informacija iz budućih sezona. Umesto jednog </w:t>
+      </w:r>
+      <w:r>
+        <w:rPr>
+          <w:i/>
+          <w:iCs/>
+        </w:rPr>
+        <w:t>split</w:t>
+      </w:r>
+      <w:r>
+        <w:t>-</w:t>
+      </w:r>
+      <w:r>
+        <w:t xml:space="preserve">a (trening pre 2024, test na 2024), koriste se više </w:t>
+      </w:r>
+      <w:r>
+        <w:rPr>
+          <w:i/>
+          <w:iCs/>
+        </w:rPr>
+        <w:t>fold</w:t>
+      </w:r>
+      <w:r>
+        <w:t>-</w:t>
+      </w:r>
+      <w:r>
+        <w:t>ova: trening do 2020 za test na 2021, do 2021 za 2022, itd., sve do 2024, što omogućava evaluaciju stabilnosti modela preko vremena, identifikaciju eventualnih trendova u performansama i bolju procenu generalizacije na neviđene podatke, izbegavajući optimizam jednokratne evaluacije.</w:t>
       </w:r>
       <w:r>
         <w:rPr>
@@ -22997,7 +23791,17 @@
         </w:rPr>
       </w:pPr>
       <w:r>
-        <w:t>Kod QB pozicije najbolji prosečan RMSE ostvaruje XGBoost (AvgRMSE=51.564, Avg</w:t>
+        <w:t xml:space="preserve">Kod QB pozicije najbolji prosečan RMSE ostvaruje </w:t>
+      </w:r>
+      <w:r>
+        <w:rPr>
+          <w:i/>
+          <w:iCs/>
+        </w:rPr>
+        <w:t>XGBoost</w:t>
+      </w:r>
+      <w:r>
+        <w:t xml:space="preserve"> (AvgRMSE=51.564, Avg</w:t>
       </w:r>
       <m:oMath>
         <m:sSup>
@@ -23037,7 +23841,27 @@
         </m:sSup>
       </m:oMath>
       <w:r>
-        <w:t xml:space="preserve">=0.176), uz vrlo bliske rezultate LightGBM-a i RandomForest-a. Ipak, vrednosti </w:t>
+        <w:t xml:space="preserve">=0.176), uz vrlo bliske rezultate </w:t>
+      </w:r>
+      <w:r>
+        <w:rPr>
+          <w:i/>
+          <w:iCs/>
+        </w:rPr>
+        <w:t>LightGBM</w:t>
+      </w:r>
+      <w:r>
+        <w:t xml:space="preserve">-a i </w:t>
+      </w:r>
+      <w:r>
+        <w:rPr>
+          <w:i/>
+          <w:iCs/>
+        </w:rPr>
+        <w:t>RandomForest</w:t>
+      </w:r>
+      <w:r>
+        <w:t xml:space="preserve">-a. Ipak, vrednosti </w:t>
       </w:r>
       <m:oMath>
         <m:sSup>
@@ -23086,7 +23910,17 @@
         <w:t xml:space="preserve">, </w:t>
       </w:r>
       <w:r>
-        <w:t>dok su 2021. i 2022. relativno solidne (oko 0.30), 2023. beleži pad i čak negativne vrednosti kod većine modela. Ovo ukazuje na izraženu nestabilnost i vremensku varijabilnost performansi QB igrača. Linearni modeli (Ridge, ElasticNet, LinearRegression) ne zaostaju drastično u proseku, ali nijedan model ne prelazi prosečnih 18% objašnjene varijanse, što potvrđuje da QB ostaje veoma težak za dugoročno generalizovano modelovanje</w:t>
+        <w:t>dok su 2021. i 2022. relativno solidne (oko 0.30), 2023. beleži pad i čak negativne vrednosti kod većine modela. Ovo ukazuje na izraženu nestabilnost i vremensku varijabilnost performansi QB igrača. Linearni modeli (</w:t>
+      </w:r>
+      <w:r>
+        <w:rPr>
+          <w:i/>
+          <w:iCs/>
+        </w:rPr>
+        <w:t>Ridge, ElasticNet, LinearRegression</w:t>
+      </w:r>
+      <w:r>
+        <w:t>) ne zaostaju drastično u proseku, ali nijedan model ne prelazi prosečnih 18% objašnjene varijanse, što potvrđuje da QB ostaje veoma težak za dugoročno generalizovano modelovanje</w:t>
       </w:r>
       <w:r>
         <w:rPr>
@@ -26578,7 +27412,17 @@
         <w:t>,</w:t>
       </w:r>
       <w:r>
-        <w:t xml:space="preserve"> najbolji prosečan rezultat postiže ElasticNet (AvgRMSE=19.873, Avg</w:t>
+        <w:t xml:space="preserve"> najbolji prosečan rezultat postiže </w:t>
+      </w:r>
+      <w:r>
+        <w:rPr>
+          <w:i/>
+          <w:iCs/>
+        </w:rPr>
+        <w:t>ElasticNet</w:t>
+      </w:r>
+      <w:r>
+        <w:t xml:space="preserve"> (AvgRMSE=19.873, Avg</w:t>
       </w:r>
       <m:oMath>
         <m:sSup>
@@ -26618,7 +27462,27 @@
         </m:sSup>
       </m:oMath>
       <w:r>
-        <w:t>=0.244), praktično izjednačen sa Ridge i LinearRegression modelima. Zanimljivo je da ovde linearni modeli nadmašuju ansambl metode, što sugeriše stabilniju i linearniju strukturu odnosa između atributa i ciljne promenljive. Ipak, vidi se izražen pad performansi nakon 2021. (</w:t>
+        <w:t xml:space="preserve">=0.244), praktično izjednačen sa </w:t>
+      </w:r>
+      <w:r>
+        <w:rPr>
+          <w:i/>
+          <w:iCs/>
+        </w:rPr>
+        <w:t>Ridge</w:t>
+      </w:r>
+      <w:r>
+        <w:t xml:space="preserve"> i </w:t>
+      </w:r>
+      <w:r>
+        <w:rPr>
+          <w:i/>
+          <w:iCs/>
+        </w:rPr>
+        <w:t>LinearRegression</w:t>
+      </w:r>
+      <w:r>
+        <w:t xml:space="preserve"> modelima. Zanimljivo je da ovde linearni modeli nadmašuju ansambl metode, što sugeriše stabilniju i linearniju strukturu odnosa između atributa i ciljne promenljive. Ipak, vidi se izražen pad performansi nakon 2021. (</w:t>
       </w:r>
       <m:oMath>
         <m:sSup>
@@ -30145,7 +31009,17 @@
         </w:rPr>
       </w:pPr>
       <w:r>
-        <w:t>Pozicija TE se ponovo izdvaja kao najpredvidljivija. Najniži prosečan RMSE ima Ridge (AvgRMSE=13.052, Avg</w:t>
+        <w:t xml:space="preserve">Pozicija TE se ponovo izdvaja kao najpredvidljivija. Najniži prosečan RMSE ima </w:t>
+      </w:r>
+      <w:r>
+        <w:rPr>
+          <w:i/>
+          <w:iCs/>
+        </w:rPr>
+        <w:t>Ridge</w:t>
+      </w:r>
+      <w:r>
+        <w:t xml:space="preserve"> (AvgRMSE=13.052, Avg</w:t>
       </w:r>
       <m:oMath>
         <m:sSup>
@@ -30185,7 +31059,17 @@
         </m:sSup>
       </m:oMath>
       <w:r>
-        <w:t xml:space="preserve">=0.502), gotovo identično kao Lasso. Vrednosti </w:t>
+        <w:t xml:space="preserve">=0.502), gotovo identično kao </w:t>
+      </w:r>
+      <w:r>
+        <w:rPr>
+          <w:i/>
+          <w:iCs/>
+        </w:rPr>
+        <w:t>Lasso</w:t>
+      </w:r>
+      <w:r>
+        <w:t xml:space="preserve">. Vrednosti </w:t>
       </w:r>
       <m:oMath>
         <m:sSup>
@@ -30225,11 +31109,24 @@
         </m:sSup>
       </m:oMath>
       <w:r>
-        <w:t xml:space="preserve">su dosledno visoke (0.41–0.67), posebno u sezonama 2022. i 2023. gde prelaze 0.5. Ovo potvrđuje da su performanse TE igrača u snažnoj i stabilnoj linearnoj korelaciji sa izabranim atributima, dok regularizacija (α=100) doprinosi boljoj generalizaciji kroz različite vremenske foldove. Za razliku od </w:t>
+        <w:t xml:space="preserve">su dosledno visoke (0.41–0.67), posebno u sezonama 2022. i </w:t>
       </w:r>
       <w:r>
         <w:lastRenderedPageBreak/>
-        <w:t>QB i RB, ovde je vremenska stabilnost modela znatno izraženija</w:t>
+        <w:t xml:space="preserve">2023. gde prelaze 0.5. Ovo potvrđuje da su performanse TE igrača u snažnoj i stabilnoj linearnoj korelaciji sa izabranim atributima, dok regularizacija (α=100) doprinosi boljoj generalizaciji kroz različite vremenske </w:t>
+      </w:r>
+      <w:r>
+        <w:rPr>
+          <w:i/>
+          <w:iCs/>
+        </w:rPr>
+        <w:t>fold</w:t>
+      </w:r>
+      <w:r>
+        <w:t>-</w:t>
+      </w:r>
+      <w:r>
+        <w:t>ove. Za razliku od QB i RB, ovde je vremenska stabilnost modela znatno izraženija</w:t>
       </w:r>
       <w:r>
         <w:rPr>
@@ -33710,7 +34607,17 @@
         <w:pStyle w:val="BodyText"/>
       </w:pPr>
       <w:r>
-        <w:t>Kod WR pozicije najbolji prosečan rezultat ostvaruje LightGBM (AvgRMSE=16.414, Avg</w:t>
+        <w:t xml:space="preserve">Kod WR pozicije najbolji prosečan rezultat ostvaruje </w:t>
+      </w:r>
+      <w:r>
+        <w:rPr>
+          <w:i/>
+          <w:iCs/>
+        </w:rPr>
+        <w:t>LightGBM</w:t>
+      </w:r>
+      <w:r>
+        <w:t xml:space="preserve"> (AvgRMSE=16.414, Avg</w:t>
       </w:r>
       <m:oMath>
         <m:sSup>
@@ -33750,7 +34657,27 @@
         </m:sSup>
       </m:oMath>
       <w:r>
-        <w:t xml:space="preserve">=0.328), vrlo blizu su XGBoost i RandomForest. </w:t>
+        <w:t xml:space="preserve">=0.328), vrlo blizu su </w:t>
+      </w:r>
+      <w:r>
+        <w:rPr>
+          <w:i/>
+          <w:iCs/>
+        </w:rPr>
+        <w:t>XGBoost</w:t>
+      </w:r>
+      <w:r>
+        <w:t xml:space="preserve"> i </w:t>
+      </w:r>
+      <w:r>
+        <w:rPr>
+          <w:i/>
+          <w:iCs/>
+        </w:rPr>
+        <w:t>RandomForest</w:t>
+      </w:r>
+      <w:r>
+        <w:t xml:space="preserve">. </w:t>
       </w:r>
       <m:oMath>
         <m:sSup>
@@ -37276,7 +38203,35 @@
         <w:rPr>
           <w:lang w:val="en-US"/>
         </w:rPr>
-        <w:t xml:space="preserve">U kontekstu predikcije performansi NFL igrača, tradicionalni pristup regresije fokusira se na predikciju jedne ciljne promenljive. Međutim, performanse igrača često zavise od više međusobno povezanih metrika koje odražavaju različite aspekte igre. Da bi se ova kompleksnost bolje uhvatila, implementirana je multi-output regresija, koja istovremeno predviđa više ciljnih atributa koristeći istu matricu ulaznih karakteristika. Ovaj pristup koristi </w:t>
+        <w:t xml:space="preserve">U kontekstu predikcije performansi NFL igrača, tradicionalni pristup regresije fokusira se na predikciju jedne ciljne promenljive. Međutim, performanse igrača često zavise od više međusobno povezanih metrika koje odražavaju različite aspekte igre. Da bi se ova kompleksnost bolje uhvatila, implementirana je </w:t>
+      </w:r>
+      <w:r>
+        <w:rPr>
+          <w:i/>
+          <w:iCs/>
+          <w:lang w:val="en-US"/>
+        </w:rPr>
+        <w:t>multi</w:t>
+      </w:r>
+      <w:r>
+        <w:rPr>
+          <w:lang w:val="en-US"/>
+        </w:rPr>
+        <w:t>-</w:t>
+      </w:r>
+      <w:r>
+        <w:rPr>
+          <w:i/>
+          <w:iCs/>
+          <w:lang w:val="en-US"/>
+        </w:rPr>
+        <w:t>output</w:t>
+      </w:r>
+      <w:r>
+        <w:rPr>
+          <w:lang w:val="en-US"/>
+        </w:rPr>
+        <w:t xml:space="preserve"> regresija, koja istovremeno predviđa više ciljnih atributa koristeći istu matricu ulaznih karakteristika. Ovaj pristup koristi </w:t>
       </w:r>
       <w:r>
         <w:rPr>
@@ -37331,7 +38286,115 @@
         <w:t>first_downs_per_game</w:t>
       </w:r>
       <w:r>
-        <w:t xml:space="preserve"> (prosečan broj prvih down-ova po utakmici). Kod RB pozicije, model predviđa yards_per_game, carries_per_game (prosečan broj trčanja po utakmici) i yards_per_attempt (prosečna efikasnost po pokušaju). Za TE pozicije, targeti su yards_per_game, receptions_per_game (prosečan broj hvatanja po utakmici), targets_per_game (prosečan broj targeta po utakmici) i first_downs_per_game (prosečan broj prvih down-ova po utakmici). Za WR pozicije, targeti su yards_per_game, receptions_per_game (prosečan broj hvatanja po utakmici), targets_per_game (prosečan broj targeta po utakmici), air_yards_per_game (prosečan broj vazdušnih jardi po utakmici) i yac_per_game (prosečan broj jardi nakon hvatanja po utakmici).</w:t>
+        <w:t xml:space="preserve"> (prosečan broj prvih down-ova po utakmici). Kod RB pozicije, model predviđa </w:t>
+      </w:r>
+      <w:r>
+        <w:rPr>
+          <w:i/>
+          <w:iCs/>
+        </w:rPr>
+        <w:t>yards_per_game, carries_per_game</w:t>
+      </w:r>
+      <w:r>
+        <w:t xml:space="preserve"> (prosečan broj trčanja po utakmici) i </w:t>
+      </w:r>
+      <w:r>
+        <w:rPr>
+          <w:i/>
+          <w:iCs/>
+        </w:rPr>
+        <w:t>yards_per_attempt</w:t>
+      </w:r>
+      <w:r>
+        <w:t xml:space="preserve"> (prosečna efikasnost po pokušaju). Za TE pozicij</w:t>
+      </w:r>
+      <w:r>
+        <w:t>u</w:t>
+      </w:r>
+      <w:r>
+        <w:t>,</w:t>
+      </w:r>
+      <w:r>
+        <w:t xml:space="preserve"> se uzimaju</w:t>
+      </w:r>
+      <w:r>
+        <w:t xml:space="preserve"> </w:t>
+      </w:r>
+      <w:r>
+        <w:rPr>
+          <w:i/>
+          <w:iCs/>
+        </w:rPr>
+        <w:t>yards_per_game, receptions_per_game</w:t>
+      </w:r>
+      <w:r>
+        <w:t xml:space="preserve"> (prosečan broj hvatanja po utakmici), </w:t>
+      </w:r>
+      <w:r>
+        <w:rPr>
+          <w:i/>
+          <w:iCs/>
+        </w:rPr>
+        <w:t>targets_per_game</w:t>
+      </w:r>
+      <w:r>
+        <w:t xml:space="preserve"> (prosečan broj targeta po utakmici) i </w:t>
+      </w:r>
+      <w:r>
+        <w:rPr>
+          <w:i/>
+          <w:iCs/>
+        </w:rPr>
+        <w:t>first_downs_per_game</w:t>
+      </w:r>
+      <w:r>
+        <w:t xml:space="preserve"> (prosečan broj prvih down-ova po utakmici). Za WR pozicije,</w:t>
+      </w:r>
+      <w:r>
+        <w:t xml:space="preserve"> se uzimaju</w:t>
+      </w:r>
+      <w:r>
+        <w:t xml:space="preserve"> </w:t>
+      </w:r>
+      <w:r>
+        <w:rPr>
+          <w:i/>
+          <w:iCs/>
+        </w:rPr>
+        <w:t xml:space="preserve">yards_per_game, receptions_per_game </w:t>
+      </w:r>
+      <w:r>
+        <w:t xml:space="preserve">(prosečan broj hvatanja po utakmici), </w:t>
+      </w:r>
+      <w:r>
+        <w:rPr>
+          <w:i/>
+          <w:iCs/>
+        </w:rPr>
+        <w:t>targets_per_game</w:t>
+      </w:r>
+      <w:r>
+        <w:t xml:space="preserve"> (prosečan broj targeta po utakmici), </w:t>
+      </w:r>
+      <w:r>
+        <w:rPr>
+          <w:i/>
+          <w:iCs/>
+        </w:rPr>
+        <w:t>air_yards_per_game</w:t>
+      </w:r>
+      <w:r>
+        <w:t xml:space="preserve"> (prosečan broj vazdušnih jardi po utakmici) i </w:t>
+      </w:r>
+      <w:r>
+        <w:rPr>
+          <w:i/>
+          <w:iCs/>
+        </w:rPr>
+        <w:t>yac</w:t>
+      </w:r>
+      <w:r>
+        <w:t>_per_game (prosečan broj jardi nakon hvatanja po utakmici).</w:t>
       </w:r>
       <w:r>
         <w:rPr>
@@ -40790,7 +41853,44 @@
         <w:pStyle w:val="BodyText"/>
       </w:pPr>
       <w:r>
-        <w:t>Rezultati multi-output regresije za yards_per_game kroz sve pozicije ukazuju na konzistentno slabije performanse u poređenju sa single-output Random Forest modelima. Ovo sugeriše da istovremeno modelovanje više ciljnih varijabli uvodi dodatnu kompleksnost koja može negativno uticati na preciznost predikcije primarne metrike, posebno kada korelacije između targeta nisu dovoljno jake ili stabilne.</w:t>
+        <w:t xml:space="preserve">Rezultati </w:t>
+      </w:r>
+      <w:r>
+        <w:rPr>
+          <w:i/>
+          <w:iCs/>
+        </w:rPr>
+        <w:t>multi-output</w:t>
+      </w:r>
+      <w:r>
+        <w:t xml:space="preserve"> regresije za yards_per_game kroz sve pozicije ukazuju na konzistentno slabije performanse u </w:t>
+      </w:r>
+      <w:r>
+        <w:lastRenderedPageBreak/>
+        <w:t xml:space="preserve">poređenju sa </w:t>
+      </w:r>
+      <w:r>
+        <w:rPr>
+          <w:i/>
+          <w:iCs/>
+        </w:rPr>
+        <w:t>single-output</w:t>
+      </w:r>
+      <w:r>
+        <w:t xml:space="preserve"> Random Forest modelima. Ovo sugeriše da istovremeno modelovanje više ciljnih varijabli uvodi dodatnu kompleksnost koja može negativno uticati na preciznost predikcije primarne metrike, posebno kada korelacije između </w:t>
+      </w:r>
+      <w:r>
+        <w:rPr>
+          <w:i/>
+          <w:iCs/>
+        </w:rPr>
+        <w:t>target</w:t>
+      </w:r>
+      <w:r>
+        <w:t>-</w:t>
+      </w:r>
+      <w:r>
+        <w:t>a nisu dovoljno jake ili stabilne.</w:t>
       </w:r>
     </w:p>
     <w:p>
@@ -40838,7 +41938,27 @@
         </m:sSup>
       </m:oMath>
       <w:r>
-        <w:t>=0.119 za yards_per_game je niža u odnosu na single-output pristup (</w:t>
+        <w:t xml:space="preserve">=0.119 za </w:t>
+      </w:r>
+      <w:r>
+        <w:rPr>
+          <w:i/>
+          <w:iCs/>
+        </w:rPr>
+        <w:t>yards_per_game</w:t>
+      </w:r>
+      <w:r>
+        <w:t xml:space="preserve"> je niža u odnosu na </w:t>
+      </w:r>
+      <w:r>
+        <w:rPr>
+          <w:i/>
+          <w:iCs/>
+        </w:rPr>
+        <w:t>single-output</w:t>
+      </w:r>
+      <w:r>
+        <w:t xml:space="preserve"> pristup (</w:t>
       </w:r>
       <m:oMath>
         <m:sSup>
@@ -40884,11 +42004,27 @@
         <w:t>=</w:t>
       </w:r>
       <w:r>
-        <w:t xml:space="preserve">0.142), što </w:t>
-      </w:r>
-      <w:r>
-        <w:lastRenderedPageBreak/>
-        <w:t>ukazuje da multi-output model ne uspeva da kapitalizuje potencijalne međuzavisnosti između metrika. Iako pojedinačne varijable poput first_downs_per_game (</w:t>
+        <w:t xml:space="preserve">0.142), što ukazuje da </w:t>
+      </w:r>
+      <w:r>
+        <w:rPr>
+          <w:i/>
+          <w:iCs/>
+        </w:rPr>
+        <w:t>multi-output</w:t>
+      </w:r>
+      <w:r>
+        <w:t xml:space="preserve"> model ne uspeva da kapitalizuje potencijalne međuzavisnosti između metrika. Iako pojedinačne varijable poput </w:t>
+      </w:r>
+      <w:r>
+        <w:rPr>
+          <w:i/>
+          <w:iCs/>
+        </w:rPr>
+        <w:t>first_downs_per_game</w:t>
+      </w:r>
+      <w:r>
+        <w:t xml:space="preserve"> (</w:t>
       </w:r>
       <m:oMath>
         <m:sSup>
@@ -40928,7 +42064,30 @@
         </m:sSup>
       </m:oMath>
       <w:r>
-        <w:t>=0.270) pokazuju solidne rezultate, ukupni doprinos multi-output pristupa ostaje ograničen, što sugeriše da ova pozicija zahteva preciznije specijalizovane modele po targetu.</w:t>
+        <w:t xml:space="preserve">=0.270) pokazuju solidne rezultate, ukupni doprinos </w:t>
+      </w:r>
+      <w:r>
+        <w:rPr>
+          <w:i/>
+          <w:iCs/>
+        </w:rPr>
+        <w:t>multi-output</w:t>
+      </w:r>
+      <w:r>
+        <w:t xml:space="preserve"> pristupa ostaje ograničen, što sugeriše da ova pozicija zahteva preciznije specijalizovane modele po </w:t>
+      </w:r>
+      <w:r>
+        <w:rPr>
+          <w:i/>
+          <w:iCs/>
+        </w:rPr>
+        <w:t>target</w:t>
+      </w:r>
+      <w:r>
+        <w:t>-</w:t>
+      </w:r>
+      <w:r>
+        <w:t>u.</w:t>
       </w:r>
     </w:p>
     <w:p>
@@ -40936,7 +42095,17 @@
         <w:pStyle w:val="BodyText"/>
       </w:pPr>
       <w:r>
-        <w:t>Sličan trend se uočava kod RB pozicije, gde je yards_per_game (</w:t>
+        <w:t xml:space="preserve">Sličan trend se uočava kod RB pozicije, gde je </w:t>
+      </w:r>
+      <w:r>
+        <w:rPr>
+          <w:i/>
+          <w:iCs/>
+        </w:rPr>
+        <w:t>yards_per_game</w:t>
+      </w:r>
+      <w:r>
+        <w:t xml:space="preserve"> (</w:t>
       </w:r>
       <m:oMath>
         <m:sSup>
@@ -40976,7 +42145,17 @@
         </m:sSup>
       </m:oMath>
       <w:r>
-        <w:t>=0.124) ponovo slabiji u odnosu na single-output model (</w:t>
+        <w:t xml:space="preserve">=0.124) ponovo slabiji u odnosu na </w:t>
+      </w:r>
+      <w:r>
+        <w:rPr>
+          <w:i/>
+          <w:iCs/>
+        </w:rPr>
+        <w:t>single-output</w:t>
+      </w:r>
+      <w:r>
+        <w:t xml:space="preserve"> model (</w:t>
       </w:r>
       <m:oMath>
         <m:sSup>
@@ -41027,7 +42206,27 @@
         <w:t>=</w:t>
       </w:r>
       <w:r>
-        <w:t>0.150). Ipak, multi-output pristup pokazuje određenu vrednost kroz bolju predikciju carries_per_game (</w:t>
+        <w:t xml:space="preserve">0.150). Ipak, </w:t>
+      </w:r>
+      <w:r>
+        <w:rPr>
+          <w:i/>
+          <w:iCs/>
+        </w:rPr>
+        <w:t>multi-output</w:t>
+      </w:r>
+      <w:r>
+        <w:t xml:space="preserve"> pristup pokazuje određenu vrednost kroz bolju predikciju </w:t>
+      </w:r>
+      <w:r>
+        <w:rPr>
+          <w:i/>
+          <w:iCs/>
+        </w:rPr>
+        <w:t>carries_per_game</w:t>
+      </w:r>
+      <w:r>
+        <w:t xml:space="preserve"> (</w:t>
       </w:r>
       <m:oMath>
         <m:sSup>
@@ -41067,7 +42266,17 @@
         </m:sSup>
       </m:oMath>
       <w:r>
-        <w:t>=0.160), dok niske vrednosti za yards_per_attempt (</w:t>
+        <w:t xml:space="preserve">=0.160), dok niske vrednosti za </w:t>
+      </w:r>
+      <w:r>
+        <w:rPr>
+          <w:i/>
+          <w:iCs/>
+        </w:rPr>
+        <w:t>yards_per_attempt</w:t>
+      </w:r>
+      <w:r>
+        <w:t xml:space="preserve"> (</w:t>
       </w:r>
       <m:oMath>
         <m:sSup>
@@ -41107,7 +42316,17 @@
         </m:sSup>
       </m:oMath>
       <w:r>
-        <w:t>=0.046) ukazuju na to da kompleksnije metrike ostaju izazovne za modelovanje. Ovo potvrđuje da multi-output može selektivno doprineti, ali ne pruža univerzalno poboljšanje.</w:t>
+        <w:t xml:space="preserve">=0.046) ukazuju na to da kompleksnije metrike ostaju izazovne za modelovanje. Ovo potvrđuje da </w:t>
+      </w:r>
+      <w:r>
+        <w:rPr>
+          <w:i/>
+          <w:iCs/>
+        </w:rPr>
+        <w:t>multi-output</w:t>
+      </w:r>
+      <w:r>
+        <w:t xml:space="preserve"> može selektivno doprineti, ali ne pruža univerzalno poboljšanje.</w:t>
       </w:r>
     </w:p>
     <w:p>
@@ -41118,7 +42337,21 @@
         <w:rPr>
           <w:rFonts w:hint="eastAsia"/>
         </w:rPr>
-        <w:t>TE pozicija pokazuje solidne rezultate, sa predikcijom yards_per_game (</w:t>
+        <w:t xml:space="preserve">TE pozicija pokazuje solidne rezultate, sa predikcijom </w:t>
+      </w:r>
+      <w:r>
+        <w:rPr>
+          <w:rFonts w:hint="eastAsia"/>
+          <w:i/>
+          <w:iCs/>
+        </w:rPr>
+        <w:t>yards_per_game</w:t>
+      </w:r>
+      <w:r>
+        <w:rPr>
+          <w:rFonts w:hint="eastAsia"/>
+        </w:rPr>
+        <w:t xml:space="preserve"> (</w:t>
       </w:r>
       <m:oMath>
         <m:sSup>
@@ -41173,7 +42406,21 @@
         <w:rPr>
           <w:rFonts w:hint="eastAsia"/>
         </w:rPr>
-        <w:t>a od single-output Random Forest modela (</w:t>
+        <w:t xml:space="preserve">a od </w:t>
+      </w:r>
+      <w:r>
+        <w:rPr>
+          <w:rFonts w:hint="eastAsia"/>
+          <w:i/>
+          <w:iCs/>
+        </w:rPr>
+        <w:t>single-output RandomForest</w:t>
+      </w:r>
+      <w:r>
+        <w:rPr>
+          <w:rFonts w:hint="eastAsia"/>
+        </w:rPr>
+        <w:t xml:space="preserve"> modela (</w:t>
       </w:r>
       <m:oMath>
         <m:sSup>
@@ -41222,10 +42469,20 @@
         <w:rPr>
           <w:rFonts w:hint="eastAsia"/>
         </w:rPr>
-        <w:t>0.404), ali multi</w:t>
-      </w:r>
-      <w:r>
-        <w:rPr>
+        <w:t xml:space="preserve">0.404), ali </w:t>
+      </w:r>
+      <w:r>
+        <w:rPr>
+          <w:rFonts w:hint="eastAsia"/>
+          <w:i/>
+          <w:iCs/>
+        </w:rPr>
+        <w:t>multi</w:t>
+      </w:r>
+      <w:r>
+        <w:rPr>
+          <w:i/>
+          <w:iCs/>
           <w:lang w:val="en-US"/>
         </w:rPr>
         <w:t xml:space="preserve"> </w:t>
@@ -41233,8 +42490,30 @@
       <w:r>
         <w:rPr>
           <w:rFonts w:hint="eastAsia"/>
-        </w:rPr>
-        <w:t>output pristup dobro balansira receptions_per_game (</w:t>
+          <w:i/>
+          <w:iCs/>
+        </w:rPr>
+        <w:t>output</w:t>
+      </w:r>
+      <w:r>
+        <w:rPr>
+          <w:rFonts w:hint="eastAsia"/>
+        </w:rPr>
+        <w:t xml:space="preserve"> pristup dobro balansira </w:t>
+      </w:r>
+      <w:r>
+        <w:rPr>
+          <w:rFonts w:hint="eastAsia"/>
+          <w:i/>
+          <w:iCs/>
+        </w:rPr>
+        <w:t>receptions_per_game</w:t>
+      </w:r>
+      <w:r>
+        <w:rPr>
+          <w:rFonts w:hint="eastAsia"/>
+        </w:rPr>
+        <w:t xml:space="preserve"> (</w:t>
       </w:r>
       <m:oMath>
         <m:sSup>
@@ -41277,7 +42556,21 @@
         <w:rPr>
           <w:rFonts w:hint="eastAsia"/>
         </w:rPr>
-        <w:t>=0.336), targets_per_game (</w:t>
+        <w:t xml:space="preserve">=0.336), </w:t>
+      </w:r>
+      <w:r>
+        <w:rPr>
+          <w:rFonts w:hint="eastAsia"/>
+          <w:i/>
+          <w:iCs/>
+        </w:rPr>
+        <w:t>targets_per_game</w:t>
+      </w:r>
+      <w:r>
+        <w:rPr>
+          <w:rFonts w:hint="eastAsia"/>
+        </w:rPr>
+        <w:t xml:space="preserve"> (</w:t>
       </w:r>
       <m:oMath>
         <m:sSup>
@@ -41320,10 +42613,25 @@
         <w:rPr>
           <w:rFonts w:hint="eastAsia"/>
         </w:rPr>
-        <w:t>=0.349) i f</w:t>
-      </w:r>
-      <w:r>
-        <w:t>irst_downs_per_game (</w:t>
+        <w:t xml:space="preserve">=0.349) i </w:t>
+      </w:r>
+      <w:r>
+        <w:rPr>
+          <w:rFonts w:hint="eastAsia"/>
+          <w:i/>
+          <w:iCs/>
+        </w:rPr>
+        <w:t>f</w:t>
+      </w:r>
+      <w:r>
+        <w:rPr>
+          <w:i/>
+          <w:iCs/>
+        </w:rPr>
+        <w:t>irst_downs_per_game</w:t>
+      </w:r>
+      <w:r>
+        <w:t xml:space="preserve"> (</w:t>
       </w:r>
       <m:oMath>
         <m:sSup>
@@ -41374,7 +42682,17 @@
         <w:t>=</w:t>
       </w:r>
       <w:r>
-        <w:t>0.360). Ostale varijable doprinose ukupnoj predikciji, pokazujući konzistentnost u prijemnim metrikama, što čini multi-output pristup vrednim za ovu poziciju.</w:t>
+        <w:t xml:space="preserve">0.360). Ostale varijable doprinose ukupnoj predikciji, pokazujući konzistentnost u prijemnim metrikama, što čini </w:t>
+      </w:r>
+      <w:r>
+        <w:rPr>
+          <w:i/>
+          <w:iCs/>
+        </w:rPr>
+        <w:t>multi-output</w:t>
+      </w:r>
+      <w:r>
+        <w:t xml:space="preserve"> pristup vrednim za ovu poziciju.</w:t>
       </w:r>
     </w:p>
     <w:p>
@@ -41422,7 +42740,27 @@
         </m:sSup>
       </m:oMath>
       <w:r>
-        <w:t>=0.286) je niža od single-output Random Forest modela (</w:t>
+        <w:t xml:space="preserve">=0.286) je niža od </w:t>
+      </w:r>
+      <w:r>
+        <w:rPr>
+          <w:i/>
+          <w:iCs/>
+        </w:rPr>
+        <w:t>single-output</w:t>
+      </w:r>
+      <w:r>
+        <w:t xml:space="preserve"> </w:t>
+      </w:r>
+      <w:r>
+        <w:rPr>
+          <w:i/>
+          <w:iCs/>
+        </w:rPr>
+        <w:t>RandomForest</w:t>
+      </w:r>
+      <w:r>
+        <w:t xml:space="preserve"> modela (</w:t>
       </w:r>
       <m:oMath>
         <m:sSup>
@@ -41468,16 +42806,32 @@
         <w:t>=</w:t>
       </w:r>
       <w:r>
-        <w:t>0.325), ali multi</w:t>
-      </w:r>
-      <w:r>
-        <w:rPr>
+        <w:t xml:space="preserve">0.325), ali </w:t>
+      </w:r>
+      <w:r>
+        <w:rPr>
+          <w:i/>
+          <w:iCs/>
+        </w:rPr>
+        <w:t>multi</w:t>
+      </w:r>
+      <w:r>
+        <w:rPr>
+          <w:i/>
+          <w:iCs/>
           <w:lang w:val="en-US"/>
         </w:rPr>
         <w:t xml:space="preserve"> </w:t>
       </w:r>
       <w:r>
-        <w:t>output model izvrsno predviđa</w:t>
+        <w:rPr>
+          <w:i/>
+          <w:iCs/>
+        </w:rPr>
+        <w:t>output</w:t>
+      </w:r>
+      <w:r>
+        <w:t xml:space="preserve"> model izvrsno predviđa</w:t>
       </w:r>
       <w:r>
         <w:rPr>
@@ -41486,7 +42840,17 @@
         <w:t xml:space="preserve"> statistike poput</w:t>
       </w:r>
       <w:r>
-        <w:t xml:space="preserve"> receptions_per_game (</w:t>
+        <w:t xml:space="preserve"> </w:t>
+      </w:r>
+      <w:r>
+        <w:rPr>
+          <w:i/>
+          <w:iCs/>
+        </w:rPr>
+        <w:t>receptions_per_game</w:t>
+      </w:r>
+      <w:r>
+        <w:t xml:space="preserve"> (</w:t>
       </w:r>
       <m:oMath>
         <m:sSup>
@@ -41537,7 +42901,17 @@
         </m:r>
       </m:oMath>
       <w:r>
-        <w:t>0.460), targets_per_game (</w:t>
+        <w:t xml:space="preserve">0.460), </w:t>
+      </w:r>
+      <w:r>
+        <w:rPr>
+          <w:i/>
+          <w:iCs/>
+        </w:rPr>
+        <w:t>targets_per_game</w:t>
+      </w:r>
+      <w:r>
+        <w:t xml:space="preserve"> (</w:t>
       </w:r>
       <m:oMath>
         <m:sSup>
@@ -41577,7 +42951,17 @@
         </m:sSup>
       </m:oMath>
       <w:r>
-        <w:t>=0.473), air_yards_per_game (</w:t>
+        <w:t xml:space="preserve">=0.473), </w:t>
+      </w:r>
+      <w:r>
+        <w:rPr>
+          <w:i/>
+          <w:iCs/>
+        </w:rPr>
+        <w:t>air_yards_per_game</w:t>
+      </w:r>
+      <w:r>
+        <w:t xml:space="preserve"> (</w:t>
       </w:r>
       <m:oMath>
         <m:sSup>
@@ -41617,7 +43001,17 @@
         </m:sSup>
       </m:oMath>
       <w:r>
-        <w:t>=0.429) i yac_per_game (</w:t>
+        <w:t xml:space="preserve">=0.429) i </w:t>
+      </w:r>
+      <w:r>
+        <w:rPr>
+          <w:i/>
+          <w:iCs/>
+        </w:rPr>
+        <w:t>yac_per_game</w:t>
+      </w:r>
+      <w:r>
+        <w:t xml:space="preserve"> (</w:t>
       </w:r>
       <m:oMath>
         <m:sSup>
@@ -41663,7 +43057,17 @@
         <w:t>=</w:t>
       </w:r>
       <w:r>
-        <w:t>0.359). Ostale varijable pokazuju dobre rezultate, što naglašava važnost dodatnih metrika u heterogenom WR skupu podataka i potencijal multi-output pristupa za bolju generalizaciju.</w:t>
+        <w:t xml:space="preserve">0.359). Ostale varijable pokazuju dobre rezultate, što naglašava važnost dodatnih metrika u heterogenom WR skupu podataka i potencijal </w:t>
+      </w:r>
+      <w:r>
+        <w:rPr>
+          <w:i/>
+          <w:iCs/>
+        </w:rPr>
+        <w:t>multi-output</w:t>
+      </w:r>
+      <w:r>
+        <w:t xml:space="preserve"> pristupa za bolju generalizaciju.</w:t>
       </w:r>
     </w:p>
     <w:p>
@@ -41671,7 +43075,57 @@
         <w:pStyle w:val="BodyText"/>
       </w:pPr>
       <w:r>
-        <w:t>Iz ovoga možemo zaključiti da, u poređenju sa single-output Random Forest modelima, multi-output pristup pokazuje jasne prednosti u predikciji sekundarnih metrika, posebno kod TE i WR pozicija, ali ne uspeva da nadmaši single-output modele u predikciji primarne metrike yards_per_game kroz sve pozicije. Ovo ukazuje da izbor pristupa treba prilagoditi ciljevima modelovanja.</w:t>
+        <w:t xml:space="preserve">Iz ovoga možemo zaključiti da, u poređenju sa </w:t>
+      </w:r>
+      <w:r>
+        <w:rPr>
+          <w:i/>
+          <w:iCs/>
+        </w:rPr>
+        <w:t>single-output</w:t>
+      </w:r>
+      <w:r>
+        <w:t xml:space="preserve"> </w:t>
+      </w:r>
+      <w:r>
+        <w:rPr>
+          <w:i/>
+          <w:iCs/>
+        </w:rPr>
+        <w:t>RandomForest</w:t>
+      </w:r>
+      <w:r>
+        <w:t xml:space="preserve"> modelima, </w:t>
+      </w:r>
+      <w:r>
+        <w:rPr>
+          <w:i/>
+          <w:iCs/>
+        </w:rPr>
+        <w:t>multi-output</w:t>
+      </w:r>
+      <w:r>
+        <w:t xml:space="preserve"> pristup pokazuje jasne prednosti u predikciji sekundarnih metrika, posebno kod TE i WR pozicija, ali ne uspeva da nadmaši </w:t>
+      </w:r>
+      <w:r>
+        <w:rPr>
+          <w:i/>
+          <w:iCs/>
+        </w:rPr>
+        <w:t>single-output</w:t>
+      </w:r>
+      <w:r>
+        <w:t xml:space="preserve"> modele u predikciji primarne metrike </w:t>
+      </w:r>
+      <w:r>
+        <w:rPr>
+          <w:i/>
+          <w:iCs/>
+        </w:rPr>
+        <w:t>yards_per_game</w:t>
+      </w:r>
+      <w:r>
+        <w:t xml:space="preserve"> kroz sve pozicije. Ovo ukazuje da izbor pristupa treba prilagoditi ciljevima modelovanja.</w:t>
       </w:r>
     </w:p>
     <w:p>
@@ -41687,7 +43141,23 @@
         <w:pStyle w:val="BodyText"/>
       </w:pPr>
       <w:r>
-        <w:t>Ovaj rad bavio se problemom predviđanja performansi individualnih NFL igrača primenom metoda mašinskog učenja. Osnovna motivacija za istraživanje proistekla je iz praktičnih potreba NFL timova koji, usled ograničenja salary cap-a, moraju donositi precizne odluke pri vrednovanju igrača i upravljanju budžetom.</w:t>
+        <w:t>Ovaj rad</w:t>
+      </w:r>
+      <w:r>
+        <w:t xml:space="preserve"> se</w:t>
+      </w:r>
+      <w:r>
+        <w:t xml:space="preserve"> bavi problemom predviđanja performansi individualnih NFL igrača primenom metoda mašinskog učenja. Osnovna motivacija za istraživanje proistekla je iz praktičnih potreba NFL timova koji, usled ograničenja </w:t>
+      </w:r>
+      <w:r>
+        <w:rPr>
+          <w:i/>
+          <w:iCs/>
+        </w:rPr>
+        <w:t>salary cap</w:t>
+      </w:r>
+      <w:r>
+        <w:t>-a, moraju donositi precizne odluke pri vrednovanju igrača i upravljanju budžetom.</w:t>
       </w:r>
     </w:p>
     <w:p>
@@ -41695,22 +43165,137 @@
         <w:pStyle w:val="BodyText"/>
       </w:pPr>
       <w:r>
-        <w:t>Problem je rešen razvojem poziciono specifičnih regresionih modela za četiri ključne NFL pozicije: quarterback (QB), running back (RB), wide receiver (WR) i tight end (TE). Podaci su prikupljeni sa platforme ProFootballReference.com sopstvenim web skrejperom, a za poziciju WR korišćen je i javno dostupan skup podataka sa HuggingFace platforme. Nakon obimnog predprocesiranja</w:t>
+        <w:t xml:space="preserve">Problem je rešen razvojem poziciono specifičnih regresionih modela za četiri ključne NFL pozicije: </w:t>
+      </w:r>
+      <w:r>
+        <w:rPr>
+          <w:i/>
+          <w:iCs/>
+        </w:rPr>
+        <w:t>quarterback, running back, wide</w:t>
+      </w:r>
+      <w:r>
+        <w:t xml:space="preserve"> </w:t>
+      </w:r>
+      <w:r>
+        <w:rPr>
+          <w:i/>
+          <w:iCs/>
+        </w:rPr>
+        <w:t>receiver</w:t>
+      </w:r>
+      <w:r>
+        <w:t xml:space="preserve"> i </w:t>
+      </w:r>
+      <w:r>
+        <w:rPr>
+          <w:i/>
+          <w:iCs/>
+        </w:rPr>
+        <w:t>tight end</w:t>
+      </w:r>
+      <w:r>
+        <w:t xml:space="preserve">. Podaci su prikupljeni sa platforme ProFootballReference.com sopstvenim </w:t>
+      </w:r>
+      <w:r>
+        <w:rPr>
+          <w:i/>
+          <w:iCs/>
+        </w:rPr>
+        <w:t>web</w:t>
+      </w:r>
+      <w:r>
+        <w:t xml:space="preserve"> skrejperom, a za poziciju WR korišćen je i </w:t>
+      </w:r>
+      <w:r>
+        <w:t xml:space="preserve">javno dostupan skup podataka sa </w:t>
+      </w:r>
+      <w:r>
+        <w:rPr>
+          <w:i/>
+          <w:iCs/>
+        </w:rPr>
+        <w:t>HuggingFace</w:t>
+      </w:r>
+      <w:r>
+        <w:t xml:space="preserve"> platforme. Nakon obimnog predprocesiranja</w:t>
       </w:r>
       <w:r>
         <w:t>,</w:t>
       </w:r>
       <w:r>
-        <w:t xml:space="preserve"> koje je obuhvatalo detekciju i tretman outliera, log transformaciju, normalizaciju ciljnih promenljivih po odigranim utakmicama, imputaciju nedostajućih vrednosti i uvođenje lag karakteristika</w:t>
+        <w:t xml:space="preserve"> koje je obuhvatalo detekciju i tretman </w:t>
+      </w:r>
+      <w:r>
+        <w:t>autlajera</w:t>
+      </w:r>
+      <w:r>
+        <w:t xml:space="preserve">, log transformaciju, normalizaciju ciljnih promenljivih po odigranim utakmicama, imputaciju nedostajućih vrednosti i uvođenje </w:t>
+      </w:r>
+      <w:r>
+        <w:rPr>
+          <w:i/>
+          <w:iCs/>
+        </w:rPr>
+        <w:t>lag</w:t>
+      </w:r>
+      <w:r>
+        <w:t xml:space="preserve"> karakteristika</w:t>
       </w:r>
       <w:r>
         <w:t>,</w:t>
       </w:r>
       <w:r>
-        <w:t xml:space="preserve"> primenjeno je sedam klasa regresionih modela: linearne metode sa regularizacijom (Ridge, Lasso, ElasticNet), metoda k najblizih suseda (KNN) </w:t>
-      </w:r>
-      <w:r>
-        <w:t>i ansambl metode zasnovane na stablima odlučivanja (Random Forest, XGBoost, LightGBM). Evaluacija je sprovedena walk-forward validacijom koja simulira realne uslove predviđanja bez curenja informacija iz budućih sezona. Pored toga, istražena je i primenljivost multi-output regresije za istovremeno predviđanje više međusobno povezanih metrika.</w:t>
+        <w:t xml:space="preserve"> primenjeno je sedam klasa regresionih modela: linearne metode sa regularizacijom (</w:t>
+      </w:r>
+      <w:r>
+        <w:rPr>
+          <w:i/>
+          <w:iCs/>
+        </w:rPr>
+        <w:t>Ridge, Lasso, ElasticNet</w:t>
+      </w:r>
+      <w:r>
+        <w:t>), metoda k najblizih suseda (</w:t>
+      </w:r>
+      <w:r>
+        <w:t>k</w:t>
+      </w:r>
+      <w:r>
+        <w:t>NN</w:t>
+      </w:r>
+      <w:r>
+        <w:t>) i ansambl metode zasnovane na stablima odlučivanja (</w:t>
+      </w:r>
+      <w:r>
+        <w:rPr>
+          <w:i/>
+          <w:iCs/>
+        </w:rPr>
+        <w:t>Random Forest, XGBoost, LightGBM</w:t>
+      </w:r>
+      <w:r>
+        <w:t xml:space="preserve">). Evaluacija je sprovedena </w:t>
+      </w:r>
+      <w:r>
+        <w:rPr>
+          <w:i/>
+          <w:iCs/>
+        </w:rPr>
+        <w:t>walk-forward</w:t>
+      </w:r>
+      <w:r>
+        <w:t xml:space="preserve"> validacijom koja simulira realne uslove predviđanja bez curenja informacija iz budućih sezona. Pored toga, istražena je i primenljivost </w:t>
+      </w:r>
+      <w:r>
+        <w:rPr>
+          <w:i/>
+          <w:iCs/>
+        </w:rPr>
+        <w:t>multi-output</w:t>
+      </w:r>
+      <w:r>
+        <w:t xml:space="preserve"> regresije za istovremeno predviđanje više međusobno povezanih metrika.</w:t>
       </w:r>
     </w:p>
     <w:p>
@@ -41758,7 +43343,27 @@
         </m:sSup>
       </m:oMath>
       <w:r>
-        <w:t xml:space="preserve"> do 0,50 u walk-forward evaluaciji, pri čemu regularizovani linearni modeli (Ridge i Lasso) ostvaruju najbolje rezultate, što ukazuje na izraženu linearnu strukturu u podacima za ovu poziciju. Pozicija WR postigla je umerene rezultate (</w:t>
+        <w:t xml:space="preserve"> do 0,50 u </w:t>
+      </w:r>
+      <w:r>
+        <w:rPr>
+          <w:i/>
+          <w:iCs/>
+        </w:rPr>
+        <w:t>walk-forward</w:t>
+      </w:r>
+      <w:r>
+        <w:t xml:space="preserve"> evaluaciji, pri čemu regularizovani linearni modeli (</w:t>
+      </w:r>
+      <w:r>
+        <w:rPr>
+          <w:i/>
+          <w:iCs/>
+        </w:rPr>
+        <w:t>Ridge i Lasso</w:t>
+      </w:r>
+      <w:r>
+        <w:t>) ostvaruju najbolje rezultate, što ukazuje na izraženu linearnu strukturu u podacima za ovu poziciju. Pozicija WR postigla je umerene rezultate (</w:t>
       </w:r>
       <m:oMath>
         <m:sSup>
@@ -41844,7 +43449,37 @@
         <w:t>,</w:t>
       </w:r>
       <w:r>
-        <w:t xml:space="preserve"> poput kvaliteta saigraca, sistemske prilagodjenosti i situacionih odluka tokom utakmica. Nelinearni ansambl modeli generalno nadmašuju linearne pristupe kod QB, RB i WR pozicija, dok TE favorizuje regularizovane linearne modele. Multi-output regresija pokazuje prednosti u predviđanju sekundarnih metrika, posebno kod TE i WR pozicija, ali ne nadmašuje single-output pristupe u predikciji primarne metrike (yards per game).</w:t>
+        <w:t xml:space="preserve"> poput kvaliteta saigraca, sistemske prilagodjenosti i situacionih odluka tokom utakmica. Nelinearni ansambl modeli generalno nadmašuju linearne pristupe kod QB, RB i WR pozicija, dok TE favorizuje regularizovane linearne modele. </w:t>
+      </w:r>
+      <w:r>
+        <w:rPr>
+          <w:i/>
+          <w:iCs/>
+        </w:rPr>
+        <w:t>Multi-output</w:t>
+      </w:r>
+      <w:r>
+        <w:t xml:space="preserve"> regresija pokazuje prednosti u predviđanju sekundarnih metrika, posebno kod TE i WR pozicija, ali ne nadmašuje </w:t>
+      </w:r>
+      <w:r>
+        <w:rPr>
+          <w:i/>
+          <w:iCs/>
+        </w:rPr>
+        <w:t>single-output</w:t>
+      </w:r>
+      <w:r>
+        <w:t xml:space="preserve"> pristupe u predikciji primarne metrike (</w:t>
+      </w:r>
+      <w:r>
+        <w:rPr>
+          <w:i/>
+          <w:iCs/>
+        </w:rPr>
+        <w:t>yards per game</w:t>
+      </w:r>
+      <w:r>
+        <w:t>).</w:t>
       </w:r>
     </w:p>
     <w:p>
@@ -41864,7 +43499,43 @@
         <w:t xml:space="preserve"> -</w:t>
       </w:r>
       <w:r>
-        <w:t xml:space="preserve"> omogućava prilagodjenost statičkim profilima svake pozicije i time ostvaruje tačnije predikcije. Fokus na stvarne sportske metrike (jardi, tadždauni) umesto fantasy poena čini rešenje objektivnijim i direktno primenljivim u kontekstu profesionalnog upravljanja timovima. Korišćenje walk-forward validacije osigurava metodološki integritet i pouzdanost evaluacionih rezultata. Pored toga, uvođenje lag karakteristika i binarnog indikatora promene tima (Team_Changed) omogućava modelu da prepozna temporalne obrasce i strukturalne promene u karijeri igrača.</w:t>
+        <w:t xml:space="preserve"> omogućava prilagodjenost statičkim profilima svake pozicije i time ostvaruje tačnije predikcije. Fokus na stvarne sportske metrike (jardi, ta</w:t>
+      </w:r>
+      <w:r>
+        <w:t>č</w:t>
+      </w:r>
+      <w:r>
+        <w:t xml:space="preserve">dauni) umesto </w:t>
+      </w:r>
+      <w:r>
+        <w:rPr>
+          <w:i/>
+          <w:iCs/>
+        </w:rPr>
+        <w:t>fantasy</w:t>
+      </w:r>
+      <w:r>
+        <w:t xml:space="preserve"> poena čini rešenje objektivnijim i direktno primenljivim u kontekstu profesionalnog upravljanja timovima. Korišćenje </w:t>
+      </w:r>
+      <w:r>
+        <w:rPr>
+          <w:i/>
+          <w:iCs/>
+        </w:rPr>
+        <w:t>walk-forward</w:t>
+      </w:r>
+      <w:r>
+        <w:t xml:space="preserve"> validacije osigurava metodološki integritet i pouzdanost evaluacionih rezultata. Pored toga, uvođenje lag karakteristika i binarnog indikatora promene tima (</w:t>
+      </w:r>
+      <w:r>
+        <w:rPr>
+          <w:i/>
+          <w:iCs/>
+        </w:rPr>
+        <w:t>Team_Changed</w:t>
+      </w:r>
+      <w:r>
+        <w:t>) omogućava modelu da prepozna temporalne obrasce i strukturalne promene u karijeri igrača.</w:t>
       </w:r>
     </w:p>
     <w:p>
@@ -41912,7 +43583,13 @@
         </m:sSup>
       </m:oMath>
       <w:r>
-        <w:t xml:space="preserve"> za QB i RB pozicije ukazuju na to da značajan deo varijabilnosti performansi ostaje neobjasnjiv dostupnim atributima. Modeli ne uzimaju u obzir kontekstualne faktore kao što su kvalitet protivničke odbrane, vremenski uslovi (osim delimično kod WR), povređenost igrača i promene trenera ili igračkog sistema, koji mogu imati značajan uticaj na učinak igrača. Takodje, napredne statistike bile su dostupne samo za sezone počev od 2018. godine, što je limitiralo količinu istorijskih podataka za trening i potencijalno smanjilo sposobnost modela da identifikuje duže temporalne obrasce.</w:t>
+        <w:t xml:space="preserve"> za QB i RB pozicije ukazuju na to da značajan deo varijabilnosti performansi ostaje neobja</w:t>
+      </w:r>
+      <w:r>
+        <w:t>š</w:t>
+      </w:r>
+      <w:r>
+        <w:t>njiv dostupnim atributima. Modeli ne uzimaju u obzir kontekstualne faktore kao što su kvalitet protivničke odbrane, vremenski uslovi (osim delimično kod WR), povređenost igrača i promene trenera ili igračkog sistema, koji mogu imati značajan uticaj na učinak igrača. Takodje, napredne statistike bile su dostupne samo za sezone počev od 2018. godine, što je limitiralo količinu istorijskih podataka za trening i potencijalno smanjilo sposobnost modela da identifikuje duže temporalne obrasce.</w:t>
       </w:r>
     </w:p>
     <w:p>
@@ -41932,7 +43609,21 @@
         <w:t>,</w:t>
       </w:r>
       <w:r>
-        <w:t xml:space="preserve"> u zavisnosti od statističke strukture podataka. Takodje, primena walk-forward validacije kao rigoroznog evaluacionog okvira koji sprečava curenje podataka iz budućnosti predstavlja metodološki doprinos koji se može direktno preneti na druga vremenska istraživanja u sportskoj analitici.</w:t>
+        <w:t xml:space="preserve"> u zavisnosti </w:t>
+      </w:r>
+      <w:r>
+        <w:lastRenderedPageBreak/>
+        <w:t xml:space="preserve">od statističke strukture podataka. Takodje, primena </w:t>
+      </w:r>
+      <w:r>
+        <w:rPr>
+          <w:i/>
+          <w:iCs/>
+        </w:rPr>
+        <w:t>walk-forward</w:t>
+      </w:r>
+      <w:r>
+        <w:t xml:space="preserve"> validacije kao rigoroznog evaluacionog okvira koji sprečava curenje podataka iz budućnosti predstavlja metodološki doprinos koji se može direktno preneti na druga vremenska istraživanja u sportskoj analitici.</w:t>
       </w:r>
     </w:p>
     <w:p>
@@ -41940,11 +43631,37 @@
         <w:pStyle w:val="BodyText"/>
       </w:pPr>
       <w:r>
-        <w:t xml:space="preserve">Praktične primene predloženog rešenja su dvojake. U profesionalnom NFL okruženju, modeli mogu poslužiti kao </w:t>
-      </w:r>
-      <w:r>
-        <w:lastRenderedPageBreak/>
-        <w:t>podrška pri odlučivanju o ugovorima, transferima i raspodeli budžeta u okviru salary cap ograničenja. U kontekstu fantasy football-a, predikti modeli nude kvantitativnu osnovu za rangiranje igrača i selekciju u draft rundama, uz potencijal za ugradnju u automatizovane alate i aplikacije. Oba konteksta mogu direktno koristiti od boljeg razumevanja poziciono specifičnih faktora koji pokreću učinak igrača.</w:t>
+        <w:t xml:space="preserve">Praktične primene predloženog rešenja su dvojake. U profesionalnom NFL okruženju, modeli mogu poslužiti kao podrška pri odlučivanju o ugovorima, transferima i raspodeli budžeta u okviru </w:t>
+      </w:r>
+      <w:r>
+        <w:rPr>
+          <w:i/>
+          <w:iCs/>
+        </w:rPr>
+        <w:t>salary cap</w:t>
+      </w:r>
+      <w:r>
+        <w:t xml:space="preserve"> ograničenja. U kontekstu </w:t>
+      </w:r>
+      <w:r>
+        <w:rPr>
+          <w:i/>
+          <w:iCs/>
+        </w:rPr>
+        <w:t>fantasy football</w:t>
+      </w:r>
+      <w:r>
+        <w:t xml:space="preserve">-a, predikti modeli nude kvantitativnu osnovu za rangiranje igrača i selekciju u </w:t>
+      </w:r>
+      <w:r>
+        <w:rPr>
+          <w:i/>
+          <w:iCs/>
+        </w:rPr>
+        <w:t>draft</w:t>
+      </w:r>
+      <w:r>
+        <w:t xml:space="preserve"> rundama, uz potencijal za ugradnju u automatizovane alate i aplikacije. Oba konteksta mogu direktno koristiti od boljeg razumevanja poziciono specifičnih faktora koji pokreću učinak igrača.</w:t>
       </w:r>
     </w:p>
     <w:p>
@@ -41958,7 +43675,17 @@
         <w:t>,</w:t>
       </w:r>
       <w:r>
-        <w:t xml:space="preserve"> poput statističkih pokazatelja kvaliteta protivničke odbrane, podataka o povredama i oporavku, karakteristika trenera i igračkog sistema, kao i detaljnih biomehaničkih merenja prikupljenih putem NextGen Stats tehnologije. Takvi podaci potencijalno bi značajno povećali prediktivnu moć modela, posebno za pozicije QB i RB koje su se pokazale najtezima za modelovanje.</w:t>
+        <w:t xml:space="preserve"> poput statističkih pokazatelja kvaliteta protivničke odbrane, podataka o povredama i oporavku, karakteristika trenera i igračkog sistema, kao i detaljnih biomehaničkih merenja prikupljenih putem </w:t>
+      </w:r>
+      <w:r>
+        <w:rPr>
+          <w:i/>
+          <w:iCs/>
+        </w:rPr>
+        <w:t>NextGen Stats</w:t>
+      </w:r>
+      <w:r>
+        <w:t xml:space="preserve"> tehnologije. Takvi podaci potencijalno bi značajno povećali prediktivnu moć modela, posebno za pozicije QB i RB koje su se pokazale najtezima za modelovanje.</w:t>
       </w:r>
     </w:p>
     <w:p>
@@ -41984,7 +43711,17 @@
         <w:t>]</w:t>
       </w:r>
       <w:r>
-        <w:t xml:space="preserve"> (Long Short-Term Memory) i GRU</w:t>
+        <w:t xml:space="preserve"> (</w:t>
+      </w:r>
+      <w:r>
+        <w:rPr>
+          <w:i/>
+          <w:iCs/>
+        </w:rPr>
+        <w:t>Long Short-Term Memory</w:t>
+      </w:r>
+      <w:r>
+        <w:t>) i GRU</w:t>
       </w:r>
       <w:r>
         <w:t xml:space="preserve"> [</w:t>
@@ -41996,13 +43733,33 @@
         <w:t>]</w:t>
       </w:r>
       <w:r>
-        <w:t xml:space="preserve"> (Gated Recurrent Unit) arhitektura</w:t>
+        <w:t xml:space="preserve"> (</w:t>
+      </w:r>
+      <w:r>
+        <w:rPr>
+          <w:i/>
+          <w:iCs/>
+        </w:rPr>
+        <w:t>Gated Recurrent Unit</w:t>
+      </w:r>
+      <w:r>
+        <w:t>) arhitektura</w:t>
       </w:r>
       <w:r>
         <w:t>,</w:t>
       </w:r>
       <w:r>
-        <w:t xml:space="preserve"> koje su projektovane upravo za modelovanje sekvencijalnih i vremenskih podataka. Za razliku od trenutnog lag pristupa, koji korišćenjem karakteristika iz prethodne jedne ili dve sezone na implicitan način kodira istoriju igrača, LSTM i GRU mogu naučiti složene dugoročne zavisnosti direktno iz sekvence podataka. U kontekstu predviđanja NFL performansi, ove arhitekture bi mogle bolje modelovati koncepte poput forme igrača tokom višegodišnje karijere, opadanja učinka usled starenja ili postepenog rasta mladih igrača.</w:t>
+        <w:t xml:space="preserve"> koje su projektovane upravo za modelovanje sekvencijalnih i vremenskih podataka. Za razliku od trenutnog </w:t>
+      </w:r>
+      <w:r>
+        <w:rPr>
+          <w:i/>
+          <w:iCs/>
+        </w:rPr>
+        <w:t>lag</w:t>
+      </w:r>
+      <w:r>
+        <w:t xml:space="preserve"> pristupa, koji korišćenjem karakteristika iz prethodne jedne ili dve sezone na implicitan način kodira istoriju igrača, LSTM i GRU mogu naučiti složene dugoročne zavisnosti direktno iz sekvence podataka. U kontekstu predviđanja NFL performansi, ove arhitekture bi mogle bolje modelovati koncepte poput forme igrača tokom višegodišnje karijere, opadanja učinka usled starenja ili postepenog rasta mladih igrača.</w:t>
       </w:r>
     </w:p>
     <w:p>
@@ -42059,7 +43816,10 @@
         <w:pStyle w:val="BodyText"/>
       </w:pPr>
       <w:r>
-        <w:t xml:space="preserve">Konačno, interesantan otvoreni problem koji je ovo istraživanje otvorilo jeste pitanje optimalne granularnosti predviđanja: da li je bolje graditi posebne modele za svaku poziciju (kao što je učinjeno u ovom radu), ili bi još finija segmentacija </w:t>
+        <w:t xml:space="preserve">Konačno, interesantan otvoreni problem koji je ovo istraživanje otvorilo jeste pitanje optimalne granularnosti predviđanja: da li je bolje graditi posebne modele za svaku </w:t>
+      </w:r>
+      <w:r>
+        <w:t xml:space="preserve">poziciju (kao što je učinjeno u ovom radu), ili bi još finija segmentacija </w:t>
       </w:r>
       <w:r>
         <w:t>-</w:t>
@@ -42073,11 +43833,6 @@
       <w:r>
         <w:t xml:space="preserve"> dovela do značajno boljih rezultata. Odgovori na ova pitanja imaju direktnu praktičnu vrednost i predstavljaju prirodni nastavak istraživanja započetog u ovom radu.</w:t>
       </w:r>
-    </w:p>
-    <w:p>
-      <w:pPr>
-        <w:jc w:val="both"/>
-      </w:pPr>
     </w:p>
     <w:p>
       <w:pPr>
@@ -42476,16 +44231,6 @@
       <w:r>
         <w:t>Cho, K., Van Merriënboer, B., Gulçehre, Ç., Bahdanau, D., Bougares, F., Schwenk, H. and Bengio, Y., 2014, October. Learning phrase representations using RNN encoder–decoder for statistical machine translation. In Proceedings of the 2014 conference on empirical methods in natural language processing (EMNLP) (pp. 1724-1734).</w:t>
       </w:r>
-    </w:p>
-    <w:p>
-      <w:pPr>
-        <w:pStyle w:val="references"/>
-        <w:numPr>
-          <w:ilvl w:val="0"/>
-          <w:numId w:val="0"/>
-        </w:numPr>
-        <w:ind w:start="18pt"/>
-      </w:pPr>
     </w:p>
     <w:sectPr>
       <w:type w:val="continuous"/>

--- a/Izvestaj/Predviđanje_performansi_NFL_igrača_putem_mašinskog_učenja_Milan_Jovkić_Uroš_Petrašković.docx
+++ b/Izvestaj/Predviđanje_performansi_NFL_igrača_putem_mašinskog_učenja_Milan_Jovkić_Uroš_Petrašković.docx
@@ -730,6 +730,9 @@
           </m:sSupPr>
           <m:e>
             <m:r>
+              <m:rPr>
+                <m:sty m:val="bi"/>
+              </m:rPr>
               <w:rPr>
                 <w:rFonts w:ascii="Cambria Math" w:hAnsi="Cambria Math"/>
               </w:rPr>
@@ -738,6 +741,9 @@
           </m:e>
           <m:sup>
             <m:r>
+              <m:rPr>
+                <m:sty m:val="bi"/>
+              </m:rPr>
               <w:rPr>
                 <w:rFonts w:ascii="Cambria Math" w:hAnsi="Cambria Math"/>
               </w:rPr>
@@ -998,19 +1004,7 @@
         <w:rPr>
           <w:lang w:val="en-US"/>
         </w:rPr>
-        <w:t>[</w:t>
-      </w:r>
-      <w:r>
-        <w:rPr>
-          <w:lang w:val="en-US"/>
-        </w:rPr>
-        <w:t>2</w:t>
-      </w:r>
-      <w:r>
-        <w:rPr>
-          <w:lang w:val="en-US"/>
-        </w:rPr>
-        <w:t>]</w:t>
+        <w:t>[2]</w:t>
       </w:r>
       <w:r>
         <w:rPr>
@@ -2883,27 +2877,14 @@
       <w:r>
         <w:t xml:space="preserve">Tabela </w:t>
       </w:r>
-      <w:r>
-        <w:fldChar w:fldCharType="begin"/>
-      </w:r>
-      <w:r>
-        <w:instrText xml:space="preserve"> SEQ Tabela \* ARABIC </w:instrText>
-      </w:r>
-      <w:r>
-        <w:fldChar w:fldCharType="separate"/>
-      </w:r>
-      <w:r>
-        <w:rPr>
-          <w:noProof/>
-        </w:rPr>
-        <w:t>1</w:t>
-      </w:r>
-      <w:r>
-        <w:rPr>
-          <w:noProof/>
-        </w:rPr>
-        <w:fldChar w:fldCharType="end"/>
-      </w:r>
+      <w:fldSimple w:instr=" SEQ Tabela \* ARABIC ">
+        <w:r>
+          <w:rPr>
+            <w:noProof/>
+          </w:rPr>
+          <w:t>1</w:t>
+        </w:r>
+      </w:fldSimple>
       <w:bookmarkEnd w:id="1"/>
       <w:r>
         <w:t xml:space="preserve"> Obim data seta</w:t>
@@ -3020,27 +3001,14 @@
       <w:r>
         <w:t xml:space="preserve">Slika </w:t>
       </w:r>
-      <w:r>
-        <w:fldChar w:fldCharType="begin"/>
-      </w:r>
-      <w:r>
-        <w:instrText xml:space="preserve"> SEQ Slika \* ARABIC </w:instrText>
-      </w:r>
-      <w:r>
-        <w:fldChar w:fldCharType="separate"/>
-      </w:r>
-      <w:r>
-        <w:rPr>
-          <w:noProof/>
-        </w:rPr>
-        <w:t>1</w:t>
-      </w:r>
-      <w:r>
-        <w:rPr>
-          <w:noProof/>
-        </w:rPr>
-        <w:fldChar w:fldCharType="end"/>
-      </w:r>
+      <w:fldSimple w:instr=" SEQ Slika \* ARABIC ">
+        <w:r>
+          <w:rPr>
+            <w:noProof/>
+          </w:rPr>
+          <w:t>1</w:t>
+        </w:r>
+      </w:fldSimple>
       <w:bookmarkEnd w:id="2"/>
       <w:r>
         <w:rPr>
@@ -3270,27 +3238,14 @@
       <w:r>
         <w:t xml:space="preserve">Slika </w:t>
       </w:r>
-      <w:r>
-        <w:fldChar w:fldCharType="begin"/>
-      </w:r>
-      <w:r>
-        <w:instrText xml:space="preserve"> SEQ Slika \* ARABIC </w:instrText>
-      </w:r>
-      <w:r>
-        <w:fldChar w:fldCharType="separate"/>
-      </w:r>
-      <w:r>
-        <w:rPr>
-          <w:noProof/>
-        </w:rPr>
-        <w:t>2</w:t>
-      </w:r>
-      <w:r>
-        <w:rPr>
-          <w:noProof/>
-        </w:rPr>
-        <w:fldChar w:fldCharType="end"/>
-      </w:r>
+      <w:fldSimple w:instr=" SEQ Slika \* ARABIC ">
+        <w:r>
+          <w:rPr>
+            <w:noProof/>
+          </w:rPr>
+          <w:t>2</w:t>
+        </w:r>
+      </w:fldSimple>
       <w:bookmarkEnd w:id="3"/>
       <w:r>
         <w:t xml:space="preserve"> </w:t>
@@ -3472,27 +3427,14 @@
       <w:r>
         <w:t xml:space="preserve">Slika </w:t>
       </w:r>
-      <w:r>
-        <w:fldChar w:fldCharType="begin"/>
-      </w:r>
-      <w:r>
-        <w:instrText xml:space="preserve"> SEQ Slika \* ARABIC </w:instrText>
-      </w:r>
-      <w:r>
-        <w:fldChar w:fldCharType="separate"/>
-      </w:r>
-      <w:r>
-        <w:rPr>
-          <w:noProof/>
-        </w:rPr>
-        <w:t>3</w:t>
-      </w:r>
-      <w:r>
-        <w:rPr>
-          <w:noProof/>
-        </w:rPr>
-        <w:fldChar w:fldCharType="end"/>
-      </w:r>
+      <w:fldSimple w:instr=" SEQ Slika \* ARABIC ">
+        <w:r>
+          <w:rPr>
+            <w:noProof/>
+          </w:rPr>
+          <w:t>3</w:t>
+        </w:r>
+      </w:fldSimple>
       <w:bookmarkEnd w:id="4"/>
       <w:r>
         <w:t xml:space="preserve"> </w:t>
@@ -3672,27 +3614,14 @@
       <w:r>
         <w:t xml:space="preserve">Slika </w:t>
       </w:r>
-      <w:r>
-        <w:fldChar w:fldCharType="begin"/>
-      </w:r>
-      <w:r>
-        <w:instrText xml:space="preserve"> SEQ Slika \* ARABIC </w:instrText>
-      </w:r>
-      <w:r>
-        <w:fldChar w:fldCharType="separate"/>
-      </w:r>
-      <w:r>
-        <w:rPr>
-          <w:noProof/>
-        </w:rPr>
-        <w:t>4</w:t>
-      </w:r>
-      <w:r>
-        <w:rPr>
-          <w:noProof/>
-        </w:rPr>
-        <w:fldChar w:fldCharType="end"/>
-      </w:r>
+      <w:fldSimple w:instr=" SEQ Slika \* ARABIC ">
+        <w:r>
+          <w:rPr>
+            <w:noProof/>
+          </w:rPr>
+          <w:t>4</w:t>
+        </w:r>
+      </w:fldSimple>
       <w:bookmarkEnd w:id="5"/>
       <w:r>
         <w:t xml:space="preserve"> </w:t>
@@ -3952,27 +3881,14 @@
       <w:r>
         <w:t xml:space="preserve">Slika </w:t>
       </w:r>
-      <w:r>
-        <w:fldChar w:fldCharType="begin"/>
-      </w:r>
-      <w:r>
-        <w:instrText xml:space="preserve"> SEQ Slika \* ARABIC </w:instrText>
-      </w:r>
-      <w:r>
-        <w:fldChar w:fldCharType="separate"/>
-      </w:r>
-      <w:r>
-        <w:rPr>
-          <w:noProof/>
-        </w:rPr>
-        <w:t>5</w:t>
-      </w:r>
-      <w:r>
-        <w:rPr>
-          <w:noProof/>
-        </w:rPr>
-        <w:fldChar w:fldCharType="end"/>
-      </w:r>
+      <w:fldSimple w:instr=" SEQ Slika \* ARABIC ">
+        <w:r>
+          <w:rPr>
+            <w:noProof/>
+          </w:rPr>
+          <w:t>5</w:t>
+        </w:r>
+      </w:fldSimple>
       <w:bookmarkEnd w:id="6"/>
       <w:r>
         <w:t xml:space="preserve"> </w:t>
@@ -4358,27 +4274,14 @@
       <w:r>
         <w:t xml:space="preserve">Slika </w:t>
       </w:r>
-      <w:r>
-        <w:fldChar w:fldCharType="begin"/>
-      </w:r>
-      <w:r>
-        <w:instrText xml:space="preserve"> SEQ Slika \* ARABIC </w:instrText>
-      </w:r>
-      <w:r>
-        <w:fldChar w:fldCharType="separate"/>
-      </w:r>
-      <w:r>
-        <w:rPr>
-          <w:noProof/>
-        </w:rPr>
-        <w:t>6</w:t>
-      </w:r>
-      <w:r>
-        <w:rPr>
-          <w:noProof/>
-        </w:rPr>
-        <w:fldChar w:fldCharType="end"/>
-      </w:r>
+      <w:fldSimple w:instr=" SEQ Slika \* ARABIC ">
+        <w:r>
+          <w:rPr>
+            <w:noProof/>
+          </w:rPr>
+          <w:t>6</w:t>
+        </w:r>
+      </w:fldSimple>
       <w:bookmarkEnd w:id="7"/>
       <w:r>
         <w:t xml:space="preserve"> </w:t>
@@ -4779,27 +4682,14 @@
       <w:r>
         <w:t xml:space="preserve">Slika </w:t>
       </w:r>
-      <w:r>
-        <w:fldChar w:fldCharType="begin"/>
-      </w:r>
-      <w:r>
-        <w:instrText xml:space="preserve"> SEQ Slika \* ARABIC </w:instrText>
-      </w:r>
-      <w:r>
-        <w:fldChar w:fldCharType="separate"/>
-      </w:r>
-      <w:r>
-        <w:rPr>
-          <w:noProof/>
-        </w:rPr>
-        <w:t>7</w:t>
-      </w:r>
-      <w:r>
-        <w:rPr>
-          <w:noProof/>
-        </w:rPr>
-        <w:fldChar w:fldCharType="end"/>
-      </w:r>
+      <w:fldSimple w:instr=" SEQ Slika \* ARABIC ">
+        <w:r>
+          <w:rPr>
+            <w:noProof/>
+          </w:rPr>
+          <w:t>7</w:t>
+        </w:r>
+      </w:fldSimple>
       <w:bookmarkEnd w:id="8"/>
       <w:r>
         <w:t xml:space="preserve"> </w:t>
@@ -4867,27 +4757,14 @@
       <w:r>
         <w:t xml:space="preserve">Slika </w:t>
       </w:r>
-      <w:r>
-        <w:fldChar w:fldCharType="begin"/>
-      </w:r>
-      <w:r>
-        <w:instrText xml:space="preserve"> SEQ Slika \* ARABIC </w:instrText>
-      </w:r>
-      <w:r>
-        <w:fldChar w:fldCharType="separate"/>
-      </w:r>
-      <w:r>
-        <w:rPr>
-          <w:noProof/>
-        </w:rPr>
-        <w:t>8</w:t>
-      </w:r>
-      <w:r>
-        <w:rPr>
-          <w:noProof/>
-        </w:rPr>
-        <w:fldChar w:fldCharType="end"/>
-      </w:r>
+      <w:fldSimple w:instr=" SEQ Slika \* ARABIC ">
+        <w:r>
+          <w:rPr>
+            <w:noProof/>
+          </w:rPr>
+          <w:t>8</w:t>
+        </w:r>
+      </w:fldSimple>
       <w:bookmarkEnd w:id="9"/>
       <w:r>
         <w:t xml:space="preserve"> </w:t>
@@ -6352,27 +6229,14 @@
       <w:r>
         <w:t xml:space="preserve">Tabela </w:t>
       </w:r>
-      <w:r>
-        <w:fldChar w:fldCharType="begin"/>
-      </w:r>
-      <w:r>
-        <w:instrText xml:space="preserve"> SEQ Tabela \* ARABIC </w:instrText>
-      </w:r>
-      <w:r>
-        <w:fldChar w:fldCharType="separate"/>
-      </w:r>
-      <w:r>
-        <w:rPr>
-          <w:noProof/>
-        </w:rPr>
-        <w:t>2</w:t>
-      </w:r>
-      <w:r>
-        <w:rPr>
-          <w:noProof/>
-        </w:rPr>
-        <w:fldChar w:fldCharType="end"/>
-      </w:r>
+      <w:fldSimple w:instr=" SEQ Tabela \* ARABIC ">
+        <w:r>
+          <w:rPr>
+            <w:noProof/>
+          </w:rPr>
+          <w:t>2</w:t>
+        </w:r>
+      </w:fldSimple>
       <w:bookmarkEnd w:id="10"/>
       <w:r>
         <w:t xml:space="preserve"> GirdSearch QB</w:t>
@@ -7049,27 +6913,14 @@
       <w:r>
         <w:t xml:space="preserve">Tabela </w:t>
       </w:r>
-      <w:r>
-        <w:fldChar w:fldCharType="begin"/>
-      </w:r>
-      <w:r>
-        <w:instrText xml:space="preserve"> SEQ Tabela \* ARABIC </w:instrText>
-      </w:r>
-      <w:r>
-        <w:fldChar w:fldCharType="separate"/>
-      </w:r>
-      <w:r>
-        <w:rPr>
-          <w:noProof/>
-        </w:rPr>
-        <w:t>3</w:t>
-      </w:r>
-      <w:r>
-        <w:rPr>
-          <w:noProof/>
-        </w:rPr>
-        <w:fldChar w:fldCharType="end"/>
-      </w:r>
+      <w:fldSimple w:instr=" SEQ Tabela \* ARABIC ">
+        <w:r>
+          <w:rPr>
+            <w:noProof/>
+          </w:rPr>
+          <w:t>3</w:t>
+        </w:r>
+      </w:fldSimple>
       <w:bookmarkEnd w:id="11"/>
       <w:r>
         <w:t xml:space="preserve"> </w:t>
@@ -7748,27 +7599,14 @@
       <w:r>
         <w:t xml:space="preserve">Tabela </w:t>
       </w:r>
-      <w:r>
-        <w:fldChar w:fldCharType="begin"/>
-      </w:r>
-      <w:r>
-        <w:instrText xml:space="preserve"> SEQ Tabela \* ARABIC </w:instrText>
-      </w:r>
-      <w:r>
-        <w:fldChar w:fldCharType="separate"/>
-      </w:r>
-      <w:r>
-        <w:rPr>
-          <w:noProof/>
-        </w:rPr>
-        <w:t>4</w:t>
-      </w:r>
-      <w:r>
-        <w:rPr>
-          <w:noProof/>
-        </w:rPr>
-        <w:fldChar w:fldCharType="end"/>
-      </w:r>
+      <w:fldSimple w:instr=" SEQ Tabela \* ARABIC ">
+        <w:r>
+          <w:rPr>
+            <w:noProof/>
+          </w:rPr>
+          <w:t>4</w:t>
+        </w:r>
+      </w:fldSimple>
       <w:bookmarkEnd w:id="12"/>
       <w:r>
         <w:t xml:space="preserve"> </w:t>
@@ -8447,27 +8285,14 @@
       <w:r>
         <w:t xml:space="preserve">Tabela </w:t>
       </w:r>
-      <w:r>
-        <w:fldChar w:fldCharType="begin"/>
-      </w:r>
-      <w:r>
-        <w:instrText xml:space="preserve"> SEQ Tabela \* ARABIC </w:instrText>
-      </w:r>
-      <w:r>
-        <w:fldChar w:fldCharType="separate"/>
-      </w:r>
-      <w:r>
-        <w:rPr>
-          <w:noProof/>
-        </w:rPr>
-        <w:t>5</w:t>
-      </w:r>
-      <w:r>
-        <w:rPr>
-          <w:noProof/>
-        </w:rPr>
-        <w:fldChar w:fldCharType="end"/>
-      </w:r>
+      <w:fldSimple w:instr=" SEQ Tabela \* ARABIC ">
+        <w:r>
+          <w:rPr>
+            <w:noProof/>
+          </w:rPr>
+          <w:t>5</w:t>
+        </w:r>
+      </w:fldSimple>
       <w:bookmarkEnd w:id="13"/>
       <w:r>
         <w:t xml:space="preserve"> </w:t>
@@ -8573,13 +8398,7 @@
         <w:fldChar w:fldCharType="separate"/>
       </w:r>
       <w:r>
-        <w:t>[2</w:t>
-      </w:r>
-      <w:r>
-        <w:t>1</w:t>
-      </w:r>
-      <w:r>
-        <w:t>]</w:t>
+        <w:t>[21]</w:t>
       </w:r>
       <w:r>
         <w:fldChar w:fldCharType="end"/>
@@ -9302,27 +9121,14 @@
       <w:r>
         <w:t xml:space="preserve">Tabela </w:t>
       </w:r>
-      <w:r>
-        <w:fldChar w:fldCharType="begin"/>
-      </w:r>
-      <w:r>
-        <w:instrText xml:space="preserve"> SEQ Tabela \* ARABIC </w:instrText>
-      </w:r>
-      <w:r>
-        <w:fldChar w:fldCharType="separate"/>
-      </w:r>
-      <w:r>
-        <w:rPr>
-          <w:noProof/>
-        </w:rPr>
-        <w:t>6</w:t>
-      </w:r>
-      <w:r>
-        <w:rPr>
-          <w:noProof/>
-        </w:rPr>
-        <w:fldChar w:fldCharType="end"/>
-      </w:r>
+      <w:fldSimple w:instr=" SEQ Tabela \* ARABIC ">
+        <w:r>
+          <w:rPr>
+            <w:noProof/>
+          </w:rPr>
+          <w:t>6</w:t>
+        </w:r>
+      </w:fldSimple>
       <w:bookmarkEnd w:id="14"/>
       <w:r>
         <w:t xml:space="preserve"> </w:t>
@@ -9931,27 +9737,14 @@
       <w:r>
         <w:t xml:space="preserve">Tabela </w:t>
       </w:r>
-      <w:r>
-        <w:fldChar w:fldCharType="begin"/>
-      </w:r>
-      <w:r>
-        <w:instrText xml:space="preserve"> SEQ Tabela \* ARABIC </w:instrText>
-      </w:r>
-      <w:r>
-        <w:fldChar w:fldCharType="separate"/>
-      </w:r>
-      <w:r>
-        <w:rPr>
-          <w:noProof/>
-        </w:rPr>
-        <w:t>7</w:t>
-      </w:r>
-      <w:r>
-        <w:rPr>
-          <w:noProof/>
-        </w:rPr>
-        <w:fldChar w:fldCharType="end"/>
-      </w:r>
+      <w:fldSimple w:instr=" SEQ Tabela \* ARABIC ">
+        <w:r>
+          <w:rPr>
+            <w:noProof/>
+          </w:rPr>
+          <w:t>7</w:t>
+        </w:r>
+      </w:fldSimple>
       <w:bookmarkEnd w:id="15"/>
       <w:r>
         <w:t xml:space="preserve"> </w:t>
@@ -10560,27 +10353,14 @@
       <w:r>
         <w:t xml:space="preserve">Tabela </w:t>
       </w:r>
-      <w:r>
-        <w:fldChar w:fldCharType="begin"/>
-      </w:r>
-      <w:r>
-        <w:instrText xml:space="preserve"> SEQ Tabela \* ARABIC </w:instrText>
-      </w:r>
-      <w:r>
-        <w:fldChar w:fldCharType="separate"/>
-      </w:r>
-      <w:r>
-        <w:rPr>
-          <w:noProof/>
-        </w:rPr>
-        <w:t>8</w:t>
-      </w:r>
-      <w:r>
-        <w:rPr>
-          <w:noProof/>
-        </w:rPr>
-        <w:fldChar w:fldCharType="end"/>
-      </w:r>
+      <w:fldSimple w:instr=" SEQ Tabela \* ARABIC ">
+        <w:r>
+          <w:rPr>
+            <w:noProof/>
+          </w:rPr>
+          <w:t>8</w:t>
+        </w:r>
+      </w:fldSimple>
       <w:bookmarkEnd w:id="16"/>
       <w:r>
         <w:t xml:space="preserve"> </w:t>
@@ -11189,27 +10969,14 @@
       <w:r>
         <w:t xml:space="preserve">Tabela </w:t>
       </w:r>
-      <w:r>
-        <w:fldChar w:fldCharType="begin"/>
-      </w:r>
-      <w:r>
-        <w:instrText xml:space="preserve"> SEQ Tabela \* ARABIC </w:instrText>
-      </w:r>
-      <w:r>
-        <w:fldChar w:fldCharType="separate"/>
-      </w:r>
-      <w:r>
-        <w:rPr>
-          <w:noProof/>
-        </w:rPr>
-        <w:t>9</w:t>
-      </w:r>
-      <w:r>
-        <w:rPr>
-          <w:noProof/>
-        </w:rPr>
-        <w:fldChar w:fldCharType="end"/>
-      </w:r>
+      <w:fldSimple w:instr=" SEQ Tabela \* ARABIC ">
+        <w:r>
+          <w:rPr>
+            <w:noProof/>
+          </w:rPr>
+          <w:t>9</w:t>
+        </w:r>
+      </w:fldSimple>
       <w:bookmarkEnd w:id="17"/>
       <w:r>
         <w:t xml:space="preserve"> </w:t>
@@ -14422,27 +14189,14 @@
       <w:r>
         <w:t xml:space="preserve">Tabela </w:t>
       </w:r>
-      <w:r>
-        <w:fldChar w:fldCharType="begin"/>
-      </w:r>
-      <w:r>
-        <w:instrText xml:space="preserve"> SEQ Tabela \* ARABIC </w:instrText>
-      </w:r>
-      <w:r>
-        <w:fldChar w:fldCharType="separate"/>
-      </w:r>
-      <w:r>
-        <w:rPr>
-          <w:noProof/>
-        </w:rPr>
-        <w:t>10</w:t>
-      </w:r>
-      <w:r>
-        <w:rPr>
-          <w:noProof/>
-        </w:rPr>
-        <w:fldChar w:fldCharType="end"/>
-      </w:r>
+      <w:fldSimple w:instr=" SEQ Tabela \* ARABIC ">
+        <w:r>
+          <w:rPr>
+            <w:noProof/>
+          </w:rPr>
+          <w:t>10</w:t>
+        </w:r>
+      </w:fldSimple>
       <w:bookmarkEnd w:id="18"/>
       <w:r>
         <w:t xml:space="preserve"> QB rezultati modela za različite optimizacione strategije</w:t>
@@ -17449,27 +17203,14 @@
       <w:r>
         <w:t xml:space="preserve">Tabela </w:t>
       </w:r>
-      <w:r>
-        <w:fldChar w:fldCharType="begin"/>
-      </w:r>
-      <w:r>
-        <w:instrText xml:space="preserve"> SEQ Tabela \* ARABIC </w:instrText>
-      </w:r>
-      <w:r>
-        <w:fldChar w:fldCharType="separate"/>
-      </w:r>
-      <w:r>
-        <w:rPr>
-          <w:noProof/>
-        </w:rPr>
-        <w:t>11</w:t>
-      </w:r>
-      <w:r>
-        <w:rPr>
-          <w:noProof/>
-        </w:rPr>
-        <w:fldChar w:fldCharType="end"/>
-      </w:r>
+      <w:fldSimple w:instr=" SEQ Tabela \* ARABIC ">
+        <w:r>
+          <w:rPr>
+            <w:noProof/>
+          </w:rPr>
+          <w:t>11</w:t>
+        </w:r>
+      </w:fldSimple>
       <w:bookmarkEnd w:id="19"/>
       <w:r>
         <w:t xml:space="preserve"> RB </w:t>
@@ -20558,27 +20299,14 @@
       <w:r>
         <w:t xml:space="preserve">Tabela </w:t>
       </w:r>
-      <w:r>
-        <w:fldChar w:fldCharType="begin"/>
-      </w:r>
-      <w:r>
-        <w:instrText xml:space="preserve"> SEQ Tabela \* ARABIC </w:instrText>
-      </w:r>
-      <w:r>
-        <w:fldChar w:fldCharType="separate"/>
-      </w:r>
-      <w:r>
-        <w:rPr>
-          <w:noProof/>
-        </w:rPr>
-        <w:t>12</w:t>
-      </w:r>
-      <w:r>
-        <w:rPr>
-          <w:noProof/>
-        </w:rPr>
-        <w:fldChar w:fldCharType="end"/>
-      </w:r>
+      <w:fldSimple w:instr=" SEQ Tabela \* ARABIC ">
+        <w:r>
+          <w:rPr>
+            <w:noProof/>
+          </w:rPr>
+          <w:t>12</w:t>
+        </w:r>
+      </w:fldSimple>
       <w:bookmarkEnd w:id="20"/>
       <w:r>
         <w:t xml:space="preserve"> TE </w:t>
@@ -23587,27 +23315,14 @@
       <w:r>
         <w:t xml:space="preserve">Tabela </w:t>
       </w:r>
-      <w:r>
-        <w:fldChar w:fldCharType="begin"/>
-      </w:r>
-      <w:r>
-        <w:instrText xml:space="preserve"> SEQ Tabela \* ARABIC </w:instrText>
-      </w:r>
-      <w:r>
-        <w:fldChar w:fldCharType="separate"/>
-      </w:r>
-      <w:r>
-        <w:rPr>
-          <w:noProof/>
-        </w:rPr>
-        <w:t>13</w:t>
-      </w:r>
-      <w:r>
-        <w:rPr>
-          <w:noProof/>
-        </w:rPr>
-        <w:fldChar w:fldCharType="end"/>
-      </w:r>
+      <w:fldSimple w:instr=" SEQ Tabela \* ARABIC ">
+        <w:r>
+          <w:rPr>
+            <w:noProof/>
+          </w:rPr>
+          <w:t>13</w:t>
+        </w:r>
+      </w:fldSimple>
       <w:bookmarkEnd w:id="21"/>
       <w:r>
         <w:t xml:space="preserve"> WR </w:t>
@@ -25675,27 +25390,14 @@
       <w:r>
         <w:t xml:space="preserve">Tabela </w:t>
       </w:r>
-      <w:r>
-        <w:fldChar w:fldCharType="begin"/>
-      </w:r>
-      <w:r>
-        <w:instrText xml:space="preserve"> SEQ Tabela \* ARABIC </w:instrText>
-      </w:r>
-      <w:r>
-        <w:fldChar w:fldCharType="separate"/>
-      </w:r>
-      <w:r>
-        <w:rPr>
-          <w:noProof/>
-        </w:rPr>
-        <w:t>14</w:t>
-      </w:r>
-      <w:r>
-        <w:rPr>
-          <w:noProof/>
-        </w:rPr>
-        <w:fldChar w:fldCharType="end"/>
-      </w:r>
+      <w:fldSimple w:instr=" SEQ Tabela \* ARABIC ">
+        <w:r>
+          <w:rPr>
+            <w:noProof/>
+          </w:rPr>
+          <w:t>14</w:t>
+        </w:r>
+      </w:fldSimple>
       <w:bookmarkEnd w:id="23"/>
       <w:r>
         <w:t xml:space="preserve"> QB RMSE rezultati za walk forward validaciju</w:t>
@@ -27339,27 +27041,14 @@
       <w:r>
         <w:t xml:space="preserve">Tabela </w:t>
       </w:r>
-      <w:r>
-        <w:fldChar w:fldCharType="begin"/>
-      </w:r>
-      <w:r>
-        <w:instrText xml:space="preserve"> SEQ Tabela \* ARABIC </w:instrText>
-      </w:r>
-      <w:r>
-        <w:fldChar w:fldCharType="separate"/>
-      </w:r>
-      <w:r>
-        <w:rPr>
-          <w:noProof/>
-        </w:rPr>
-        <w:t>15</w:t>
-      </w:r>
-      <w:r>
-        <w:rPr>
-          <w:noProof/>
-        </w:rPr>
-        <w:fldChar w:fldCharType="end"/>
-      </w:r>
+      <w:fldSimple w:instr=" SEQ Tabela \* ARABIC ">
+        <w:r>
+          <w:rPr>
+            <w:noProof/>
+          </w:rPr>
+          <w:t>15</w:t>
+        </w:r>
+      </w:fldSimple>
       <w:bookmarkEnd w:id="24"/>
       <w:r>
         <w:t xml:space="preserve"> </w:t>
@@ -29278,27 +28967,14 @@
       <w:r>
         <w:t xml:space="preserve">Tabela </w:t>
       </w:r>
-      <w:r>
-        <w:fldChar w:fldCharType="begin"/>
-      </w:r>
-      <w:r>
-        <w:instrText xml:space="preserve"> SEQ Tabela \* ARABIC </w:instrText>
-      </w:r>
-      <w:r>
-        <w:fldChar w:fldCharType="separate"/>
-      </w:r>
-      <w:r>
-        <w:rPr>
-          <w:noProof/>
-        </w:rPr>
-        <w:t>16</w:t>
-      </w:r>
-      <w:r>
-        <w:rPr>
-          <w:noProof/>
-        </w:rPr>
-        <w:fldChar w:fldCharType="end"/>
-      </w:r>
+      <w:fldSimple w:instr=" SEQ Tabela \* ARABIC ">
+        <w:r>
+          <w:rPr>
+            <w:noProof/>
+          </w:rPr>
+          <w:t>16</w:t>
+        </w:r>
+      </w:fldSimple>
       <w:bookmarkEnd w:id="25"/>
       <w:r>
         <w:t xml:space="preserve"> RB</w:t>
@@ -30945,27 +30621,14 @@
       <w:r>
         <w:t xml:space="preserve">Tabela </w:t>
       </w:r>
-      <w:r>
-        <w:fldChar w:fldCharType="begin"/>
-      </w:r>
-      <w:r>
-        <w:instrText xml:space="preserve"> SEQ Tabela \* ARABIC </w:instrText>
-      </w:r>
-      <w:r>
-        <w:fldChar w:fldCharType="separate"/>
-      </w:r>
-      <w:r>
-        <w:rPr>
-          <w:noProof/>
-        </w:rPr>
-        <w:t>17</w:t>
-      </w:r>
-      <w:r>
-        <w:rPr>
-          <w:noProof/>
-        </w:rPr>
-        <w:fldChar w:fldCharType="end"/>
-      </w:r>
+      <w:fldSimple w:instr=" SEQ Tabela \* ARABIC ">
+        <w:r>
+          <w:rPr>
+            <w:noProof/>
+          </w:rPr>
+          <w:t>17</w:t>
+        </w:r>
+      </w:fldSimple>
       <w:bookmarkEnd w:id="26"/>
       <w:r>
         <w:t xml:space="preserve"> RB </w:t>
@@ -32879,27 +32542,14 @@
       <w:r>
         <w:t xml:space="preserve">Tabela </w:t>
       </w:r>
-      <w:r>
-        <w:fldChar w:fldCharType="begin"/>
-      </w:r>
-      <w:r>
-        <w:instrText xml:space="preserve"> SEQ Tabela \* ARABIC </w:instrText>
-      </w:r>
-      <w:r>
-        <w:fldChar w:fldCharType="separate"/>
-      </w:r>
-      <w:r>
-        <w:rPr>
-          <w:noProof/>
-        </w:rPr>
-        <w:t>18</w:t>
-      </w:r>
-      <w:r>
-        <w:rPr>
-          <w:noProof/>
-        </w:rPr>
-        <w:fldChar w:fldCharType="end"/>
-      </w:r>
+      <w:fldSimple w:instr=" SEQ Tabela \* ARABIC ">
+        <w:r>
+          <w:rPr>
+            <w:noProof/>
+          </w:rPr>
+          <w:t>18</w:t>
+        </w:r>
+      </w:fldSimple>
       <w:bookmarkEnd w:id="27"/>
       <w:r>
         <w:t xml:space="preserve"> TE </w:t>
@@ -34546,27 +34196,14 @@
       <w:r>
         <w:t xml:space="preserve">Tabela </w:t>
       </w:r>
-      <w:r>
-        <w:fldChar w:fldCharType="begin"/>
-      </w:r>
-      <w:r>
-        <w:instrText xml:space="preserve"> SEQ Tabela \* ARABIC </w:instrText>
-      </w:r>
-      <w:r>
-        <w:fldChar w:fldCharType="separate"/>
-      </w:r>
-      <w:r>
-        <w:rPr>
-          <w:noProof/>
-        </w:rPr>
-        <w:t>19</w:t>
-      </w:r>
-      <w:r>
-        <w:rPr>
-          <w:noProof/>
-        </w:rPr>
-        <w:fldChar w:fldCharType="end"/>
-      </w:r>
+      <w:fldSimple w:instr=" SEQ Tabela \* ARABIC ">
+        <w:r>
+          <w:rPr>
+            <w:noProof/>
+          </w:rPr>
+          <w:t>19</w:t>
+        </w:r>
+      </w:fldSimple>
       <w:bookmarkEnd w:id="28"/>
       <w:r>
         <w:t xml:space="preserve"> TE </w:t>
@@ -36458,27 +36095,14 @@
       <w:r>
         <w:t xml:space="preserve">Tabela </w:t>
       </w:r>
-      <w:r>
-        <w:fldChar w:fldCharType="begin"/>
-      </w:r>
-      <w:r>
-        <w:instrText xml:space="preserve"> SEQ Tabela \* ARABIC </w:instrText>
-      </w:r>
-      <w:r>
-        <w:fldChar w:fldCharType="separate"/>
-      </w:r>
-      <w:r>
-        <w:rPr>
-          <w:noProof/>
-        </w:rPr>
-        <w:t>20</w:t>
-      </w:r>
-      <w:r>
-        <w:rPr>
-          <w:noProof/>
-        </w:rPr>
-        <w:fldChar w:fldCharType="end"/>
-      </w:r>
+      <w:fldSimple w:instr=" SEQ Tabela \* ARABIC ">
+        <w:r>
+          <w:rPr>
+            <w:noProof/>
+          </w:rPr>
+          <w:t>20</w:t>
+        </w:r>
+      </w:fldSimple>
       <w:bookmarkEnd w:id="29"/>
       <w:r>
         <w:t xml:space="preserve"> WR </w:t>
@@ -38125,27 +37749,14 @@
       <w:r>
         <w:t xml:space="preserve">Tabela </w:t>
       </w:r>
-      <w:r>
-        <w:fldChar w:fldCharType="begin"/>
-      </w:r>
-      <w:r>
-        <w:instrText xml:space="preserve"> SEQ Tabela \* ARABIC </w:instrText>
-      </w:r>
-      <w:r>
-        <w:fldChar w:fldCharType="separate"/>
-      </w:r>
-      <w:r>
-        <w:rPr>
-          <w:noProof/>
-        </w:rPr>
-        <w:t>21</w:t>
-      </w:r>
-      <w:r>
-        <w:rPr>
-          <w:noProof/>
-        </w:rPr>
-        <w:fldChar w:fldCharType="end"/>
-      </w:r>
+      <w:fldSimple w:instr=" SEQ Tabela \* ARABIC ">
+        <w:r>
+          <w:rPr>
+            <w:noProof/>
+          </w:rPr>
+          <w:t>21</w:t>
+        </w:r>
+      </w:fldSimple>
       <w:bookmarkEnd w:id="30"/>
       <w:r>
         <w:t xml:space="preserve"> WR </w:t>
@@ -41822,27 +41433,14 @@
       <w:r>
         <w:t xml:space="preserve">Tabela </w:t>
       </w:r>
-      <w:r>
-        <w:fldChar w:fldCharType="begin"/>
-      </w:r>
-      <w:r>
-        <w:instrText xml:space="preserve"> SEQ Tabela \* ARABIC </w:instrText>
-      </w:r>
-      <w:r>
-        <w:fldChar w:fldCharType="separate"/>
-      </w:r>
-      <w:r>
-        <w:rPr>
-          <w:noProof/>
-        </w:rPr>
-        <w:t>22</w:t>
-      </w:r>
-      <w:r>
-        <w:rPr>
-          <w:noProof/>
-        </w:rPr>
-        <w:fldChar w:fldCharType="end"/>
-      </w:r>
+      <w:fldSimple w:instr=" SEQ Tabela \* ARABIC ">
+        <w:r>
+          <w:rPr>
+            <w:noProof/>
+          </w:rPr>
+          <w:t>22</w:t>
+        </w:r>
+      </w:fldSimple>
       <w:bookmarkEnd w:id="31"/>
       <w:r>
         <w:t xml:space="preserve"> Multi output rezultati za sve pozicije</w:t>
@@ -43218,13 +42816,7 @@
         <w:t>HuggingFace</w:t>
       </w:r>
       <w:r>
-        <w:t xml:space="preserve"> platforme. Nakon obimnog predprocesiranja</w:t>
-      </w:r>
-      <w:r>
-        <w:t>,</w:t>
-      </w:r>
-      <w:r>
-        <w:t xml:space="preserve"> koje je obuhvatalo detekciju i tretman </w:t>
+        <w:t xml:space="preserve"> platforme. Nakon obimnog predprocesiranja, koje je obuhvatalo detekciju i tretman </w:t>
       </w:r>
       <w:r>
         <w:t>autlajera</w:t>
@@ -43240,13 +42832,7 @@
         <w:t>lag</w:t>
       </w:r>
       <w:r>
-        <w:t xml:space="preserve"> karakteristika</w:t>
-      </w:r>
-      <w:r>
-        <w:t>,</w:t>
-      </w:r>
-      <w:r>
-        <w:t xml:space="preserve"> primenjeno je sedam klasa regresionih modela: linearne metode sa regularizacijom (</w:t>
+        <w:t xml:space="preserve"> karakteristika, primenjeno je sedam klasa regresionih modela: linearne metode sa regularizacijom (</w:t>
       </w:r>
       <w:r>
         <w:rPr>
@@ -43443,13 +43029,7 @@
         </m:sSup>
       </m:oMath>
       <w:r>
-        <w:t xml:space="preserve"> oko 0,15–0,25), jer na performanse ovih igrača u velikoj meri utiču faktori koji nisu obuhvaćeni dostupnim atributima</w:t>
-      </w:r>
-      <w:r>
-        <w:t>,</w:t>
-      </w:r>
-      <w:r>
-        <w:t xml:space="preserve"> poput kvaliteta saigraca, sistemske prilagodjenosti i situacionih odluka tokom utakmica. Nelinearni ansambl modeli generalno nadmašuju linearne pristupe kod QB, RB i WR pozicija, dok TE favorizuje regularizovane linearne modele. </w:t>
+        <w:t xml:space="preserve"> oko 0,15–0,25), jer na performanse ovih igrača u velikoj meri utiču faktori koji nisu obuhvaćeni dostupnim atributima, poput kvaliteta saigraca, sistemske prilagodjenosti i situacionih odluka tokom utakmica. Nelinearni ansambl modeli generalno nadmašuju linearne pristupe kod QB, RB i WR pozicija, dok TE favorizuje regularizovane linearne modele. </w:t>
       </w:r>
       <w:r>
         <w:rPr>
@@ -43487,19 +43067,7 @@
         <w:pStyle w:val="BodyText"/>
       </w:pPr>
       <w:r>
-        <w:t xml:space="preserve">Ključne prednosti predloženog rešenja su višestruke. Poziciono specifičan pristup modelovanju </w:t>
-      </w:r>
-      <w:r>
-        <w:t>-</w:t>
-      </w:r>
-      <w:r>
-        <w:t xml:space="preserve"> koji se razlikuje od većine postojećih radova koji modeluju igrače kao homogenu grupu</w:t>
-      </w:r>
-      <w:r>
-        <w:t xml:space="preserve"> -</w:t>
-      </w:r>
-      <w:r>
-        <w:t xml:space="preserve"> omogućava prilagodjenost statičkim profilima svake pozicije i time ostvaruje tačnije predikcije. Fokus na stvarne sportske metrike (jardi, ta</w:t>
+        <w:t>Ključne prednosti predloženog rešenja su višestruke. Poziciono specifičan pristup modelovanju - koji se razlikuje od većine postojećih radova koji modeluju igrače kao homogenu grupu - omogućava prilagodjenost statičkim profilima svake pozicije i time ostvaruje tačnije predikcije. Fokus na stvarne sportske metrike (jardi, ta</w:t>
       </w:r>
       <w:r>
         <w:t>č</w:t>
@@ -43597,19 +43165,7 @@
         <w:pStyle w:val="BodyText"/>
       </w:pPr>
       <w:r>
-        <w:t>Ovaj rad treba pre svega zapamtiti po poziciono specifičnom pristupu modelovanju individualnih performansi NFL igrača, koji demonstrira da različite pozicije zahtevaju različite modelske pristupe</w:t>
-      </w:r>
-      <w:r>
-        <w:t>,</w:t>
-      </w:r>
-      <w:r>
-        <w:t xml:space="preserve"> linearne i nelinearne</w:t>
-      </w:r>
-      <w:r>
-        <w:t>,</w:t>
-      </w:r>
-      <w:r>
-        <w:t xml:space="preserve"> u zavisnosti </w:t>
+        <w:t xml:space="preserve">Ovaj rad treba pre svega zapamtiti po poziciono specifičnom pristupu modelovanju individualnih performansi NFL igrača, koji demonstrira da različite pozicije zahtevaju različite modelske pristupe, linearne i nelinearne, u zavisnosti </w:t>
       </w:r>
       <w:r>
         <w:lastRenderedPageBreak/>
@@ -43669,13 +43225,7 @@
         <w:pStyle w:val="BodyText"/>
       </w:pPr>
       <w:r>
-        <w:t>Ovo istraživanje otvara više perspektivnih pravaca za budući rad. Najpre, modeli bi se mogli unaprediti uključivanjem dodatnih kontekstualnih atributa</w:t>
-      </w:r>
-      <w:r>
-        <w:t>,</w:t>
-      </w:r>
-      <w:r>
-        <w:t xml:space="preserve"> poput statističkih pokazatelja kvaliteta protivničke odbrane, podataka o povredama i oporavku, karakteristika trenera i igračkog sistema, kao i detaljnih biomehaničkih merenja prikupljenih putem </w:t>
+        <w:t xml:space="preserve">Ovo istraživanje otvara više perspektivnih pravaca za budući rad. Najpre, modeli bi se mogli unaprediti uključivanjem dodatnih kontekstualnih atributa, poput statističkih pokazatelja kvaliteta protivničke odbrane, podataka o povredama i oporavku, karakteristika trenera i igračkog sistema, kao i detaljnih biomehaničkih merenja prikupljenih putem </w:t>
       </w:r>
       <w:r>
         <w:rPr>
@@ -43693,13 +43243,7 @@
         <w:pStyle w:val="BodyText"/>
       </w:pPr>
       <w:r>
-        <w:t>Drugi pravac budućeg rada tiče se arhitekture modela, a posebno primene metoda dubokog učenja koje su do sada ostale neistražene u ovom istraživanju. Posebno perspektivnim se čini korišćenje rekurentnih neuronskih mreža</w:t>
-      </w:r>
-      <w:r>
-        <w:t xml:space="preserve">, </w:t>
-      </w:r>
-      <w:r>
-        <w:t>konkretno LSTM</w:t>
+        <w:t>Drugi pravac budućeg rada tiče se arhitekture modela, a posebno primene metoda dubokog učenja koje su do sada ostale neistražene u ovom istraživanju. Posebno perspektivnim se čini korišćenje rekurentnih neuronskih mreža, konkretno LSTM</w:t>
       </w:r>
       <w:r>
         <w:t xml:space="preserve"> [</w:t>
@@ -43743,13 +43287,7 @@
         <w:t>Gated Recurrent Unit</w:t>
       </w:r>
       <w:r>
-        <w:t>) arhitektura</w:t>
-      </w:r>
-      <w:r>
-        <w:t>,</w:t>
-      </w:r>
-      <w:r>
-        <w:t xml:space="preserve"> koje su projektovane upravo za modelovanje sekvencijalnih i vremenskih podataka. Za razliku od trenutnog </w:t>
+        <w:t xml:space="preserve">) arhitektura, koje su projektovane upravo za modelovanje sekvencijalnih i vremenskih podataka. Za razliku od trenutnog </w:t>
       </w:r>
       <w:r>
         <w:rPr>
@@ -43767,13 +43305,7 @@
         <w:pStyle w:val="BodyText"/>
       </w:pPr>
       <w:r>
-        <w:t>Međutim, puna primena LSTM i GRU arhitektura zahteva značajno veći skup podataka od onog korišćenog u ovom radu. Trenutni pristup agregira statistike na nivou čitave sezone, što rezultuje relativno malim brojem uzoraka po igraču</w:t>
-      </w:r>
-      <w:r>
-        <w:t>,</w:t>
-      </w:r>
-      <w:r>
-        <w:t xml:space="preserve"> tipično svega nekoliko do desetak sezonskih zapisa u toku aktivne karijere. Rekurentne mreže, da bi naučile stabilne temporalne obrasce, zahtevaju dugačke i guste sekvence podataka, što sezonska granularnost ne može pružiti. Prirodno rešenje ovog problema leži u prelasku sa sezonskih na podatke po pojedinačnim utakmicama.</w:t>
+        <w:t>Međutim, puna primena LSTM i GRU arhitektura zahteva značajno veći skup podataka od onog korišćenog u ovom radu. Trenutni pristup agregira statistike na nivou čitave sezone, što rezultuje relativno malim brojem uzoraka po igraču, tipično svega nekoliko do desetak sezonskih zapisa u toku aktivne karijere. Rekurentne mreže, da bi naučile stabilne temporalne obrasce, zahtevaju dugačke i guste sekvence podataka, što sezonska granularnost ne može pružiti. Prirodno rešenje ovog problema leži u prelasku sa sezonskih na podatke po pojedinačnim utakmicama.</w:t>
       </w:r>
     </w:p>
     <w:p>
@@ -43819,19 +43351,7 @@
         <w:t xml:space="preserve">Konačno, interesantan otvoreni problem koji je ovo istraživanje otvorilo jeste pitanje optimalne granularnosti predviđanja: da li je bolje graditi posebne modele za svaku </w:t>
       </w:r>
       <w:r>
-        <w:t xml:space="preserve">poziciju (kao što je učinjeno u ovom radu), ili bi još finija segmentacija </w:t>
-      </w:r>
-      <w:r>
-        <w:t>-</w:t>
-      </w:r>
-      <w:r>
-        <w:t xml:space="preserve"> na primer razlikovanje startujućih od rezervnih igrača, ili podešavanje modela prema fazi karijere igrača (uspon, zrelost, kraj karijere) </w:t>
-      </w:r>
-      <w:r>
-        <w:t>-</w:t>
-      </w:r>
-      <w:r>
-        <w:t xml:space="preserve"> dovela do značajno boljih rezultata. Odgovori na ova pitanja imaju direktnu praktičnu vrednost i predstavljaju prirodni nastavak istraživanja započetog u ovom radu.</w:t>
+        <w:t>poziciju (kao što je učinjeno u ovom radu), ili bi još finija segmentacija - na primer razlikovanje startujućih od rezervnih igrača, ili podešavanje modela prema fazi karijere igrača (uspon, zrelost, kraj karijere) - dovela do značajno boljih rezultata. Odgovori na ova pitanja imaju direktnu praktičnu vrednost i predstavljaju prirodni nastavak istraživanja započetog u ovom radu.</w:t>
       </w:r>
     </w:p>
     <w:p>
@@ -43942,13 +43462,7 @@
           <w:rPr>
             <w:rStyle w:val="Hyperlink"/>
           </w:rPr>
-          <w:t>https://</w:t>
-        </w:r>
-        <w:r>
-          <w:rPr>
-            <w:rStyle w:val="Hyperlink"/>
-          </w:rPr>
-          <w:t>www.pro-football-reference.com</w:t>
+          <w:t>https://www.pro-football-reference.com</w:t>
         </w:r>
       </w:hyperlink>
       <w:r>
@@ -44074,9 +43588,15 @@
       </w:pPr>
       <w:bookmarkStart w:id="44" w:name="_Ref225810192"/>
       <w:r>
-        <w:t>Hoerl, A.E. and Kennard, R.W., 1970. Ridge regression: Biased estimation for nonorthogonal problems. Technometrics, 12(1), pp.55-67.</w:t>
+        <w:t>Hoerl, A.E. and Kennard, R.W., 1970. Ridge regression: Biased estimation for nonorthogonal problems. Technometrics, 12(1), pp.55</w:t>
       </w:r>
       <w:bookmarkEnd w:id="44"/>
+      <w:r>
+        <w:t>-67</w:t>
+      </w:r>
+      <w:r>
+        <w:t>.</w:t>
+      </w:r>
     </w:p>
     <w:p>
       <w:pPr>
@@ -46189,6 +45709,7 @@
   <w:style w:type="character" w:default="1" w:styleId="DefaultParagraphFont">
     <w:name w:val="Default Paragraph Font"/>
     <w:uiPriority w:val="1"/>
+    <w:semiHidden/>
     <w:unhideWhenUsed/>
   </w:style>
   <w:style w:type="table" w:default="1" w:styleId="TableNormal">

--- a/Izvestaj/Predviđanje_performansi_NFL_igrača_putem_mašinskog_učenja_Milan_Jovkić_Uroš_Petrašković.docx
+++ b/Izvestaj/Predviđanje_performansi_NFL_igrača_putem_mašinskog_učenja_Milan_Jovkić_Uroš_Petrašković.docx
@@ -37800,6 +37800,265 @@
         <w:pStyle w:val="Heading2"/>
       </w:pPr>
       <w:r>
+        <w:t xml:space="preserve">Vrednost loss funkcije kroz etape </w:t>
+      </w:r>
+    </w:p>
+    <w:p>
+      <w:pPr>
+        <w:pStyle w:val="BodyText"/>
+        <w:rPr>
+          <w:lang w:val="en-US"/>
+        </w:rPr>
+      </w:pPr>
+      <w:r>
+        <w:rPr>
+          <w:lang w:val="en-US"/>
+        </w:rPr>
+        <w:t xml:space="preserve">Kretanje loss funkcije kroz etape praćeno je isključivo za XGBoost i LightGBM modele. Razlog tome leži u prirodi ovih algoritama, radi se o sekvencijalnim boosting metodama koje u svakoj etapi dodaju novo stablo i minimizuju grešku na preostalim rezidualima, što omogućava praćenje train i test RMSE kroz iteracije. Ostali primenjeni modeli ne poseduju ovu osobinu: linearni modeli (Ridge, Lasso, ElasticNet) imaju zatvoreno analitičko rešenje bez iterativnog treninga, Random Forest gradi stabla nezavisno paralelno (bagging) bez sekvencijalnog učenja, dok kNN uopšte nema fazu treninga u klasičnom smislu. </w:t>
+      </w:r>
+    </w:p>
+    <w:p>
+      <w:pPr>
+        <w:pStyle w:val="BodyText"/>
+        <w:rPr>
+          <w:lang w:val="en-US"/>
+        </w:rPr>
+      </w:pPr>
+      <w:r>
+        <w:rPr>
+          <w:lang w:val="en-US"/>
+        </w:rPr>
+        <w:t xml:space="preserve">Analiza je sprovedena za sve četiri pozicije, a kao reprezentativan primer prikazana je pozicija WR, koja je pokazala najzanimljivije ponašanje. </w:t>
+      </w:r>
+      <w:r>
+        <w:rPr>
+          <w:lang w:val="en-US"/>
+        </w:rPr>
+        <w:fldChar w:fldCharType="begin"/>
+      </w:r>
+      <w:r>
+        <w:rPr>
+          <w:lang w:val="en-US"/>
+        </w:rPr>
+        <w:instrText xml:space="preserve"> REF _Ref226569344 \h </w:instrText>
+      </w:r>
+      <w:r>
+        <w:rPr>
+          <w:lang w:val="en-US"/>
+        </w:rPr>
+      </w:r>
+      <w:r>
+        <w:rPr>
+          <w:lang w:val="en-US"/>
+        </w:rPr>
+        <w:fldChar w:fldCharType="separate"/>
+      </w:r>
+      <w:r>
+        <w:t xml:space="preserve">Slika </w:t>
+      </w:r>
+      <w:r>
+        <w:rPr>
+          <w:noProof/>
+        </w:rPr>
+        <w:t>9</w:t>
+      </w:r>
+      <w:r>
+        <w:rPr>
+          <w:lang w:val="en-US"/>
+        </w:rPr>
+        <w:fldChar w:fldCharType="end"/>
+      </w:r>
+      <w:r>
+        <w:rPr>
+          <w:lang w:val="en-US"/>
+        </w:rPr>
+        <w:t xml:space="preserve"> prikaz</w:t>
+      </w:r>
+      <w:r>
+        <w:rPr>
+          <w:lang w:val="en-US"/>
+        </w:rPr>
+        <w:t>uje</w:t>
+      </w:r>
+      <w:r>
+        <w:rPr>
+          <w:lang w:val="en-US"/>
+        </w:rPr>
+        <w:t xml:space="preserve"> tok loss funkcije za XGBoost i LightGBM na WR poziciji. Može se uočiti blagi underfitting, train i test krive su bliske jedna drugoj i obe nastavljaju da opadaju do kraja posmatranog broja etapa, bez jasnog minimuma test greške, što ukazuje da modeli nisu dostigli svoj optimalni kapacitet. </w:t>
+      </w:r>
+    </w:p>
+    <w:p>
+      <w:pPr>
+        <w:keepNext/>
+      </w:pPr>
+      <w:r>
+        <w:drawing>
+          <wp:inline distT="0" distB="0" distL="0" distR="0" wp14:anchorId="53C6147E" wp14:editId="581F1498">
+            <wp:extent cx="3089910" cy="3321685"/>
+            <wp:effectExtent l="0" t="0" r="0" b="0"/>
+            <wp:docPr id="1755487639" name="Picture 1" descr="A graph of a train and light&#10;&#10;Description automatically generated with medium confidence"/>
+            <wp:cNvGraphicFramePr>
+              <a:graphicFrameLocks xmlns:a="http://purl.oclc.org/ooxml/drawingml/main" noChangeAspect="1"/>
+            </wp:cNvGraphicFramePr>
+            <a:graphic xmlns:a="http://purl.oclc.org/ooxml/drawingml/main">
+              <a:graphicData uri="http://purl.oclc.org/ooxml/drawingml/picture">
+                <pic:pic xmlns:pic="http://purl.oclc.org/ooxml/drawingml/picture">
+                  <pic:nvPicPr>
+                    <pic:cNvPr id="1755487639" name="Picture 1" descr="A graph of a train and light&#10;&#10;Description automatically generated with medium confidence"/>
+                    <pic:cNvPicPr/>
+                  </pic:nvPicPr>
+                  <pic:blipFill>
+                    <a:blip r:embed="rId17"/>
+                    <a:stretch>
+                      <a:fillRect/>
+                    </a:stretch>
+                  </pic:blipFill>
+                  <pic:spPr>
+                    <a:xfrm>
+                      <a:off x="0" y="0"/>
+                      <a:ext cx="3089910" cy="3321685"/>
+                    </a:xfrm>
+                    <a:prstGeom prst="rect">
+                      <a:avLst/>
+                    </a:prstGeom>
+                  </pic:spPr>
+                </pic:pic>
+              </a:graphicData>
+            </a:graphic>
+          </wp:inline>
+        </w:drawing>
+      </w:r>
+    </w:p>
+    <w:p>
+      <w:pPr>
+        <w:pStyle w:val="Caption"/>
+      </w:pPr>
+      <w:bookmarkStart w:id="31" w:name="_Ref226569344"/>
+      <w:r>
+        <w:t xml:space="preserve">Slika </w:t>
+      </w:r>
+      <w:fldSimple w:instr=" SEQ Slika \* ARABIC ">
+        <w:r>
+          <w:rPr>
+            <w:noProof/>
+          </w:rPr>
+          <w:t>9</w:t>
+        </w:r>
+      </w:fldSimple>
+      <w:bookmarkEnd w:id="31"/>
+      <w:r>
+        <w:t xml:space="preserve"> Vrednost loss funkcije kroz etape</w:t>
+      </w:r>
+    </w:p>
+    <w:p>
+      <w:pPr>
+        <w:pStyle w:val="BodyText"/>
+      </w:pPr>
+      <w:r>
+        <w:t xml:space="preserve">Na osnovu ovog uvida, broj boosting etapa je povećan, a uvedeno je i early stopping kako bi se automatski detektovao optimalan trenutak zaustavljanja treninga. Rezultati su prikazani na </w:t>
+      </w:r>
+      <w:r>
+        <w:fldChar w:fldCharType="begin"/>
+      </w:r>
+      <w:r>
+        <w:instrText xml:space="preserve"> REF _Ref226569263 \h </w:instrText>
+      </w:r>
+      <w:r>
+        <w:fldChar w:fldCharType="separate"/>
+      </w:r>
+      <w:r>
+        <w:t>Slik</w:t>
+      </w:r>
+      <w:r>
+        <w:t>a</w:t>
+      </w:r>
+      <w:r>
+        <w:t xml:space="preserve"> </w:t>
+      </w:r>
+      <w:r>
+        <w:rPr>
+          <w:noProof/>
+        </w:rPr>
+        <w:t>10</w:t>
+      </w:r>
+      <w:r>
+        <w:fldChar w:fldCharType="end"/>
+      </w:r>
+      <w:r>
+        <w:t xml:space="preserve">. Može se uočiti da se loss funkcija stabilizovala veoma brzo nakon povećanja broja etapa, a vrednosti greške nisu se značajno promenile u odnosu na prethodni eksperiment. Ovo retroaktivno potvrđuje da je minimum loss funkcije bio blizu kraja prvog eksperimenta, te da inicijalni utisak underfittinga nije bio u potpunosti opravdan. Oba modela pokazuju solidnu konvergenciju uz </w:t>
+      </w:r>
+      <w:r>
+        <w:lastRenderedPageBreak/>
+        <w:t>minimalan gap između train i test greške, što potvrđuje dobru generalizaciju na neviđenim podacima.</w:t>
+      </w:r>
+    </w:p>
+    <w:p>
+      <w:r>
+        <w:drawing>
+          <wp:inline distT="0" distB="0" distL="0" distR="0" wp14:anchorId="29A587CC" wp14:editId="2E5BE552">
+            <wp:extent cx="3089910" cy="3464560"/>
+            <wp:effectExtent l="0" t="0" r="0" b="2540"/>
+            <wp:docPr id="54034766" name="Picture 1"/>
+            <wp:cNvGraphicFramePr>
+              <a:graphicFrameLocks xmlns:a="http://purl.oclc.org/ooxml/drawingml/main" noChangeAspect="1"/>
+            </wp:cNvGraphicFramePr>
+            <a:graphic xmlns:a="http://purl.oclc.org/ooxml/drawingml/main">
+              <a:graphicData uri="http://purl.oclc.org/ooxml/drawingml/picture">
+                <pic:pic xmlns:pic="http://purl.oclc.org/ooxml/drawingml/picture">
+                  <pic:nvPicPr>
+                    <pic:cNvPr id="54034766" name=""/>
+                    <pic:cNvPicPr/>
+                  </pic:nvPicPr>
+                  <pic:blipFill>
+                    <a:blip r:embed="rId18"/>
+                    <a:stretch>
+                      <a:fillRect/>
+                    </a:stretch>
+                  </pic:blipFill>
+                  <pic:spPr>
+                    <a:xfrm>
+                      <a:off x="0" y="0"/>
+                      <a:ext cx="3089910" cy="3464560"/>
+                    </a:xfrm>
+                    <a:prstGeom prst="rect">
+                      <a:avLst/>
+                    </a:prstGeom>
+                  </pic:spPr>
+                </pic:pic>
+              </a:graphicData>
+            </a:graphic>
+          </wp:inline>
+        </w:drawing>
+      </w:r>
+    </w:p>
+    <w:p>
+      <w:pPr>
+        <w:pStyle w:val="Caption"/>
+      </w:pPr>
+      <w:bookmarkStart w:id="32" w:name="_Ref226569253"/>
+      <w:bookmarkStart w:id="33" w:name="_Ref226569263"/>
+      <w:r>
+        <w:t xml:space="preserve">Slika </w:t>
+      </w:r>
+      <w:fldSimple w:instr=" SEQ Slika \* ARABIC ">
+        <w:r>
+          <w:rPr>
+            <w:noProof/>
+          </w:rPr>
+          <w:t>10</w:t>
+        </w:r>
+      </w:fldSimple>
+      <w:bookmarkEnd w:id="33"/>
+      <w:r>
+        <w:t xml:space="preserve"> Vrednost loss funkcije kroz etape nakon dupliranja broja epoha</w:t>
+      </w:r>
+      <w:bookmarkEnd w:id="32"/>
+    </w:p>
+    <w:p>
+      <w:pPr>
+        <w:pStyle w:val="Heading2"/>
+      </w:pPr>
+      <w:r>
         <w:t>Multi output regresija</w:t>
       </w:r>
     </w:p>
@@ -41429,7 +41688,7 @@
       <w:pPr>
         <w:pStyle w:val="Caption"/>
       </w:pPr>
-      <w:bookmarkStart w:id="31" w:name="_Ref225794807"/>
+      <w:bookmarkStart w:id="34" w:name="_Ref225794807"/>
       <w:r>
         <w:t xml:space="preserve">Tabela </w:t>
       </w:r>
@@ -41441,7 +41700,7 @@
           <w:t>22</w:t>
         </w:r>
       </w:fldSimple>
-      <w:bookmarkEnd w:id="31"/>
+      <w:bookmarkEnd w:id="34"/>
       <w:r>
         <w:t xml:space="preserve"> Multi output rezultati za sve pozicije</w:t>
       </w:r>
@@ -41461,11 +41720,7 @@
         <w:t>multi-output</w:t>
       </w:r>
       <w:r>
-        <w:t xml:space="preserve"> regresije za yards_per_game kroz sve pozicije ukazuju na konzistentno slabije performanse u </w:t>
-      </w:r>
-      <w:r>
-        <w:lastRenderedPageBreak/>
-        <w:t xml:space="preserve">poređenju sa </w:t>
+        <w:t xml:space="preserve"> regresije za yards_per_game kroz sve pozicije ukazuju na konzistentno slabije performanse u poređenju sa </w:t>
       </w:r>
       <w:r>
         <w:rPr>
@@ -42606,6 +42861,7 @@
           <w:i/>
           <w:iCs/>
         </w:rPr>
+        <w:lastRenderedPageBreak/>
         <w:t>yac_per_game</w:t>
       </w:r>
       <w:r>
@@ -42803,10 +43059,7 @@
         <w:t>web</w:t>
       </w:r>
       <w:r>
-        <w:t xml:space="preserve"> skrejperom, a za poziciju WR korišćen je i </w:t>
-      </w:r>
-      <w:r>
-        <w:t xml:space="preserve">javno dostupan skup podataka sa </w:t>
+        <w:t xml:space="preserve"> skrejperom, a za poziciju WR korišćen je i javno dostupan skup podataka sa </w:t>
       </w:r>
       <w:r>
         <w:rPr>
@@ -43165,11 +43418,7 @@
         <w:pStyle w:val="BodyText"/>
       </w:pPr>
       <w:r>
-        <w:t xml:space="preserve">Ovaj rad treba pre svega zapamtiti po poziciono specifičnom pristupu modelovanju individualnih performansi NFL igrača, koji demonstrira da različite pozicije zahtevaju različite modelske pristupe, linearne i nelinearne, u zavisnosti </w:t>
-      </w:r>
-      <w:r>
-        <w:lastRenderedPageBreak/>
-        <w:t xml:space="preserve">od statističke strukture podataka. Takodje, primena </w:t>
+        <w:t xml:space="preserve">Ovaj rad treba pre svega zapamtiti po poziciono specifičnom pristupu modelovanju individualnih performansi NFL igrača, koji demonstrira da različite pozicije zahtevaju različite modelske pristupe, linearne i nelinearne, u zavisnosti od statističke strukture podataka. Takodje, primena </w:t>
       </w:r>
       <w:r>
         <w:rPr>
@@ -43297,7 +43546,11 @@
         <w:t>lag</w:t>
       </w:r>
       <w:r>
-        <w:t xml:space="preserve"> pristupa, koji korišćenjem karakteristika iz prethodne jedne ili dve sezone na implicitan način kodira istoriju igrača, LSTM i GRU mogu naučiti složene dugoročne zavisnosti direktno iz sekvence podataka. U kontekstu predviđanja NFL performansi, ove arhitekture bi mogle bolje modelovati koncepte poput forme igrača tokom višegodišnje karijere, opadanja učinka usled starenja ili postepenog rasta mladih igrača.</w:t>
+        <w:t xml:space="preserve"> pristupa, koji korišćenjem karakteristika iz prethodne jedne ili dve sezone na implicitan način kodira istoriju igrača, LSTM i GRU mogu naučiti složene dugoročne zavisnosti direktno iz sekvence podataka. U kontekstu predviđanja NFL performansi, ove arhitekture bi mogle bolje modelovati koncepte poput forme igrača tokom višegodišnje karijere, </w:t>
+      </w:r>
+      <w:r>
+        <w:lastRenderedPageBreak/>
+        <w:t>opadanja učinka usled starenja ili postepenog rasta mladih igrača.</w:t>
       </w:r>
     </w:p>
     <w:p>
@@ -43348,10 +43601,7 @@
         <w:pStyle w:val="BodyText"/>
       </w:pPr>
       <w:r>
-        <w:t xml:space="preserve">Konačno, interesantan otvoreni problem koji je ovo istraživanje otvorilo jeste pitanje optimalne granularnosti predviđanja: da li je bolje graditi posebne modele za svaku </w:t>
-      </w:r>
-      <w:r>
-        <w:t>poziciju (kao što je učinjeno u ovom radu), ili bi još finija segmentacija - na primer razlikovanje startujućih od rezervnih igrača, ili podešavanje modela prema fazi karijere igrača (uspon, zrelost, kraj karijere) - dovela do značajno boljih rezultata. Odgovori na ova pitanja imaju direktnu praktičnu vrednost i predstavljaju prirodni nastavak istraživanja započetog u ovom radu.</w:t>
+        <w:t>Konačno, interesantan otvoreni problem koji je ovo istraživanje otvorilo jeste pitanje optimalne granularnosti predviđanja: da li je bolje graditi posebne modele za svaku poziciju (kao što je učinjeno u ovom radu), ili bi još finija segmentacija - na primer razlikovanje startujućih od rezervnih igrača, ili podešavanje modela prema fazi karijere igrača (uspon, zrelost, kraj karijere) - dovela do značajno boljih rezultata. Odgovori na ova pitanja imaju direktnu praktičnu vrednost i predstavljaju prirodni nastavak istraživanja započetog u ovom radu.</w:t>
       </w:r>
     </w:p>
     <w:p>
@@ -43366,49 +43616,9 @@
       <w:pPr>
         <w:pStyle w:val="references"/>
       </w:pPr>
-      <w:bookmarkStart w:id="32" w:name="_Ref225795821"/>
+      <w:bookmarkStart w:id="35" w:name="_Ref225795821"/>
       <w:r>
         <w:t>Weirich, C., Kim, J.W., Yoon, Y. and Jeong, S., 2025. Advancing NFL win prediction: From Pythagorean formulas to machine learning algorithms. Frontiers in Sports and Active Living, 7, p.1638446.</w:t>
-      </w:r>
-      <w:bookmarkEnd w:id="32"/>
-    </w:p>
-    <w:p>
-      <w:pPr>
-        <w:pStyle w:val="references"/>
-      </w:pPr>
-      <w:bookmarkStart w:id="33" w:name="_Ref225809582"/>
-      <w:r>
-        <w:t>Mondello, M. and Maxcy, J., 2009. The impact of salary dispersion and performance bonuses in NFL organizations. Management Decision, 47(1), pp.110-123.</w:t>
-      </w:r>
-      <w:bookmarkEnd w:id="33"/>
-    </w:p>
-    <w:p>
-      <w:pPr>
-        <w:pStyle w:val="references"/>
-      </w:pPr>
-      <w:bookmarkStart w:id="34" w:name="_Ref225809618"/>
-      <w:r>
-        <w:t>Hyndman, R.J. and Athanasopoulos, G., 2018. </w:t>
-      </w:r>
-      <w:r>
-        <w:rPr>
-          <w:i/>
-          <w:iCs/>
-        </w:rPr>
-        <w:t>Forecasting: principles and practice</w:t>
-      </w:r>
-      <w:r>
-        <w:t>. OTexts.</w:t>
-      </w:r>
-      <w:bookmarkEnd w:id="34"/>
-    </w:p>
-    <w:p>
-      <w:pPr>
-        <w:pStyle w:val="references"/>
-      </w:pPr>
-      <w:bookmarkStart w:id="35" w:name="_Ref225809719"/>
-      <w:r>
-        <w:t>Elimam, R., Sutton-Charani, N., Prioux, J., Montmain, J. and Perrey, S., 2025. Multi-output regression for the prediction of world-class performances in women’s handball. IEEE Access.</w:t>
       </w:r>
       <w:bookmarkEnd w:id="35"/>
     </w:p>
@@ -43416,9 +43626,9 @@
       <w:pPr>
         <w:pStyle w:val="references"/>
       </w:pPr>
-      <w:bookmarkStart w:id="36" w:name="_Ref225809740"/>
-      <w:r>
-        <w:t>Cover, T. and Hart, P., 1967. Nearest neighbor pattern classification. IEEE transactions on information theory, 13(1), pp.21-27.</w:t>
+      <w:bookmarkStart w:id="36" w:name="_Ref225809582"/>
+      <w:r>
+        <w:t>Mondello, M. and Maxcy, J., 2009. The impact of salary dispersion and performance bonuses in NFL organizations. Management Decision, 47(1), pp.110-123.</w:t>
       </w:r>
       <w:bookmarkEnd w:id="36"/>
     </w:p>
@@ -43426,9 +43636,19 @@
       <w:pPr>
         <w:pStyle w:val="references"/>
       </w:pPr>
-      <w:bookmarkStart w:id="37" w:name="_Ref225809751"/>
-      <w:r>
-        <w:t>Breiman, L., 2001. Random forests. Machine learning, 45(1), pp.5-32.</w:t>
+      <w:bookmarkStart w:id="37" w:name="_Ref225809618"/>
+      <w:r>
+        <w:t>Hyndman, R.J. and Athanasopoulos, G., 2018. </w:t>
+      </w:r>
+      <w:r>
+        <w:rPr>
+          <w:i/>
+          <w:iCs/>
+        </w:rPr>
+        <w:t>Forecasting: principles and practice</w:t>
+      </w:r>
+      <w:r>
+        <w:t>. OTexts.</w:t>
       </w:r>
       <w:bookmarkEnd w:id="37"/>
     </w:p>
@@ -43436,15 +43656,45 @@
       <w:pPr>
         <w:pStyle w:val="references"/>
       </w:pPr>
-      <w:r>
-        <w:t>Abadzic, A., Cheun, J. and Patel, M., 2024. Data Analysis on Predicting the Top 12 Fantasy Football Players by Position. SMU Data Science Review, 8(2), p.7.</w:t>
-      </w:r>
+      <w:bookmarkStart w:id="38" w:name="_Ref225809719"/>
+      <w:r>
+        <w:t>Elimam, R., Sutton-Charani, N., Prioux, J., Montmain, J. and Perrey, S., 2025. Multi-output regression for the prediction of world-class performances in women’s handball. IEEE Access.</w:t>
+      </w:r>
+      <w:bookmarkEnd w:id="38"/>
     </w:p>
     <w:p>
       <w:pPr>
         <w:pStyle w:val="references"/>
       </w:pPr>
-      <w:bookmarkStart w:id="38" w:name="_Ref225810081"/>
+      <w:bookmarkStart w:id="39" w:name="_Ref225809740"/>
+      <w:r>
+        <w:t>Cover, T. and Hart, P., 1967. Nearest neighbor pattern classification. IEEE transactions on information theory, 13(1), pp.21-27.</w:t>
+      </w:r>
+      <w:bookmarkEnd w:id="39"/>
+    </w:p>
+    <w:p>
+      <w:pPr>
+        <w:pStyle w:val="references"/>
+      </w:pPr>
+      <w:bookmarkStart w:id="40" w:name="_Ref225809751"/>
+      <w:r>
+        <w:t>Breiman, L., 2001. Random forests. Machine learning, 45(1), pp.5-32.</w:t>
+      </w:r>
+      <w:bookmarkEnd w:id="40"/>
+    </w:p>
+    <w:p>
+      <w:pPr>
+        <w:pStyle w:val="references"/>
+      </w:pPr>
+      <w:r>
+        <w:t>Abadzic, A., Cheun, J. and Patel, M., 2024. Data Analysis on Predicting the Top 12 Fantasy Football Players by Position. SMU Data Science Review, 8(2), p.7.</w:t>
+      </w:r>
+    </w:p>
+    <w:p>
+      <w:pPr>
+        <w:pStyle w:val="references"/>
+      </w:pPr>
+      <w:bookmarkStart w:id="41" w:name="_Ref225810081"/>
       <w:r>
         <w:t>Pro Football Stats, History, Scores, Standings, Playoffs, Schedule &amp; Records</w:t>
       </w:r>
@@ -43457,7 +43707,7 @@
       <w:r>
         <w:t xml:space="preserve">Available: </w:t>
       </w:r>
-      <w:hyperlink r:id="rId17" w:history="1">
+      <w:hyperlink r:id="rId19" w:history="1">
         <w:r>
           <w:rPr>
             <w:rStyle w:val="Hyperlink"/>
@@ -43471,17 +43721,17 @@
       <w:r>
         <w:t>(accessed Mar. 2026).</w:t>
       </w:r>
-      <w:bookmarkEnd w:id="38"/>
+      <w:bookmarkEnd w:id="41"/>
     </w:p>
     <w:p>
       <w:pPr>
         <w:pStyle w:val="references"/>
       </w:pPr>
-      <w:bookmarkStart w:id="39" w:name="_Ref225810099"/>
+      <w:bookmarkStart w:id="42" w:name="_Ref225810099"/>
       <w:r>
         <w:t xml:space="preserve">SeleniumHQ, Selenium WebDriver. [Online]. Available: </w:t>
       </w:r>
-      <w:hyperlink r:id="rId18" w:tgtFrame="_blank" w:tooltip="https://www.selenium.dev/" w:history="1">
+      <w:hyperlink r:id="rId20" w:tgtFrame="_blank" w:tooltip="https://www.selenium.dev/" w:history="1">
         <w:r>
           <w:rPr>
             <w:rStyle w:val="Hyperlink"/>
@@ -43492,17 +43742,17 @@
       <w:r>
         <w:t xml:space="preserve"> (accessed Mar. 2026).</w:t>
       </w:r>
-      <w:bookmarkEnd w:id="39"/>
+      <w:bookmarkEnd w:id="42"/>
     </w:p>
     <w:p>
       <w:pPr>
         <w:pStyle w:val="references"/>
       </w:pPr>
-      <w:bookmarkStart w:id="40" w:name="_Ref225810116"/>
+      <w:bookmarkStart w:id="43" w:name="_Ref225810116"/>
       <w:r>
         <w:t xml:space="preserve">SebastianAndreu, 24679_NFL_WR_Dataset_2025. [Online]. Available: </w:t>
       </w:r>
-      <w:hyperlink r:id="rId19" w:tgtFrame="_blank" w:tooltip="https://huggingface.co/datasets/SebastianAndreu/24679_NFL_WR_Dataset_2025" w:history="1">
+      <w:hyperlink r:id="rId21" w:tgtFrame="_blank" w:tooltip="https://huggingface.co/datasets/SebastianAndreu/24679_NFL_WR_Dataset_2025" w:history="1">
         <w:r>
           <w:rPr>
             <w:rStyle w:val="Hyperlink"/>
@@ -43513,13 +43763,13 @@
       <w:r>
         <w:t xml:space="preserve"> (accessed Mar. 2026).</w:t>
       </w:r>
-      <w:bookmarkEnd w:id="40"/>
+      <w:bookmarkEnd w:id="43"/>
     </w:p>
     <w:p>
       <w:pPr>
         <w:pStyle w:val="references"/>
       </w:pPr>
-      <w:bookmarkStart w:id="41" w:name="_Ref225810139"/>
+      <w:bookmarkStart w:id="44" w:name="_Ref225810139"/>
       <w:r>
         <w:t>Montgomery, D.C. and Runger, G.C., 2010. </w:t>
       </w:r>
@@ -43533,13 +43783,13 @@
       <w:r>
         <w:t>. John wiley &amp; sons.</w:t>
       </w:r>
-      <w:bookmarkEnd w:id="41"/>
+      <w:bookmarkEnd w:id="44"/>
     </w:p>
     <w:p>
       <w:pPr>
         <w:pStyle w:val="references"/>
       </w:pPr>
-      <w:bookmarkStart w:id="42" w:name="_Ref225810151"/>
+      <w:bookmarkStart w:id="45" w:name="_Ref225810151"/>
       <w:r>
         <w:t>Moore, D.S., McCabe, G.P. and Craig, B.A., 2009. </w:t>
       </w:r>
@@ -43553,17 +43803,17 @@
       <w:r>
         <w:t> (Vol. 4, p. 641). New York: WH Freeman.</w:t>
       </w:r>
-      <w:bookmarkEnd w:id="42"/>
+      <w:bookmarkEnd w:id="45"/>
     </w:p>
     <w:p>
       <w:pPr>
         <w:pStyle w:val="references"/>
       </w:pPr>
-      <w:bookmarkStart w:id="43" w:name="_Ref225810175"/>
+      <w:bookmarkStart w:id="46" w:name="_Ref225810175"/>
       <w:r>
         <w:t xml:space="preserve">F. Pedregosa et al., Scikit-learn: Machine Learning in Python. [Online]. Available: </w:t>
       </w:r>
-      <w:hyperlink r:id="rId20" w:tgtFrame="_blank" w:tooltip="https://scikit-learn.org/stable/" w:history="1">
+      <w:hyperlink r:id="rId22" w:tgtFrame="_blank" w:tooltip="https://scikit-learn.org/stable/" w:history="1">
         <w:r>
           <w:rPr>
             <w:rStyle w:val="Hyperlink"/>
@@ -43580,61 +43830,31 @@
       <w:r>
         <w:t xml:space="preserve"> 2026).</w:t>
       </w:r>
-      <w:bookmarkEnd w:id="43"/>
-    </w:p>
-    <w:p>
-      <w:pPr>
-        <w:pStyle w:val="references"/>
-      </w:pPr>
-      <w:bookmarkStart w:id="44" w:name="_Ref225810192"/>
-      <w:r>
-        <w:t>Hoerl, A.E. and Kennard, R.W., 1970. Ridge regression: Biased estimation for nonorthogonal problems. Technometrics, 12(1), pp.55</w:t>
-      </w:r>
-      <w:bookmarkEnd w:id="44"/>
-      <w:r>
-        <w:t>-67</w:t>
-      </w:r>
-      <w:r>
-        <w:t>.</w:t>
-      </w:r>
-    </w:p>
-    <w:p>
-      <w:pPr>
-        <w:pStyle w:val="references"/>
-      </w:pPr>
-      <w:bookmarkStart w:id="45" w:name="_Ref225810202"/>
-      <w:r>
-        <w:t>Tibshirani, R., 1996. Regression shrinkage and selection via the lasso. Journal of the Royal Statistical Society Series B: Statistical Methodology, 58(1), pp.267-288.</w:t>
-      </w:r>
-      <w:bookmarkEnd w:id="45"/>
-    </w:p>
-    <w:p>
-      <w:pPr>
-        <w:pStyle w:val="references"/>
-      </w:pPr>
-      <w:bookmarkStart w:id="46" w:name="_Ref225810212"/>
-      <w:r>
-        <w:t>Zou, H. and Hastie, T., 2005. Regularization and variable selection via the elastic net. Journal of the Royal Statistical Society Series B: Statistical Methodology, 67(2), pp.301-320.</w:t>
-      </w:r>
       <w:bookmarkEnd w:id="46"/>
     </w:p>
     <w:p>
       <w:pPr>
         <w:pStyle w:val="references"/>
       </w:pPr>
-      <w:bookmarkStart w:id="47" w:name="_Ref225810228"/>
-      <w:r>
-        <w:t>Chen, T. and Guestrin, C., 2016, August. Xgboost: A scalable tree boosting system. In Proceedings of the 22nd acm sigkdd international conference on knowledge discovery and data mining (pp. 785-794).</w:t>
+      <w:bookmarkStart w:id="47" w:name="_Ref225810192"/>
+      <w:r>
+        <w:t>Hoerl, A.E. and Kennard, R.W., 1970. Ridge regression: Biased estimation for nonorthogonal problems. Technometrics, 12(1), pp.55</w:t>
       </w:r>
       <w:bookmarkEnd w:id="47"/>
+      <w:r>
+        <w:t>-67</w:t>
+      </w:r>
+      <w:r>
+        <w:t>.</w:t>
+      </w:r>
     </w:p>
     <w:p>
       <w:pPr>
         <w:pStyle w:val="references"/>
       </w:pPr>
-      <w:bookmarkStart w:id="48" w:name="_Ref225810238"/>
-      <w:r>
-        <w:t>Ke, G., Meng, Q., Finley, T., Wang, T., Chen, W., Ma, W., Ye, Q. and Liu, T.Y., 2017. Lightgbm: A highly efficient gradient boosting decision tree. Advances in neural information processing systems, 30.</w:t>
+      <w:bookmarkStart w:id="48" w:name="_Ref225810202"/>
+      <w:r>
+        <w:t>Tibshirani, R., 1996. Regression shrinkage and selection via the lasso. Journal of the Royal Statistical Society Series B: Statistical Methodology, 58(1), pp.267-288.</w:t>
       </w:r>
       <w:bookmarkEnd w:id="48"/>
     </w:p>
@@ -43642,47 +43862,9 @@
       <w:pPr>
         <w:pStyle w:val="references"/>
       </w:pPr>
-      <w:r>
-        <w:t>Kohavi, R., 1995, August. A study of cross-validation and bootstrap for accuracy estimation and model selection. In </w:t>
-      </w:r>
-      <w:r>
-        <w:rPr>
-          <w:i/>
-          <w:iCs/>
-        </w:rPr>
-        <w:t>Ijcai</w:t>
-      </w:r>
-      <w:r>
-        <w:t> (Vol. 14, No. 2, pp. 1137-1145).</w:t>
-      </w:r>
-    </w:p>
-    <w:p>
-      <w:pPr>
-        <w:pStyle w:val="references"/>
-      </w:pPr>
-      <w:bookmarkStart w:id="49" w:name="_Ref225810335"/>
-      <w:r>
-        <w:t>Bergstra, J. and Bengio, Y., 2012. Random search for hyper-parameter optimization. </w:t>
-      </w:r>
-      <w:r>
-        <w:rPr>
-          <w:i/>
-          <w:iCs/>
-        </w:rPr>
-        <w:t>Journal of machine learning research</w:t>
-      </w:r>
-      <w:r>
-        <w:t>, </w:t>
-      </w:r>
-      <w:r>
-        <w:rPr>
-          <w:i/>
-          <w:iCs/>
-        </w:rPr>
-        <w:t>13</w:t>
-      </w:r>
-      <w:r>
-        <w:t>(2).</w:t>
+      <w:bookmarkStart w:id="49" w:name="_Ref225810212"/>
+      <w:r>
+        <w:t>Zou, H. and Hastie, T., 2005. Regularization and variable selection via the elastic net. Journal of the Royal Statistical Society Series B: Statistical Methodology, 67(2), pp.301-320.</w:t>
       </w:r>
       <w:bookmarkEnd w:id="49"/>
     </w:p>
@@ -43690,31 +43872,99 @@
       <w:pPr>
         <w:pStyle w:val="references"/>
       </w:pPr>
-      <w:bookmarkStart w:id="50" w:name="_Ref225810347"/>
-      <w:r>
-        <w:t>Snoek, J., Larochelle, H. and Adams, R.P., 2012. Practical bayesian optimization of machine learning algorithms. </w:t>
+      <w:bookmarkStart w:id="50" w:name="_Ref225810228"/>
+      <w:r>
+        <w:t>Chen, T. and Guestrin, C., 2016, August. Xgboost: A scalable tree boosting system. In Proceedings of the 22nd acm sigkdd international conference on knowledge discovery and data mining (pp. 785-794).</w:t>
+      </w:r>
+      <w:bookmarkEnd w:id="50"/>
+    </w:p>
+    <w:p>
+      <w:pPr>
+        <w:pStyle w:val="references"/>
+      </w:pPr>
+      <w:bookmarkStart w:id="51" w:name="_Ref225810238"/>
+      <w:r>
+        <w:t>Ke, G., Meng, Q., Finley, T., Wang, T., Chen, W., Ma, W., Ye, Q. and Liu, T.Y., 2017. Lightgbm: A highly efficient gradient boosting decision tree. Advances in neural information processing systems, 30.</w:t>
+      </w:r>
+      <w:bookmarkEnd w:id="51"/>
+    </w:p>
+    <w:p>
+      <w:pPr>
+        <w:pStyle w:val="references"/>
+      </w:pPr>
+      <w:r>
+        <w:t>Kohavi, R., 1995, August. A study of cross-validation and bootstrap for accuracy estimation and model selection. In </w:t>
       </w:r>
       <w:r>
         <w:rPr>
           <w:i/>
           <w:iCs/>
         </w:rPr>
-        <w:t>Advances in neural information processing systems</w:t>
-      </w:r>
-      <w:r>
-        <w:t>, </w:t>
+        <w:t>Ijcai</w:t>
+      </w:r>
+      <w:r>
+        <w:t> (Vol. 14, No. 2, pp. 1137-1145).</w:t>
+      </w:r>
+    </w:p>
+    <w:p>
+      <w:pPr>
+        <w:pStyle w:val="references"/>
+      </w:pPr>
+      <w:bookmarkStart w:id="52" w:name="_Ref225810335"/>
+      <w:r>
+        <w:t>Bergstra, J. and Bengio, Y., 2012. Random search for hyper-parameter optimization. </w:t>
       </w:r>
       <w:r>
         <w:rPr>
           <w:i/>
           <w:iCs/>
         </w:rPr>
+        <w:t>Journal of machine learning research</w:t>
+      </w:r>
+      <w:r>
+        <w:t>, </w:t>
+      </w:r>
+      <w:r>
+        <w:rPr>
+          <w:i/>
+          <w:iCs/>
+        </w:rPr>
+        <w:t>13</w:t>
+      </w:r>
+      <w:r>
+        <w:t>(2).</w:t>
+      </w:r>
+      <w:bookmarkEnd w:id="52"/>
+    </w:p>
+    <w:p>
+      <w:pPr>
+        <w:pStyle w:val="references"/>
+      </w:pPr>
+      <w:bookmarkStart w:id="53" w:name="_Ref225810347"/>
+      <w:r>
+        <w:t>Snoek, J., Larochelle, H. and Adams, R.P., 2012. Practical bayesian optimization of machine learning algorithms. </w:t>
+      </w:r>
+      <w:r>
+        <w:rPr>
+          <w:i/>
+          <w:iCs/>
+        </w:rPr>
+        <w:t>Advances in neural information processing systems</w:t>
+      </w:r>
+      <w:r>
+        <w:t>, </w:t>
+      </w:r>
+      <w:r>
+        <w:rPr>
+          <w:i/>
+          <w:iCs/>
+        </w:rPr>
         <w:t>25</w:t>
       </w:r>
       <w:r>
         <w:t>.</w:t>
       </w:r>
-      <w:bookmarkEnd w:id="50"/>
+      <w:bookmarkEnd w:id="53"/>
     </w:p>
     <w:p>
       <w:pPr>
@@ -45709,7 +45959,6 @@
   <w:style w:type="character" w:default="1" w:styleId="DefaultParagraphFont">
     <w:name w:val="Default Paragraph Font"/>
     <w:uiPriority w:val="1"/>
-    <w:semiHidden/>
     <w:unhideWhenUsed/>
   </w:style>
   <w:style w:type="table" w:default="1" w:styleId="TableNormal">

--- a/Izvestaj/Predviđanje_performansi_NFL_igrača_putem_mašinskog_učenja_Milan_Jovkić_Uroš_Petrašković.docx
+++ b/Izvestaj/Predviđanje_performansi_NFL_igrača_putem_mašinskog_učenja_Milan_Jovkić_Uroš_Petrašković.docx
@@ -1,6 +1,6 @@
 
 <file path=word/document.xml><?xml version="1.0" encoding="utf-8"?>
-<w:document xmlns:cx="http://schemas.microsoft.com/office/drawing/2014/chartex" xmlns:cx1="http://schemas.microsoft.com/office/drawing/2015/9/8/chartex" xmlns:cx2="http://schemas.microsoft.com/office/drawing/2015/10/21/chartex" xmlns:cx3="http://schemas.microsoft.com/office/drawing/2016/5/9/chartex" xmlns:cx4="http://schemas.microsoft.com/office/drawing/2016/5/10/chartex" xmlns:cx5="http://schemas.microsoft.com/office/drawing/2016/5/11/chartex" xmlns:cx6="http://schemas.microsoft.com/office/drawing/2016/5/12/chartex" xmlns:cx7="http://schemas.microsoft.com/office/drawing/2016/5/13/chartex" xmlns:cx8="http://schemas.microsoft.com/office/drawing/2016/5/14/chartex" xmlns:mc="http://schemas.openxmlformats.org/markup-compatibility/2006" xmlns:aink="http://schemas.microsoft.com/office/drawing/2016/ink" xmlns:am3d="http://schemas.microsoft.com/office/drawing/2017/model3d" xmlns:o="urn:schemas-microsoft-com:office:office" xmlns:oel="http://schemas.microsoft.com/office/2019/extlst" xmlns:r="http://purl.oclc.org/ooxml/officeDocument/relationships" xmlns:m="http://purl.oclc.org/ooxml/officeDocument/math" xmlns:v="urn:schemas-microsoft-com:vml" xmlns:wp14="http://schemas.microsoft.com/office/word/2010/wordprocessingDrawing" xmlns:wp="http://purl.oclc.org/ooxml/drawingml/wordprocessingDrawing" xmlns:w10="urn:schemas-microsoft-com:office:word" xmlns:w="http://purl.oclc.org/ooxml/wordprocessingml/main" xmlns:w14="http://schemas.microsoft.com/office/word/2010/wordml" xmlns:w15="http://schemas.microsoft.com/office/word/2012/wordml" xmlns:w16cex="http://schemas.microsoft.com/office/word/2018/wordml/cex" xmlns:w16cid="http://schemas.microsoft.com/office/word/2016/wordml/cid" xmlns:w16="http://schemas.microsoft.com/office/word/2018/wordml" xmlns:w16du="http://schemas.microsoft.com/office/word/2023/wordml/word16du" xmlns:w16sdtdh="http://schemas.microsoft.com/office/word/2020/wordml/sdtdatahash" xmlns:w16se="http://schemas.microsoft.com/office/word/2015/wordml/symex" xmlns:wpi="http://schemas.microsoft.com/office/word/2010/wordprocessingInk" xmlns:wne="http://schemas.microsoft.com/office/word/2006/wordml" mc:Ignorable="w14 w15 w16se w16cid w16 w16cex w16sdtdh w16du wne wp14" w:conformance="strict">
+<w:document xmlns:cx="http://schemas.microsoft.com/office/drawing/2014/chartex" xmlns:cx1="http://schemas.microsoft.com/office/drawing/2015/9/8/chartex" xmlns:cx2="http://schemas.microsoft.com/office/drawing/2015/10/21/chartex" xmlns:cx3="http://schemas.microsoft.com/office/drawing/2016/5/9/chartex" xmlns:cx4="http://schemas.microsoft.com/office/drawing/2016/5/10/chartex" xmlns:cx5="http://schemas.microsoft.com/office/drawing/2016/5/11/chartex" xmlns:cx6="http://schemas.microsoft.com/office/drawing/2016/5/12/chartex" xmlns:cx7="http://schemas.microsoft.com/office/drawing/2016/5/13/chartex" xmlns:cx8="http://schemas.microsoft.com/office/drawing/2016/5/14/chartex" xmlns:mc="http://schemas.openxmlformats.org/markup-compatibility/2006" xmlns:aink="http://schemas.microsoft.com/office/drawing/2016/ink" xmlns:am3d="http://schemas.microsoft.com/office/drawing/2017/model3d" xmlns:o="urn:schemas-microsoft-com:office:office" xmlns:r="http://purl.oclc.org/ooxml/officeDocument/relationships" xmlns:m="http://purl.oclc.org/ooxml/officeDocument/math" xmlns:v="urn:schemas-microsoft-com:vml" xmlns:wp14="http://schemas.microsoft.com/office/word/2010/wordprocessingDrawing" xmlns:wp="http://purl.oclc.org/ooxml/drawingml/wordprocessingDrawing" xmlns:w10="urn:schemas-microsoft-com:office:word" xmlns:w="http://purl.oclc.org/ooxml/wordprocessingml/main" xmlns:w14="http://schemas.microsoft.com/office/word/2010/wordml" xmlns:w15="http://schemas.microsoft.com/office/word/2012/wordml" xmlns:w16cex="http://schemas.microsoft.com/office/word/2018/wordml/cex" xmlns:w16cid="http://schemas.microsoft.com/office/word/2016/wordml/cid" xmlns:w16="http://schemas.microsoft.com/office/word/2018/wordml" xmlns:w16sdtdh="http://schemas.microsoft.com/office/word/2020/wordml/sdtdatahash" xmlns:w16se="http://schemas.microsoft.com/office/word/2015/wordml/symex" xmlns:wpi="http://schemas.microsoft.com/office/word/2010/wordprocessingInk" xmlns:wne="http://schemas.microsoft.com/office/word/2006/wordml" mc:Ignorable="w14 w15 w16se w16cid w16 w16cex w16sdtdh wne wp14" w:conformance="strict">
   <w:body>
     <w:p>
       <w:pPr>
@@ -2877,14 +2877,27 @@
       <w:r>
         <w:t xml:space="preserve">Tabela </w:t>
       </w:r>
-      <w:fldSimple w:instr=" SEQ Tabela \* ARABIC ">
-        <w:r>
-          <w:rPr>
-            <w:noProof/>
-          </w:rPr>
-          <w:t>1</w:t>
-        </w:r>
-      </w:fldSimple>
+      <w:r>
+        <w:fldChar w:fldCharType="begin"/>
+      </w:r>
+      <w:r>
+        <w:instrText xml:space="preserve"> SEQ Tabela \* ARABIC </w:instrText>
+      </w:r>
+      <w:r>
+        <w:fldChar w:fldCharType="separate"/>
+      </w:r>
+      <w:r>
+        <w:rPr>
+          <w:noProof/>
+        </w:rPr>
+        <w:t>1</w:t>
+      </w:r>
+      <w:r>
+        <w:rPr>
+          <w:noProof/>
+        </w:rPr>
+        <w:fldChar w:fldCharType="end"/>
+      </w:r>
       <w:bookmarkEnd w:id="1"/>
       <w:r>
         <w:t xml:space="preserve"> Obim data seta</w:t>
@@ -3001,14 +3014,27 @@
       <w:r>
         <w:t xml:space="preserve">Slika </w:t>
       </w:r>
-      <w:fldSimple w:instr=" SEQ Slika \* ARABIC ">
-        <w:r>
-          <w:rPr>
-            <w:noProof/>
-          </w:rPr>
-          <w:t>1</w:t>
-        </w:r>
-      </w:fldSimple>
+      <w:r>
+        <w:fldChar w:fldCharType="begin"/>
+      </w:r>
+      <w:r>
+        <w:instrText xml:space="preserve"> SEQ Slika \* ARABIC </w:instrText>
+      </w:r>
+      <w:r>
+        <w:fldChar w:fldCharType="separate"/>
+      </w:r>
+      <w:r>
+        <w:rPr>
+          <w:noProof/>
+        </w:rPr>
+        <w:t>1</w:t>
+      </w:r>
+      <w:r>
+        <w:rPr>
+          <w:noProof/>
+        </w:rPr>
+        <w:fldChar w:fldCharType="end"/>
+      </w:r>
       <w:bookmarkEnd w:id="2"/>
       <w:r>
         <w:rPr>
@@ -3238,14 +3264,27 @@
       <w:r>
         <w:t xml:space="preserve">Slika </w:t>
       </w:r>
-      <w:fldSimple w:instr=" SEQ Slika \* ARABIC ">
-        <w:r>
-          <w:rPr>
-            <w:noProof/>
-          </w:rPr>
-          <w:t>2</w:t>
-        </w:r>
-      </w:fldSimple>
+      <w:r>
+        <w:fldChar w:fldCharType="begin"/>
+      </w:r>
+      <w:r>
+        <w:instrText xml:space="preserve"> SEQ Slika \* ARABIC </w:instrText>
+      </w:r>
+      <w:r>
+        <w:fldChar w:fldCharType="separate"/>
+      </w:r>
+      <w:r>
+        <w:rPr>
+          <w:noProof/>
+        </w:rPr>
+        <w:t>2</w:t>
+      </w:r>
+      <w:r>
+        <w:rPr>
+          <w:noProof/>
+        </w:rPr>
+        <w:fldChar w:fldCharType="end"/>
+      </w:r>
       <w:bookmarkEnd w:id="3"/>
       <w:r>
         <w:t xml:space="preserve"> </w:t>
@@ -3427,14 +3466,27 @@
       <w:r>
         <w:t xml:space="preserve">Slika </w:t>
       </w:r>
-      <w:fldSimple w:instr=" SEQ Slika \* ARABIC ">
-        <w:r>
-          <w:rPr>
-            <w:noProof/>
-          </w:rPr>
-          <w:t>3</w:t>
-        </w:r>
-      </w:fldSimple>
+      <w:r>
+        <w:fldChar w:fldCharType="begin"/>
+      </w:r>
+      <w:r>
+        <w:instrText xml:space="preserve"> SEQ Slika \* ARABIC </w:instrText>
+      </w:r>
+      <w:r>
+        <w:fldChar w:fldCharType="separate"/>
+      </w:r>
+      <w:r>
+        <w:rPr>
+          <w:noProof/>
+        </w:rPr>
+        <w:t>3</w:t>
+      </w:r>
+      <w:r>
+        <w:rPr>
+          <w:noProof/>
+        </w:rPr>
+        <w:fldChar w:fldCharType="end"/>
+      </w:r>
       <w:bookmarkEnd w:id="4"/>
       <w:r>
         <w:t xml:space="preserve"> </w:t>
@@ -3614,14 +3666,27 @@
       <w:r>
         <w:t xml:space="preserve">Slika </w:t>
       </w:r>
-      <w:fldSimple w:instr=" SEQ Slika \* ARABIC ">
-        <w:r>
-          <w:rPr>
-            <w:noProof/>
-          </w:rPr>
-          <w:t>4</w:t>
-        </w:r>
-      </w:fldSimple>
+      <w:r>
+        <w:fldChar w:fldCharType="begin"/>
+      </w:r>
+      <w:r>
+        <w:instrText xml:space="preserve"> SEQ Slika \* ARABIC </w:instrText>
+      </w:r>
+      <w:r>
+        <w:fldChar w:fldCharType="separate"/>
+      </w:r>
+      <w:r>
+        <w:rPr>
+          <w:noProof/>
+        </w:rPr>
+        <w:t>4</w:t>
+      </w:r>
+      <w:r>
+        <w:rPr>
+          <w:noProof/>
+        </w:rPr>
+        <w:fldChar w:fldCharType="end"/>
+      </w:r>
       <w:bookmarkEnd w:id="5"/>
       <w:r>
         <w:t xml:space="preserve"> </w:t>
@@ -3881,14 +3946,27 @@
       <w:r>
         <w:t xml:space="preserve">Slika </w:t>
       </w:r>
-      <w:fldSimple w:instr=" SEQ Slika \* ARABIC ">
-        <w:r>
-          <w:rPr>
-            <w:noProof/>
-          </w:rPr>
-          <w:t>5</w:t>
-        </w:r>
-      </w:fldSimple>
+      <w:r>
+        <w:fldChar w:fldCharType="begin"/>
+      </w:r>
+      <w:r>
+        <w:instrText xml:space="preserve"> SEQ Slika \* ARABIC </w:instrText>
+      </w:r>
+      <w:r>
+        <w:fldChar w:fldCharType="separate"/>
+      </w:r>
+      <w:r>
+        <w:rPr>
+          <w:noProof/>
+        </w:rPr>
+        <w:t>5</w:t>
+      </w:r>
+      <w:r>
+        <w:rPr>
+          <w:noProof/>
+        </w:rPr>
+        <w:fldChar w:fldCharType="end"/>
+      </w:r>
       <w:bookmarkEnd w:id="6"/>
       <w:r>
         <w:t xml:space="preserve"> </w:t>
@@ -4274,14 +4352,27 @@
       <w:r>
         <w:t xml:space="preserve">Slika </w:t>
       </w:r>
-      <w:fldSimple w:instr=" SEQ Slika \* ARABIC ">
-        <w:r>
-          <w:rPr>
-            <w:noProof/>
-          </w:rPr>
-          <w:t>6</w:t>
-        </w:r>
-      </w:fldSimple>
+      <w:r>
+        <w:fldChar w:fldCharType="begin"/>
+      </w:r>
+      <w:r>
+        <w:instrText xml:space="preserve"> SEQ Slika \* ARABIC </w:instrText>
+      </w:r>
+      <w:r>
+        <w:fldChar w:fldCharType="separate"/>
+      </w:r>
+      <w:r>
+        <w:rPr>
+          <w:noProof/>
+        </w:rPr>
+        <w:t>6</w:t>
+      </w:r>
+      <w:r>
+        <w:rPr>
+          <w:noProof/>
+        </w:rPr>
+        <w:fldChar w:fldCharType="end"/>
+      </w:r>
       <w:bookmarkEnd w:id="7"/>
       <w:r>
         <w:t xml:space="preserve"> </w:t>
@@ -4682,14 +4773,27 @@
       <w:r>
         <w:t xml:space="preserve">Slika </w:t>
       </w:r>
-      <w:fldSimple w:instr=" SEQ Slika \* ARABIC ">
-        <w:r>
-          <w:rPr>
-            <w:noProof/>
-          </w:rPr>
-          <w:t>7</w:t>
-        </w:r>
-      </w:fldSimple>
+      <w:r>
+        <w:fldChar w:fldCharType="begin"/>
+      </w:r>
+      <w:r>
+        <w:instrText xml:space="preserve"> SEQ Slika \* ARABIC </w:instrText>
+      </w:r>
+      <w:r>
+        <w:fldChar w:fldCharType="separate"/>
+      </w:r>
+      <w:r>
+        <w:rPr>
+          <w:noProof/>
+        </w:rPr>
+        <w:t>7</w:t>
+      </w:r>
+      <w:r>
+        <w:rPr>
+          <w:noProof/>
+        </w:rPr>
+        <w:fldChar w:fldCharType="end"/>
+      </w:r>
       <w:bookmarkEnd w:id="8"/>
       <w:r>
         <w:t xml:space="preserve"> </w:t>
@@ -4757,14 +4861,27 @@
       <w:r>
         <w:t xml:space="preserve">Slika </w:t>
       </w:r>
-      <w:fldSimple w:instr=" SEQ Slika \* ARABIC ">
-        <w:r>
-          <w:rPr>
-            <w:noProof/>
-          </w:rPr>
-          <w:t>8</w:t>
-        </w:r>
-      </w:fldSimple>
+      <w:r>
+        <w:fldChar w:fldCharType="begin"/>
+      </w:r>
+      <w:r>
+        <w:instrText xml:space="preserve"> SEQ Slika \* ARABIC </w:instrText>
+      </w:r>
+      <w:r>
+        <w:fldChar w:fldCharType="separate"/>
+      </w:r>
+      <w:r>
+        <w:rPr>
+          <w:noProof/>
+        </w:rPr>
+        <w:t>8</w:t>
+      </w:r>
+      <w:r>
+        <w:rPr>
+          <w:noProof/>
+        </w:rPr>
+        <w:fldChar w:fldCharType="end"/>
+      </w:r>
       <w:bookmarkEnd w:id="9"/>
       <w:r>
         <w:t xml:space="preserve"> </w:t>
@@ -6229,14 +6346,27 @@
       <w:r>
         <w:t xml:space="preserve">Tabela </w:t>
       </w:r>
-      <w:fldSimple w:instr=" SEQ Tabela \* ARABIC ">
-        <w:r>
-          <w:rPr>
-            <w:noProof/>
-          </w:rPr>
-          <w:t>2</w:t>
-        </w:r>
-      </w:fldSimple>
+      <w:r>
+        <w:fldChar w:fldCharType="begin"/>
+      </w:r>
+      <w:r>
+        <w:instrText xml:space="preserve"> SEQ Tabela \* ARABIC </w:instrText>
+      </w:r>
+      <w:r>
+        <w:fldChar w:fldCharType="separate"/>
+      </w:r>
+      <w:r>
+        <w:rPr>
+          <w:noProof/>
+        </w:rPr>
+        <w:t>2</w:t>
+      </w:r>
+      <w:r>
+        <w:rPr>
+          <w:noProof/>
+        </w:rPr>
+        <w:fldChar w:fldCharType="end"/>
+      </w:r>
       <w:bookmarkEnd w:id="10"/>
       <w:r>
         <w:t xml:space="preserve"> GirdSearch QB</w:t>
@@ -6913,14 +7043,27 @@
       <w:r>
         <w:t xml:space="preserve">Tabela </w:t>
       </w:r>
-      <w:fldSimple w:instr=" SEQ Tabela \* ARABIC ">
-        <w:r>
-          <w:rPr>
-            <w:noProof/>
-          </w:rPr>
-          <w:t>3</w:t>
-        </w:r>
-      </w:fldSimple>
+      <w:r>
+        <w:fldChar w:fldCharType="begin"/>
+      </w:r>
+      <w:r>
+        <w:instrText xml:space="preserve"> SEQ Tabela \* ARABIC </w:instrText>
+      </w:r>
+      <w:r>
+        <w:fldChar w:fldCharType="separate"/>
+      </w:r>
+      <w:r>
+        <w:rPr>
+          <w:noProof/>
+        </w:rPr>
+        <w:t>3</w:t>
+      </w:r>
+      <w:r>
+        <w:rPr>
+          <w:noProof/>
+        </w:rPr>
+        <w:fldChar w:fldCharType="end"/>
+      </w:r>
       <w:bookmarkEnd w:id="11"/>
       <w:r>
         <w:t xml:space="preserve"> </w:t>
@@ -7599,14 +7742,27 @@
       <w:r>
         <w:t xml:space="preserve">Tabela </w:t>
       </w:r>
-      <w:fldSimple w:instr=" SEQ Tabela \* ARABIC ">
-        <w:r>
-          <w:rPr>
-            <w:noProof/>
-          </w:rPr>
-          <w:t>4</w:t>
-        </w:r>
-      </w:fldSimple>
+      <w:r>
+        <w:fldChar w:fldCharType="begin"/>
+      </w:r>
+      <w:r>
+        <w:instrText xml:space="preserve"> SEQ Tabela \* ARABIC </w:instrText>
+      </w:r>
+      <w:r>
+        <w:fldChar w:fldCharType="separate"/>
+      </w:r>
+      <w:r>
+        <w:rPr>
+          <w:noProof/>
+        </w:rPr>
+        <w:t>4</w:t>
+      </w:r>
+      <w:r>
+        <w:rPr>
+          <w:noProof/>
+        </w:rPr>
+        <w:fldChar w:fldCharType="end"/>
+      </w:r>
       <w:bookmarkEnd w:id="12"/>
       <w:r>
         <w:t xml:space="preserve"> </w:t>
@@ -8285,14 +8441,27 @@
       <w:r>
         <w:t xml:space="preserve">Tabela </w:t>
       </w:r>
-      <w:fldSimple w:instr=" SEQ Tabela \* ARABIC ">
-        <w:r>
-          <w:rPr>
-            <w:noProof/>
-          </w:rPr>
-          <w:t>5</w:t>
-        </w:r>
-      </w:fldSimple>
+      <w:r>
+        <w:fldChar w:fldCharType="begin"/>
+      </w:r>
+      <w:r>
+        <w:instrText xml:space="preserve"> SEQ Tabela \* ARABIC </w:instrText>
+      </w:r>
+      <w:r>
+        <w:fldChar w:fldCharType="separate"/>
+      </w:r>
+      <w:r>
+        <w:rPr>
+          <w:noProof/>
+        </w:rPr>
+        <w:t>5</w:t>
+      </w:r>
+      <w:r>
+        <w:rPr>
+          <w:noProof/>
+        </w:rPr>
+        <w:fldChar w:fldCharType="end"/>
+      </w:r>
       <w:bookmarkEnd w:id="13"/>
       <w:r>
         <w:t xml:space="preserve"> </w:t>
@@ -9121,14 +9290,27 @@
       <w:r>
         <w:t xml:space="preserve">Tabela </w:t>
       </w:r>
-      <w:fldSimple w:instr=" SEQ Tabela \* ARABIC ">
-        <w:r>
-          <w:rPr>
-            <w:noProof/>
-          </w:rPr>
-          <w:t>6</w:t>
-        </w:r>
-      </w:fldSimple>
+      <w:r>
+        <w:fldChar w:fldCharType="begin"/>
+      </w:r>
+      <w:r>
+        <w:instrText xml:space="preserve"> SEQ Tabela \* ARABIC </w:instrText>
+      </w:r>
+      <w:r>
+        <w:fldChar w:fldCharType="separate"/>
+      </w:r>
+      <w:r>
+        <w:rPr>
+          <w:noProof/>
+        </w:rPr>
+        <w:t>6</w:t>
+      </w:r>
+      <w:r>
+        <w:rPr>
+          <w:noProof/>
+        </w:rPr>
+        <w:fldChar w:fldCharType="end"/>
+      </w:r>
       <w:bookmarkEnd w:id="14"/>
       <w:r>
         <w:t xml:space="preserve"> </w:t>
@@ -9737,14 +9919,27 @@
       <w:r>
         <w:t xml:space="preserve">Tabela </w:t>
       </w:r>
-      <w:fldSimple w:instr=" SEQ Tabela \* ARABIC ">
-        <w:r>
-          <w:rPr>
-            <w:noProof/>
-          </w:rPr>
-          <w:t>7</w:t>
-        </w:r>
-      </w:fldSimple>
+      <w:r>
+        <w:fldChar w:fldCharType="begin"/>
+      </w:r>
+      <w:r>
+        <w:instrText xml:space="preserve"> SEQ Tabela \* ARABIC </w:instrText>
+      </w:r>
+      <w:r>
+        <w:fldChar w:fldCharType="separate"/>
+      </w:r>
+      <w:r>
+        <w:rPr>
+          <w:noProof/>
+        </w:rPr>
+        <w:t>7</w:t>
+      </w:r>
+      <w:r>
+        <w:rPr>
+          <w:noProof/>
+        </w:rPr>
+        <w:fldChar w:fldCharType="end"/>
+      </w:r>
       <w:bookmarkEnd w:id="15"/>
       <w:r>
         <w:t xml:space="preserve"> </w:t>
@@ -10353,14 +10548,27 @@
       <w:r>
         <w:t xml:space="preserve">Tabela </w:t>
       </w:r>
-      <w:fldSimple w:instr=" SEQ Tabela \* ARABIC ">
-        <w:r>
-          <w:rPr>
-            <w:noProof/>
-          </w:rPr>
-          <w:t>8</w:t>
-        </w:r>
-      </w:fldSimple>
+      <w:r>
+        <w:fldChar w:fldCharType="begin"/>
+      </w:r>
+      <w:r>
+        <w:instrText xml:space="preserve"> SEQ Tabela \* ARABIC </w:instrText>
+      </w:r>
+      <w:r>
+        <w:fldChar w:fldCharType="separate"/>
+      </w:r>
+      <w:r>
+        <w:rPr>
+          <w:noProof/>
+        </w:rPr>
+        <w:t>8</w:t>
+      </w:r>
+      <w:r>
+        <w:rPr>
+          <w:noProof/>
+        </w:rPr>
+        <w:fldChar w:fldCharType="end"/>
+      </w:r>
       <w:bookmarkEnd w:id="16"/>
       <w:r>
         <w:t xml:space="preserve"> </w:t>
@@ -10969,14 +11177,27 @@
       <w:r>
         <w:t xml:space="preserve">Tabela </w:t>
       </w:r>
-      <w:fldSimple w:instr=" SEQ Tabela \* ARABIC ">
-        <w:r>
-          <w:rPr>
-            <w:noProof/>
-          </w:rPr>
-          <w:t>9</w:t>
-        </w:r>
-      </w:fldSimple>
+      <w:r>
+        <w:fldChar w:fldCharType="begin"/>
+      </w:r>
+      <w:r>
+        <w:instrText xml:space="preserve"> SEQ Tabela \* ARABIC </w:instrText>
+      </w:r>
+      <w:r>
+        <w:fldChar w:fldCharType="separate"/>
+      </w:r>
+      <w:r>
+        <w:rPr>
+          <w:noProof/>
+        </w:rPr>
+        <w:t>9</w:t>
+      </w:r>
+      <w:r>
+        <w:rPr>
+          <w:noProof/>
+        </w:rPr>
+        <w:fldChar w:fldCharType="end"/>
+      </w:r>
       <w:bookmarkEnd w:id="17"/>
       <w:r>
         <w:t xml:space="preserve"> </w:t>
@@ -14189,14 +14410,27 @@
       <w:r>
         <w:t xml:space="preserve">Tabela </w:t>
       </w:r>
-      <w:fldSimple w:instr=" SEQ Tabela \* ARABIC ">
-        <w:r>
-          <w:rPr>
-            <w:noProof/>
-          </w:rPr>
-          <w:t>10</w:t>
-        </w:r>
-      </w:fldSimple>
+      <w:r>
+        <w:fldChar w:fldCharType="begin"/>
+      </w:r>
+      <w:r>
+        <w:instrText xml:space="preserve"> SEQ Tabela \* ARABIC </w:instrText>
+      </w:r>
+      <w:r>
+        <w:fldChar w:fldCharType="separate"/>
+      </w:r>
+      <w:r>
+        <w:rPr>
+          <w:noProof/>
+        </w:rPr>
+        <w:t>10</w:t>
+      </w:r>
+      <w:r>
+        <w:rPr>
+          <w:noProof/>
+        </w:rPr>
+        <w:fldChar w:fldCharType="end"/>
+      </w:r>
       <w:bookmarkEnd w:id="18"/>
       <w:r>
         <w:t xml:space="preserve"> QB rezultati modela za različite optimizacione strategije</w:t>
@@ -17203,14 +17437,27 @@
       <w:r>
         <w:t xml:space="preserve">Tabela </w:t>
       </w:r>
-      <w:fldSimple w:instr=" SEQ Tabela \* ARABIC ">
-        <w:r>
-          <w:rPr>
-            <w:noProof/>
-          </w:rPr>
-          <w:t>11</w:t>
-        </w:r>
-      </w:fldSimple>
+      <w:r>
+        <w:fldChar w:fldCharType="begin"/>
+      </w:r>
+      <w:r>
+        <w:instrText xml:space="preserve"> SEQ Tabela \* ARABIC </w:instrText>
+      </w:r>
+      <w:r>
+        <w:fldChar w:fldCharType="separate"/>
+      </w:r>
+      <w:r>
+        <w:rPr>
+          <w:noProof/>
+        </w:rPr>
+        <w:t>11</w:t>
+      </w:r>
+      <w:r>
+        <w:rPr>
+          <w:noProof/>
+        </w:rPr>
+        <w:fldChar w:fldCharType="end"/>
+      </w:r>
       <w:bookmarkEnd w:id="19"/>
       <w:r>
         <w:t xml:space="preserve"> RB </w:t>
@@ -20299,14 +20546,27 @@
       <w:r>
         <w:t xml:space="preserve">Tabela </w:t>
       </w:r>
-      <w:fldSimple w:instr=" SEQ Tabela \* ARABIC ">
-        <w:r>
-          <w:rPr>
-            <w:noProof/>
-          </w:rPr>
-          <w:t>12</w:t>
-        </w:r>
-      </w:fldSimple>
+      <w:r>
+        <w:fldChar w:fldCharType="begin"/>
+      </w:r>
+      <w:r>
+        <w:instrText xml:space="preserve"> SEQ Tabela \* ARABIC </w:instrText>
+      </w:r>
+      <w:r>
+        <w:fldChar w:fldCharType="separate"/>
+      </w:r>
+      <w:r>
+        <w:rPr>
+          <w:noProof/>
+        </w:rPr>
+        <w:t>12</w:t>
+      </w:r>
+      <w:r>
+        <w:rPr>
+          <w:noProof/>
+        </w:rPr>
+        <w:fldChar w:fldCharType="end"/>
+      </w:r>
       <w:bookmarkEnd w:id="20"/>
       <w:r>
         <w:t xml:space="preserve"> TE </w:t>
@@ -23315,14 +23575,27 @@
       <w:r>
         <w:t xml:space="preserve">Tabela </w:t>
       </w:r>
-      <w:fldSimple w:instr=" SEQ Tabela \* ARABIC ">
-        <w:r>
-          <w:rPr>
-            <w:noProof/>
-          </w:rPr>
-          <w:t>13</w:t>
-        </w:r>
-      </w:fldSimple>
+      <w:r>
+        <w:fldChar w:fldCharType="begin"/>
+      </w:r>
+      <w:r>
+        <w:instrText xml:space="preserve"> SEQ Tabela \* ARABIC </w:instrText>
+      </w:r>
+      <w:r>
+        <w:fldChar w:fldCharType="separate"/>
+      </w:r>
+      <w:r>
+        <w:rPr>
+          <w:noProof/>
+        </w:rPr>
+        <w:t>13</w:t>
+      </w:r>
+      <w:r>
+        <w:rPr>
+          <w:noProof/>
+        </w:rPr>
+        <w:fldChar w:fldCharType="end"/>
+      </w:r>
       <w:bookmarkEnd w:id="21"/>
       <w:r>
         <w:t xml:space="preserve"> WR </w:t>
@@ -25390,14 +25663,27 @@
       <w:r>
         <w:t xml:space="preserve">Tabela </w:t>
       </w:r>
-      <w:fldSimple w:instr=" SEQ Tabela \* ARABIC ">
-        <w:r>
-          <w:rPr>
-            <w:noProof/>
-          </w:rPr>
-          <w:t>14</w:t>
-        </w:r>
-      </w:fldSimple>
+      <w:r>
+        <w:fldChar w:fldCharType="begin"/>
+      </w:r>
+      <w:r>
+        <w:instrText xml:space="preserve"> SEQ Tabela \* ARABIC </w:instrText>
+      </w:r>
+      <w:r>
+        <w:fldChar w:fldCharType="separate"/>
+      </w:r>
+      <w:r>
+        <w:rPr>
+          <w:noProof/>
+        </w:rPr>
+        <w:t>14</w:t>
+      </w:r>
+      <w:r>
+        <w:rPr>
+          <w:noProof/>
+        </w:rPr>
+        <w:fldChar w:fldCharType="end"/>
+      </w:r>
       <w:bookmarkEnd w:id="23"/>
       <w:r>
         <w:t xml:space="preserve"> QB RMSE rezultati za walk forward validaciju</w:t>
@@ -27041,14 +27327,27 @@
       <w:r>
         <w:t xml:space="preserve">Tabela </w:t>
       </w:r>
-      <w:fldSimple w:instr=" SEQ Tabela \* ARABIC ">
-        <w:r>
-          <w:rPr>
-            <w:noProof/>
-          </w:rPr>
-          <w:t>15</w:t>
-        </w:r>
-      </w:fldSimple>
+      <w:r>
+        <w:fldChar w:fldCharType="begin"/>
+      </w:r>
+      <w:r>
+        <w:instrText xml:space="preserve"> SEQ Tabela \* ARABIC </w:instrText>
+      </w:r>
+      <w:r>
+        <w:fldChar w:fldCharType="separate"/>
+      </w:r>
+      <w:r>
+        <w:rPr>
+          <w:noProof/>
+        </w:rPr>
+        <w:t>15</w:t>
+      </w:r>
+      <w:r>
+        <w:rPr>
+          <w:noProof/>
+        </w:rPr>
+        <w:fldChar w:fldCharType="end"/>
+      </w:r>
       <w:bookmarkEnd w:id="24"/>
       <w:r>
         <w:t xml:space="preserve"> </w:t>
@@ -28967,14 +29266,27 @@
       <w:r>
         <w:t xml:space="preserve">Tabela </w:t>
       </w:r>
-      <w:fldSimple w:instr=" SEQ Tabela \* ARABIC ">
-        <w:r>
-          <w:rPr>
-            <w:noProof/>
-          </w:rPr>
-          <w:t>16</w:t>
-        </w:r>
-      </w:fldSimple>
+      <w:r>
+        <w:fldChar w:fldCharType="begin"/>
+      </w:r>
+      <w:r>
+        <w:instrText xml:space="preserve"> SEQ Tabela \* ARABIC </w:instrText>
+      </w:r>
+      <w:r>
+        <w:fldChar w:fldCharType="separate"/>
+      </w:r>
+      <w:r>
+        <w:rPr>
+          <w:noProof/>
+        </w:rPr>
+        <w:t>16</w:t>
+      </w:r>
+      <w:r>
+        <w:rPr>
+          <w:noProof/>
+        </w:rPr>
+        <w:fldChar w:fldCharType="end"/>
+      </w:r>
       <w:bookmarkEnd w:id="25"/>
       <w:r>
         <w:t xml:space="preserve"> RB</w:t>
@@ -30621,14 +30933,27 @@
       <w:r>
         <w:t xml:space="preserve">Tabela </w:t>
       </w:r>
-      <w:fldSimple w:instr=" SEQ Tabela \* ARABIC ">
-        <w:r>
-          <w:rPr>
-            <w:noProof/>
-          </w:rPr>
-          <w:t>17</w:t>
-        </w:r>
-      </w:fldSimple>
+      <w:r>
+        <w:fldChar w:fldCharType="begin"/>
+      </w:r>
+      <w:r>
+        <w:instrText xml:space="preserve"> SEQ Tabela \* ARABIC </w:instrText>
+      </w:r>
+      <w:r>
+        <w:fldChar w:fldCharType="separate"/>
+      </w:r>
+      <w:r>
+        <w:rPr>
+          <w:noProof/>
+        </w:rPr>
+        <w:t>17</w:t>
+      </w:r>
+      <w:r>
+        <w:rPr>
+          <w:noProof/>
+        </w:rPr>
+        <w:fldChar w:fldCharType="end"/>
+      </w:r>
       <w:bookmarkEnd w:id="26"/>
       <w:r>
         <w:t xml:space="preserve"> RB </w:t>
@@ -32542,14 +32867,27 @@
       <w:r>
         <w:t xml:space="preserve">Tabela </w:t>
       </w:r>
-      <w:fldSimple w:instr=" SEQ Tabela \* ARABIC ">
-        <w:r>
-          <w:rPr>
-            <w:noProof/>
-          </w:rPr>
-          <w:t>18</w:t>
-        </w:r>
-      </w:fldSimple>
+      <w:r>
+        <w:fldChar w:fldCharType="begin"/>
+      </w:r>
+      <w:r>
+        <w:instrText xml:space="preserve"> SEQ Tabela \* ARABIC </w:instrText>
+      </w:r>
+      <w:r>
+        <w:fldChar w:fldCharType="separate"/>
+      </w:r>
+      <w:r>
+        <w:rPr>
+          <w:noProof/>
+        </w:rPr>
+        <w:t>18</w:t>
+      </w:r>
+      <w:r>
+        <w:rPr>
+          <w:noProof/>
+        </w:rPr>
+        <w:fldChar w:fldCharType="end"/>
+      </w:r>
       <w:bookmarkEnd w:id="27"/>
       <w:r>
         <w:t xml:space="preserve"> TE </w:t>
@@ -34196,14 +34534,27 @@
       <w:r>
         <w:t xml:space="preserve">Tabela </w:t>
       </w:r>
-      <w:fldSimple w:instr=" SEQ Tabela \* ARABIC ">
-        <w:r>
-          <w:rPr>
-            <w:noProof/>
-          </w:rPr>
-          <w:t>19</w:t>
-        </w:r>
-      </w:fldSimple>
+      <w:r>
+        <w:fldChar w:fldCharType="begin"/>
+      </w:r>
+      <w:r>
+        <w:instrText xml:space="preserve"> SEQ Tabela \* ARABIC </w:instrText>
+      </w:r>
+      <w:r>
+        <w:fldChar w:fldCharType="separate"/>
+      </w:r>
+      <w:r>
+        <w:rPr>
+          <w:noProof/>
+        </w:rPr>
+        <w:t>19</w:t>
+      </w:r>
+      <w:r>
+        <w:rPr>
+          <w:noProof/>
+        </w:rPr>
+        <w:fldChar w:fldCharType="end"/>
+      </w:r>
       <w:bookmarkEnd w:id="28"/>
       <w:r>
         <w:t xml:space="preserve"> TE </w:t>
@@ -36095,14 +36446,27 @@
       <w:r>
         <w:t xml:space="preserve">Tabela </w:t>
       </w:r>
-      <w:fldSimple w:instr=" SEQ Tabela \* ARABIC ">
-        <w:r>
-          <w:rPr>
-            <w:noProof/>
-          </w:rPr>
-          <w:t>20</w:t>
-        </w:r>
-      </w:fldSimple>
+      <w:r>
+        <w:fldChar w:fldCharType="begin"/>
+      </w:r>
+      <w:r>
+        <w:instrText xml:space="preserve"> SEQ Tabela \* ARABIC </w:instrText>
+      </w:r>
+      <w:r>
+        <w:fldChar w:fldCharType="separate"/>
+      </w:r>
+      <w:r>
+        <w:rPr>
+          <w:noProof/>
+        </w:rPr>
+        <w:t>20</w:t>
+      </w:r>
+      <w:r>
+        <w:rPr>
+          <w:noProof/>
+        </w:rPr>
+        <w:fldChar w:fldCharType="end"/>
+      </w:r>
       <w:bookmarkEnd w:id="29"/>
       <w:r>
         <w:t xml:space="preserve"> WR </w:t>
@@ -37749,14 +38113,27 @@
       <w:r>
         <w:t xml:space="preserve">Tabela </w:t>
       </w:r>
-      <w:fldSimple w:instr=" SEQ Tabela \* ARABIC ">
-        <w:r>
-          <w:rPr>
-            <w:noProof/>
-          </w:rPr>
-          <w:t>21</w:t>
-        </w:r>
-      </w:fldSimple>
+      <w:r>
+        <w:fldChar w:fldCharType="begin"/>
+      </w:r>
+      <w:r>
+        <w:instrText xml:space="preserve"> SEQ Tabela \* ARABIC </w:instrText>
+      </w:r>
+      <w:r>
+        <w:fldChar w:fldCharType="separate"/>
+      </w:r>
+      <w:r>
+        <w:rPr>
+          <w:noProof/>
+        </w:rPr>
+        <w:t>21</w:t>
+      </w:r>
+      <w:r>
+        <w:rPr>
+          <w:noProof/>
+        </w:rPr>
+        <w:fldChar w:fldCharType="end"/>
+      </w:r>
       <w:bookmarkEnd w:id="30"/>
       <w:r>
         <w:t xml:space="preserve"> WR </w:t>
@@ -37828,7 +38205,7 @@
         <w:rPr>
           <w:lang w:val="en-US"/>
         </w:rPr>
-        <w:t xml:space="preserve">Analiza je sprovedena za sve četiri pozicije, a kao reprezentativan primer prikazana je pozicija WR, koja je pokazala najzanimljivije ponašanje. </w:t>
+        <w:t xml:space="preserve">Analiza je sprovedena za sve četiri pozicije, a kao reprezentativan primer prikazana je pozicija WR. </w:t>
       </w:r>
       <w:r>
         <w:rPr>
@@ -37892,6 +38269,9 @@
         <w:keepNext/>
       </w:pPr>
       <w:r>
+        <w:rPr>
+          <w:noProof/>
+        </w:rPr>
         <w:drawing>
           <wp:inline distT="0" distB="0" distL="0" distR="0" wp14:anchorId="53C6147E" wp14:editId="581F1498">
             <wp:extent cx="3089910" cy="3321685"/>
@@ -37937,14 +38317,27 @@
       <w:r>
         <w:t xml:space="preserve">Slika </w:t>
       </w:r>
-      <w:fldSimple w:instr=" SEQ Slika \* ARABIC ">
-        <w:r>
-          <w:rPr>
-            <w:noProof/>
-          </w:rPr>
-          <w:t>9</w:t>
-        </w:r>
-      </w:fldSimple>
+      <w:r>
+        <w:fldChar w:fldCharType="begin"/>
+      </w:r>
+      <w:r>
+        <w:instrText xml:space="preserve"> SEQ Slika \* ARABIC </w:instrText>
+      </w:r>
+      <w:r>
+        <w:fldChar w:fldCharType="separate"/>
+      </w:r>
+      <w:r>
+        <w:rPr>
+          <w:noProof/>
+        </w:rPr>
+        <w:t>9</w:t>
+      </w:r>
+      <w:r>
+        <w:rPr>
+          <w:noProof/>
+        </w:rPr>
+        <w:fldChar w:fldCharType="end"/>
+      </w:r>
       <w:bookmarkEnd w:id="31"/>
       <w:r>
         <w:t xml:space="preserve"> Vrednost loss funkcije kroz etape</w:t>
@@ -37967,13 +38360,7 @@
         <w:fldChar w:fldCharType="separate"/>
       </w:r>
       <w:r>
-        <w:t>Slik</w:t>
-      </w:r>
-      <w:r>
-        <w:t>a</w:t>
-      </w:r>
-      <w:r>
-        <w:t xml:space="preserve"> </w:t>
+        <w:t xml:space="preserve">Slika </w:t>
       </w:r>
       <w:r>
         <w:rPr>
@@ -37985,15 +38372,15 @@
         <w:fldChar w:fldCharType="end"/>
       </w:r>
       <w:r>
-        <w:t xml:space="preserve">. Može se uočiti da se loss funkcija stabilizovala veoma brzo nakon povećanja broja etapa, a vrednosti greške nisu se značajno promenile u odnosu na prethodni eksperiment. Ovo retroaktivno potvrđuje da je minimum loss funkcije bio blizu kraja prvog eksperimenta, te da inicijalni utisak underfittinga nije bio u potpunosti opravdan. Oba modela pokazuju solidnu konvergenciju uz </w:t>
-      </w:r>
-      <w:r>
-        <w:lastRenderedPageBreak/>
-        <w:t>minimalan gap između train i test greške, što potvrđuje dobru generalizaciju na neviđenim podacima.</w:t>
+        <w:t>. Može se uočiti da se loss funkcija stabilizovala veoma brzo nakon povećanja broja etapa, a vrednosti greške nisu se značajno promenile u odnosu na prethodni eksperiment. Ovo retroaktivno potvrđuje da je minimum loss funkcije bio blizu kraja prvog eksperimenta, te da inicijalni utisak underfittinga nije bio u potpunosti opravdan. Oba modela pokazuju solidnu konvergenciju uz minimalan gap između train i test greške, što potvrđuje dobru generalizaciju na neviđenim podacima.</w:t>
       </w:r>
     </w:p>
     <w:p>
       <w:r>
+        <w:rPr>
+          <w:noProof/>
+        </w:rPr>
+        <w:lastRenderedPageBreak/>
         <w:drawing>
           <wp:inline distT="0" distB="0" distL="0" distR="0" wp14:anchorId="29A587CC" wp14:editId="2E5BE552">
             <wp:extent cx="3089910" cy="3464560"/>
@@ -38035,24 +38422,37 @@
       <w:pPr>
         <w:pStyle w:val="Caption"/>
       </w:pPr>
-      <w:bookmarkStart w:id="32" w:name="_Ref226569253"/>
-      <w:bookmarkStart w:id="33" w:name="_Ref226569263"/>
+      <w:bookmarkStart w:id="32" w:name="_Ref226569263"/>
+      <w:bookmarkStart w:id="33" w:name="_Ref226569253"/>
       <w:r>
         <w:t xml:space="preserve">Slika </w:t>
       </w:r>
-      <w:fldSimple w:instr=" SEQ Slika \* ARABIC ">
-        <w:r>
-          <w:rPr>
-            <w:noProof/>
-          </w:rPr>
-          <w:t>10</w:t>
-        </w:r>
-      </w:fldSimple>
+      <w:r>
+        <w:fldChar w:fldCharType="begin"/>
+      </w:r>
+      <w:r>
+        <w:instrText xml:space="preserve"> SEQ Slika \* ARABIC </w:instrText>
+      </w:r>
+      <w:r>
+        <w:fldChar w:fldCharType="separate"/>
+      </w:r>
+      <w:r>
+        <w:rPr>
+          <w:noProof/>
+        </w:rPr>
+        <w:t>10</w:t>
+      </w:r>
+      <w:r>
+        <w:rPr>
+          <w:noProof/>
+        </w:rPr>
+        <w:fldChar w:fldCharType="end"/>
+      </w:r>
+      <w:bookmarkEnd w:id="32"/>
+      <w:r>
+        <w:t xml:space="preserve"> Vrednost loss funkcije kroz etape nakon dupliranja broja epoha</w:t>
+      </w:r>
       <w:bookmarkEnd w:id="33"/>
-      <w:r>
-        <w:t xml:space="preserve"> Vrednost loss funkcije kroz etape nakon dupliranja broja epoha</w:t>
-      </w:r>
-      <w:bookmarkEnd w:id="32"/>
     </w:p>
     <w:p>
       <w:pPr>
@@ -41692,14 +42092,27 @@
       <w:r>
         <w:t xml:space="preserve">Tabela </w:t>
       </w:r>
-      <w:fldSimple w:instr=" SEQ Tabela \* ARABIC ">
-        <w:r>
-          <w:rPr>
-            <w:noProof/>
-          </w:rPr>
-          <w:t>22</w:t>
-        </w:r>
-      </w:fldSimple>
+      <w:r>
+        <w:fldChar w:fldCharType="begin"/>
+      </w:r>
+      <w:r>
+        <w:instrText xml:space="preserve"> SEQ Tabela \* ARABIC </w:instrText>
+      </w:r>
+      <w:r>
+        <w:fldChar w:fldCharType="separate"/>
+      </w:r>
+      <w:r>
+        <w:rPr>
+          <w:noProof/>
+        </w:rPr>
+        <w:t>22</w:t>
+      </w:r>
+      <w:r>
+        <w:rPr>
+          <w:noProof/>
+        </w:rPr>
+        <w:fldChar w:fldCharType="end"/>
+      </w:r>
       <w:bookmarkEnd w:id="34"/>
       <w:r>
         <w:t xml:space="preserve"> Multi output rezultati za sve pozicije</w:t>
@@ -42861,7 +43274,6 @@
           <w:i/>
           <w:iCs/>
         </w:rPr>
-        <w:lastRenderedPageBreak/>
         <w:t>yac_per_game</w:t>
       </w:r>
       <w:r>
@@ -42911,7 +43323,11 @@
         <w:t>=</w:t>
       </w:r>
       <w:r>
-        <w:t xml:space="preserve">0.359). Ostale varijable pokazuju dobre rezultate, što naglašava važnost dodatnih metrika u heterogenom WR skupu podataka i potencijal </w:t>
+        <w:t xml:space="preserve">0.359). Ostale varijable pokazuju dobre rezultate, što naglašava važnost dodatnih metrika u </w:t>
+      </w:r>
+      <w:r>
+        <w:lastRenderedPageBreak/>
+        <w:t xml:space="preserve">heterogenom WR skupu podataka i potencijal </w:t>
       </w:r>
       <w:r>
         <w:rPr>
@@ -43336,7 +43752,10 @@
         <w:t>fantasy</w:t>
       </w:r>
       <w:r>
-        <w:t xml:space="preserve"> poena čini rešenje objektivnijim i direktno primenljivim u kontekstu profesionalnog upravljanja timovima. Korišćenje </w:t>
+        <w:t xml:space="preserve"> poena čini rešenje objektivnijim i direktno primenljivim u kontekstu profesionalnog upravljanja </w:t>
+      </w:r>
+      <w:r>
+        <w:t xml:space="preserve">timovima. Korišćenje </w:t>
       </w:r>
       <w:r>
         <w:rPr>
@@ -43546,11 +43965,7 @@
         <w:t>lag</w:t>
       </w:r>
       <w:r>
-        <w:t xml:space="preserve"> pristupa, koji korišćenjem karakteristika iz prethodne jedne ili dve sezone na implicitan način kodira istoriju igrača, LSTM i GRU mogu naučiti složene dugoročne zavisnosti direktno iz sekvence podataka. U kontekstu predviđanja NFL performansi, ove arhitekture bi mogle bolje modelovati koncepte poput forme igrača tokom višegodišnje karijere, </w:t>
-      </w:r>
-      <w:r>
-        <w:lastRenderedPageBreak/>
-        <w:t>opadanja učinka usled starenja ili postepenog rasta mladih igrača.</w:t>
+        <w:t xml:space="preserve"> pristupa, koji korišćenjem karakteristika iz prethodne jedne ili dve sezone na implicitan način kodira istoriju igrača, LSTM i GRU mogu naučiti složene dugoročne zavisnosti direktno iz sekvence podataka. U kontekstu predviđanja NFL performansi, ove arhitekture bi mogle bolje modelovati koncepte poput forme igrača tokom višegodišnje karijere, opadanja učinka usled starenja ili postepenog rasta mladih igrača.</w:t>
       </w:r>
     </w:p>
     <w:p>
@@ -43558,6 +43973,7 @@
         <w:pStyle w:val="BodyText"/>
       </w:pPr>
       <w:r>
+        <w:lastRenderedPageBreak/>
         <w:t>Međutim, puna primena LSTM i GRU arhitektura zahteva značajno veći skup podataka od onog korišćenog u ovom radu. Trenutni pristup agregira statistike na nivou čitave sezone, što rezultuje relativno malim brojem uzoraka po igraču, tipično svega nekoliko do desetak sezonskih zapisa u toku aktivne karijere. Rekurentne mreže, da bi naučile stabilne temporalne obrasce, zahtevaju dugačke i guste sekvence podataka, što sezonska granularnost ne može pružiti. Prirodno rešenje ovog problema leži u prelasku sa sezonskih na podatke po pojedinačnim utakmicama.</w:t>
       </w:r>
     </w:p>
@@ -44014,7 +44430,7 @@
 </file>
 
 <file path=word/endnotes.xml><?xml version="1.0" encoding="utf-8"?>
-<w:endnotes xmlns:cx="http://schemas.microsoft.com/office/drawing/2014/chartex" xmlns:cx1="http://schemas.microsoft.com/office/drawing/2015/9/8/chartex" xmlns:cx2="http://schemas.microsoft.com/office/drawing/2015/10/21/chartex" xmlns:cx3="http://schemas.microsoft.com/office/drawing/2016/5/9/chartex" xmlns:cx4="http://schemas.microsoft.com/office/drawing/2016/5/10/chartex" xmlns:cx5="http://schemas.microsoft.com/office/drawing/2016/5/11/chartex" xmlns:cx6="http://schemas.microsoft.com/office/drawing/2016/5/12/chartex" xmlns:cx7="http://schemas.microsoft.com/office/drawing/2016/5/13/chartex" xmlns:cx8="http://schemas.microsoft.com/office/drawing/2016/5/14/chartex" xmlns:mc="http://schemas.openxmlformats.org/markup-compatibility/2006" xmlns:aink="http://schemas.microsoft.com/office/drawing/2016/ink" xmlns:am3d="http://schemas.microsoft.com/office/drawing/2017/model3d" xmlns:o="urn:schemas-microsoft-com:office:office" xmlns:oel="http://schemas.microsoft.com/office/2019/extlst" xmlns:r="http://purl.oclc.org/ooxml/officeDocument/relationships" xmlns:m="http://purl.oclc.org/ooxml/officeDocument/math" xmlns:v="urn:schemas-microsoft-com:vml" xmlns:wp14="http://schemas.microsoft.com/office/word/2010/wordprocessingDrawing" xmlns:wp="http://purl.oclc.org/ooxml/drawingml/wordprocessingDrawing" xmlns:w10="urn:schemas-microsoft-com:office:word" xmlns:w="http://purl.oclc.org/ooxml/wordprocessingml/main" xmlns:w14="http://schemas.microsoft.com/office/word/2010/wordml" xmlns:w15="http://schemas.microsoft.com/office/word/2012/wordml" xmlns:w16cex="http://schemas.microsoft.com/office/word/2018/wordml/cex" xmlns:w16cid="http://schemas.microsoft.com/office/word/2016/wordml/cid" xmlns:w16="http://schemas.microsoft.com/office/word/2018/wordml" xmlns:w16du="http://schemas.microsoft.com/office/word/2023/wordml/word16du" xmlns:w16sdtdh="http://schemas.microsoft.com/office/word/2020/wordml/sdtdatahash" xmlns:w16se="http://schemas.microsoft.com/office/word/2015/wordml/symex" xmlns:wpi="http://schemas.microsoft.com/office/word/2010/wordprocessingInk" xmlns:wne="http://schemas.microsoft.com/office/word/2006/wordml" mc:Ignorable="w14 w15 w16se w16cid w16 w16cex w16sdtdh w16du wne wp14">
+<w:endnotes xmlns:cx="http://schemas.microsoft.com/office/drawing/2014/chartex" xmlns:cx1="http://schemas.microsoft.com/office/drawing/2015/9/8/chartex" xmlns:cx2="http://schemas.microsoft.com/office/drawing/2015/10/21/chartex" xmlns:cx3="http://schemas.microsoft.com/office/drawing/2016/5/9/chartex" xmlns:cx4="http://schemas.microsoft.com/office/drawing/2016/5/10/chartex" xmlns:cx5="http://schemas.microsoft.com/office/drawing/2016/5/11/chartex" xmlns:cx6="http://schemas.microsoft.com/office/drawing/2016/5/12/chartex" xmlns:cx7="http://schemas.microsoft.com/office/drawing/2016/5/13/chartex" xmlns:cx8="http://schemas.microsoft.com/office/drawing/2016/5/14/chartex" xmlns:mc="http://schemas.openxmlformats.org/markup-compatibility/2006" xmlns:aink="http://schemas.microsoft.com/office/drawing/2016/ink" xmlns:am3d="http://schemas.microsoft.com/office/drawing/2017/model3d" xmlns:o="urn:schemas-microsoft-com:office:office" xmlns:r="http://purl.oclc.org/ooxml/officeDocument/relationships" xmlns:m="http://purl.oclc.org/ooxml/officeDocument/math" xmlns:v="urn:schemas-microsoft-com:vml" xmlns:wp14="http://schemas.microsoft.com/office/word/2010/wordprocessingDrawing" xmlns:wp="http://purl.oclc.org/ooxml/drawingml/wordprocessingDrawing" xmlns:w10="urn:schemas-microsoft-com:office:word" xmlns:w="http://purl.oclc.org/ooxml/wordprocessingml/main" xmlns:w14="http://schemas.microsoft.com/office/word/2010/wordml" xmlns:w15="http://schemas.microsoft.com/office/word/2012/wordml" xmlns:w16cex="http://schemas.microsoft.com/office/word/2018/wordml/cex" xmlns:w16cid="http://schemas.microsoft.com/office/word/2016/wordml/cid" xmlns:w16="http://schemas.microsoft.com/office/word/2018/wordml" xmlns:w16sdtdh="http://schemas.microsoft.com/office/word/2020/wordml/sdtdatahash" xmlns:w16se="http://schemas.microsoft.com/office/word/2015/wordml/symex" xmlns:wpi="http://schemas.microsoft.com/office/word/2010/wordprocessingInk" xmlns:wne="http://schemas.microsoft.com/office/word/2006/wordml" mc:Ignorable="w14 w15 w16se w16cid w16 w16cex w16sdtdh wne wp14">
   <w:endnote w:type="separator" w:id="-1">
     <w:p>
       <w:r>
@@ -44033,7 +44449,7 @@
 </file>
 
 <file path=word/footer1.xml><?xml version="1.0" encoding="utf-8"?>
-<w:ftr xmlns:cx="http://schemas.microsoft.com/office/drawing/2014/chartex" xmlns:cx1="http://schemas.microsoft.com/office/drawing/2015/9/8/chartex" xmlns:cx2="http://schemas.microsoft.com/office/drawing/2015/10/21/chartex" xmlns:cx3="http://schemas.microsoft.com/office/drawing/2016/5/9/chartex" xmlns:cx4="http://schemas.microsoft.com/office/drawing/2016/5/10/chartex" xmlns:cx5="http://schemas.microsoft.com/office/drawing/2016/5/11/chartex" xmlns:cx6="http://schemas.microsoft.com/office/drawing/2016/5/12/chartex" xmlns:cx7="http://schemas.microsoft.com/office/drawing/2016/5/13/chartex" xmlns:cx8="http://schemas.microsoft.com/office/drawing/2016/5/14/chartex" xmlns:mc="http://schemas.openxmlformats.org/markup-compatibility/2006" xmlns:aink="http://schemas.microsoft.com/office/drawing/2016/ink" xmlns:am3d="http://schemas.microsoft.com/office/drawing/2017/model3d" xmlns:o="urn:schemas-microsoft-com:office:office" xmlns:oel="http://schemas.microsoft.com/office/2019/extlst" xmlns:r="http://purl.oclc.org/ooxml/officeDocument/relationships" xmlns:m="http://purl.oclc.org/ooxml/officeDocument/math" xmlns:v="urn:schemas-microsoft-com:vml" xmlns:wp14="http://schemas.microsoft.com/office/word/2010/wordprocessingDrawing" xmlns:wp="http://purl.oclc.org/ooxml/drawingml/wordprocessingDrawing" xmlns:w10="urn:schemas-microsoft-com:office:word" xmlns:w="http://purl.oclc.org/ooxml/wordprocessingml/main" xmlns:w14="http://schemas.microsoft.com/office/word/2010/wordml" xmlns:w15="http://schemas.microsoft.com/office/word/2012/wordml" xmlns:w16cex="http://schemas.microsoft.com/office/word/2018/wordml/cex" xmlns:w16cid="http://schemas.microsoft.com/office/word/2016/wordml/cid" xmlns:w16="http://schemas.microsoft.com/office/word/2018/wordml" xmlns:w16du="http://schemas.microsoft.com/office/word/2023/wordml/word16du" xmlns:w16sdtdh="http://schemas.microsoft.com/office/word/2020/wordml/sdtdatahash" xmlns:w16se="http://schemas.microsoft.com/office/word/2015/wordml/symex" xmlns:wpi="http://schemas.microsoft.com/office/word/2010/wordprocessingInk" xmlns:wne="http://schemas.microsoft.com/office/word/2006/wordml" mc:Ignorable="w14 w15 w16se w16cid w16 w16cex w16sdtdh w16du wne wp14">
+<w:ftr xmlns:cx="http://schemas.microsoft.com/office/drawing/2014/chartex" xmlns:cx1="http://schemas.microsoft.com/office/drawing/2015/9/8/chartex" xmlns:cx2="http://schemas.microsoft.com/office/drawing/2015/10/21/chartex" xmlns:cx3="http://schemas.microsoft.com/office/drawing/2016/5/9/chartex" xmlns:cx4="http://schemas.microsoft.com/office/drawing/2016/5/10/chartex" xmlns:cx5="http://schemas.microsoft.com/office/drawing/2016/5/11/chartex" xmlns:cx6="http://schemas.microsoft.com/office/drawing/2016/5/12/chartex" xmlns:cx7="http://schemas.microsoft.com/office/drawing/2016/5/13/chartex" xmlns:cx8="http://schemas.microsoft.com/office/drawing/2016/5/14/chartex" xmlns:mc="http://schemas.openxmlformats.org/markup-compatibility/2006" xmlns:aink="http://schemas.microsoft.com/office/drawing/2016/ink" xmlns:am3d="http://schemas.microsoft.com/office/drawing/2017/model3d" xmlns:o="urn:schemas-microsoft-com:office:office" xmlns:r="http://purl.oclc.org/ooxml/officeDocument/relationships" xmlns:m="http://purl.oclc.org/ooxml/officeDocument/math" xmlns:v="urn:schemas-microsoft-com:vml" xmlns:wp14="http://schemas.microsoft.com/office/word/2010/wordprocessingDrawing" xmlns:wp="http://purl.oclc.org/ooxml/drawingml/wordprocessingDrawing" xmlns:w10="urn:schemas-microsoft-com:office:word" xmlns:w="http://purl.oclc.org/ooxml/wordprocessingml/main" xmlns:w14="http://schemas.microsoft.com/office/word/2010/wordml" xmlns:w15="http://schemas.microsoft.com/office/word/2012/wordml" xmlns:w16cex="http://schemas.microsoft.com/office/word/2018/wordml/cex" xmlns:w16cid="http://schemas.microsoft.com/office/word/2016/wordml/cid" xmlns:w16="http://schemas.microsoft.com/office/word/2018/wordml" xmlns:w16sdtdh="http://schemas.microsoft.com/office/word/2020/wordml/sdtdatahash" xmlns:w16se="http://schemas.microsoft.com/office/word/2015/wordml/symex" xmlns:wpi="http://schemas.microsoft.com/office/word/2010/wordprocessingInk" xmlns:wne="http://schemas.microsoft.com/office/word/2006/wordml" mc:Ignorable="w14 w15 w16se w16cid w16 w16cex w16sdtdh wne wp14">
   <w:p>
     <w:pPr>
       <w:pStyle w:val="Footer"/>
@@ -44048,7 +44464,7 @@
 </file>
 
 <file path=word/footnotes.xml><?xml version="1.0" encoding="utf-8"?>
-<w:footnotes xmlns:cx="http://schemas.microsoft.com/office/drawing/2014/chartex" xmlns:cx1="http://schemas.microsoft.com/office/drawing/2015/9/8/chartex" xmlns:cx2="http://schemas.microsoft.com/office/drawing/2015/10/21/chartex" xmlns:cx3="http://schemas.microsoft.com/office/drawing/2016/5/9/chartex" xmlns:cx4="http://schemas.microsoft.com/office/drawing/2016/5/10/chartex" xmlns:cx5="http://schemas.microsoft.com/office/drawing/2016/5/11/chartex" xmlns:cx6="http://schemas.microsoft.com/office/drawing/2016/5/12/chartex" xmlns:cx7="http://schemas.microsoft.com/office/drawing/2016/5/13/chartex" xmlns:cx8="http://schemas.microsoft.com/office/drawing/2016/5/14/chartex" xmlns:mc="http://schemas.openxmlformats.org/markup-compatibility/2006" xmlns:aink="http://schemas.microsoft.com/office/drawing/2016/ink" xmlns:am3d="http://schemas.microsoft.com/office/drawing/2017/model3d" xmlns:o="urn:schemas-microsoft-com:office:office" xmlns:oel="http://schemas.microsoft.com/office/2019/extlst" xmlns:r="http://purl.oclc.org/ooxml/officeDocument/relationships" xmlns:m="http://purl.oclc.org/ooxml/officeDocument/math" xmlns:v="urn:schemas-microsoft-com:vml" xmlns:wp14="http://schemas.microsoft.com/office/word/2010/wordprocessingDrawing" xmlns:wp="http://purl.oclc.org/ooxml/drawingml/wordprocessingDrawing" xmlns:w10="urn:schemas-microsoft-com:office:word" xmlns:w="http://purl.oclc.org/ooxml/wordprocessingml/main" xmlns:w14="http://schemas.microsoft.com/office/word/2010/wordml" xmlns:w15="http://schemas.microsoft.com/office/word/2012/wordml" xmlns:w16cex="http://schemas.microsoft.com/office/word/2018/wordml/cex" xmlns:w16cid="http://schemas.microsoft.com/office/word/2016/wordml/cid" xmlns:w16="http://schemas.microsoft.com/office/word/2018/wordml" xmlns:w16du="http://schemas.microsoft.com/office/word/2023/wordml/word16du" xmlns:w16sdtdh="http://schemas.microsoft.com/office/word/2020/wordml/sdtdatahash" xmlns:w16se="http://schemas.microsoft.com/office/word/2015/wordml/symex" xmlns:wpi="http://schemas.microsoft.com/office/word/2010/wordprocessingInk" xmlns:wne="http://schemas.microsoft.com/office/word/2006/wordml" mc:Ignorable="w14 w15 w16se w16cid w16 w16cex w16sdtdh w16du wne wp14">
+<w:footnotes xmlns:cx="http://schemas.microsoft.com/office/drawing/2014/chartex" xmlns:cx1="http://schemas.microsoft.com/office/drawing/2015/9/8/chartex" xmlns:cx2="http://schemas.microsoft.com/office/drawing/2015/10/21/chartex" xmlns:cx3="http://schemas.microsoft.com/office/drawing/2016/5/9/chartex" xmlns:cx4="http://schemas.microsoft.com/office/drawing/2016/5/10/chartex" xmlns:cx5="http://schemas.microsoft.com/office/drawing/2016/5/11/chartex" xmlns:cx6="http://schemas.microsoft.com/office/drawing/2016/5/12/chartex" xmlns:cx7="http://schemas.microsoft.com/office/drawing/2016/5/13/chartex" xmlns:cx8="http://schemas.microsoft.com/office/drawing/2016/5/14/chartex" xmlns:mc="http://schemas.openxmlformats.org/markup-compatibility/2006" xmlns:aink="http://schemas.microsoft.com/office/drawing/2016/ink" xmlns:am3d="http://schemas.microsoft.com/office/drawing/2017/model3d" xmlns:o="urn:schemas-microsoft-com:office:office" xmlns:r="http://purl.oclc.org/ooxml/officeDocument/relationships" xmlns:m="http://purl.oclc.org/ooxml/officeDocument/math" xmlns:v="urn:schemas-microsoft-com:vml" xmlns:wp14="http://schemas.microsoft.com/office/word/2010/wordprocessingDrawing" xmlns:wp="http://purl.oclc.org/ooxml/drawingml/wordprocessingDrawing" xmlns:w10="urn:schemas-microsoft-com:office:word" xmlns:w="http://purl.oclc.org/ooxml/wordprocessingml/main" xmlns:w14="http://schemas.microsoft.com/office/word/2010/wordml" xmlns:w15="http://schemas.microsoft.com/office/word/2012/wordml" xmlns:w16cex="http://schemas.microsoft.com/office/word/2018/wordml/cex" xmlns:w16cid="http://schemas.microsoft.com/office/word/2016/wordml/cid" xmlns:w16="http://schemas.microsoft.com/office/word/2018/wordml" xmlns:w16sdtdh="http://schemas.microsoft.com/office/word/2020/wordml/sdtdatahash" xmlns:w16se="http://schemas.microsoft.com/office/word/2015/wordml/symex" xmlns:wpi="http://schemas.microsoft.com/office/word/2010/wordprocessingInk" xmlns:wne="http://schemas.microsoft.com/office/word/2006/wordml" mc:Ignorable="w14 w15 w16se w16cid w16 w16cex w16sdtdh wne wp14">
   <w:footnote w:type="separator" w:id="-1">
     <w:p>
       <w:r>
@@ -44067,7 +44483,7 @@
 </file>
 
 <file path=word/numbering.xml><?xml version="1.0" encoding="utf-8"?>
-<w:numbering xmlns:cx="http://schemas.microsoft.com/office/drawing/2014/chartex" xmlns:cx1="http://schemas.microsoft.com/office/drawing/2015/9/8/chartex" xmlns:cx2="http://schemas.microsoft.com/office/drawing/2015/10/21/chartex" xmlns:cx3="http://schemas.microsoft.com/office/drawing/2016/5/9/chartex" xmlns:cx4="http://schemas.microsoft.com/office/drawing/2016/5/10/chartex" xmlns:cx5="http://schemas.microsoft.com/office/drawing/2016/5/11/chartex" xmlns:cx6="http://schemas.microsoft.com/office/drawing/2016/5/12/chartex" xmlns:cx7="http://schemas.microsoft.com/office/drawing/2016/5/13/chartex" xmlns:cx8="http://schemas.microsoft.com/office/drawing/2016/5/14/chartex" xmlns:mc="http://schemas.openxmlformats.org/markup-compatibility/2006" xmlns:aink="http://schemas.microsoft.com/office/drawing/2016/ink" xmlns:am3d="http://schemas.microsoft.com/office/drawing/2017/model3d" xmlns:o="urn:schemas-microsoft-com:office:office" xmlns:oel="http://schemas.microsoft.com/office/2019/extlst" xmlns:r="http://purl.oclc.org/ooxml/officeDocument/relationships" xmlns:m="http://purl.oclc.org/ooxml/officeDocument/math" xmlns:v="urn:schemas-microsoft-com:vml" xmlns:wp14="http://schemas.microsoft.com/office/word/2010/wordprocessingDrawing" xmlns:wp="http://purl.oclc.org/ooxml/drawingml/wordprocessingDrawing" xmlns:w10="urn:schemas-microsoft-com:office:word" xmlns:w="http://purl.oclc.org/ooxml/wordprocessingml/main" xmlns:w14="http://schemas.microsoft.com/office/word/2010/wordml" xmlns:w15="http://schemas.microsoft.com/office/word/2012/wordml" xmlns:w16cex="http://schemas.microsoft.com/office/word/2018/wordml/cex" xmlns:w16cid="http://schemas.microsoft.com/office/word/2016/wordml/cid" xmlns:w16="http://schemas.microsoft.com/office/word/2018/wordml" xmlns:w16du="http://schemas.microsoft.com/office/word/2023/wordml/word16du" xmlns:w16sdtdh="http://schemas.microsoft.com/office/word/2020/wordml/sdtdatahash" xmlns:w16se="http://schemas.microsoft.com/office/word/2015/wordml/symex" xmlns:wpi="http://schemas.microsoft.com/office/word/2010/wordprocessingInk" xmlns:wne="http://schemas.microsoft.com/office/word/2006/wordml" mc:Ignorable="w14 w15 w16se w16cid w16 w16cex w16sdtdh w16du wne wp14">
+<w:numbering xmlns:cx="http://schemas.microsoft.com/office/drawing/2014/chartex" xmlns:cx1="http://schemas.microsoft.com/office/drawing/2015/9/8/chartex" xmlns:cx2="http://schemas.microsoft.com/office/drawing/2015/10/21/chartex" xmlns:cx3="http://schemas.microsoft.com/office/drawing/2016/5/9/chartex" xmlns:cx4="http://schemas.microsoft.com/office/drawing/2016/5/10/chartex" xmlns:cx5="http://schemas.microsoft.com/office/drawing/2016/5/11/chartex" xmlns:cx6="http://schemas.microsoft.com/office/drawing/2016/5/12/chartex" xmlns:cx7="http://schemas.microsoft.com/office/drawing/2016/5/13/chartex" xmlns:cx8="http://schemas.microsoft.com/office/drawing/2016/5/14/chartex" xmlns:mc="http://schemas.openxmlformats.org/markup-compatibility/2006" xmlns:aink="http://schemas.microsoft.com/office/drawing/2016/ink" xmlns:am3d="http://schemas.microsoft.com/office/drawing/2017/model3d" xmlns:o="urn:schemas-microsoft-com:office:office" xmlns:r="http://purl.oclc.org/ooxml/officeDocument/relationships" xmlns:m="http://purl.oclc.org/ooxml/officeDocument/math" xmlns:v="urn:schemas-microsoft-com:vml" xmlns:wp14="http://schemas.microsoft.com/office/word/2010/wordprocessingDrawing" xmlns:wp="http://purl.oclc.org/ooxml/drawingml/wordprocessingDrawing" xmlns:w10="urn:schemas-microsoft-com:office:word" xmlns:w="http://purl.oclc.org/ooxml/wordprocessingml/main" xmlns:w14="http://schemas.microsoft.com/office/word/2010/wordml" xmlns:w15="http://schemas.microsoft.com/office/word/2012/wordml" xmlns:w16cex="http://schemas.microsoft.com/office/word/2018/wordml/cex" xmlns:w16cid="http://schemas.microsoft.com/office/word/2016/wordml/cid" xmlns:w16="http://schemas.microsoft.com/office/word/2018/wordml" xmlns:w16sdtdh="http://schemas.microsoft.com/office/word/2020/wordml/sdtdatahash" xmlns:w16se="http://schemas.microsoft.com/office/word/2015/wordml/symex" xmlns:wpi="http://schemas.microsoft.com/office/word/2010/wordprocessingInk" xmlns:wne="http://schemas.microsoft.com/office/word/2006/wordml" mc:Ignorable="w14 w15 w16se w16cid w16 w16cex w16sdtdh wne wp14">
   <w:abstractNum w:abstractNumId="0" w15:restartNumberingAfterBreak="0">
     <w:nsid w:val="FFFFFF1D"/>
     <w:multiLevelType w:val="multilevel"/>
@@ -45462,83 +45878,83 @@
       </w:rPr>
     </w:lvl>
   </w:abstractNum>
-  <w:num w:numId="1" w16cid:durableId="467553513">
+  <w:num w:numId="1">
     <w:abstractNumId w:val="14"/>
   </w:num>
-  <w:num w:numId="2" w16cid:durableId="1377313359">
+  <w:num w:numId="2">
     <w:abstractNumId w:val="19"/>
   </w:num>
-  <w:num w:numId="3" w16cid:durableId="820848521">
+  <w:num w:numId="3">
     <w:abstractNumId w:val="13"/>
   </w:num>
-  <w:num w:numId="4" w16cid:durableId="147328169">
+  <w:num w:numId="4">
     <w:abstractNumId w:val="16"/>
   </w:num>
-  <w:num w:numId="5" w16cid:durableId="648244956">
+  <w:num w:numId="5">
     <w:abstractNumId w:val="16"/>
   </w:num>
-  <w:num w:numId="6" w16cid:durableId="340085147">
+  <w:num w:numId="6">
     <w:abstractNumId w:val="16"/>
   </w:num>
-  <w:num w:numId="7" w16cid:durableId="587619406">
+  <w:num w:numId="7">
     <w:abstractNumId w:val="16"/>
   </w:num>
-  <w:num w:numId="8" w16cid:durableId="281035015">
+  <w:num w:numId="8">
     <w:abstractNumId w:val="18"/>
   </w:num>
-  <w:num w:numId="9" w16cid:durableId="1338312154">
+  <w:num w:numId="9">
     <w:abstractNumId w:val="20"/>
   </w:num>
-  <w:num w:numId="10" w16cid:durableId="1214999989">
+  <w:num w:numId="10">
     <w:abstractNumId w:val="15"/>
   </w:num>
-  <w:num w:numId="11" w16cid:durableId="1266499850">
+  <w:num w:numId="11">
     <w:abstractNumId w:val="12"/>
   </w:num>
-  <w:num w:numId="12" w16cid:durableId="1646425129">
+  <w:num w:numId="12">
     <w:abstractNumId w:val="11"/>
   </w:num>
-  <w:num w:numId="13" w16cid:durableId="1534878802">
+  <w:num w:numId="13">
     <w:abstractNumId w:val="0"/>
   </w:num>
-  <w:num w:numId="14" w16cid:durableId="78411376">
+  <w:num w:numId="14">
     <w:abstractNumId w:val="10"/>
   </w:num>
-  <w:num w:numId="15" w16cid:durableId="1495802839">
+  <w:num w:numId="15">
     <w:abstractNumId w:val="8"/>
   </w:num>
-  <w:num w:numId="16" w16cid:durableId="2090729491">
+  <w:num w:numId="16">
     <w:abstractNumId w:val="7"/>
   </w:num>
-  <w:num w:numId="17" w16cid:durableId="804392319">
+  <w:num w:numId="17">
     <w:abstractNumId w:val="6"/>
   </w:num>
-  <w:num w:numId="18" w16cid:durableId="822114874">
+  <w:num w:numId="18">
     <w:abstractNumId w:val="5"/>
   </w:num>
-  <w:num w:numId="19" w16cid:durableId="1465273205">
+  <w:num w:numId="19">
     <w:abstractNumId w:val="9"/>
   </w:num>
-  <w:num w:numId="20" w16cid:durableId="1676566226">
+  <w:num w:numId="20">
     <w:abstractNumId w:val="4"/>
   </w:num>
-  <w:num w:numId="21" w16cid:durableId="263538434">
+  <w:num w:numId="21">
     <w:abstractNumId w:val="3"/>
   </w:num>
-  <w:num w:numId="22" w16cid:durableId="1640112843">
+  <w:num w:numId="22">
     <w:abstractNumId w:val="2"/>
   </w:num>
-  <w:num w:numId="23" w16cid:durableId="251663597">
+  <w:num w:numId="23">
     <w:abstractNumId w:val="1"/>
   </w:num>
-  <w:num w:numId="24" w16cid:durableId="1495610865">
+  <w:num w:numId="24">
     <w:abstractNumId w:val="17"/>
   </w:num>
 </w:numbering>
 </file>
 
 <file path=word/styles.xml><?xml version="1.0" encoding="utf-8"?>
-<w:styles xmlns:mc="http://schemas.openxmlformats.org/markup-compatibility/2006" xmlns:r="http://purl.oclc.org/ooxml/officeDocument/relationships" xmlns:w="http://purl.oclc.org/ooxml/wordprocessingml/main" xmlns:w14="http://schemas.microsoft.com/office/word/2010/wordml" xmlns:w15="http://schemas.microsoft.com/office/word/2012/wordml" xmlns:w16cex="http://schemas.microsoft.com/office/word/2018/wordml/cex" xmlns:w16cid="http://schemas.microsoft.com/office/word/2016/wordml/cid" xmlns:w16="http://schemas.microsoft.com/office/word/2018/wordml" xmlns:w16du="http://schemas.microsoft.com/office/word/2023/wordml/word16du" xmlns:w16sdtdh="http://schemas.microsoft.com/office/word/2020/wordml/sdtdatahash" xmlns:w16se="http://schemas.microsoft.com/office/word/2015/wordml/symex" mc:Ignorable="w14 w15 w16se w16cid w16 w16cex w16sdtdh w16du">
+<w:styles xmlns:mc="http://schemas.openxmlformats.org/markup-compatibility/2006" xmlns:r="http://purl.oclc.org/ooxml/officeDocument/relationships" xmlns:w="http://purl.oclc.org/ooxml/wordprocessingml/main" xmlns:w14="http://schemas.microsoft.com/office/word/2010/wordml" xmlns:w15="http://schemas.microsoft.com/office/word/2012/wordml" xmlns:w16cex="http://schemas.microsoft.com/office/word/2018/wordml/cex" xmlns:w16cid="http://schemas.microsoft.com/office/word/2016/wordml/cid" xmlns:w16="http://schemas.microsoft.com/office/word/2018/wordml" xmlns:w16sdtdh="http://schemas.microsoft.com/office/word/2020/wordml/sdtdatahash" xmlns:w16se="http://schemas.microsoft.com/office/word/2015/wordml/symex" mc:Ignorable="w14 w15 w16se w16cid w16 w16cex w16sdtdh">
   <w:docDefaults>
     <w:rPrDefault>
       <w:rPr>
@@ -45959,6 +46375,7 @@
   <w:style w:type="character" w:default="1" w:styleId="DefaultParagraphFont">
     <w:name w:val="Default Paragraph Font"/>
     <w:uiPriority w:val="1"/>
+    <w:semiHidden/>
     <w:unhideWhenUsed/>
   </w:style>
   <w:style w:type="table" w:default="1" w:styleId="TableNormal">

--- a/Izvestaj/Predviđanje_performansi_NFL_igrača_putem_mašinskog_učenja_Milan_Jovkić_Uroš_Petrašković.docx
+++ b/Izvestaj/Predviđanje_performansi_NFL_igrača_putem_mašinskog_učenja_Milan_Jovkić_Uroš_Petrašković.docx
@@ -2877,27 +2877,14 @@
       <w:r>
         <w:t xml:space="preserve">Tabela </w:t>
       </w:r>
-      <w:r>
-        <w:fldChar w:fldCharType="begin"/>
-      </w:r>
-      <w:r>
-        <w:instrText xml:space="preserve"> SEQ Tabela \* ARABIC </w:instrText>
-      </w:r>
-      <w:r>
-        <w:fldChar w:fldCharType="separate"/>
-      </w:r>
-      <w:r>
-        <w:rPr>
-          <w:noProof/>
-        </w:rPr>
-        <w:t>1</w:t>
-      </w:r>
-      <w:r>
-        <w:rPr>
-          <w:noProof/>
-        </w:rPr>
-        <w:fldChar w:fldCharType="end"/>
-      </w:r>
+      <w:fldSimple w:instr=" SEQ Tabela \* ARABIC ">
+        <w:r>
+          <w:rPr>
+            <w:noProof/>
+          </w:rPr>
+          <w:t>1</w:t>
+        </w:r>
+      </w:fldSimple>
       <w:bookmarkEnd w:id="1"/>
       <w:r>
         <w:t xml:space="preserve"> Obim data seta</w:t>
@@ -3014,27 +3001,14 @@
       <w:r>
         <w:t xml:space="preserve">Slika </w:t>
       </w:r>
-      <w:r>
-        <w:fldChar w:fldCharType="begin"/>
-      </w:r>
-      <w:r>
-        <w:instrText xml:space="preserve"> SEQ Slika \* ARABIC </w:instrText>
-      </w:r>
-      <w:r>
-        <w:fldChar w:fldCharType="separate"/>
-      </w:r>
-      <w:r>
-        <w:rPr>
-          <w:noProof/>
-        </w:rPr>
-        <w:t>1</w:t>
-      </w:r>
-      <w:r>
-        <w:rPr>
-          <w:noProof/>
-        </w:rPr>
-        <w:fldChar w:fldCharType="end"/>
-      </w:r>
+      <w:fldSimple w:instr=" SEQ Slika \* ARABIC ">
+        <w:r>
+          <w:rPr>
+            <w:noProof/>
+          </w:rPr>
+          <w:t>1</w:t>
+        </w:r>
+      </w:fldSimple>
       <w:bookmarkEnd w:id="2"/>
       <w:r>
         <w:rPr>
@@ -3264,27 +3238,14 @@
       <w:r>
         <w:t xml:space="preserve">Slika </w:t>
       </w:r>
-      <w:r>
-        <w:fldChar w:fldCharType="begin"/>
-      </w:r>
-      <w:r>
-        <w:instrText xml:space="preserve"> SEQ Slika \* ARABIC </w:instrText>
-      </w:r>
-      <w:r>
-        <w:fldChar w:fldCharType="separate"/>
-      </w:r>
-      <w:r>
-        <w:rPr>
-          <w:noProof/>
-        </w:rPr>
-        <w:t>2</w:t>
-      </w:r>
-      <w:r>
-        <w:rPr>
-          <w:noProof/>
-        </w:rPr>
-        <w:fldChar w:fldCharType="end"/>
-      </w:r>
+      <w:fldSimple w:instr=" SEQ Slika \* ARABIC ">
+        <w:r>
+          <w:rPr>
+            <w:noProof/>
+          </w:rPr>
+          <w:t>2</w:t>
+        </w:r>
+      </w:fldSimple>
       <w:bookmarkEnd w:id="3"/>
       <w:r>
         <w:t xml:space="preserve"> </w:t>
@@ -3466,27 +3427,14 @@
       <w:r>
         <w:t xml:space="preserve">Slika </w:t>
       </w:r>
-      <w:r>
-        <w:fldChar w:fldCharType="begin"/>
-      </w:r>
-      <w:r>
-        <w:instrText xml:space="preserve"> SEQ Slika \* ARABIC </w:instrText>
-      </w:r>
-      <w:r>
-        <w:fldChar w:fldCharType="separate"/>
-      </w:r>
-      <w:r>
-        <w:rPr>
-          <w:noProof/>
-        </w:rPr>
-        <w:t>3</w:t>
-      </w:r>
-      <w:r>
-        <w:rPr>
-          <w:noProof/>
-        </w:rPr>
-        <w:fldChar w:fldCharType="end"/>
-      </w:r>
+      <w:fldSimple w:instr=" SEQ Slika \* ARABIC ">
+        <w:r>
+          <w:rPr>
+            <w:noProof/>
+          </w:rPr>
+          <w:t>3</w:t>
+        </w:r>
+      </w:fldSimple>
       <w:bookmarkEnd w:id="4"/>
       <w:r>
         <w:t xml:space="preserve"> </w:t>
@@ -3666,27 +3614,14 @@
       <w:r>
         <w:t xml:space="preserve">Slika </w:t>
       </w:r>
-      <w:r>
-        <w:fldChar w:fldCharType="begin"/>
-      </w:r>
-      <w:r>
-        <w:instrText xml:space="preserve"> SEQ Slika \* ARABIC </w:instrText>
-      </w:r>
-      <w:r>
-        <w:fldChar w:fldCharType="separate"/>
-      </w:r>
-      <w:r>
-        <w:rPr>
-          <w:noProof/>
-        </w:rPr>
-        <w:t>4</w:t>
-      </w:r>
-      <w:r>
-        <w:rPr>
-          <w:noProof/>
-        </w:rPr>
-        <w:fldChar w:fldCharType="end"/>
-      </w:r>
+      <w:fldSimple w:instr=" SEQ Slika \* ARABIC ">
+        <w:r>
+          <w:rPr>
+            <w:noProof/>
+          </w:rPr>
+          <w:t>4</w:t>
+        </w:r>
+      </w:fldSimple>
       <w:bookmarkEnd w:id="5"/>
       <w:r>
         <w:t xml:space="preserve"> </w:t>
@@ -3946,27 +3881,14 @@
       <w:r>
         <w:t xml:space="preserve">Slika </w:t>
       </w:r>
-      <w:r>
-        <w:fldChar w:fldCharType="begin"/>
-      </w:r>
-      <w:r>
-        <w:instrText xml:space="preserve"> SEQ Slika \* ARABIC </w:instrText>
-      </w:r>
-      <w:r>
-        <w:fldChar w:fldCharType="separate"/>
-      </w:r>
-      <w:r>
-        <w:rPr>
-          <w:noProof/>
-        </w:rPr>
-        <w:t>5</w:t>
-      </w:r>
-      <w:r>
-        <w:rPr>
-          <w:noProof/>
-        </w:rPr>
-        <w:fldChar w:fldCharType="end"/>
-      </w:r>
+      <w:fldSimple w:instr=" SEQ Slika \* ARABIC ">
+        <w:r>
+          <w:rPr>
+            <w:noProof/>
+          </w:rPr>
+          <w:t>5</w:t>
+        </w:r>
+      </w:fldSimple>
       <w:bookmarkEnd w:id="6"/>
       <w:r>
         <w:t xml:space="preserve"> </w:t>
@@ -4352,27 +4274,14 @@
       <w:r>
         <w:t xml:space="preserve">Slika </w:t>
       </w:r>
-      <w:r>
-        <w:fldChar w:fldCharType="begin"/>
-      </w:r>
-      <w:r>
-        <w:instrText xml:space="preserve"> SEQ Slika \* ARABIC </w:instrText>
-      </w:r>
-      <w:r>
-        <w:fldChar w:fldCharType="separate"/>
-      </w:r>
-      <w:r>
-        <w:rPr>
-          <w:noProof/>
-        </w:rPr>
-        <w:t>6</w:t>
-      </w:r>
-      <w:r>
-        <w:rPr>
-          <w:noProof/>
-        </w:rPr>
-        <w:fldChar w:fldCharType="end"/>
-      </w:r>
+      <w:fldSimple w:instr=" SEQ Slika \* ARABIC ">
+        <w:r>
+          <w:rPr>
+            <w:noProof/>
+          </w:rPr>
+          <w:t>6</w:t>
+        </w:r>
+      </w:fldSimple>
       <w:bookmarkEnd w:id="7"/>
       <w:r>
         <w:t xml:space="preserve"> </w:t>
@@ -4773,27 +4682,14 @@
       <w:r>
         <w:t xml:space="preserve">Slika </w:t>
       </w:r>
-      <w:r>
-        <w:fldChar w:fldCharType="begin"/>
-      </w:r>
-      <w:r>
-        <w:instrText xml:space="preserve"> SEQ Slika \* ARABIC </w:instrText>
-      </w:r>
-      <w:r>
-        <w:fldChar w:fldCharType="separate"/>
-      </w:r>
-      <w:r>
-        <w:rPr>
-          <w:noProof/>
-        </w:rPr>
-        <w:t>7</w:t>
-      </w:r>
-      <w:r>
-        <w:rPr>
-          <w:noProof/>
-        </w:rPr>
-        <w:fldChar w:fldCharType="end"/>
-      </w:r>
+      <w:fldSimple w:instr=" SEQ Slika \* ARABIC ">
+        <w:r>
+          <w:rPr>
+            <w:noProof/>
+          </w:rPr>
+          <w:t>7</w:t>
+        </w:r>
+      </w:fldSimple>
       <w:bookmarkEnd w:id="8"/>
       <w:r>
         <w:t xml:space="preserve"> </w:t>
@@ -4861,27 +4757,14 @@
       <w:r>
         <w:t xml:space="preserve">Slika </w:t>
       </w:r>
-      <w:r>
-        <w:fldChar w:fldCharType="begin"/>
-      </w:r>
-      <w:r>
-        <w:instrText xml:space="preserve"> SEQ Slika \* ARABIC </w:instrText>
-      </w:r>
-      <w:r>
-        <w:fldChar w:fldCharType="separate"/>
-      </w:r>
-      <w:r>
-        <w:rPr>
-          <w:noProof/>
-        </w:rPr>
-        <w:t>8</w:t>
-      </w:r>
-      <w:r>
-        <w:rPr>
-          <w:noProof/>
-        </w:rPr>
-        <w:fldChar w:fldCharType="end"/>
-      </w:r>
+      <w:fldSimple w:instr=" SEQ Slika \* ARABIC ">
+        <w:r>
+          <w:rPr>
+            <w:noProof/>
+          </w:rPr>
+          <w:t>8</w:t>
+        </w:r>
+      </w:fldSimple>
       <w:bookmarkEnd w:id="9"/>
       <w:r>
         <w:t xml:space="preserve"> </w:t>
@@ -6346,27 +6229,14 @@
       <w:r>
         <w:t xml:space="preserve">Tabela </w:t>
       </w:r>
-      <w:r>
-        <w:fldChar w:fldCharType="begin"/>
-      </w:r>
-      <w:r>
-        <w:instrText xml:space="preserve"> SEQ Tabela \* ARABIC </w:instrText>
-      </w:r>
-      <w:r>
-        <w:fldChar w:fldCharType="separate"/>
-      </w:r>
-      <w:r>
-        <w:rPr>
-          <w:noProof/>
-        </w:rPr>
-        <w:t>2</w:t>
-      </w:r>
-      <w:r>
-        <w:rPr>
-          <w:noProof/>
-        </w:rPr>
-        <w:fldChar w:fldCharType="end"/>
-      </w:r>
+      <w:fldSimple w:instr=" SEQ Tabela \* ARABIC ">
+        <w:r>
+          <w:rPr>
+            <w:noProof/>
+          </w:rPr>
+          <w:t>2</w:t>
+        </w:r>
+      </w:fldSimple>
       <w:bookmarkEnd w:id="10"/>
       <w:r>
         <w:t xml:space="preserve"> GirdSearch QB</w:t>
@@ -7043,27 +6913,14 @@
       <w:r>
         <w:t xml:space="preserve">Tabela </w:t>
       </w:r>
-      <w:r>
-        <w:fldChar w:fldCharType="begin"/>
-      </w:r>
-      <w:r>
-        <w:instrText xml:space="preserve"> SEQ Tabela \* ARABIC </w:instrText>
-      </w:r>
-      <w:r>
-        <w:fldChar w:fldCharType="separate"/>
-      </w:r>
-      <w:r>
-        <w:rPr>
-          <w:noProof/>
-        </w:rPr>
-        <w:t>3</w:t>
-      </w:r>
-      <w:r>
-        <w:rPr>
-          <w:noProof/>
-        </w:rPr>
-        <w:fldChar w:fldCharType="end"/>
-      </w:r>
+      <w:fldSimple w:instr=" SEQ Tabela \* ARABIC ">
+        <w:r>
+          <w:rPr>
+            <w:noProof/>
+          </w:rPr>
+          <w:t>3</w:t>
+        </w:r>
+      </w:fldSimple>
       <w:bookmarkEnd w:id="11"/>
       <w:r>
         <w:t xml:space="preserve"> </w:t>
@@ -7742,27 +7599,14 @@
       <w:r>
         <w:t xml:space="preserve">Tabela </w:t>
       </w:r>
-      <w:r>
-        <w:fldChar w:fldCharType="begin"/>
-      </w:r>
-      <w:r>
-        <w:instrText xml:space="preserve"> SEQ Tabela \* ARABIC </w:instrText>
-      </w:r>
-      <w:r>
-        <w:fldChar w:fldCharType="separate"/>
-      </w:r>
-      <w:r>
-        <w:rPr>
-          <w:noProof/>
-        </w:rPr>
-        <w:t>4</w:t>
-      </w:r>
-      <w:r>
-        <w:rPr>
-          <w:noProof/>
-        </w:rPr>
-        <w:fldChar w:fldCharType="end"/>
-      </w:r>
+      <w:fldSimple w:instr=" SEQ Tabela \* ARABIC ">
+        <w:r>
+          <w:rPr>
+            <w:noProof/>
+          </w:rPr>
+          <w:t>4</w:t>
+        </w:r>
+      </w:fldSimple>
       <w:bookmarkEnd w:id="12"/>
       <w:r>
         <w:t xml:space="preserve"> </w:t>
@@ -8441,27 +8285,14 @@
       <w:r>
         <w:t xml:space="preserve">Tabela </w:t>
       </w:r>
-      <w:r>
-        <w:fldChar w:fldCharType="begin"/>
-      </w:r>
-      <w:r>
-        <w:instrText xml:space="preserve"> SEQ Tabela \* ARABIC </w:instrText>
-      </w:r>
-      <w:r>
-        <w:fldChar w:fldCharType="separate"/>
-      </w:r>
-      <w:r>
-        <w:rPr>
-          <w:noProof/>
-        </w:rPr>
-        <w:t>5</w:t>
-      </w:r>
-      <w:r>
-        <w:rPr>
-          <w:noProof/>
-        </w:rPr>
-        <w:fldChar w:fldCharType="end"/>
-      </w:r>
+      <w:fldSimple w:instr=" SEQ Tabela \* ARABIC ">
+        <w:r>
+          <w:rPr>
+            <w:noProof/>
+          </w:rPr>
+          <w:t>5</w:t>
+        </w:r>
+      </w:fldSimple>
       <w:bookmarkEnd w:id="13"/>
       <w:r>
         <w:t xml:space="preserve"> </w:t>
@@ -9290,27 +9121,14 @@
       <w:r>
         <w:t xml:space="preserve">Tabela </w:t>
       </w:r>
-      <w:r>
-        <w:fldChar w:fldCharType="begin"/>
-      </w:r>
-      <w:r>
-        <w:instrText xml:space="preserve"> SEQ Tabela \* ARABIC </w:instrText>
-      </w:r>
-      <w:r>
-        <w:fldChar w:fldCharType="separate"/>
-      </w:r>
-      <w:r>
-        <w:rPr>
-          <w:noProof/>
-        </w:rPr>
-        <w:t>6</w:t>
-      </w:r>
-      <w:r>
-        <w:rPr>
-          <w:noProof/>
-        </w:rPr>
-        <w:fldChar w:fldCharType="end"/>
-      </w:r>
+      <w:fldSimple w:instr=" SEQ Tabela \* ARABIC ">
+        <w:r>
+          <w:rPr>
+            <w:noProof/>
+          </w:rPr>
+          <w:t>6</w:t>
+        </w:r>
+      </w:fldSimple>
       <w:bookmarkEnd w:id="14"/>
       <w:r>
         <w:t xml:space="preserve"> </w:t>
@@ -9919,27 +9737,14 @@
       <w:r>
         <w:t xml:space="preserve">Tabela </w:t>
       </w:r>
-      <w:r>
-        <w:fldChar w:fldCharType="begin"/>
-      </w:r>
-      <w:r>
-        <w:instrText xml:space="preserve"> SEQ Tabela \* ARABIC </w:instrText>
-      </w:r>
-      <w:r>
-        <w:fldChar w:fldCharType="separate"/>
-      </w:r>
-      <w:r>
-        <w:rPr>
-          <w:noProof/>
-        </w:rPr>
-        <w:t>7</w:t>
-      </w:r>
-      <w:r>
-        <w:rPr>
-          <w:noProof/>
-        </w:rPr>
-        <w:fldChar w:fldCharType="end"/>
-      </w:r>
+      <w:fldSimple w:instr=" SEQ Tabela \* ARABIC ">
+        <w:r>
+          <w:rPr>
+            <w:noProof/>
+          </w:rPr>
+          <w:t>7</w:t>
+        </w:r>
+      </w:fldSimple>
       <w:bookmarkEnd w:id="15"/>
       <w:r>
         <w:t xml:space="preserve"> </w:t>
@@ -10548,27 +10353,14 @@
       <w:r>
         <w:t xml:space="preserve">Tabela </w:t>
       </w:r>
-      <w:r>
-        <w:fldChar w:fldCharType="begin"/>
-      </w:r>
-      <w:r>
-        <w:instrText xml:space="preserve"> SEQ Tabela \* ARABIC </w:instrText>
-      </w:r>
-      <w:r>
-        <w:fldChar w:fldCharType="separate"/>
-      </w:r>
-      <w:r>
-        <w:rPr>
-          <w:noProof/>
-        </w:rPr>
-        <w:t>8</w:t>
-      </w:r>
-      <w:r>
-        <w:rPr>
-          <w:noProof/>
-        </w:rPr>
-        <w:fldChar w:fldCharType="end"/>
-      </w:r>
+      <w:fldSimple w:instr=" SEQ Tabela \* ARABIC ">
+        <w:r>
+          <w:rPr>
+            <w:noProof/>
+          </w:rPr>
+          <w:t>8</w:t>
+        </w:r>
+      </w:fldSimple>
       <w:bookmarkEnd w:id="16"/>
       <w:r>
         <w:t xml:space="preserve"> </w:t>
@@ -11177,27 +10969,14 @@
       <w:r>
         <w:t xml:space="preserve">Tabela </w:t>
       </w:r>
-      <w:r>
-        <w:fldChar w:fldCharType="begin"/>
-      </w:r>
-      <w:r>
-        <w:instrText xml:space="preserve"> SEQ Tabela \* ARABIC </w:instrText>
-      </w:r>
-      <w:r>
-        <w:fldChar w:fldCharType="separate"/>
-      </w:r>
-      <w:r>
-        <w:rPr>
-          <w:noProof/>
-        </w:rPr>
-        <w:t>9</w:t>
-      </w:r>
-      <w:r>
-        <w:rPr>
-          <w:noProof/>
-        </w:rPr>
-        <w:fldChar w:fldCharType="end"/>
-      </w:r>
+      <w:fldSimple w:instr=" SEQ Tabela \* ARABIC ">
+        <w:r>
+          <w:rPr>
+            <w:noProof/>
+          </w:rPr>
+          <w:t>9</w:t>
+        </w:r>
+      </w:fldSimple>
       <w:bookmarkEnd w:id="17"/>
       <w:r>
         <w:t xml:space="preserve"> </w:t>
@@ -14410,27 +14189,14 @@
       <w:r>
         <w:t xml:space="preserve">Tabela </w:t>
       </w:r>
-      <w:r>
-        <w:fldChar w:fldCharType="begin"/>
-      </w:r>
-      <w:r>
-        <w:instrText xml:space="preserve"> SEQ Tabela \* ARABIC </w:instrText>
-      </w:r>
-      <w:r>
-        <w:fldChar w:fldCharType="separate"/>
-      </w:r>
-      <w:r>
-        <w:rPr>
-          <w:noProof/>
-        </w:rPr>
-        <w:t>10</w:t>
-      </w:r>
-      <w:r>
-        <w:rPr>
-          <w:noProof/>
-        </w:rPr>
-        <w:fldChar w:fldCharType="end"/>
-      </w:r>
+      <w:fldSimple w:instr=" SEQ Tabela \* ARABIC ">
+        <w:r>
+          <w:rPr>
+            <w:noProof/>
+          </w:rPr>
+          <w:t>10</w:t>
+        </w:r>
+      </w:fldSimple>
       <w:bookmarkEnd w:id="18"/>
       <w:r>
         <w:t xml:space="preserve"> QB rezultati modela za različite optimizacione strategije</w:t>
@@ -17437,27 +17203,14 @@
       <w:r>
         <w:t xml:space="preserve">Tabela </w:t>
       </w:r>
-      <w:r>
-        <w:fldChar w:fldCharType="begin"/>
-      </w:r>
-      <w:r>
-        <w:instrText xml:space="preserve"> SEQ Tabela \* ARABIC </w:instrText>
-      </w:r>
-      <w:r>
-        <w:fldChar w:fldCharType="separate"/>
-      </w:r>
-      <w:r>
-        <w:rPr>
-          <w:noProof/>
-        </w:rPr>
-        <w:t>11</w:t>
-      </w:r>
-      <w:r>
-        <w:rPr>
-          <w:noProof/>
-        </w:rPr>
-        <w:fldChar w:fldCharType="end"/>
-      </w:r>
+      <w:fldSimple w:instr=" SEQ Tabela \* ARABIC ">
+        <w:r>
+          <w:rPr>
+            <w:noProof/>
+          </w:rPr>
+          <w:t>11</w:t>
+        </w:r>
+      </w:fldSimple>
       <w:bookmarkEnd w:id="19"/>
       <w:r>
         <w:t xml:space="preserve"> RB </w:t>
@@ -20546,27 +20299,14 @@
       <w:r>
         <w:t xml:space="preserve">Tabela </w:t>
       </w:r>
-      <w:r>
-        <w:fldChar w:fldCharType="begin"/>
-      </w:r>
-      <w:r>
-        <w:instrText xml:space="preserve"> SEQ Tabela \* ARABIC </w:instrText>
-      </w:r>
-      <w:r>
-        <w:fldChar w:fldCharType="separate"/>
-      </w:r>
-      <w:r>
-        <w:rPr>
-          <w:noProof/>
-        </w:rPr>
-        <w:t>12</w:t>
-      </w:r>
-      <w:r>
-        <w:rPr>
-          <w:noProof/>
-        </w:rPr>
-        <w:fldChar w:fldCharType="end"/>
-      </w:r>
+      <w:fldSimple w:instr=" SEQ Tabela \* ARABIC ">
+        <w:r>
+          <w:rPr>
+            <w:noProof/>
+          </w:rPr>
+          <w:t>12</w:t>
+        </w:r>
+      </w:fldSimple>
       <w:bookmarkEnd w:id="20"/>
       <w:r>
         <w:t xml:space="preserve"> TE </w:t>
@@ -23575,27 +23315,14 @@
       <w:r>
         <w:t xml:space="preserve">Tabela </w:t>
       </w:r>
-      <w:r>
-        <w:fldChar w:fldCharType="begin"/>
-      </w:r>
-      <w:r>
-        <w:instrText xml:space="preserve"> SEQ Tabela \* ARABIC </w:instrText>
-      </w:r>
-      <w:r>
-        <w:fldChar w:fldCharType="separate"/>
-      </w:r>
-      <w:r>
-        <w:rPr>
-          <w:noProof/>
-        </w:rPr>
-        <w:t>13</w:t>
-      </w:r>
-      <w:r>
-        <w:rPr>
-          <w:noProof/>
-        </w:rPr>
-        <w:fldChar w:fldCharType="end"/>
-      </w:r>
+      <w:fldSimple w:instr=" SEQ Tabela \* ARABIC ">
+        <w:r>
+          <w:rPr>
+            <w:noProof/>
+          </w:rPr>
+          <w:t>13</w:t>
+        </w:r>
+      </w:fldSimple>
       <w:bookmarkEnd w:id="21"/>
       <w:r>
         <w:t xml:space="preserve"> WR </w:t>
@@ -25663,27 +25390,14 @@
       <w:r>
         <w:t xml:space="preserve">Tabela </w:t>
       </w:r>
-      <w:r>
-        <w:fldChar w:fldCharType="begin"/>
-      </w:r>
-      <w:r>
-        <w:instrText xml:space="preserve"> SEQ Tabela \* ARABIC </w:instrText>
-      </w:r>
-      <w:r>
-        <w:fldChar w:fldCharType="separate"/>
-      </w:r>
-      <w:r>
-        <w:rPr>
-          <w:noProof/>
-        </w:rPr>
-        <w:t>14</w:t>
-      </w:r>
-      <w:r>
-        <w:rPr>
-          <w:noProof/>
-        </w:rPr>
-        <w:fldChar w:fldCharType="end"/>
-      </w:r>
+      <w:fldSimple w:instr=" SEQ Tabela \* ARABIC ">
+        <w:r>
+          <w:rPr>
+            <w:noProof/>
+          </w:rPr>
+          <w:t>14</w:t>
+        </w:r>
+      </w:fldSimple>
       <w:bookmarkEnd w:id="23"/>
       <w:r>
         <w:t xml:space="preserve"> QB RMSE rezultati za walk forward validaciju</w:t>
@@ -27327,27 +27041,14 @@
       <w:r>
         <w:t xml:space="preserve">Tabela </w:t>
       </w:r>
-      <w:r>
-        <w:fldChar w:fldCharType="begin"/>
-      </w:r>
-      <w:r>
-        <w:instrText xml:space="preserve"> SEQ Tabela \* ARABIC </w:instrText>
-      </w:r>
-      <w:r>
-        <w:fldChar w:fldCharType="separate"/>
-      </w:r>
-      <w:r>
-        <w:rPr>
-          <w:noProof/>
-        </w:rPr>
-        <w:t>15</w:t>
-      </w:r>
-      <w:r>
-        <w:rPr>
-          <w:noProof/>
-        </w:rPr>
-        <w:fldChar w:fldCharType="end"/>
-      </w:r>
+      <w:fldSimple w:instr=" SEQ Tabela \* ARABIC ">
+        <w:r>
+          <w:rPr>
+            <w:noProof/>
+          </w:rPr>
+          <w:t>15</w:t>
+        </w:r>
+      </w:fldSimple>
       <w:bookmarkEnd w:id="24"/>
       <w:r>
         <w:t xml:space="preserve"> </w:t>
@@ -29266,27 +28967,14 @@
       <w:r>
         <w:t xml:space="preserve">Tabela </w:t>
       </w:r>
-      <w:r>
-        <w:fldChar w:fldCharType="begin"/>
-      </w:r>
-      <w:r>
-        <w:instrText xml:space="preserve"> SEQ Tabela \* ARABIC </w:instrText>
-      </w:r>
-      <w:r>
-        <w:fldChar w:fldCharType="separate"/>
-      </w:r>
-      <w:r>
-        <w:rPr>
-          <w:noProof/>
-        </w:rPr>
-        <w:t>16</w:t>
-      </w:r>
-      <w:r>
-        <w:rPr>
-          <w:noProof/>
-        </w:rPr>
-        <w:fldChar w:fldCharType="end"/>
-      </w:r>
+      <w:fldSimple w:instr=" SEQ Tabela \* ARABIC ">
+        <w:r>
+          <w:rPr>
+            <w:noProof/>
+          </w:rPr>
+          <w:t>16</w:t>
+        </w:r>
+      </w:fldSimple>
       <w:bookmarkEnd w:id="25"/>
       <w:r>
         <w:t xml:space="preserve"> RB</w:t>
@@ -30933,27 +30621,14 @@
       <w:r>
         <w:t xml:space="preserve">Tabela </w:t>
       </w:r>
-      <w:r>
-        <w:fldChar w:fldCharType="begin"/>
-      </w:r>
-      <w:r>
-        <w:instrText xml:space="preserve"> SEQ Tabela \* ARABIC </w:instrText>
-      </w:r>
-      <w:r>
-        <w:fldChar w:fldCharType="separate"/>
-      </w:r>
-      <w:r>
-        <w:rPr>
-          <w:noProof/>
-        </w:rPr>
-        <w:t>17</w:t>
-      </w:r>
-      <w:r>
-        <w:rPr>
-          <w:noProof/>
-        </w:rPr>
-        <w:fldChar w:fldCharType="end"/>
-      </w:r>
+      <w:fldSimple w:instr=" SEQ Tabela \* ARABIC ">
+        <w:r>
+          <w:rPr>
+            <w:noProof/>
+          </w:rPr>
+          <w:t>17</w:t>
+        </w:r>
+      </w:fldSimple>
       <w:bookmarkEnd w:id="26"/>
       <w:r>
         <w:t xml:space="preserve"> RB </w:t>
@@ -32867,27 +32542,14 @@
       <w:r>
         <w:t xml:space="preserve">Tabela </w:t>
       </w:r>
-      <w:r>
-        <w:fldChar w:fldCharType="begin"/>
-      </w:r>
-      <w:r>
-        <w:instrText xml:space="preserve"> SEQ Tabela \* ARABIC </w:instrText>
-      </w:r>
-      <w:r>
-        <w:fldChar w:fldCharType="separate"/>
-      </w:r>
-      <w:r>
-        <w:rPr>
-          <w:noProof/>
-        </w:rPr>
-        <w:t>18</w:t>
-      </w:r>
-      <w:r>
-        <w:rPr>
-          <w:noProof/>
-        </w:rPr>
-        <w:fldChar w:fldCharType="end"/>
-      </w:r>
+      <w:fldSimple w:instr=" SEQ Tabela \* ARABIC ">
+        <w:r>
+          <w:rPr>
+            <w:noProof/>
+          </w:rPr>
+          <w:t>18</w:t>
+        </w:r>
+      </w:fldSimple>
       <w:bookmarkEnd w:id="27"/>
       <w:r>
         <w:t xml:space="preserve"> TE </w:t>
@@ -34534,27 +34196,14 @@
       <w:r>
         <w:t xml:space="preserve">Tabela </w:t>
       </w:r>
-      <w:r>
-        <w:fldChar w:fldCharType="begin"/>
-      </w:r>
-      <w:r>
-        <w:instrText xml:space="preserve"> SEQ Tabela \* ARABIC </w:instrText>
-      </w:r>
-      <w:r>
-        <w:fldChar w:fldCharType="separate"/>
-      </w:r>
-      <w:r>
-        <w:rPr>
-          <w:noProof/>
-        </w:rPr>
-        <w:t>19</w:t>
-      </w:r>
-      <w:r>
-        <w:rPr>
-          <w:noProof/>
-        </w:rPr>
-        <w:fldChar w:fldCharType="end"/>
-      </w:r>
+      <w:fldSimple w:instr=" SEQ Tabela \* ARABIC ">
+        <w:r>
+          <w:rPr>
+            <w:noProof/>
+          </w:rPr>
+          <w:t>19</w:t>
+        </w:r>
+      </w:fldSimple>
       <w:bookmarkEnd w:id="28"/>
       <w:r>
         <w:t xml:space="preserve"> TE </w:t>
@@ -36446,27 +36095,14 @@
       <w:r>
         <w:t xml:space="preserve">Tabela </w:t>
       </w:r>
-      <w:r>
-        <w:fldChar w:fldCharType="begin"/>
-      </w:r>
-      <w:r>
-        <w:instrText xml:space="preserve"> SEQ Tabela \* ARABIC </w:instrText>
-      </w:r>
-      <w:r>
-        <w:fldChar w:fldCharType="separate"/>
-      </w:r>
-      <w:r>
-        <w:rPr>
-          <w:noProof/>
-        </w:rPr>
-        <w:t>20</w:t>
-      </w:r>
-      <w:r>
-        <w:rPr>
-          <w:noProof/>
-        </w:rPr>
-        <w:fldChar w:fldCharType="end"/>
-      </w:r>
+      <w:fldSimple w:instr=" SEQ Tabela \* ARABIC ">
+        <w:r>
+          <w:rPr>
+            <w:noProof/>
+          </w:rPr>
+          <w:t>20</w:t>
+        </w:r>
+      </w:fldSimple>
       <w:bookmarkEnd w:id="29"/>
       <w:r>
         <w:t xml:space="preserve"> WR </w:t>
@@ -38113,27 +37749,14 @@
       <w:r>
         <w:t xml:space="preserve">Tabela </w:t>
       </w:r>
-      <w:r>
-        <w:fldChar w:fldCharType="begin"/>
-      </w:r>
-      <w:r>
-        <w:instrText xml:space="preserve"> SEQ Tabela \* ARABIC </w:instrText>
-      </w:r>
-      <w:r>
-        <w:fldChar w:fldCharType="separate"/>
-      </w:r>
-      <w:r>
-        <w:rPr>
-          <w:noProof/>
-        </w:rPr>
-        <w:t>21</w:t>
-      </w:r>
-      <w:r>
-        <w:rPr>
-          <w:noProof/>
-        </w:rPr>
-        <w:fldChar w:fldCharType="end"/>
-      </w:r>
+      <w:fldSimple w:instr=" SEQ Tabela \* ARABIC ">
+        <w:r>
+          <w:rPr>
+            <w:noProof/>
+          </w:rPr>
+          <w:t>21</w:t>
+        </w:r>
+      </w:fldSimple>
       <w:bookmarkEnd w:id="30"/>
       <w:r>
         <w:t xml:space="preserve"> WR </w:t>
@@ -38191,7 +37814,119 @@
         <w:rPr>
           <w:lang w:val="en-US"/>
         </w:rPr>
-        <w:t xml:space="preserve">Kretanje loss funkcije kroz etape praćeno je isključivo za XGBoost i LightGBM modele. Razlog tome leži u prirodi ovih algoritama, radi se o sekvencijalnim boosting metodama koje u svakoj etapi dodaju novo stablo i minimizuju grešku na preostalim rezidualima, što omogućava praćenje train i test RMSE kroz iteracije. Ostali primenjeni modeli ne poseduju ovu osobinu: linearni modeli (Ridge, Lasso, ElasticNet) imaju zatvoreno analitičko rešenje bez iterativnog treninga, Random Forest gradi stabla nezavisno paralelno (bagging) bez sekvencijalnog učenja, dok kNN uopšte nema fazu treninga u klasičnom smislu. </w:t>
+        <w:t xml:space="preserve">Kretanje </w:t>
+      </w:r>
+      <w:r>
+        <w:rPr>
+          <w:i/>
+          <w:iCs/>
+          <w:lang w:val="en-US"/>
+        </w:rPr>
+        <w:t>loss</w:t>
+      </w:r>
+      <w:r>
+        <w:rPr>
+          <w:lang w:val="en-US"/>
+        </w:rPr>
+        <w:t xml:space="preserve"> funkcije kroz etape praćeno je isključivo za </w:t>
+      </w:r>
+      <w:r>
+        <w:rPr>
+          <w:i/>
+          <w:iCs/>
+          <w:lang w:val="en-US"/>
+        </w:rPr>
+        <w:t>XGBoost</w:t>
+      </w:r>
+      <w:r>
+        <w:rPr>
+          <w:lang w:val="en-US"/>
+        </w:rPr>
+        <w:t xml:space="preserve"> i </w:t>
+      </w:r>
+      <w:r>
+        <w:rPr>
+          <w:i/>
+          <w:iCs/>
+          <w:lang w:val="en-US"/>
+        </w:rPr>
+        <w:t>LightGBM</w:t>
+      </w:r>
+      <w:r>
+        <w:rPr>
+          <w:lang w:val="en-US"/>
+        </w:rPr>
+        <w:t xml:space="preserve"> modele. Razlog tome leži u prirodi ovih algoritama, radi se o sekvencijalnim boosting metodama koje u svakoj etapi dodaju novo stablo i minimizuju grešku na preostalim rezidualima, što omogućava praćenje train i test </w:t>
+      </w:r>
+      <w:r>
+        <w:rPr>
+          <w:i/>
+          <w:iCs/>
+          <w:lang w:val="en-US"/>
+        </w:rPr>
+        <w:t>RMSE</w:t>
+      </w:r>
+      <w:r>
+        <w:rPr>
+          <w:lang w:val="en-US"/>
+        </w:rPr>
+        <w:t xml:space="preserve"> kroz iteracije. Ostali primenjeni modeli ne poseduju ovu osobinu: linearni modeli (</w:t>
+      </w:r>
+      <w:r>
+        <w:rPr>
+          <w:i/>
+          <w:iCs/>
+          <w:lang w:val="en-US"/>
+        </w:rPr>
+        <w:t>Ridge, Lasso, ElasticNet</w:t>
+      </w:r>
+      <w:r>
+        <w:rPr>
+          <w:lang w:val="en-US"/>
+        </w:rPr>
+        <w:t xml:space="preserve">) imaju zatvoreno analitičko rešenje bez iterativnog treninga, </w:t>
+      </w:r>
+      <w:r>
+        <w:rPr>
+          <w:i/>
+          <w:iCs/>
+          <w:lang w:val="en-US"/>
+        </w:rPr>
+        <w:t>Random Forest</w:t>
+      </w:r>
+      <w:r>
+        <w:rPr>
+          <w:lang w:val="en-US"/>
+        </w:rPr>
+        <w:t xml:space="preserve"> gradi stabla nezavisno paralelno (</w:t>
+      </w:r>
+      <w:r>
+        <w:rPr>
+          <w:i/>
+          <w:iCs/>
+          <w:lang w:val="en-US"/>
+        </w:rPr>
+        <w:t>bagging</w:t>
+      </w:r>
+      <w:r>
+        <w:rPr>
+          <w:lang w:val="en-US"/>
+        </w:rPr>
+        <w:t xml:space="preserve">) bez sekvencijalnog učenja, dok </w:t>
+      </w:r>
+      <w:r>
+        <w:rPr>
+          <w:i/>
+          <w:iCs/>
+          <w:lang w:val="en-US"/>
+        </w:rPr>
+        <w:t>kNN</w:t>
+      </w:r>
+      <w:r>
+        <w:rPr>
+          <w:lang w:val="en-US"/>
+        </w:rPr>
+        <w:t xml:space="preserve"> uopšte nema fazu treninga u klasičnom smislu. </w:t>
       </w:r>
     </w:p>
     <w:p>
@@ -38261,7 +37996,63 @@
         <w:rPr>
           <w:lang w:val="en-US"/>
         </w:rPr>
-        <w:t xml:space="preserve"> tok loss funkcije za XGBoost i LightGBM na WR poziciji. Može se uočiti blagi underfitting, train i test krive su bliske jedna drugoj i obe nastavljaju da opadaju do kraja posmatranog broja etapa, bez jasnog minimuma test greške, što ukazuje da modeli nisu dostigli svoj optimalni kapacitet. </w:t>
+        <w:t xml:space="preserve"> tok </w:t>
+      </w:r>
+      <w:r>
+        <w:rPr>
+          <w:i/>
+          <w:iCs/>
+          <w:lang w:val="en-US"/>
+        </w:rPr>
+        <w:t>loss</w:t>
+      </w:r>
+      <w:r>
+        <w:rPr>
+          <w:lang w:val="en-US"/>
+        </w:rPr>
+        <w:t xml:space="preserve"> funkcije za </w:t>
+      </w:r>
+      <w:r>
+        <w:rPr>
+          <w:i/>
+          <w:iCs/>
+          <w:lang w:val="en-US"/>
+        </w:rPr>
+        <w:t>XGBoost</w:t>
+      </w:r>
+      <w:r>
+        <w:rPr>
+          <w:lang w:val="en-US"/>
+        </w:rPr>
+        <w:t xml:space="preserve"> i </w:t>
+      </w:r>
+      <w:r>
+        <w:rPr>
+          <w:i/>
+          <w:iCs/>
+          <w:lang w:val="en-US"/>
+        </w:rPr>
+        <w:t>LightGBM</w:t>
+      </w:r>
+      <w:r>
+        <w:rPr>
+          <w:lang w:val="en-US"/>
+        </w:rPr>
+        <w:t xml:space="preserve"> na WR poziciji. Može se uočiti blagi </w:t>
+      </w:r>
+      <w:r>
+        <w:rPr>
+          <w:i/>
+          <w:iCs/>
+          <w:lang w:val="en-US"/>
+        </w:rPr>
+        <w:t>underfitting</w:t>
+      </w:r>
+      <w:r>
+        <w:rPr>
+          <w:lang w:val="en-US"/>
+        </w:rPr>
+        <w:t xml:space="preserve">, train i test krive su bliske jedna drugoj i obe nastavljaju da opadaju do kraja posmatranog broja etapa, bez jasnog minimuma test greške, što ukazuje da modeli nisu dostigli svoj optimalni kapacitet. </w:t>
       </w:r>
     </w:p>
     <w:p>
@@ -38317,27 +38108,14 @@
       <w:r>
         <w:t xml:space="preserve">Slika </w:t>
       </w:r>
-      <w:r>
-        <w:fldChar w:fldCharType="begin"/>
-      </w:r>
-      <w:r>
-        <w:instrText xml:space="preserve"> SEQ Slika \* ARABIC </w:instrText>
-      </w:r>
-      <w:r>
-        <w:fldChar w:fldCharType="separate"/>
-      </w:r>
-      <w:r>
-        <w:rPr>
-          <w:noProof/>
-        </w:rPr>
-        <w:t>9</w:t>
-      </w:r>
-      <w:r>
-        <w:rPr>
-          <w:noProof/>
-        </w:rPr>
-        <w:fldChar w:fldCharType="end"/>
-      </w:r>
+      <w:fldSimple w:instr=" SEQ Slika \* ARABIC ">
+        <w:r>
+          <w:rPr>
+            <w:noProof/>
+          </w:rPr>
+          <w:t>9</w:t>
+        </w:r>
+      </w:fldSimple>
       <w:bookmarkEnd w:id="31"/>
       <w:r>
         <w:t xml:space="preserve"> Vrednost loss funkcije kroz etape</w:t>
@@ -38348,7 +38126,17 @@
         <w:pStyle w:val="BodyText"/>
       </w:pPr>
       <w:r>
-        <w:t xml:space="preserve">Na osnovu ovog uvida, broj boosting etapa je povećan, a uvedeno je i early stopping kako bi se automatski detektovao optimalan trenutak zaustavljanja treninga. Rezultati su prikazani na </w:t>
+        <w:t xml:space="preserve">Na osnovu ovog uvida, broj boosting etapa je povećan, a uvedeno je i </w:t>
+      </w:r>
+      <w:r>
+        <w:rPr>
+          <w:i/>
+          <w:iCs/>
+        </w:rPr>
+        <w:t>early stopping</w:t>
+      </w:r>
+      <w:r>
+        <w:t xml:space="preserve"> kako bi se automatski detektovao optimalan trenutak zaustavljanja treninga. Rezultati su prikazani na </w:t>
       </w:r>
       <w:r>
         <w:fldChar w:fldCharType="begin"/>
@@ -38372,7 +38160,72 @@
         <w:fldChar w:fldCharType="end"/>
       </w:r>
       <w:r>
-        <w:t>. Može se uočiti da se loss funkcija stabilizovala veoma brzo nakon povećanja broja etapa, a vrednosti greške nisu se značajno promenile u odnosu na prethodni eksperiment. Ovo retroaktivno potvrđuje da je minimum loss funkcije bio blizu kraja prvog eksperimenta, te da inicijalni utisak underfittinga nije bio u potpunosti opravdan. Oba modela pokazuju solidnu konvergenciju uz minimalan gap između train i test greške, što potvrđuje dobru generalizaciju na neviđenim podacima.</w:t>
+        <w:t xml:space="preserve">. Može se uočiti da se </w:t>
+      </w:r>
+      <w:r>
+        <w:rPr>
+          <w:i/>
+          <w:iCs/>
+        </w:rPr>
+        <w:t>loss</w:t>
+      </w:r>
+      <w:r>
+        <w:t xml:space="preserve"> funkcija stabilizovala veoma brzo nakon povećanja broja etapa, a vrednosti greške nisu se značajno promenile u odnosu na prethodni eksperiment. Ovo retroaktivno potvrđuje da je minimum </w:t>
+      </w:r>
+      <w:r>
+        <w:rPr>
+          <w:i/>
+          <w:iCs/>
+        </w:rPr>
+        <w:t>loss</w:t>
+      </w:r>
+      <w:r>
+        <w:t xml:space="preserve"> funkcije bio blizu kraja prvog eksperimenta, te da inicijalni utisak </w:t>
+      </w:r>
+      <w:r>
+        <w:rPr>
+          <w:i/>
+          <w:iCs/>
+        </w:rPr>
+        <w:t>underfitting</w:t>
+      </w:r>
+      <w:r>
+        <w:rPr>
+          <w:i/>
+          <w:iCs/>
+          <w:lang w:val="en-US"/>
+        </w:rPr>
+        <w:t>-</w:t>
+      </w:r>
+      <w:r>
+        <w:rPr>
+          <w:i/>
+          <w:iCs/>
+        </w:rPr>
+        <w:t>a</w:t>
+      </w:r>
+      <w:r>
+        <w:t xml:space="preserve"> nije bio u potpunosti opravdan. Oba modela pokazuju solidnu konvergenciju uz minimalan </w:t>
+      </w:r>
+      <w:r>
+        <w:rPr>
+          <w:i/>
+          <w:iCs/>
+        </w:rPr>
+        <w:t>gap</w:t>
+      </w:r>
+      <w:r>
+        <w:t xml:space="preserve"> između </w:t>
+      </w:r>
+      <w:r>
+        <w:rPr>
+          <w:i/>
+          <w:iCs/>
+        </w:rPr>
+        <w:t>train</w:t>
+      </w:r>
+      <w:r>
+        <w:t xml:space="preserve"> i test greške, što potvrđuje dobru generalizaciju na neviđenim podacima.</w:t>
       </w:r>
     </w:p>
     <w:p>
@@ -38427,27 +38280,14 @@
       <w:r>
         <w:t xml:space="preserve">Slika </w:t>
       </w:r>
-      <w:r>
-        <w:fldChar w:fldCharType="begin"/>
-      </w:r>
-      <w:r>
-        <w:instrText xml:space="preserve"> SEQ Slika \* ARABIC </w:instrText>
-      </w:r>
-      <w:r>
-        <w:fldChar w:fldCharType="separate"/>
-      </w:r>
-      <w:r>
-        <w:rPr>
-          <w:noProof/>
-        </w:rPr>
-        <w:t>10</w:t>
-      </w:r>
-      <w:r>
-        <w:rPr>
-          <w:noProof/>
-        </w:rPr>
-        <w:fldChar w:fldCharType="end"/>
-      </w:r>
+      <w:fldSimple w:instr=" SEQ Slika \* ARABIC ">
+        <w:r>
+          <w:rPr>
+            <w:noProof/>
+          </w:rPr>
+          <w:t>10</w:t>
+        </w:r>
+      </w:fldSimple>
       <w:bookmarkEnd w:id="32"/>
       <w:r>
         <w:t xml:space="preserve"> Vrednost loss funkcije kroz etape nakon dupliranja broja epoha</w:t>
@@ -42092,27 +41932,14 @@
       <w:r>
         <w:t xml:space="preserve">Tabela </w:t>
       </w:r>
-      <w:r>
-        <w:fldChar w:fldCharType="begin"/>
-      </w:r>
-      <w:r>
-        <w:instrText xml:space="preserve"> SEQ Tabela \* ARABIC </w:instrText>
-      </w:r>
-      <w:r>
-        <w:fldChar w:fldCharType="separate"/>
-      </w:r>
-      <w:r>
-        <w:rPr>
-          <w:noProof/>
-        </w:rPr>
-        <w:t>22</w:t>
-      </w:r>
-      <w:r>
-        <w:rPr>
-          <w:noProof/>
-        </w:rPr>
-        <w:fldChar w:fldCharType="end"/>
-      </w:r>
+      <w:fldSimple w:instr=" SEQ Tabela \* ARABIC ">
+        <w:r>
+          <w:rPr>
+            <w:noProof/>
+          </w:rPr>
+          <w:t>22</w:t>
+        </w:r>
+      </w:fldSimple>
       <w:bookmarkEnd w:id="34"/>
       <w:r>
         <w:t xml:space="preserve"> Multi output rezultati za sve pozicije</w:t>
